--- a/index.docx
+++ b/index.docx
@@ -224,80 +224,16 @@
         <w:pStyle w:val="FirstParagraph"/>
       </w:pPr>
       <w:r>
-        <w:t xml:space="preserve">Comparative Judgment often refers to the method of</w:t>
-      </w:r>
-      <w:r>
-        <w:t xml:space="preserve"> </w:t>
-      </w:r>
-      <w:r>
-        <w:t xml:space="preserve"> </w:t>
-      </w:r>
-      <w:r>
-        <w:t xml:space="preserve">Comparative Judgement</w:t>
-      </w:r>
-      <w:r>
-        <w:t xml:space="preserve"> </w:t>
-      </w:r>
-      <w:r>
-        <w:t xml:space="preserve">(DCJ, Thurstone 1927)</w:t>
-      </w:r>
-      <w:r>
-        <w:t xml:space="preserve"> </w:t>
-      </w:r>
-      <w:r>
-        <w:t xml:space="preserve">where judges rate an object’s trait by means of pairwise comparisons in a dichotomous scale. Usually, in these types of experiments the objects are observational units from higher hierarchical levels, such as subjects. For example, when researchers are interested in assessing the trait of speech intelligibility of individuals (subjects), judges rate dichotomously two uttered sentences (objects, nested within individuals).</w:t>
-      </w:r>
-    </w:p>
-    <w:p>
-      <w:pPr>
-        <w:pStyle w:val="BodyText"/>
-      </w:pPr>
-      <w:r>
-        <w:t xml:space="preserve">DCJ have been successfully applied to education, e.g., for assessing writing quality</w:t>
-      </w:r>
-      <w:r>
-        <w:t xml:space="preserve"> </w:t>
-      </w:r>
-      <w:r>
-        <w:t xml:space="preserve">van Daal (2020)</w:t>
-      </w:r>
-      <w:r>
-        <w:t xml:space="preserve">, STEM abilities</w:t>
-      </w:r>
-      <w:r>
-        <w:t xml:space="preserve"> </w:t>
-      </w:r>
-      <w:r>
-        <w:t xml:space="preserve">Bartholomew and Williams (2020)</w:t>
-      </w:r>
-      <w:r>
-        <w:t xml:space="preserve">, linguistics</w:t>
-      </w:r>
-      <w:r>
-        <w:t xml:space="preserve"> </w:t>
-      </w:r>
-      <w:r>
-        <w:t xml:space="preserve">(Boonen, Kloots, and Gillis 2020)</w:t>
-      </w:r>
-      <w:r>
-        <w:t xml:space="preserve">. In marketing, e.g., recipe tasting such as in examples found in</w:t>
-      </w:r>
-      <w:r>
-        <w:t xml:space="preserve"> </w:t>
-      </w:r>
-      <w:r>
-        <w:t xml:space="preserve">Lawson (2015)</w:t>
-      </w:r>
-      <w:r>
-        <w:t xml:space="preserve">.</w:t>
-      </w:r>
-    </w:p>
-    <w:p>
-      <w:pPr>
-        <w:pStyle w:val="BodyText"/>
-      </w:pPr>
-      <w:r>
-        <w:t xml:space="preserve">No CJ research have been submitted on the</w:t>
+        <w:t xml:space="preserve">In contemporary contexts, Comparative Judgment (CJ), as stated by Thurstone</w:t>
+      </w:r>
+      <w:r>
+        <w:t xml:space="preserve"> </w:t>
+      </w:r>
+      <w:r>
+        <w:t xml:space="preserve">(1927)</w:t>
+      </w:r>
+      <w:r>
+        <w:t xml:space="preserve">, is primarily associated with the method of</w:t>
       </w:r>
       <w:r>
         <w:t xml:space="preserve"> </w:t>
@@ -307,167 +243,58 @@
           <w:i/>
           <w:iCs/>
         </w:rPr>
-        <w:t xml:space="preserve">intersection</w:t>
-      </w:r>
-      <w:r>
-        <w:t xml:space="preserve"> </w:t>
-      </w:r>
-      <w:r>
-        <w:t xml:space="preserve">of</w:t>
-      </w:r>
-    </w:p>
-    <w:p>
-      <w:pPr>
-        <w:numPr>
-          <w:ilvl w:val="0"/>
-          <w:numId w:val="1001"/>
-        </w:numPr>
-      </w:pPr>
-      <w:r>
-        <w:t xml:space="preserve">Simulation-based power analysis</w:t>
-      </w:r>
-    </w:p>
-    <w:p>
-      <w:pPr>
-        <w:numPr>
-          <w:ilvl w:val="0"/>
-          <w:numId w:val="1000"/>
-        </w:numPr>
-      </w:pPr>
-      <w:r>
-        <w:t xml:space="preserve">importance for planning and reliability of results</w:t>
-      </w:r>
-    </w:p>
-    <w:p>
-      <w:pPr>
-        <w:numPr>
-          <w:ilvl w:val="0"/>
-          <w:numId w:val="1001"/>
-        </w:numPr>
-      </w:pPr>
-      <w:r>
-        <w:t xml:space="preserve">For comparative judgments:</w:t>
-      </w:r>
-    </w:p>
-    <w:p>
-      <w:pPr>
-        <w:numPr>
-          <w:ilvl w:val="0"/>
-          <w:numId w:val="1000"/>
-        </w:numPr>
-      </w:pPr>
-      <w:r>
-        <w:t xml:space="preserve">sophisticated procedure to score traits:</w:t>
-      </w:r>
-    </w:p>
-    <w:p>
-      <w:pPr>
-        <w:pStyle w:val="Compact"/>
-        <w:numPr>
-          <w:ilvl w:val="1"/>
-          <w:numId w:val="1002"/>
-        </w:numPr>
-      </w:pPr>
-      <w:r>
-        <w:t xml:space="preserve">between subjects</w:t>
-      </w:r>
-    </w:p>
-    <w:p>
-      <w:pPr>
-        <w:pStyle w:val="Compact"/>
-        <w:numPr>
-          <w:ilvl w:val="1"/>
-          <w:numId w:val="1002"/>
-        </w:numPr>
-      </w:pPr>
-      <w:r>
-        <w:t xml:space="preserve">against a reference subject</w:t>
-      </w:r>
-    </w:p>
-    <w:p>
-      <w:pPr>
-        <w:pStyle w:val="Compact"/>
-        <w:numPr>
-          <w:ilvl w:val="1"/>
-          <w:numId w:val="1002"/>
-        </w:numPr>
-      </w:pPr>
-      <w:r>
-        <w:t xml:space="preserve">to test research theories</w:t>
-      </w:r>
-    </w:p>
-    <w:p>
-      <w:pPr>
-        <w:pStyle w:val="Compact"/>
-        <w:numPr>
-          <w:ilvl w:val="1"/>
-          <w:numId w:val="1002"/>
-        </w:numPr>
-      </w:pPr>
-      <w:r>
-        <w:t xml:space="preserve">to test judges’ reliability</w:t>
-      </w:r>
-    </w:p>
-    <w:p>
-      <w:pPr>
-        <w:numPr>
-          <w:ilvl w:val="0"/>
-          <w:numId w:val="1001"/>
-        </w:numPr>
-      </w:pPr>
-      <w:r>
-        <w:t xml:space="preserve">Considering the predictability of the phenomena</w:t>
-      </w:r>
-    </w:p>
-    <w:p>
-      <w:pPr>
-        <w:numPr>
-          <w:ilvl w:val="0"/>
-          <w:numId w:val="1000"/>
-        </w:numPr>
-      </w:pPr>
-      <w:r>
-        <w:t xml:space="preserve">its importance in</w:t>
-      </w:r>
-      <w:r>
-        <w:t xml:space="preserve"> </w:t>
-      </w:r>
-      <w:r>
-        <w:t xml:space="preserve">Shmueli and Koppius (2011)</w:t>
-      </w:r>
-      <w:r>
-        <w:t xml:space="preserve"> </w:t>
-      </w:r>
-      <w:r>
-        <w:t xml:space="preserve">and Lawson</w:t>
-      </w:r>
-      <w:r>
-        <w:t xml:space="preserve"> </w:t>
-      </w:r>
-      <w:r>
-        <w:t xml:space="preserve">(2015, 7)</w:t>
-      </w:r>
-    </w:p>
-    <w:p>
-      <w:pPr>
-        <w:numPr>
-          <w:ilvl w:val="0"/>
-          <w:numId w:val="1001"/>
-        </w:numPr>
-      </w:pPr>
-      <w:r>
-        <w:t xml:space="preserve">Under Bayesian framework</w:t>
-      </w:r>
-    </w:p>
-    <w:p>
-      <w:pPr>
-        <w:numPr>
-          <w:ilvl w:val="0"/>
-          <w:numId w:val="1001"/>
-        </w:numPr>
-      </w:pPr>
-      <w:r>
-        <w:t xml:space="preserve">Keeping a documentation of the implementation</w:t>
+        <w:t xml:space="preserve">Dichotomous</w:t>
+      </w:r>
+      <w:r>
+        <w:t xml:space="preserve"> </w:t>
+      </w:r>
+      <w:r>
+        <w:t xml:space="preserve">Comparative Judgment (DCJ). Within this approach, a panel of judges evaluates the relative manifestation of a particular trait or quality within a pair of stimuli. The result of this evaluation produces a dichotomous value, indicating which stimulus in the pair has a higher degree of the trait or quality</w:t>
+      </w:r>
+      <w:r>
+        <w:t xml:space="preserve"> </w:t>
+      </w:r>
+      <w:r>
+        <w:t xml:space="preserve">(Pollitt 2012a, 2012b)</w:t>
+      </w:r>
+      <w:r>
+        <w:t xml:space="preserve">. It has been shown that DCJ produces reliable and valid measures of the assessed traits and qualities</w:t>
+      </w:r>
+      <w:r>
+        <w:t xml:space="preserve"> </w:t>
+      </w:r>
+      <w:r>
+        <w:t xml:space="preserve">(Lesterhuis 2018; van Daal 2020)</w:t>
+      </w:r>
+      <w:r>
+        <w:t xml:space="preserve">. Consequently, DCJ have been successfully employed to assess competences and traits in various domains, including education</w:t>
+      </w:r>
+      <w:r>
+        <w:t xml:space="preserve"> </w:t>
+      </w:r>
+      <w:r>
+        <w:t xml:space="preserve">(Bartholomew et al. 2018; Lesterhuis 2018; Pollitt 2012b; van Daal 2020; Bartholomew and Williams 2020)</w:t>
+      </w:r>
+      <w:r>
+        <w:t xml:space="preserve">, linguistics</w:t>
+      </w:r>
+      <w:r>
+        <w:t xml:space="preserve"> </w:t>
+      </w:r>
+      <w:r>
+        <w:t xml:space="preserve">(Boonen, Kloots, and Gillis 2020)</w:t>
+      </w:r>
+      <w:r>
+        <w:t xml:space="preserve">, and psychology</w:t>
+      </w:r>
+      <w:r>
+        <w:t xml:space="preserve"> </w:t>
+      </w:r>
+      <w:r>
+        <w:t xml:space="preserve">(citation needed)</w:t>
+      </w:r>
+      <w:r>
+        <w:t xml:space="preserve">. In summary, DCJ presents itself as an alternative and efficient approach to measurement and evaluation that is reliable and valid across diverse domains.</w:t>
       </w:r>
     </w:p>
     <w:bookmarkEnd w:id="20"/>
@@ -611,7 +438,7 @@
       </w:r>
     </w:p>
     <w:bookmarkEnd w:id="34"/>
-    <w:bookmarkStart w:id="52" w:name="references"/>
+    <w:bookmarkStart w:id="50" w:name="references"/>
     <w:p>
       <w:pPr>
         <w:pStyle w:val="Heading2"/>
@@ -620,7 +447,7 @@
         <w:t xml:space="preserve">References</w:t>
       </w:r>
     </w:p>
-    <w:bookmarkStart w:id="51" w:name="refs"/>
+    <w:bookmarkStart w:id="49" w:name="refs"/>
     <w:bookmarkStart w:id="36" w:name="ref-Bartholomew_et_al_2018"/>
     <w:p>
       <w:pPr>
@@ -762,51 +589,71 @@
       </w:r>
     </w:p>
     <w:bookmarkEnd w:id="40"/>
-    <w:bookmarkStart w:id="42" w:name="ref-Lawson_2015"/>
+    <w:bookmarkStart w:id="41" w:name="ref-Lesterhuis_2018"/>
     <w:p>
       <w:pPr>
         <w:pStyle w:val="Bibliography"/>
       </w:pPr>
       <w:r>
-        <w:t xml:space="preserve">Lawson, J. 2015.</w:t>
-      </w:r>
-      <w:r>
-        <w:t xml:space="preserve"> </w:t>
-      </w:r>
-      <w:hyperlink r:id="rId41">
+        <w:t xml:space="preserve">Lesterhuis, M. 2018.</w:t>
+      </w:r>
+      <w:r>
+        <w:t xml:space="preserve"> </w:t>
+      </w:r>
+      <w:r>
+        <w:t xml:space="preserve">“The Validity of Comparative Judgement for Assessing Text Quality: An Assessor’s Perspective.”</w:t>
+      </w:r>
+      <w:r>
+        <w:t xml:space="preserve"> </w:t>
+      </w:r>
+      <w:r>
+        <w:t xml:space="preserve">PhD thesis, University of Antwerp.</w:t>
+      </w:r>
+    </w:p>
+    <w:bookmarkEnd w:id="41"/>
+    <w:bookmarkStart w:id="43" w:name="ref-Pollitt_2012a"/>
+    <w:p>
+      <w:pPr>
+        <w:pStyle w:val="Bibliography"/>
+      </w:pPr>
+      <w:r>
+        <w:t xml:space="preserve">Pollitt, A. 2012a.</w:t>
+      </w:r>
+      <w:r>
+        <w:t xml:space="preserve"> </w:t>
+      </w:r>
+      <w:r>
+        <w:t xml:space="preserve">“Comparative Judgement for Assessment.”</w:t>
+      </w:r>
+      <w:r>
+        <w:t xml:space="preserve"> </w:t>
+      </w:r>
+      <w:r>
+        <w:rPr>
+          <w:i/>
+          <w:iCs/>
+        </w:rPr>
+        <w:t xml:space="preserve">International Journal of Technology and Design Education</w:t>
+      </w:r>
+      <w:r>
+        <w:t xml:space="preserve"> </w:t>
+      </w:r>
+      <w:r>
+        <w:t xml:space="preserve">22 (2): 157--170.</w:t>
+      </w:r>
+      <w:r>
+        <w:t xml:space="preserve"> </w:t>
+      </w:r>
+      <w:hyperlink r:id="rId42">
         <w:r>
           <w:rPr>
             <w:rStyle w:val="Hyperlink"/>
-            <w:i/>
-            <w:iCs/>
           </w:rPr>
-          <w:t xml:space="preserve">Design and Analysis of Experiments with r</w:t>
+          <w:t xml:space="preserve">https://doi.org/10.1007/s10798-011-9189-x</w:t>
         </w:r>
       </w:hyperlink>
       <w:r>
-        <w:t xml:space="preserve">. Chapman; Hall/CRC.</w:t>
-      </w:r>
-    </w:p>
-    <w:bookmarkEnd w:id="42"/>
-    <w:bookmarkStart w:id="43" w:name="ref-Lesterhuis_2018"/>
-    <w:p>
-      <w:pPr>
-        <w:pStyle w:val="Bibliography"/>
-      </w:pPr>
-      <w:r>
-        <w:t xml:space="preserve">Lesterhuis, M. 2018.</w:t>
-      </w:r>
-      <w:r>
-        <w:t xml:space="preserve"> </w:t>
-      </w:r>
-      <w:r>
-        <w:t xml:space="preserve">“The Validity of Comparative Judgement for Assessing Text Quality: An Assessor’s Perspective.”</w:t>
-      </w:r>
-      <w:r>
-        <w:t xml:space="preserve"> </w:t>
-      </w:r>
-      <w:r>
-        <w:t xml:space="preserve">PhD thesis, University of Antwerp.</w:t>
+        <w:t xml:space="preserve">.</w:t>
       </w:r>
     </w:p>
     <w:bookmarkEnd w:id="43"/>
@@ -816,7 +663,7 @@
         <w:pStyle w:val="Bibliography"/>
       </w:pPr>
       <w:r>
-        <w:t xml:space="preserve">Pollitt, A. 2012.</w:t>
+        <w:t xml:space="preserve">———. 2012b.</w:t>
       </w:r>
       <w:r>
         <w:t xml:space="preserve"> </w:t>
@@ -856,53 +703,7 @@
       </w:r>
     </w:p>
     <w:bookmarkEnd w:id="45"/>
-    <w:bookmarkStart w:id="47" w:name="ref-Shmueli_et_al_2011"/>
-    <w:p>
-      <w:pPr>
-        <w:pStyle w:val="Bibliography"/>
-      </w:pPr>
-      <w:r>
-        <w:t xml:space="preserve">Shmueli, G., and O. Koppius. 2011.</w:t>
-      </w:r>
-      <w:r>
-        <w:t xml:space="preserve"> </w:t>
-      </w:r>
-      <w:r>
-        <w:t xml:space="preserve">“Predictive Analytics in Information Systems Research.”</w:t>
-      </w:r>
-      <w:r>
-        <w:t xml:space="preserve"> </w:t>
-      </w:r>
-      <w:r>
-        <w:rPr>
-          <w:i/>
-          <w:iCs/>
-        </w:rPr>
-        <w:t xml:space="preserve">MIS Quarterly</w:t>
-      </w:r>
-      <w:r>
-        <w:t xml:space="preserve"> </w:t>
-      </w:r>
-      <w:r>
-        <w:t xml:space="preserve">35 (3): 553–72.</w:t>
-      </w:r>
-      <w:r>
-        <w:t xml:space="preserve"> </w:t>
-      </w:r>
-      <w:hyperlink r:id="rId46">
-        <w:r>
-          <w:rPr>
-            <w:rStyle w:val="Hyperlink"/>
-          </w:rPr>
-          <w:t xml:space="preserve">https://doi.org/10.2307/23042796</w:t>
-        </w:r>
-      </w:hyperlink>
-      <w:r>
-        <w:t xml:space="preserve">.</w:t>
-      </w:r>
-    </w:p>
-    <w:bookmarkEnd w:id="47"/>
-    <w:bookmarkStart w:id="49" w:name="ref-Thurstone_1927"/>
+    <w:bookmarkStart w:id="47" w:name="ref-Thurstone_1927"/>
     <w:p>
       <w:pPr>
         <w:pStyle w:val="Bibliography"/>
@@ -935,7 +736,7 @@
       <w:r>
         <w:t xml:space="preserve"> </w:t>
       </w:r>
-      <w:hyperlink r:id="rId48">
+      <w:hyperlink r:id="rId46">
         <w:r>
           <w:rPr>
             <w:rStyle w:val="Hyperlink"/>
@@ -947,31 +748,31 @@
         <w:t xml:space="preserve">.</w:t>
       </w:r>
     </w:p>
+    <w:bookmarkEnd w:id="47"/>
+    <w:bookmarkStart w:id="48" w:name="ref-vanDaal_2020"/>
+    <w:p>
+      <w:pPr>
+        <w:pStyle w:val="Bibliography"/>
+      </w:pPr>
+      <w:r>
+        <w:t xml:space="preserve">van Daal, T. 2020.</w:t>
+      </w:r>
+      <w:r>
+        <w:t xml:space="preserve"> </w:t>
+      </w:r>
+      <w:r>
+        <w:t xml:space="preserve">“Making a Choice Is Not Easy?!: Unravelling the Task Difficulty of Comparative Judgement to Assess Student Work.”</w:t>
+      </w:r>
+      <w:r>
+        <w:t xml:space="preserve"> </w:t>
+      </w:r>
+      <w:r>
+        <w:t xml:space="preserve">PhD thesis, University of Antwerp.</w:t>
+      </w:r>
+    </w:p>
+    <w:bookmarkEnd w:id="48"/>
     <w:bookmarkEnd w:id="49"/>
-    <w:bookmarkStart w:id="50" w:name="ref-vanDaal_2020"/>
-    <w:p>
-      <w:pPr>
-        <w:pStyle w:val="Bibliography"/>
-      </w:pPr>
-      <w:r>
-        <w:t xml:space="preserve">van Daal, T. 2020.</w:t>
-      </w:r>
-      <w:r>
-        <w:t xml:space="preserve"> </w:t>
-      </w:r>
-      <w:r>
-        <w:t xml:space="preserve">“Making a Choice Is Not Easy?!: Unravelling the Task Difficulty of Comparative Judgement to Assess Student Work.”</w:t>
-      </w:r>
-      <w:r>
-        <w:t xml:space="preserve"> </w:t>
-      </w:r>
-      <w:r>
-        <w:t xml:space="preserve">PhD thesis, University of Antwerp.</w:t>
-      </w:r>
-    </w:p>
     <w:bookmarkEnd w:id="50"/>
-    <w:bookmarkEnd w:id="51"/>
-    <w:bookmarkEnd w:id="52"/>
     <w:sectPr/>
   </w:body>
 </w:document>
@@ -1078,202 +879,8 @@
       </w:pPr>
     </w:lvl>
   </w:abstractNum>
-  <w:abstractNum w:abstractNumId="99411">
-    <w:nsid w:val="00A99411"/>
-    <w:multiLevelType w:val="multilevel"/>
-    <w:lvl w:ilvl="0">
-      <w:start w:val="1"/>
-      <w:numFmt w:val="decimal"/>
-      <w:lvlText w:val="%1."/>
-      <w:lvlJc w:val="left"/>
-      <w:pPr>
-        <w:ind w:left="720" w:hanging="480"/>
-      </w:pPr>
-    </w:lvl>
-    <w:lvl w:ilvl="1">
-      <w:start w:val="1"/>
-      <w:numFmt w:val="decimal"/>
-      <w:lvlText w:val="%2."/>
-      <w:lvlJc w:val="left"/>
-      <w:pPr>
-        <w:ind w:left="1440" w:hanging="480"/>
-      </w:pPr>
-    </w:lvl>
-    <w:lvl w:ilvl="2">
-      <w:start w:val="1"/>
-      <w:numFmt w:val="decimal"/>
-      <w:lvlText w:val="%3."/>
-      <w:lvlJc w:val="left"/>
-      <w:pPr>
-        <w:ind w:left="2160" w:hanging="480"/>
-      </w:pPr>
-    </w:lvl>
-    <w:lvl w:ilvl="3">
-      <w:start w:val="1"/>
-      <w:numFmt w:val="decimal"/>
-      <w:lvlText w:val="%4."/>
-      <w:lvlJc w:val="left"/>
-      <w:pPr>
-        <w:ind w:left="2880" w:hanging="480"/>
-      </w:pPr>
-    </w:lvl>
-    <w:lvl w:ilvl="4">
-      <w:start w:val="1"/>
-      <w:numFmt w:val="decimal"/>
-      <w:lvlText w:val="%5."/>
-      <w:lvlJc w:val="left"/>
-      <w:pPr>
-        <w:ind w:left="3600" w:hanging="480"/>
-      </w:pPr>
-    </w:lvl>
-    <w:lvl w:ilvl="5">
-      <w:start w:val="1"/>
-      <w:numFmt w:val="decimal"/>
-      <w:lvlText w:val="%6."/>
-      <w:lvlJc w:val="left"/>
-      <w:pPr>
-        <w:ind w:left="4320" w:hanging="480"/>
-      </w:pPr>
-    </w:lvl>
-    <w:lvl w:ilvl="6">
-      <w:start w:val="1"/>
-      <w:numFmt w:val="decimal"/>
-      <w:lvlText w:val="%7."/>
-      <w:lvlJc w:val="left"/>
-      <w:pPr>
-        <w:ind w:left="5040" w:hanging="480"/>
-      </w:pPr>
-    </w:lvl>
-    <w:lvl w:ilvl="7">
-      <w:start w:val="1"/>
-      <w:numFmt w:val="decimal"/>
-      <w:lvlText w:val="%8."/>
-      <w:lvlJc w:val="left"/>
-      <w:pPr>
-        <w:ind w:left="5760" w:hanging="480"/>
-      </w:pPr>
-    </w:lvl>
-    <w:lvl w:ilvl="8">
-      <w:start w:val="1"/>
-      <w:numFmt w:val="decimal"/>
-      <w:lvlText w:val="%9."/>
-      <w:lvlJc w:val="left"/>
-      <w:pPr>
-        <w:ind w:left="6480" w:hanging="480"/>
-      </w:pPr>
-    </w:lvl>
-  </w:abstractNum>
-  <w:abstractNum w:abstractNumId="991">
-    <w:nsid w:val="0000A991"/>
-    <w:multiLevelType w:val="multilevel"/>
-    <w:lvl w:ilvl="0">
-      <w:numFmt w:val="bullet"/>
-      <w:lvlText w:val="•"/>
-      <w:lvlJc w:val="left"/>
-      <w:pPr>
-        <w:ind w:left="720" w:hanging="480"/>
-      </w:pPr>
-    </w:lvl>
-    <w:lvl w:ilvl="1">
-      <w:numFmt w:val="bullet"/>
-      <w:lvlText w:val="–"/>
-      <w:lvlJc w:val="left"/>
-      <w:pPr>
-        <w:ind w:left="1440" w:hanging="480"/>
-      </w:pPr>
-    </w:lvl>
-    <w:lvl w:ilvl="2">
-      <w:numFmt w:val="bullet"/>
-      <w:lvlText w:val="•"/>
-      <w:lvlJc w:val="left"/>
-      <w:pPr>
-        <w:ind w:left="2160" w:hanging="480"/>
-      </w:pPr>
-    </w:lvl>
-    <w:lvl w:ilvl="3">
-      <w:numFmt w:val="bullet"/>
-      <w:lvlText w:val="–"/>
-      <w:lvlJc w:val="left"/>
-      <w:pPr>
-        <w:ind w:left="2880" w:hanging="480"/>
-      </w:pPr>
-    </w:lvl>
-    <w:lvl w:ilvl="4">
-      <w:numFmt w:val="bullet"/>
-      <w:lvlText w:val="•"/>
-      <w:lvlJc w:val="left"/>
-      <w:pPr>
-        <w:ind w:left="3600" w:hanging="480"/>
-      </w:pPr>
-    </w:lvl>
-    <w:lvl w:ilvl="5">
-      <w:numFmt w:val="bullet"/>
-      <w:lvlText w:val="–"/>
-      <w:lvlJc w:val="left"/>
-      <w:pPr>
-        <w:ind w:left="4320" w:hanging="480"/>
-      </w:pPr>
-    </w:lvl>
-    <w:lvl w:ilvl="6">
-      <w:numFmt w:val="bullet"/>
-      <w:lvlText w:val="•"/>
-      <w:lvlJc w:val="left"/>
-      <w:pPr>
-        <w:ind w:left="5040" w:hanging="480"/>
-      </w:pPr>
-    </w:lvl>
-    <w:lvl w:ilvl="7">
-      <w:numFmt w:val="bullet"/>
-      <w:lvlText w:val="–"/>
-      <w:lvlJc w:val="left"/>
-      <w:pPr>
-        <w:ind w:left="5760" w:hanging="480"/>
-      </w:pPr>
-    </w:lvl>
-    <w:lvl w:ilvl="8">
-      <w:numFmt w:val="bullet"/>
-      <w:lvlText w:val="•"/>
-      <w:lvlJc w:val="left"/>
-      <w:pPr>
-        <w:ind w:left="6480" w:hanging="480"/>
-      </w:pPr>
-    </w:lvl>
-  </w:abstractNum>
   <w:num w:numId="1000">
     <w:abstractNumId w:val="990"/>
-  </w:num>
-  <w:num w:numId="1001">
-    <w:abstractNumId w:val="99411"/>
-    <w:lvlOverride w:ilvl="0">
-      <w:startOverride w:val="1"/>
-    </w:lvlOverride>
-    <w:lvlOverride w:ilvl="1">
-      <w:startOverride w:val="1"/>
-    </w:lvlOverride>
-    <w:lvlOverride w:ilvl="2">
-      <w:startOverride w:val="1"/>
-    </w:lvlOverride>
-    <w:lvlOverride w:ilvl="3">
-      <w:startOverride w:val="1"/>
-    </w:lvlOverride>
-    <w:lvlOverride w:ilvl="4">
-      <w:startOverride w:val="1"/>
-    </w:lvlOverride>
-    <w:lvlOverride w:ilvl="5">
-      <w:startOverride w:val="1"/>
-    </w:lvlOverride>
-    <w:lvlOverride w:ilvl="6">
-      <w:startOverride w:val="1"/>
-    </w:lvlOverride>
-    <w:lvlOverride w:ilvl="7">
-      <w:startOverride w:val="1"/>
-    </w:lvlOverride>
-    <w:lvlOverride w:ilvl="8">
-      <w:startOverride w:val="1"/>
-    </w:lvlOverride>
-  </w:num>
-  <w:num w:numId="1002">
-    <w:abstractNumId w:val="991"/>
   </w:num>
 </w:numbering>
 </file>

--- a/index.docx
+++ b/index.docx
@@ -179,7 +179,7 @@
         <w:pStyle w:val="Date"/>
       </w:pPr>
       <w:r>
-        <w:t xml:space="preserve">2024-03-12</w:t>
+        <w:t xml:space="preserve">2024-03-14</w:t>
       </w:r>
     </w:p>
     <w:p>
@@ -224,16 +224,19 @@
         <w:pStyle w:val="FirstParagraph"/>
       </w:pPr>
       <w:r>
-        <w:t xml:space="preserve">In contemporary contexts, Comparative Judgment (CJ), as stated by Thurstone</w:t>
-      </w:r>
-      <w:r>
-        <w:t xml:space="preserve"> </w:t>
-      </w:r>
-      <w:r>
-        <w:t xml:space="preserve">(1927)</w:t>
-      </w:r>
-      <w:r>
-        <w:t xml:space="preserve">, is primarily associated with the method of</w:t>
+        <w:t xml:space="preserve">In contemporary contexts, Thurstone’s law of comparative judgment</w:t>
+      </w:r>
+      <w:r>
+        <w:t xml:space="preserve"> </w:t>
+      </w:r>
+      <w:r>
+        <w:t xml:space="preserve">(Thurstone 1927)</w:t>
+      </w:r>
+      <w:r>
+        <w:t xml:space="preserve"> </w:t>
+      </w:r>
+      <w:r>
+        <w:t xml:space="preserve">primarily refers to the method of</w:t>
       </w:r>
       <w:r>
         <w:t xml:space="preserve"> </w:t>
@@ -249,7 +252,7 @@
         <w:t xml:space="preserve"> </w:t>
       </w:r>
       <w:r>
-        <w:t xml:space="preserve">Comparative Judgment (DCJ). Within this approach, a panel of judges evaluates the relative manifestation of a particular trait or quality within a pair of stimuli. The result of this evaluation produces a dichotomous value, indicating which stimulus in the pair has a higher degree of the trait or quality</w:t>
+        <w:t xml:space="preserve">Comparative Judgment (DCJ). Within DCJ, a judge assesses the relative manifestation of a trait within a pair of stimuli, resulting in a dichotomous value indicating which stimulus appears to possess a higher degree of the trait</w:t>
       </w:r>
       <w:r>
         <w:t xml:space="preserve"> </w:t>
@@ -258,7 +261,96 @@
         <w:t xml:space="preserve">(Pollitt 2012a, 2012b)</w:t>
       </w:r>
       <w:r>
-        <w:t xml:space="preserve">. It has been shown that DCJ produces reliable and valid measures of the assessed traits and qualities</w:t>
+        <w:t xml:space="preserve">. Following multiple rounds of pairwise comparisons made by different judges, an outcome vector is produced. Typically, this vector is modeled using the Bradley-Terry-Luce model</w:t>
+      </w:r>
+      <w:r>
+        <w:t xml:space="preserve"> </w:t>
+      </w:r>
+      <w:r>
+        <w:t xml:space="preserve">(BTL, Bradley and Terry 1952; Luce 1959; Pollitt 2012a)</w:t>
+      </w:r>
+      <w:r>
+        <w:t xml:space="preserve">. The set of latent variables produced by the model can then be utilized, for example, to rank the stimuli from lowest to highest, or to assess the impact of certain characteristics of the stimuli on their position in the ranking.</w:t>
+      </w:r>
+    </w:p>
+    <w:p>
+      <w:pPr>
+        <w:pStyle w:val="BodyText"/>
+      </w:pPr>
+      <w:r>
+        <w:t xml:space="preserve">DCJ have been successfully employed to assess competences and traits primarily within education, as demonstrated by the works of</w:t>
+      </w:r>
+      <w:r>
+        <w:t xml:space="preserve"> </w:t>
+      </w:r>
+      <w:r>
+        <w:t xml:space="preserve">Pollitt (2012b)</w:t>
+      </w:r>
+      <w:r>
+        <w:t xml:space="preserve">,</w:t>
+      </w:r>
+      <w:r>
+        <w:t xml:space="preserve"> </w:t>
+      </w:r>
+      <w:r>
+        <w:t xml:space="preserve">Bartholomew et al. (2018)</w:t>
+      </w:r>
+      <w:r>
+        <w:t xml:space="preserve">,</w:t>
+      </w:r>
+      <w:r>
+        <w:t xml:space="preserve"> </w:t>
+      </w:r>
+      <w:r>
+        <w:t xml:space="preserve">Daal et al. (2019)</w:t>
+      </w:r>
+      <w:r>
+        <w:t xml:space="preserve"> </w:t>
+      </w:r>
+      <w:r>
+        <w:t xml:space="preserve">Lesterhuis (2018)</w:t>
+      </w:r>
+      <w:r>
+        <w:t xml:space="preserve">, and</w:t>
+      </w:r>
+      <w:r>
+        <w:t xml:space="preserve"> </w:t>
+      </w:r>
+      <w:r>
+        <w:t xml:space="preserve">Bartholomew and Williams (2020)</w:t>
+      </w:r>
+      <w:r>
+        <w:t xml:space="preserve">; however, applications to other fields can be also be found</w:t>
+      </w:r>
+      <w:r>
+        <w:t xml:space="preserve"> </w:t>
+      </w:r>
+      <w:r>
+        <w:t xml:space="preserve">(Boonen, Kloots, and Gillis 2020)</w:t>
+      </w:r>
+      <w:r>
+        <w:t xml:space="preserve">. Moreover, the methodology has been extended to contemplate multiple, as opposed to pairwise comparisons</w:t>
+      </w:r>
+      <w:r>
+        <w:t xml:space="preserve"> </w:t>
+      </w:r>
+      <w:r>
+        <w:t xml:space="preserve">(Luce 1959; Plackett 1975)</w:t>
+      </w:r>
+      <w:r>
+        <w:t xml:space="preserve"> </w:t>
+      </w:r>
+      <w:r>
+        <w:t xml:space="preserve">and comparisons with ordinal outcomes</w:t>
+      </w:r>
+      <w:r>
+        <w:t xml:space="preserve"> </w:t>
+      </w:r>
+      <w:r>
+        <w:t xml:space="preserve">(Tutz 1986; Agresti 1992)</w:t>
+      </w:r>
+      <w:r>
+        <w:t xml:space="preserve">. In summary, the body of research suggests that DCJ offers an alternative and efficient approach to measurement and evaluation that is reliable and valid</w:t>
       </w:r>
       <w:r>
         <w:t xml:space="preserve"> </w:t>
@@ -267,34 +359,7 @@
         <w:t xml:space="preserve">(Lesterhuis 2018; van Daal 2020)</w:t>
       </w:r>
       <w:r>
-        <w:t xml:space="preserve">. Consequently, DCJ have been successfully employed to assess competences and traits in various domains, including education</w:t>
-      </w:r>
-      <w:r>
-        <w:t xml:space="preserve"> </w:t>
-      </w:r>
-      <w:r>
-        <w:t xml:space="preserve">(Bartholomew et al. 2018; Lesterhuis 2018; Pollitt 2012b; van Daal 2020; Bartholomew and Williams 2020)</w:t>
-      </w:r>
-      <w:r>
-        <w:t xml:space="preserve">, linguistics</w:t>
-      </w:r>
-      <w:r>
-        <w:t xml:space="preserve"> </w:t>
-      </w:r>
-      <w:r>
-        <w:t xml:space="preserve">(Boonen, Kloots, and Gillis 2020)</w:t>
-      </w:r>
-      <w:r>
-        <w:t xml:space="preserve">, and psychology</w:t>
-      </w:r>
-      <w:r>
-        <w:t xml:space="preserve"> </w:t>
-      </w:r>
-      <w:r>
-        <w:t xml:space="preserve">(citation needed)</w:t>
-      </w:r>
-      <w:r>
-        <w:t xml:space="preserve">. In summary, DCJ presents itself as an alternative and efficient approach to measurement and evaluation that is reliable and valid across diverse domains.</w:t>
+        <w:t xml:space="preserve">; however, only few lines have been devoted to explore which assessment characteristics are behind its resounding success.</w:t>
       </w:r>
     </w:p>
     <w:bookmarkEnd w:id="20"/>
@@ -438,7 +503,7 @@
       </w:r>
     </w:p>
     <w:bookmarkEnd w:id="34"/>
-    <w:bookmarkStart w:id="50" w:name="references"/>
+    <w:bookmarkStart w:id="62" w:name="references"/>
     <w:p>
       <w:pPr>
         <w:pStyle w:val="Heading2"/>
@@ -447,8 +512,54 @@
         <w:t xml:space="preserve">References</w:t>
       </w:r>
     </w:p>
-    <w:bookmarkStart w:id="49" w:name="refs"/>
-    <w:bookmarkStart w:id="36" w:name="ref-Bartholomew_et_al_2018"/>
+    <w:bookmarkStart w:id="61" w:name="refs"/>
+    <w:bookmarkStart w:id="36" w:name="ref-Agresti_1992"/>
+    <w:p>
+      <w:pPr>
+        <w:pStyle w:val="Bibliography"/>
+      </w:pPr>
+      <w:r>
+        <w:t xml:space="preserve">Agresti, A. 1992.</w:t>
+      </w:r>
+      <w:r>
+        <w:t xml:space="preserve"> </w:t>
+      </w:r>
+      <w:r>
+        <w:t xml:space="preserve">“Analysis of Ordinal Paired Comparison Data.”</w:t>
+      </w:r>
+      <w:r>
+        <w:t xml:space="preserve"> </w:t>
+      </w:r>
+      <w:r>
+        <w:rPr>
+          <w:i/>
+          <w:iCs/>
+        </w:rPr>
+        <w:t xml:space="preserve">Journal of the Royal Statistical Society</w:t>
+      </w:r>
+      <w:r>
+        <w:t xml:space="preserve"> </w:t>
+      </w:r>
+      <w:r>
+        <w:t xml:space="preserve">41 (2): 287–97.</w:t>
+      </w:r>
+      <w:r>
+        <w:t xml:space="preserve"> </w:t>
+      </w:r>
+      <w:hyperlink r:id="rId35">
+        <w:r>
+          <w:rPr>
+            <w:rStyle w:val="Hyperlink"/>
+          </w:rPr>
+          <w:t xml:space="preserve">https://doi.org/10.2307/2347562</w:t>
+        </w:r>
+      </w:hyperlink>
+      <w:r>
+        <w:t xml:space="preserve">.</w:t>
+      </w:r>
+    </w:p>
+    <w:bookmarkEnd w:id="36"/>
+    <w:bookmarkStart w:id="38" w:name="ref-Bartholomew_et_al_2018"/>
     <w:p>
       <w:pPr>
         <w:pStyle w:val="Bibliography"/>
@@ -481,7 +592,7 @@
       <w:r>
         <w:t xml:space="preserve"> </w:t>
       </w:r>
-      <w:hyperlink r:id="rId35">
+      <w:hyperlink r:id="rId37">
         <w:r>
           <w:rPr>
             <w:rStyle w:val="Hyperlink"/>
@@ -493,8 +604,8 @@
         <w:t xml:space="preserve">.</w:t>
       </w:r>
     </w:p>
-    <w:bookmarkEnd w:id="36"/>
-    <w:bookmarkStart w:id="38" w:name="ref-Bartholomew_et_al_2020"/>
+    <w:bookmarkEnd w:id="38"/>
+    <w:bookmarkStart w:id="40" w:name="ref-Bartholomew_et_al_2020"/>
     <w:p>
       <w:pPr>
         <w:pStyle w:val="Bibliography"/>
@@ -530,7 +641,7 @@
       <w:r>
         <w:t xml:space="preserve"> </w:t>
       </w:r>
-      <w:hyperlink r:id="rId37">
+      <w:hyperlink r:id="rId39">
         <w:r>
           <w:rPr>
             <w:rStyle w:val="Hyperlink"/>
@@ -542,8 +653,8 @@
         <w:t xml:space="preserve">.</w:t>
       </w:r>
     </w:p>
-    <w:bookmarkEnd w:id="38"/>
-    <w:bookmarkStart w:id="40" w:name="ref-Boonen_et_al_2020"/>
+    <w:bookmarkEnd w:id="40"/>
+    <w:bookmarkStart w:id="42" w:name="ref-Boonen_et_al_2020"/>
     <w:p>
       <w:pPr>
         <w:pStyle w:val="Bibliography"/>
@@ -576,7 +687,7 @@
       <w:r>
         <w:t xml:space="preserve"> </w:t>
       </w:r>
-      <w:hyperlink r:id="rId39">
+      <w:hyperlink r:id="rId41">
         <w:r>
           <w:rPr>
             <w:rStyle w:val="Hyperlink"/>
@@ -588,13 +699,105 @@
         <w:t xml:space="preserve">.</w:t>
       </w:r>
     </w:p>
-    <w:bookmarkEnd w:id="40"/>
-    <w:bookmarkStart w:id="41" w:name="ref-Lesterhuis_2018"/>
+    <w:bookmarkEnd w:id="42"/>
+    <w:bookmarkStart w:id="44" w:name="ref-Bradley_et_al_1952"/>
     <w:p>
       <w:pPr>
         <w:pStyle w:val="Bibliography"/>
       </w:pPr>
       <w:r>
+        <w:t xml:space="preserve">Bradley, R., and M. Terry. 1952.</w:t>
+      </w:r>
+      <w:r>
+        <w:t xml:space="preserve"> </w:t>
+      </w:r>
+      <w:r>
+        <w:t xml:space="preserve">“Rank Analysis of Incomplete Block Designs: I. The Method of Paired Comparisons.”</w:t>
+      </w:r>
+      <w:r>
+        <w:t xml:space="preserve"> </w:t>
+      </w:r>
+      <w:r>
+        <w:rPr>
+          <w:i/>
+          <w:iCs/>
+        </w:rPr>
+        <w:t xml:space="preserve">Biometrika</w:t>
+      </w:r>
+      <w:r>
+        <w:t xml:space="preserve"> </w:t>
+      </w:r>
+      <w:r>
+        <w:t xml:space="preserve">39 (3-4): 324–45.</w:t>
+      </w:r>
+      <w:r>
+        <w:t xml:space="preserve"> </w:t>
+      </w:r>
+      <w:hyperlink r:id="rId43">
+        <w:r>
+          <w:rPr>
+            <w:rStyle w:val="Hyperlink"/>
+          </w:rPr>
+          <w:t xml:space="preserve">https://doi.org/10.2307/2334029</w:t>
+        </w:r>
+      </w:hyperlink>
+      <w:r>
+        <w:t xml:space="preserve">.</w:t>
+      </w:r>
+    </w:p>
+    <w:bookmarkEnd w:id="44"/>
+    <w:bookmarkStart w:id="46" w:name="ref-van_Daal_et_al_2016"/>
+    <w:p>
+      <w:pPr>
+        <w:pStyle w:val="Bibliography"/>
+      </w:pPr>
+      <w:r>
+        <w:t xml:space="preserve">Daal, T. van, M. Lesterhuis, L. Coertjens, V. Donche, and S. De Maeyer. 2019.</w:t>
+      </w:r>
+      <w:r>
+        <w:t xml:space="preserve"> </w:t>
+      </w:r>
+      <w:r>
+        <w:t xml:space="preserve">“Validity of Comparative Judgement to Assess Academic Writing: Examining Implications of Its Holistic Character and Building on a Shared Consensus.”</w:t>
+      </w:r>
+      <w:r>
+        <w:t xml:space="preserve"> </w:t>
+      </w:r>
+      <w:r>
+        <w:rPr>
+          <w:i/>
+          <w:iCs/>
+        </w:rPr>
+        <w:t xml:space="preserve">Assessment in Education: Principles, Policy &amp; Practice</w:t>
+      </w:r>
+      <w:r>
+        <w:t xml:space="preserve"> </w:t>
+      </w:r>
+      <w:r>
+        <w:t xml:space="preserve">26 (1): 59–74.</w:t>
+      </w:r>
+      <w:r>
+        <w:t xml:space="preserve"> </w:t>
+      </w:r>
+      <w:hyperlink r:id="rId45">
+        <w:r>
+          <w:rPr>
+            <w:rStyle w:val="Hyperlink"/>
+          </w:rPr>
+          <w:t xml:space="preserve">https://doi.org/10.1080/0969594X.2016.1253542</w:t>
+        </w:r>
+      </w:hyperlink>
+      <w:r>
+        <w:t xml:space="preserve">.</w:t>
+      </w:r>
+    </w:p>
+    <w:bookmarkEnd w:id="46"/>
+    <w:bookmarkStart w:id="47" w:name="ref-Lesterhuis_2018"/>
+    <w:p>
+      <w:pPr>
+        <w:pStyle w:val="Bibliography"/>
+      </w:pPr>
+      <w:r>
         <w:t xml:space="preserve">Lesterhuis, M. 2018.</w:t>
       </w:r>
       <w:r>
@@ -610,8 +813,100 @@
         <w:t xml:space="preserve">PhD thesis, University of Antwerp.</w:t>
       </w:r>
     </w:p>
-    <w:bookmarkEnd w:id="41"/>
-    <w:bookmarkStart w:id="43" w:name="ref-Pollitt_2012a"/>
+    <w:bookmarkEnd w:id="47"/>
+    <w:bookmarkStart w:id="49" w:name="ref-Luce_1959"/>
+    <w:p>
+      <w:pPr>
+        <w:pStyle w:val="Bibliography"/>
+      </w:pPr>
+      <w:r>
+        <w:t xml:space="preserve">Luce, R. 1959.</w:t>
+      </w:r>
+      <w:r>
+        <w:t xml:space="preserve"> </w:t>
+      </w:r>
+      <w:r>
+        <w:t xml:space="preserve">“On the Possible Psychophysical Laws.”</w:t>
+      </w:r>
+      <w:r>
+        <w:t xml:space="preserve"> </w:t>
+      </w:r>
+      <w:r>
+        <w:rPr>
+          <w:i/>
+          <w:iCs/>
+        </w:rPr>
+        <w:t xml:space="preserve">The Psychologcal Review</w:t>
+      </w:r>
+      <w:r>
+        <w:t xml:space="preserve"> </w:t>
+      </w:r>
+      <w:r>
+        <w:t xml:space="preserve">66 (2): 482–99.</w:t>
+      </w:r>
+      <w:r>
+        <w:t xml:space="preserve"> </w:t>
+      </w:r>
+      <w:hyperlink r:id="rId48">
+        <w:r>
+          <w:rPr>
+            <w:rStyle w:val="Hyperlink"/>
+          </w:rPr>
+          <w:t xml:space="preserve">https://doi.org/10.1037/h0043178</w:t>
+        </w:r>
+      </w:hyperlink>
+      <w:r>
+        <w:t xml:space="preserve">.</w:t>
+      </w:r>
+    </w:p>
+    <w:bookmarkEnd w:id="49"/>
+    <w:bookmarkStart w:id="51" w:name="ref-Placket_1975"/>
+    <w:p>
+      <w:pPr>
+        <w:pStyle w:val="Bibliography"/>
+      </w:pPr>
+      <w:r>
+        <w:t xml:space="preserve">Plackett, R. 1975.</w:t>
+      </w:r>
+      <w:r>
+        <w:t xml:space="preserve"> </w:t>
+      </w:r>
+      <w:r>
+        <w:t xml:space="preserve">“The Analysis of Permutations.”</w:t>
+      </w:r>
+      <w:r>
+        <w:t xml:space="preserve"> </w:t>
+      </w:r>
+      <w:r>
+        <w:rPr>
+          <w:i/>
+          <w:iCs/>
+        </w:rPr>
+        <w:t xml:space="preserve">Journal of the Royal Statistical Society</w:t>
+      </w:r>
+      <w:r>
+        <w:t xml:space="preserve"> </w:t>
+      </w:r>
+      <w:r>
+        <w:t xml:space="preserve">24 (2): 193–202.</w:t>
+      </w:r>
+      <w:r>
+        <w:t xml:space="preserve"> </w:t>
+      </w:r>
+      <w:hyperlink r:id="rId50">
+        <w:r>
+          <w:rPr>
+            <w:rStyle w:val="Hyperlink"/>
+          </w:rPr>
+          <w:t xml:space="preserve">https://doi.org/10.2307/2346567</w:t>
+        </w:r>
+      </w:hyperlink>
+      <w:r>
+        <w:t xml:space="preserve">.</w:t>
+      </w:r>
+    </w:p>
+    <w:bookmarkEnd w:id="51"/>
+    <w:bookmarkStart w:id="53" w:name="ref-Pollitt_2012a"/>
     <w:p>
       <w:pPr>
         <w:pStyle w:val="Bibliography"/>
@@ -644,7 +939,7 @@
       <w:r>
         <w:t xml:space="preserve"> </w:t>
       </w:r>
-      <w:hyperlink r:id="rId42">
+      <w:hyperlink r:id="rId52">
         <w:r>
           <w:rPr>
             <w:rStyle w:val="Hyperlink"/>
@@ -656,8 +951,8 @@
         <w:t xml:space="preserve">.</w:t>
       </w:r>
     </w:p>
-    <w:bookmarkEnd w:id="43"/>
-    <w:bookmarkStart w:id="45" w:name="ref-Pollitt_2012b"/>
+    <w:bookmarkEnd w:id="53"/>
+    <w:bookmarkStart w:id="55" w:name="ref-Pollitt_2012b"/>
     <w:p>
       <w:pPr>
         <w:pStyle w:val="Bibliography"/>
@@ -690,7 +985,7 @@
       <w:r>
         <w:t xml:space="preserve"> </w:t>
       </w:r>
-      <w:hyperlink r:id="rId44">
+      <w:hyperlink r:id="rId54">
         <w:r>
           <w:rPr>
             <w:rStyle w:val="Hyperlink"/>
@@ -702,8 +997,8 @@
         <w:t xml:space="preserve">.</w:t>
       </w:r>
     </w:p>
-    <w:bookmarkEnd w:id="45"/>
-    <w:bookmarkStart w:id="47" w:name="ref-Thurstone_1927"/>
+    <w:bookmarkEnd w:id="55"/>
+    <w:bookmarkStart w:id="57" w:name="ref-Thurstone_1927"/>
     <w:p>
       <w:pPr>
         <w:pStyle w:val="Bibliography"/>
@@ -736,7 +1031,7 @@
       <w:r>
         <w:t xml:space="preserve"> </w:t>
       </w:r>
-      <w:hyperlink r:id="rId46">
+      <w:hyperlink r:id="rId56">
         <w:r>
           <w:rPr>
             <w:rStyle w:val="Hyperlink"/>
@@ -748,13 +1043,59 @@
         <w:t xml:space="preserve">.</w:t>
       </w:r>
     </w:p>
-    <w:bookmarkEnd w:id="47"/>
-    <w:bookmarkStart w:id="48" w:name="ref-vanDaal_2020"/>
+    <w:bookmarkEnd w:id="57"/>
+    <w:bookmarkStart w:id="59" w:name="ref-Tutz_1986"/>
     <w:p>
       <w:pPr>
         <w:pStyle w:val="Bibliography"/>
       </w:pPr>
       <w:r>
+        <w:t xml:space="preserve">Tutz, G. 1986.</w:t>
+      </w:r>
+      <w:r>
+        <w:t xml:space="preserve"> </w:t>
+      </w:r>
+      <w:r>
+        <w:t xml:space="preserve">“Bradley-Terry-Luce Model with an Ordered Response.”</w:t>
+      </w:r>
+      <w:r>
+        <w:t xml:space="preserve"> </w:t>
+      </w:r>
+      <w:r>
+        <w:rPr>
+          <w:i/>
+          <w:iCs/>
+        </w:rPr>
+        <w:t xml:space="preserve">Journal of Mathemathical Psychology</w:t>
+      </w:r>
+      <w:r>
+        <w:t xml:space="preserve"> </w:t>
+      </w:r>
+      <w:r>
+        <w:t xml:space="preserve">30 (3): 306–16.</w:t>
+      </w:r>
+      <w:r>
+        <w:t xml:space="preserve"> </w:t>
+      </w:r>
+      <w:hyperlink r:id="rId58">
+        <w:r>
+          <w:rPr>
+            <w:rStyle w:val="Hyperlink"/>
+          </w:rPr>
+          <w:t xml:space="preserve">https://doi.org/10.1016/0022-2496(86)90034-9</w:t>
+        </w:r>
+      </w:hyperlink>
+      <w:r>
+        <w:t xml:space="preserve">.</w:t>
+      </w:r>
+    </w:p>
+    <w:bookmarkEnd w:id="59"/>
+    <w:bookmarkStart w:id="60" w:name="ref-vanDaal_2020"/>
+    <w:p>
+      <w:pPr>
+        <w:pStyle w:val="Bibliography"/>
+      </w:pPr>
+      <w:r>
         <w:t xml:space="preserve">van Daal, T. 2020.</w:t>
       </w:r>
       <w:r>
@@ -770,9 +1111,9 @@
         <w:t xml:space="preserve">PhD thesis, University of Antwerp.</w:t>
       </w:r>
     </w:p>
-    <w:bookmarkEnd w:id="48"/>
-    <w:bookmarkEnd w:id="49"/>
-    <w:bookmarkEnd w:id="50"/>
+    <w:bookmarkEnd w:id="60"/>
+    <w:bookmarkEnd w:id="61"/>
+    <w:bookmarkEnd w:id="62"/>
     <w:sectPr/>
   </w:body>
 </w:document>

--- a/index.docx
+++ b/index.docx
@@ -359,7 +359,7 @@
         <w:t xml:space="preserve">(Lesterhuis 2018; van Daal 2020)</w:t>
       </w:r>
       <w:r>
-        <w:t xml:space="preserve">; however, only few lines have been devoted to explore which assessment characteristics are behind its resounding success.</w:t>
+        <w:t xml:space="preserve">; however, only a few set of investigations have been devoted to explore which assessment characteristics are behind its resounding success.</w:t>
       </w:r>
     </w:p>
     <w:bookmarkEnd w:id="20"/>

--- a/index.docx
+++ b/index.docx
@@ -179,7 +179,7 @@
         <w:pStyle w:val="Date"/>
       </w:pPr>
       <w:r>
-        <w:t xml:space="preserve">2024-03-14</w:t>
+        <w:t xml:space="preserve">2024-03-15</w:t>
       </w:r>
     </w:p>
     <w:p>
@@ -278,7 +278,7 @@
         <w:pStyle w:val="BodyText"/>
       </w:pPr>
       <w:r>
-        <w:t xml:space="preserve">DCJ have been successfully employed to assess competences and traits primarily within education, as demonstrated by the works of</w:t>
+        <w:t xml:space="preserve">DCJ has been effectively employed to assess competences and traits predominantly in the educational field, as evidenced by the works of</w:t>
       </w:r>
       <w:r>
         <w:t xml:space="preserve"> </w:t>
@@ -320,16 +320,16 @@
         <w:t xml:space="preserve">Bartholomew and Williams (2020)</w:t>
       </w:r>
       <w:r>
-        <w:t xml:space="preserve">; however, applications to other fields can be also be found</w:t>
-      </w:r>
-      <w:r>
-        <w:t xml:space="preserve"> </w:t>
-      </w:r>
-      <w:r>
-        <w:t xml:space="preserve">(Boonen, Kloots, and Gillis 2020)</w:t>
-      </w:r>
-      <w:r>
-        <w:t xml:space="preserve">. Moreover, the methodology has been extended to contemplate multiple, as opposed to pairwise comparisons</w:t>
+        <w:t xml:space="preserve">. However, its application extends beyond education, with a notable example in the work of</w:t>
+      </w:r>
+      <w:r>
+        <w:t xml:space="preserve"> </w:t>
+      </w:r>
+      <w:r>
+        <w:t xml:space="preserve">Boonen, Kloots, and Gillis (2020)</w:t>
+      </w:r>
+      <w:r>
+        <w:t xml:space="preserve">. The methodology has also evolved to include multiple, as opposed to pairwise, comparisons</w:t>
       </w:r>
       <w:r>
         <w:t xml:space="preserve"> </w:t>
@@ -341,7 +341,7 @@
         <w:t xml:space="preserve"> </w:t>
       </w:r>
       <w:r>
-        <w:t xml:space="preserve">and comparisons with ordinal outcomes</w:t>
+        <w:t xml:space="preserve">and to accommodate comparisons with ordinal outcomes</w:t>
       </w:r>
       <w:r>
         <w:t xml:space="preserve"> </w:t>
@@ -350,16 +350,173 @@
         <w:t xml:space="preserve">(Tutz 1986; Agresti 1992)</w:t>
       </w:r>
       <w:r>
-        <w:t xml:space="preserve">. In summary, the body of research suggests that DCJ offers an alternative and efficient approach to measurement and evaluation that is reliable and valid</w:t>
-      </w:r>
-      <w:r>
-        <w:t xml:space="preserve"> </w:t>
-      </w:r>
-      <w:r>
-        <w:t xml:space="preserve">(Lesterhuis 2018; van Daal 2020)</w:t>
-      </w:r>
-      <w:r>
-        <w:t xml:space="preserve">; however, only a few set of investigations have been devoted to explore which assessment characteristics are behind its resounding success.</w:t>
+        <w:t xml:space="preserve">. Overall, the research indicates that DCJ offers an alternative and efficient approach to measurement and evaluation, characterized by its reliability and validity</w:t>
+      </w:r>
+      <w:r>
+        <w:t xml:space="preserve"> </w:t>
+      </w:r>
+      <w:r>
+        <w:t xml:space="preserve">(Lesterhuis 2018; van Daal 2020; Marshall et al. 2020)</w:t>
+      </w:r>
+      <w:r>
+        <w:t xml:space="preserve">. Nonetheless, there has been limited investigation into the specific factors that contribute to the method’s effectiveness.</w:t>
+      </w:r>
+    </w:p>
+    <w:p>
+      <w:pPr>
+        <w:pStyle w:val="BodyText"/>
+      </w:pPr>
+      <w:r>
+        <w:t xml:space="preserve">According to recent research</w:t>
+      </w:r>
+      <w:r>
+        <w:t xml:space="preserve"> </w:t>
+      </w:r>
+      <w:r>
+        <w:t xml:space="preserve">(citation needed)</w:t>
+      </w:r>
+      <w:r>
+        <w:t xml:space="preserve">, several factors influence the effectiveness of the DCJ method. These factors include the number of stimuli, the characteristics of the stimuli, the number of comparison per stimulus, their</w:t>
+      </w:r>
+      <w:r>
+        <w:t xml:space="preserve"> </w:t>
+      </w:r>
+      <w:r>
+        <w:rPr>
+          <w:i/>
+          <w:iCs/>
+        </w:rPr>
+        <w:t xml:space="preserve">proximity</w:t>
+      </w:r>
+      <w:r>
+        <w:t xml:space="preserve"> </w:t>
+      </w:r>
+      <w:r>
+        <w:t xml:space="preserve">to each other in terms of the trait being assessed, and the pairing algorithm used. Furthermore, since the method relies on judges’ assessments, the number of judges, their characteristics, their</w:t>
+      </w:r>
+      <w:r>
+        <w:t xml:space="preserve"> </w:t>
+      </w:r>
+      <w:r>
+        <w:rPr>
+          <w:i/>
+          <w:iCs/>
+        </w:rPr>
+        <w:t xml:space="preserve">discrimination</w:t>
+      </w:r>
+      <w:r>
+        <w:t xml:space="preserve"> </w:t>
+      </w:r>
+      <w:r>
+        <w:t xml:space="preserve">abilities, and the number of comparisons per judge also play pivotal roles. Additionally, in cases where the stimuli represent objects nested within subjects, the number of subjects, their characteristics and their</w:t>
+      </w:r>
+      <w:r>
+        <w:t xml:space="preserve"> </w:t>
+      </w:r>
+      <w:r>
+        <w:rPr>
+          <w:i/>
+          <w:iCs/>
+        </w:rPr>
+        <w:t xml:space="preserve">proximity</w:t>
+      </w:r>
+      <w:r>
+        <w:t xml:space="preserve"> </w:t>
+      </w:r>
+      <w:r>
+        <w:t xml:space="preserve">to each other in terms of the trait can also significantly influence the assessment outcome. An illustrative example of these factors can be made with the research of</w:t>
+      </w:r>
+      <w:r>
+        <w:t xml:space="preserve"> </w:t>
+      </w:r>
+      <w:r>
+        <w:t xml:space="preserve">Boonen, Kloots, and Gillis (2020)</w:t>
+      </w:r>
+      <w:r>
+        <w:t xml:space="preserve">. In their study, the trait under assessment was children’s</w:t>
+      </w:r>
+      <w:r>
+        <w:t xml:space="preserve"> </w:t>
+      </w:r>
+      <w:r>
+        <w:rPr>
+          <w:i/>
+          <w:iCs/>
+        </w:rPr>
+        <w:t xml:space="preserve">speech intelligibility</w:t>
+      </w:r>
+      <w:r>
+        <w:t xml:space="preserve">. The trait was evaluated using six utterances (objects) obtained from</w:t>
+      </w:r>
+      <w:r>
+        <w:t xml:space="preserve"> </w:t>
+      </w:r>
+      <m:oMath>
+        <m:r>
+          <m:t>21</m:t>
+        </m:r>
+      </m:oMath>
+      <w:r>
+        <w:t xml:space="preserve"> </w:t>
+      </w:r>
+      <w:r>
+        <w:t xml:space="preserve">children (subjects). The objects were derived from an imitation task, while the subjects were selected in equal numbers from three groups of children: those with cochlear implants (CI), those with hearing aids (HA), and normal hearing children (NH). Pairwise comparisons for the</w:t>
+      </w:r>
+      <w:r>
+        <w:t xml:space="preserve"> </w:t>
+      </w:r>
+      <m:oMath>
+        <m:r>
+          <m:t>126</m:t>
+        </m:r>
+      </m:oMath>
+      <w:r>
+        <w:t xml:space="preserve"> </w:t>
+      </w:r>
+      <w:r>
+        <w:t xml:space="preserve">stimuli were established using a random pairing algorithm, with</w:t>
+      </w:r>
+      <w:r>
+        <w:t xml:space="preserve"> </w:t>
+      </w:r>
+      <m:oMath>
+        <m:r>
+          <m:t>20</m:t>
+        </m:r>
+      </m:oMath>
+      <w:r>
+        <w:t xml:space="preserve"> </w:t>
+      </w:r>
+      <w:r>
+        <w:t xml:space="preserve">comparisons per stimulus. A total of</w:t>
+      </w:r>
+      <w:r>
+        <w:t xml:space="preserve"> </w:t>
+      </w:r>
+      <m:oMath>
+        <m:r>
+          <m:t>60</m:t>
+        </m:r>
+      </m:oMath>
+      <w:r>
+        <w:t xml:space="preserve"> </w:t>
+      </w:r>
+      <w:r>
+        <w:t xml:space="preserve">listeners (judges) compared each stimulus approximately</w:t>
+      </w:r>
+      <w:r>
+        <w:t xml:space="preserve"> </w:t>
+      </w:r>
+      <m:oMath>
+        <m:r>
+          <m:t>65</m:t>
+        </m:r>
+      </m:oMath>
+      <w:r>
+        <w:t xml:space="preserve"> </w:t>
+      </w:r>
+      <w:r>
+        <w:t xml:space="preserve">times. The judges were selected from three groups with varying degrees of experience with the speech of hearing-impaired children: audiologists, primary school teachers and inexperienced listeners.</w:t>
       </w:r>
     </w:p>
     <w:bookmarkEnd w:id="20"/>
@@ -503,7 +660,7 @@
       </w:r>
     </w:p>
     <w:bookmarkEnd w:id="34"/>
-    <w:bookmarkStart w:id="62" w:name="references"/>
+    <w:bookmarkStart w:id="64" w:name="references"/>
     <w:p>
       <w:pPr>
         <w:pStyle w:val="Heading2"/>
@@ -512,7 +669,7 @@
         <w:t xml:space="preserve">References</w:t>
       </w:r>
     </w:p>
-    <w:bookmarkStart w:id="61" w:name="refs"/>
+    <w:bookmarkStart w:id="63" w:name="refs"/>
     <w:bookmarkStart w:id="36" w:name="ref-Agresti_1992"/>
     <w:p>
       <w:pPr>
@@ -860,7 +1017,53 @@
       </w:r>
     </w:p>
     <w:bookmarkEnd w:id="49"/>
-    <w:bookmarkStart w:id="51" w:name="ref-Placket_1975"/>
+    <w:bookmarkStart w:id="51" w:name="ref-Marshall_et_al_2020"/>
+    <w:p>
+      <w:pPr>
+        <w:pStyle w:val="Bibliography"/>
+      </w:pPr>
+      <w:r>
+        <w:t xml:space="preserve">Marshall, N., K Shaw, J. Hunter, and I. Jones. 2020.</w:t>
+      </w:r>
+      <w:r>
+        <w:t xml:space="preserve"> </w:t>
+      </w:r>
+      <w:r>
+        <w:t xml:space="preserve">“Assessment by Comparative Judgement: An Application to Secondary Statistics and English in New Zealand.”</w:t>
+      </w:r>
+      <w:r>
+        <w:t xml:space="preserve"> </w:t>
+      </w:r>
+      <w:r>
+        <w:rPr>
+          <w:i/>
+          <w:iCs/>
+        </w:rPr>
+        <w:t xml:space="preserve">New Zealand Journal of Educational Studies</w:t>
+      </w:r>
+      <w:r>
+        <w:t xml:space="preserve"> </w:t>
+      </w:r>
+      <w:r>
+        <w:t xml:space="preserve">55: 49–71.</w:t>
+      </w:r>
+      <w:r>
+        <w:t xml:space="preserve"> </w:t>
+      </w:r>
+      <w:hyperlink r:id="rId50">
+        <w:r>
+          <w:rPr>
+            <w:rStyle w:val="Hyperlink"/>
+          </w:rPr>
+          <w:t xml:space="preserve">https://doi.org/10.1007/s40841-020-00163-3</w:t>
+        </w:r>
+      </w:hyperlink>
+      <w:r>
+        <w:t xml:space="preserve">.</w:t>
+      </w:r>
+    </w:p>
+    <w:bookmarkEnd w:id="51"/>
+    <w:bookmarkStart w:id="53" w:name="ref-Placket_1975"/>
     <w:p>
       <w:pPr>
         <w:pStyle w:val="Bibliography"/>
@@ -893,7 +1096,7 @@
       <w:r>
         <w:t xml:space="preserve"> </w:t>
       </w:r>
-      <w:hyperlink r:id="rId50">
+      <w:hyperlink r:id="rId52">
         <w:r>
           <w:rPr>
             <w:rStyle w:val="Hyperlink"/>
@@ -905,8 +1108,8 @@
         <w:t xml:space="preserve">.</w:t>
       </w:r>
     </w:p>
-    <w:bookmarkEnd w:id="51"/>
-    <w:bookmarkStart w:id="53" w:name="ref-Pollitt_2012a"/>
+    <w:bookmarkEnd w:id="53"/>
+    <w:bookmarkStart w:id="55" w:name="ref-Pollitt_2012a"/>
     <w:p>
       <w:pPr>
         <w:pStyle w:val="Bibliography"/>
@@ -939,7 +1142,7 @@
       <w:r>
         <w:t xml:space="preserve"> </w:t>
       </w:r>
-      <w:hyperlink r:id="rId52">
+      <w:hyperlink r:id="rId54">
         <w:r>
           <w:rPr>
             <w:rStyle w:val="Hyperlink"/>
@@ -951,8 +1154,8 @@
         <w:t xml:space="preserve">.</w:t>
       </w:r>
     </w:p>
-    <w:bookmarkEnd w:id="53"/>
-    <w:bookmarkStart w:id="55" w:name="ref-Pollitt_2012b"/>
+    <w:bookmarkEnd w:id="55"/>
+    <w:bookmarkStart w:id="57" w:name="ref-Pollitt_2012b"/>
     <w:p>
       <w:pPr>
         <w:pStyle w:val="Bibliography"/>
@@ -985,7 +1188,7 @@
       <w:r>
         <w:t xml:space="preserve"> </w:t>
       </w:r>
-      <w:hyperlink r:id="rId54">
+      <w:hyperlink r:id="rId56">
         <w:r>
           <w:rPr>
             <w:rStyle w:val="Hyperlink"/>
@@ -997,8 +1200,8 @@
         <w:t xml:space="preserve">.</w:t>
       </w:r>
     </w:p>
-    <w:bookmarkEnd w:id="55"/>
-    <w:bookmarkStart w:id="57" w:name="ref-Thurstone_1927"/>
+    <w:bookmarkEnd w:id="57"/>
+    <w:bookmarkStart w:id="59" w:name="ref-Thurstone_1927"/>
     <w:p>
       <w:pPr>
         <w:pStyle w:val="Bibliography"/>
@@ -1031,7 +1234,7 @@
       <w:r>
         <w:t xml:space="preserve"> </w:t>
       </w:r>
-      <w:hyperlink r:id="rId56">
+      <w:hyperlink r:id="rId58">
         <w:r>
           <w:rPr>
             <w:rStyle w:val="Hyperlink"/>
@@ -1043,8 +1246,8 @@
         <w:t xml:space="preserve">.</w:t>
       </w:r>
     </w:p>
-    <w:bookmarkEnd w:id="57"/>
-    <w:bookmarkStart w:id="59" w:name="ref-Tutz_1986"/>
+    <w:bookmarkEnd w:id="59"/>
+    <w:bookmarkStart w:id="61" w:name="ref-Tutz_1986"/>
     <w:p>
       <w:pPr>
         <w:pStyle w:val="Bibliography"/>
@@ -1077,7 +1280,7 @@
       <w:r>
         <w:t xml:space="preserve"> </w:t>
       </w:r>
-      <w:hyperlink r:id="rId58">
+      <w:hyperlink r:id="rId60">
         <w:r>
           <w:rPr>
             <w:rStyle w:val="Hyperlink"/>
@@ -1089,8 +1292,8 @@
         <w:t xml:space="preserve">.</w:t>
       </w:r>
     </w:p>
-    <w:bookmarkEnd w:id="59"/>
-    <w:bookmarkStart w:id="60" w:name="ref-vanDaal_2020"/>
+    <w:bookmarkEnd w:id="61"/>
+    <w:bookmarkStart w:id="62" w:name="ref-vanDaal_2020"/>
     <w:p>
       <w:pPr>
         <w:pStyle w:val="Bibliography"/>
@@ -1111,9 +1314,9 @@
         <w:t xml:space="preserve">PhD thesis, University of Antwerp.</w:t>
       </w:r>
     </w:p>
-    <w:bookmarkEnd w:id="60"/>
-    <w:bookmarkEnd w:id="61"/>
     <w:bookmarkEnd w:id="62"/>
+    <w:bookmarkEnd w:id="63"/>
+    <w:bookmarkEnd w:id="64"/>
     <w:sectPr/>
   </w:body>
 </w:document>

--- a/index.docx
+++ b/index.docx
@@ -230,7 +230,7 @@
         <w:t xml:space="preserve"> </w:t>
       </w:r>
       <w:r>
-        <w:t xml:space="preserve">(Thurstone 1927)</w:t>
+        <w:t xml:space="preserve">(1927)</w:t>
       </w:r>
       <w:r>
         <w:t xml:space="preserve"> </w:t>
@@ -252,7 +252,7 @@
         <w:t xml:space="preserve"> </w:t>
       </w:r>
       <w:r>
-        <w:t xml:space="preserve">Comparative Judgment (DCJ). Within DCJ, a judge assesses the relative manifestation of a trait within a pair of stimuli, resulting in a dichotomous value indicating which stimulus appears to possess a higher degree of the trait</w:t>
+        <w:t xml:space="preserve">Comparative Judgment (DCJ). Within DCJ, a judge assesses the relative manifestation of a trait within a pair of stimuli. This results in a dichotomous value indicating which stimulus appears to possess a higher degree of the trait</w:t>
       </w:r>
       <w:r>
         <w:t xml:space="preserve"> </w:t>
@@ -267,7 +267,7 @@
         <w:t xml:space="preserve"> </w:t>
       </w:r>
       <w:r>
-        <w:t xml:space="preserve">(BTL, Bradley and Terry 1952; Luce 1959; Pollitt 2012a)</w:t>
+        <w:t xml:space="preserve">(BTL model, Bradley and Terry 1952; Luce 1959; Pollitt 2012a)</w:t>
       </w:r>
       <w:r>
         <w:t xml:space="preserve">. The set of latent variables produced by the model can then be utilized, for example, to rank the stimuli from lowest to highest, or to assess the impact of certain characteristics of the stimuli on their position in the ranking.</w:t>
@@ -278,7 +278,7 @@
         <w:pStyle w:val="BodyText"/>
       </w:pPr>
       <w:r>
-        <w:t xml:space="preserve">DCJ has been effectively employed to assess competences and traits predominantly in the educational field, as evidenced by the works of</w:t>
+        <w:t xml:space="preserve">DCJ has proven effective in assessing competences and traits predominantly within the educational realm, as demonstrated by the works of</w:t>
       </w:r>
       <w:r>
         <w:t xml:space="preserve"> </w:t>
@@ -302,7 +302,7 @@
         <w:t xml:space="preserve"> </w:t>
       </w:r>
       <w:r>
-        <w:t xml:space="preserve">Daal et al. (2019)</w:t>
+        <w:t xml:space="preserve">van Daal et al. (2019)</w:t>
       </w:r>
       <w:r>
         <w:t xml:space="preserve"> </w:t>
@@ -320,7 +320,7 @@
         <w:t xml:space="preserve">Bartholomew and Williams (2020)</w:t>
       </w:r>
       <w:r>
-        <w:t xml:space="preserve">. However, its application extends beyond education, with a notable example in the work of</w:t>
+        <w:t xml:space="preserve">. However, its application transcends education, as exemplified by</w:t>
       </w:r>
       <w:r>
         <w:t xml:space="preserve"> </w:t>
@@ -329,7 +329,7 @@
         <w:t xml:space="preserve">Boonen, Kloots, and Gillis (2020)</w:t>
       </w:r>
       <w:r>
-        <w:t xml:space="preserve">. The methodology has also evolved to include multiple, as opposed to pairwise, comparisons</w:t>
+        <w:t xml:space="preserve">. The methodology has also evolved to include multiple, as opposed to pairwise comparisons</w:t>
       </w:r>
       <w:r>
         <w:t xml:space="preserve"> </w:t>
@@ -350,7 +350,7 @@
         <w:t xml:space="preserve">(Tutz 1986; Agresti 1992)</w:t>
       </w:r>
       <w:r>
-        <w:t xml:space="preserve">. Overall, the research indicates that DCJ offers an alternative and efficient approach to measurement and evaluation, characterized by its reliability and validity</w:t>
+        <w:t xml:space="preserve">. Overall, research suggests that DCJ offers an alternative and efficient approach to measurement and evaluation, characterized by its reliability and validity</w:t>
       </w:r>
       <w:r>
         <w:t xml:space="preserve"> </w:t>
@@ -359,7 +359,7 @@
         <w:t xml:space="preserve">(Lesterhuis 2018; van Daal 2020; Marshall et al. 2020)</w:t>
       </w:r>
       <w:r>
-        <w:t xml:space="preserve">. Nonetheless, there has been limited investigation into the specific factors that contribute to the method’s effectiveness.</w:t>
+        <w:t xml:space="preserve">. Nevertheless, there has been limited investigation into the specific factors contributing to the method’s reliability.</w:t>
       </w:r>
     </w:p>
     <w:p>
@@ -367,16 +367,16 @@
         <w:pStyle w:val="BodyText"/>
       </w:pPr>
       <w:r>
-        <w:t xml:space="preserve">According to recent research</w:t>
-      </w:r>
-      <w:r>
-        <w:t xml:space="preserve"> </w:t>
-      </w:r>
-      <w:r>
-        <w:t xml:space="preserve">(citation needed)</w:t>
-      </w:r>
-      <w:r>
-        <w:t xml:space="preserve">, several factors influence the effectiveness of the DCJ method. These factors include the number of stimuli, the characteristics of the stimuli, the number of comparison per stimulus, their</w:t>
+        <w:t xml:space="preserve">According to</w:t>
+      </w:r>
+      <w:r>
+        <w:t xml:space="preserve"> </w:t>
+      </w:r>
+      <w:r>
+        <w:t xml:space="preserve">Verhavert et al. (2019)</w:t>
+      </w:r>
+      <w:r>
+        <w:t xml:space="preserve">, several factors contribute to the reliability of the DCJ method. These factors include the number of stimuli, the characteristics of the stimuli, their</w:t>
       </w:r>
       <w:r>
         <w:t xml:space="preserve"> </w:t>
@@ -392,7 +392,7 @@
         <w:t xml:space="preserve"> </w:t>
       </w:r>
       <w:r>
-        <w:t xml:space="preserve">to each other in terms of the trait being assessed, and the pairing algorithm used. Furthermore, since the method relies on judges’ assessments, the number of judges, their characteristics, their</w:t>
+        <w:t xml:space="preserve">in terms of the assessed trait, the number of comparison per stimulus, and the pairing algorithm used. Furthermore, since the method relies on judges’ assessments, the number of judges, the characteristics of judges, their</w:t>
       </w:r>
       <w:r>
         <w:t xml:space="preserve"> </w:t>
@@ -408,7 +408,7 @@
         <w:t xml:space="preserve"> </w:t>
       </w:r>
       <w:r>
-        <w:t xml:space="preserve">abilities, and the number of comparisons per judge also play pivotal roles. Additionally, in cases where the stimuli represent objects nested within subjects, the number of subjects, their characteristics and their</w:t>
+        <w:t xml:space="preserve">abilities, and the number of comparisons per judge also play pivotal roles. Additionally, in cases where the stimuli represent sub-units of higher levels units, in which the research is focused, then the number of units, the characteristics of the units and their</w:t>
       </w:r>
       <w:r>
         <w:t xml:space="preserve"> </w:t>
@@ -424,7 +424,7 @@
         <w:t xml:space="preserve"> </w:t>
       </w:r>
       <w:r>
-        <w:t xml:space="preserve">to each other in terms of the trait can also significantly influence the assessment outcome. An illustrative example of these factors can be made with the research of</w:t>
+        <w:t xml:space="preserve">in terms of the trait can also significantly influence the assessment outcome. The research of</w:t>
       </w:r>
       <w:r>
         <w:t xml:space="preserve"> </w:t>
@@ -433,7 +433,10 @@
         <w:t xml:space="preserve">Boonen, Kloots, and Gillis (2020)</w:t>
       </w:r>
       <w:r>
-        <w:t xml:space="preserve">. In their study, the trait under assessment was children’s</w:t>
+        <w:t xml:space="preserve"> </w:t>
+      </w:r>
+      <w:r>
+        <w:t xml:space="preserve">offers a clear illustration of these factors. In their study, they focused on assessing children’s</w:t>
       </w:r>
       <w:r>
         <w:t xml:space="preserve"> </w:t>
@@ -446,7 +449,7 @@
         <w:t xml:space="preserve">speech intelligibility</w:t>
       </w:r>
       <w:r>
-        <w:t xml:space="preserve">. The trait was evaluated using six utterances (objects) obtained from</w:t>
+        <w:t xml:space="preserve">. They evaluated this trait using six utterances (sub-units), each originating from</w:t>
       </w:r>
       <w:r>
         <w:t xml:space="preserve"> </w:t>
@@ -460,7 +463,7 @@
         <w:t xml:space="preserve"> </w:t>
       </w:r>
       <w:r>
-        <w:t xml:space="preserve">children (subjects). The objects were derived from an imitation task, while the subjects were selected in equal numbers from three groups of children: those with cochlear implants (CI), those with hearing aids (HA), and normal hearing children (NH). Pairwise comparisons for the</w:t>
+        <w:t xml:space="preserve">children (units). The utterances were derived from an imitation task, while the children were evenly distributed across three groups: those with cochlear implants, those with hearing aids, and normal hearing children. To establish pairwise comparisons for the</w:t>
       </w:r>
       <w:r>
         <w:t xml:space="preserve"> </w:t>
@@ -474,7 +477,7 @@
         <w:t xml:space="preserve"> </w:t>
       </w:r>
       <w:r>
-        <w:t xml:space="preserve">stimuli were established using a random pairing algorithm, with</w:t>
+        <w:t xml:space="preserve">stimuli, a random pairing algorithm was employed, with</w:t>
       </w:r>
       <w:r>
         <w:t xml:space="preserve"> </w:t>
@@ -488,7 +491,7 @@
         <w:t xml:space="preserve"> </w:t>
       </w:r>
       <w:r>
-        <w:t xml:space="preserve">comparisons per stimulus. A total of</w:t>
+        <w:t xml:space="preserve">comparisons per stimulus. Lastly, a total of</w:t>
       </w:r>
       <w:r>
         <w:t xml:space="preserve"> </w:t>
@@ -516,7 +519,107 @@
         <w:t xml:space="preserve"> </w:t>
       </w:r>
       <w:r>
-        <w:t xml:space="preserve">times. The judges were selected from three groups with varying degrees of experience with the speech of hearing-impaired children: audiologists, primary school teachers and inexperienced listeners.</w:t>
+        <w:t xml:space="preserve">times. The judges were selected from three distinct groups, each possessing varying degrees of experience with the speech of hearing-impaired children: audiologists, primary school teachers and inexperienced listeners.</w:t>
+      </w:r>
+    </w:p>
+    <w:p>
+      <w:pPr>
+        <w:pStyle w:val="BodyText"/>
+      </w:pPr>
+      <w:r>
+        <w:t xml:space="preserve">Previous research have investigated some of the factors and their impact on the reliability of the method.</w:t>
+      </w:r>
+      <w:r>
+        <w:t xml:space="preserve"> </w:t>
+      </w:r>
+      <w:r>
+        <w:t xml:space="preserve">Bramley (2015)</w:t>
+      </w:r>
+      <w:r>
+        <w:t xml:space="preserve"> </w:t>
+      </w:r>
+      <w:r>
+        <w:t xml:space="preserve">conducted a simulation-based study to explore the impact originated from using random versus adaptive pairing algorithms. On the other hand,</w:t>
+      </w:r>
+      <w:r>
+        <w:t xml:space="preserve"> </w:t>
+      </w:r>
+      <w:r>
+        <w:t xml:space="preserve">Bramley and Vitello (2019)</w:t>
+      </w:r>
+      <w:r>
+        <w:t xml:space="preserve"> </w:t>
+      </w:r>
+      <w:r>
+        <w:t xml:space="preserve">explore the impact of adaptive algorithms on a more realistic setting. The study used autobiographical essays written by candidates as part of their English Language course, where the essay worth half of the total marks for the final exam. In contrast,</w:t>
+      </w:r>
+      <w:r>
+        <w:t xml:space="preserve"> </w:t>
+      </w:r>
+      <w:r>
+        <w:t xml:space="preserve">Verhavert et al. (2019)</w:t>
+      </w:r>
+      <w:r>
+        <w:t xml:space="preserve"> </w:t>
+      </w:r>
+      <w:r>
+        <w:t xml:space="preserve">conducted a meta-analysis exploring the impact of the number of stimuli, the format of the stimuli, the number of comparisons per stimulus, the number of judges, the judges’ expertise, and feedback on reliability. Conversely,</w:t>
+      </w:r>
+      <w:r>
+        <w:t xml:space="preserve"> </w:t>
+      </w:r>
+      <w:r>
+        <w:t xml:space="preserve">Crompvoets, Béguin, and Sijtsma (2022)</w:t>
+      </w:r>
+      <w:r>
+        <w:t xml:space="preserve"> </w:t>
+      </w:r>
+      <w:r>
+        <w:t xml:space="preserve">conducted a simulation-based study investigating the bias and stability of the components of reliability in relation to the number of comparisons per stimulus. In all previous cases, reliability was measured by the scale Separation Reliability</w:t>
+      </w:r>
+      <w:r>
+        <w:t xml:space="preserve"> </w:t>
+      </w:r>
+      <w:r>
+        <w:t xml:space="preserve">(SSR , Pollitt 2012b)</w:t>
+      </w:r>
+      <w:r>
+        <w:t xml:space="preserve"> </w:t>
+      </w:r>
+      <w:r>
+        <w:t xml:space="preserve">either on simulated or estimated data. Lastly,</w:t>
+      </w:r>
+      <w:r>
+        <w:t xml:space="preserve"> </w:t>
+      </w:r>
+      <w:r>
+        <w:t xml:space="preserve">van Daal et al. (2017)</w:t>
+      </w:r>
+      <w:r>
+        <w:t xml:space="preserve"> </w:t>
+      </w:r>
+      <w:r>
+        <w:t xml:space="preserve">explored the role of objective complexity in the comparison of two stimuli and decision accuracy of judges and on the reliability. While,</w:t>
+      </w:r>
+      <w:r>
+        <w:t xml:space="preserve"> </w:t>
+      </w:r>
+      <w:r>
+        <w:t xml:space="preserve">Gijsen et al. (2021)</w:t>
+      </w:r>
+      <w:r>
+        <w:t xml:space="preserve"> </w:t>
+      </w:r>
+      <w:r>
+        <w:t xml:space="preserve">used eye-tracking data to explore similar objectives as the latter study.</w:t>
+      </w:r>
+    </w:p>
+    <w:p>
+      <w:pPr>
+        <w:pStyle w:val="BodyText"/>
+      </w:pPr>
+      <w:r>
+        <w:t xml:space="preserve">In summary, the studies have …</w:t>
       </w:r>
     </w:p>
     <w:bookmarkEnd w:id="20"/>
@@ -660,7 +763,7 @@
       </w:r>
     </w:p>
     <w:bookmarkEnd w:id="34"/>
-    <w:bookmarkStart w:id="64" w:name="references"/>
+    <w:bookmarkStart w:id="76" w:name="references"/>
     <w:p>
       <w:pPr>
         <w:pStyle w:val="Heading2"/>
@@ -669,7 +772,7 @@
         <w:t xml:space="preserve">References</w:t>
       </w:r>
     </w:p>
-    <w:bookmarkStart w:id="63" w:name="refs"/>
+    <w:bookmarkStart w:id="75" w:name="refs"/>
     <w:bookmarkStart w:id="36" w:name="ref-Agresti_1992"/>
     <w:p>
       <w:pPr>
@@ -903,13 +1006,547 @@
       </w:r>
     </w:p>
     <w:bookmarkEnd w:id="44"/>
-    <w:bookmarkStart w:id="46" w:name="ref-van_Daal_et_al_2016"/>
+    <w:bookmarkStart w:id="46" w:name="ref-Bramley_2015"/>
     <w:p>
       <w:pPr>
         <w:pStyle w:val="Bibliography"/>
       </w:pPr>
       <w:r>
-        <w:t xml:space="preserve">Daal, T. van, M. Lesterhuis, L. Coertjens, V. Donche, and S. De Maeyer. 2019.</w:t>
+        <w:t xml:space="preserve">Bramley, T. 2015.</w:t>
+      </w:r>
+      <w:r>
+        <w:t xml:space="preserve"> </w:t>
+      </w:r>
+      <w:r>
+        <w:t xml:space="preserve">“Investigating the Reliability of Adaptive Comparative Judgment.”</w:t>
+      </w:r>
+      <w:r>
+        <w:t xml:space="preserve"> </w:t>
+      </w:r>
+      <w:hyperlink r:id="rId45">
+        <w:r>
+          <w:rPr>
+            <w:rStyle w:val="Hyperlink"/>
+          </w:rPr>
+          <w:t xml:space="preserve">http://www.cambridgeassessment.org.uk/Images/232694-investigating-the-reliability-of-adaptive-comparative-judgment.pdf</w:t>
+        </w:r>
+      </w:hyperlink>
+      <w:r>
+        <w:t xml:space="preserve">.</w:t>
+      </w:r>
+    </w:p>
+    <w:bookmarkEnd w:id="46"/>
+    <w:bookmarkStart w:id="48" w:name="ref-Bramley_et_al_2019"/>
+    <w:p>
+      <w:pPr>
+        <w:pStyle w:val="Bibliography"/>
+      </w:pPr>
+      <w:r>
+        <w:t xml:space="preserve">Bramley, T., and S. Vitello. 2019.</w:t>
+      </w:r>
+      <w:r>
+        <w:t xml:space="preserve"> </w:t>
+      </w:r>
+      <w:r>
+        <w:t xml:space="preserve">“The Effect of Adaptivity on the Reliability Coefficient in Adaptive Comparative Judgement.”</w:t>
+      </w:r>
+      <w:r>
+        <w:t xml:space="preserve"> </w:t>
+      </w:r>
+      <w:r>
+        <w:rPr>
+          <w:i/>
+          <w:iCs/>
+        </w:rPr>
+        <w:t xml:space="preserve">Assessment in Education: Principles, Policy and Practice</w:t>
+      </w:r>
+      <w:r>
+        <w:t xml:space="preserve"> </w:t>
+      </w:r>
+      <w:r>
+        <w:t xml:space="preserve">71 (9): 1–25.</w:t>
+      </w:r>
+      <w:r>
+        <w:t xml:space="preserve"> </w:t>
+      </w:r>
+      <w:hyperlink r:id="rId47">
+        <w:r>
+          <w:rPr>
+            <w:rStyle w:val="Hyperlink"/>
+          </w:rPr>
+          <w:t xml:space="preserve">https://doi.org/10.1080/0969594X.2017.1418734</w:t>
+        </w:r>
+      </w:hyperlink>
+      <w:r>
+        <w:t xml:space="preserve">.</w:t>
+      </w:r>
+    </w:p>
+    <w:bookmarkEnd w:id="48"/>
+    <w:bookmarkStart w:id="50" w:name="ref-Crompvoets_et_al_2022"/>
+    <w:p>
+      <w:pPr>
+        <w:pStyle w:val="Bibliography"/>
+      </w:pPr>
+      <w:r>
+        <w:t xml:space="preserve">Crompvoets, Elise A. V., Anton A. Béguin, and Klaas Sijtsma. 2022.</w:t>
+      </w:r>
+      <w:r>
+        <w:t xml:space="preserve"> </w:t>
+      </w:r>
+      <w:r>
+        <w:t xml:space="preserve">“On the Bias and Stability of the Results of Comparative Judgment.”</w:t>
+      </w:r>
+      <w:r>
+        <w:t xml:space="preserve"> </w:t>
+      </w:r>
+      <w:r>
+        <w:rPr>
+          <w:i/>
+          <w:iCs/>
+        </w:rPr>
+        <w:t xml:space="preserve">Frontiers in Education</w:t>
+      </w:r>
+      <w:r>
+        <w:t xml:space="preserve"> </w:t>
+      </w:r>
+      <w:r>
+        <w:t xml:space="preserve">6.</w:t>
+      </w:r>
+      <w:r>
+        <w:t xml:space="preserve"> </w:t>
+      </w:r>
+      <w:hyperlink r:id="rId49">
+        <w:r>
+          <w:rPr>
+            <w:rStyle w:val="Hyperlink"/>
+          </w:rPr>
+          <w:t xml:space="preserve">https://doi.org/10.3389/feduc.2021.788202</w:t>
+        </w:r>
+      </w:hyperlink>
+      <w:r>
+        <w:t xml:space="preserve">.</w:t>
+      </w:r>
+    </w:p>
+    <w:bookmarkEnd w:id="50"/>
+    <w:bookmarkStart w:id="52" w:name="ref-Gijsen_et_al_2021"/>
+    <w:p>
+      <w:pPr>
+        <w:pStyle w:val="Bibliography"/>
+      </w:pPr>
+      <w:r>
+        <w:t xml:space="preserve">Gijsen, M., T. van Daal, Marije Lesterhuis, David Gijbels, and Sven de Maeyer. 2021.</w:t>
+      </w:r>
+      <w:r>
+        <w:t xml:space="preserve"> </w:t>
+      </w:r>
+      <w:r>
+        <w:t xml:space="preserve">“The Complexity of Comparative Judgments in Assessing Argumentative Writing: An Eye Tracking Study.”</w:t>
+      </w:r>
+      <w:r>
+        <w:t xml:space="preserve"> </w:t>
+      </w:r>
+      <w:r>
+        <w:rPr>
+          <w:i/>
+          <w:iCs/>
+        </w:rPr>
+        <w:t xml:space="preserve">Frontiers in Education</w:t>
+      </w:r>
+      <w:r>
+        <w:t xml:space="preserve"> </w:t>
+      </w:r>
+      <w:r>
+        <w:t xml:space="preserve">5.</w:t>
+      </w:r>
+      <w:r>
+        <w:t xml:space="preserve"> </w:t>
+      </w:r>
+      <w:hyperlink r:id="rId51">
+        <w:r>
+          <w:rPr>
+            <w:rStyle w:val="Hyperlink"/>
+          </w:rPr>
+          <w:t xml:space="preserve">https://doi.org/10.3389/feduc.2020.582800</w:t>
+        </w:r>
+      </w:hyperlink>
+      <w:r>
+        <w:t xml:space="preserve">.</w:t>
+      </w:r>
+    </w:p>
+    <w:bookmarkEnd w:id="52"/>
+    <w:bookmarkStart w:id="53" w:name="ref-Lesterhuis_2018"/>
+    <w:p>
+      <w:pPr>
+        <w:pStyle w:val="Bibliography"/>
+      </w:pPr>
+      <w:r>
+        <w:t xml:space="preserve">Lesterhuis, M. 2018.</w:t>
+      </w:r>
+      <w:r>
+        <w:t xml:space="preserve"> </w:t>
+      </w:r>
+      <w:r>
+        <w:t xml:space="preserve">“The Validity of Comparative Judgement for Assessing Text Quality: An Assessor’s Perspective.”</w:t>
+      </w:r>
+      <w:r>
+        <w:t xml:space="preserve"> </w:t>
+      </w:r>
+      <w:r>
+        <w:t xml:space="preserve">PhD thesis, University of Antwerp.</w:t>
+      </w:r>
+    </w:p>
+    <w:bookmarkEnd w:id="53"/>
+    <w:bookmarkStart w:id="55" w:name="ref-Luce_1959"/>
+    <w:p>
+      <w:pPr>
+        <w:pStyle w:val="Bibliography"/>
+      </w:pPr>
+      <w:r>
+        <w:t xml:space="preserve">Luce, R. 1959.</w:t>
+      </w:r>
+      <w:r>
+        <w:t xml:space="preserve"> </w:t>
+      </w:r>
+      <w:r>
+        <w:t xml:space="preserve">“On the Possible Psychophysical Laws.”</w:t>
+      </w:r>
+      <w:r>
+        <w:t xml:space="preserve"> </w:t>
+      </w:r>
+      <w:r>
+        <w:rPr>
+          <w:i/>
+          <w:iCs/>
+        </w:rPr>
+        <w:t xml:space="preserve">The Psychologcal Review</w:t>
+      </w:r>
+      <w:r>
+        <w:t xml:space="preserve"> </w:t>
+      </w:r>
+      <w:r>
+        <w:t xml:space="preserve">66 (2): 482–99.</w:t>
+      </w:r>
+      <w:r>
+        <w:t xml:space="preserve"> </w:t>
+      </w:r>
+      <w:hyperlink r:id="rId54">
+        <w:r>
+          <w:rPr>
+            <w:rStyle w:val="Hyperlink"/>
+          </w:rPr>
+          <w:t xml:space="preserve">https://doi.org/10.1037/h0043178</w:t>
+        </w:r>
+      </w:hyperlink>
+      <w:r>
+        <w:t xml:space="preserve">.</w:t>
+      </w:r>
+    </w:p>
+    <w:bookmarkEnd w:id="55"/>
+    <w:bookmarkStart w:id="57" w:name="ref-Marshall_et_al_2020"/>
+    <w:p>
+      <w:pPr>
+        <w:pStyle w:val="Bibliography"/>
+      </w:pPr>
+      <w:r>
+        <w:t xml:space="preserve">Marshall, N., K Shaw, J. Hunter, and I. Jones. 2020.</w:t>
+      </w:r>
+      <w:r>
+        <w:t xml:space="preserve"> </w:t>
+      </w:r>
+      <w:r>
+        <w:t xml:space="preserve">“Assessment by Comparative Judgement: An Application to Secondary Statistics and English in New Zealand.”</w:t>
+      </w:r>
+      <w:r>
+        <w:t xml:space="preserve"> </w:t>
+      </w:r>
+      <w:r>
+        <w:rPr>
+          <w:i/>
+          <w:iCs/>
+        </w:rPr>
+        <w:t xml:space="preserve">New Zealand Journal of Educational Studies</w:t>
+      </w:r>
+      <w:r>
+        <w:t xml:space="preserve"> </w:t>
+      </w:r>
+      <w:r>
+        <w:t xml:space="preserve">55: 49–71.</w:t>
+      </w:r>
+      <w:r>
+        <w:t xml:space="preserve"> </w:t>
+      </w:r>
+      <w:hyperlink r:id="rId56">
+        <w:r>
+          <w:rPr>
+            <w:rStyle w:val="Hyperlink"/>
+          </w:rPr>
+          <w:t xml:space="preserve">https://doi.org/10.1007/s40841-020-00163-3</w:t>
+        </w:r>
+      </w:hyperlink>
+      <w:r>
+        <w:t xml:space="preserve">.</w:t>
+      </w:r>
+    </w:p>
+    <w:bookmarkEnd w:id="57"/>
+    <w:bookmarkStart w:id="59" w:name="ref-Placket_1975"/>
+    <w:p>
+      <w:pPr>
+        <w:pStyle w:val="Bibliography"/>
+      </w:pPr>
+      <w:r>
+        <w:t xml:space="preserve">Plackett, R. 1975.</w:t>
+      </w:r>
+      <w:r>
+        <w:t xml:space="preserve"> </w:t>
+      </w:r>
+      <w:r>
+        <w:t xml:space="preserve">“The Analysis of Permutations.”</w:t>
+      </w:r>
+      <w:r>
+        <w:t xml:space="preserve"> </w:t>
+      </w:r>
+      <w:r>
+        <w:rPr>
+          <w:i/>
+          <w:iCs/>
+        </w:rPr>
+        <w:t xml:space="preserve">Journal of the Royal Statistical Society</w:t>
+      </w:r>
+      <w:r>
+        <w:t xml:space="preserve"> </w:t>
+      </w:r>
+      <w:r>
+        <w:t xml:space="preserve">24 (2): 193–202.</w:t>
+      </w:r>
+      <w:r>
+        <w:t xml:space="preserve"> </w:t>
+      </w:r>
+      <w:hyperlink r:id="rId58">
+        <w:r>
+          <w:rPr>
+            <w:rStyle w:val="Hyperlink"/>
+          </w:rPr>
+          <w:t xml:space="preserve">https://doi.org/10.2307/2346567</w:t>
+        </w:r>
+      </w:hyperlink>
+      <w:r>
+        <w:t xml:space="preserve">.</w:t>
+      </w:r>
+    </w:p>
+    <w:bookmarkEnd w:id="59"/>
+    <w:bookmarkStart w:id="61" w:name="ref-Pollitt_2012a"/>
+    <w:p>
+      <w:pPr>
+        <w:pStyle w:val="Bibliography"/>
+      </w:pPr>
+      <w:r>
+        <w:t xml:space="preserve">Pollitt, A. 2012a.</w:t>
+      </w:r>
+      <w:r>
+        <w:t xml:space="preserve"> </w:t>
+      </w:r>
+      <w:r>
+        <w:t xml:space="preserve">“Comparative Judgement for Assessment.”</w:t>
+      </w:r>
+      <w:r>
+        <w:t xml:space="preserve"> </w:t>
+      </w:r>
+      <w:r>
+        <w:rPr>
+          <w:i/>
+          <w:iCs/>
+        </w:rPr>
+        <w:t xml:space="preserve">International Journal of Technology and Design Education</w:t>
+      </w:r>
+      <w:r>
+        <w:t xml:space="preserve"> </w:t>
+      </w:r>
+      <w:r>
+        <w:t xml:space="preserve">22 (2): 157--170.</w:t>
+      </w:r>
+      <w:r>
+        <w:t xml:space="preserve"> </w:t>
+      </w:r>
+      <w:hyperlink r:id="rId60">
+        <w:r>
+          <w:rPr>
+            <w:rStyle w:val="Hyperlink"/>
+          </w:rPr>
+          <w:t xml:space="preserve">https://doi.org/10.1007/s10798-011-9189-x</w:t>
+        </w:r>
+      </w:hyperlink>
+      <w:r>
+        <w:t xml:space="preserve">.</w:t>
+      </w:r>
+    </w:p>
+    <w:bookmarkEnd w:id="61"/>
+    <w:bookmarkStart w:id="63" w:name="ref-Pollitt_2012b"/>
+    <w:p>
+      <w:pPr>
+        <w:pStyle w:val="Bibliography"/>
+      </w:pPr>
+      <w:r>
+        <w:t xml:space="preserve">———. 2012b.</w:t>
+      </w:r>
+      <w:r>
+        <w:t xml:space="preserve"> </w:t>
+      </w:r>
+      <w:r>
+        <w:t xml:space="preserve">“The Method of Adaptive Comparative Judgement.”</w:t>
+      </w:r>
+      <w:r>
+        <w:t xml:space="preserve"> </w:t>
+      </w:r>
+      <w:r>
+        <w:rPr>
+          <w:i/>
+          <w:iCs/>
+        </w:rPr>
+        <w:t xml:space="preserve">Assessment in Education: Principles, Policy and Practice</w:t>
+      </w:r>
+      <w:r>
+        <w:t xml:space="preserve"> </w:t>
+      </w:r>
+      <w:r>
+        <w:t xml:space="preserve">19 (3): 281--300.</w:t>
+      </w:r>
+      <w:r>
+        <w:t xml:space="preserve"> </w:t>
+      </w:r>
+      <w:hyperlink r:id="rId62">
+        <w:r>
+          <w:rPr>
+            <w:rStyle w:val="Hyperlink"/>
+          </w:rPr>
+          <w:t xml:space="preserve">https://doi.org/10.1080/0969594X.2012.665354</w:t>
+        </w:r>
+      </w:hyperlink>
+      <w:r>
+        <w:t xml:space="preserve">.</w:t>
+      </w:r>
+    </w:p>
+    <w:bookmarkEnd w:id="63"/>
+    <w:bookmarkStart w:id="65" w:name="ref-Thurstone_1927"/>
+    <w:p>
+      <w:pPr>
+        <w:pStyle w:val="Bibliography"/>
+      </w:pPr>
+      <w:r>
+        <w:t xml:space="preserve">Thurstone, L. 1927.</w:t>
+      </w:r>
+      <w:r>
+        <w:t xml:space="preserve"> </w:t>
+      </w:r>
+      <w:r>
+        <w:t xml:space="preserve">“A Law of Comparative Judgment.”</w:t>
+      </w:r>
+      <w:r>
+        <w:t xml:space="preserve"> </w:t>
+      </w:r>
+      <w:r>
+        <w:rPr>
+          <w:i/>
+          <w:iCs/>
+        </w:rPr>
+        <w:t xml:space="preserve">Psychological Review</w:t>
+      </w:r>
+      <w:r>
+        <w:t xml:space="preserve"> </w:t>
+      </w:r>
+      <w:r>
+        <w:t xml:space="preserve">34 (4): 482–99.</w:t>
+      </w:r>
+      <w:r>
+        <w:t xml:space="preserve"> </w:t>
+      </w:r>
+      <w:hyperlink r:id="rId64">
+        <w:r>
+          <w:rPr>
+            <w:rStyle w:val="Hyperlink"/>
+          </w:rPr>
+          <w:t xml:space="preserve">https://doi.org/10.1037/h0070288</w:t>
+        </w:r>
+      </w:hyperlink>
+      <w:r>
+        <w:t xml:space="preserve">.</w:t>
+      </w:r>
+    </w:p>
+    <w:bookmarkEnd w:id="65"/>
+    <w:bookmarkStart w:id="67" w:name="ref-Tutz_1986"/>
+    <w:p>
+      <w:pPr>
+        <w:pStyle w:val="Bibliography"/>
+      </w:pPr>
+      <w:r>
+        <w:t xml:space="preserve">Tutz, G. 1986.</w:t>
+      </w:r>
+      <w:r>
+        <w:t xml:space="preserve"> </w:t>
+      </w:r>
+      <w:r>
+        <w:t xml:space="preserve">“Bradley-Terry-Luce Model with an Ordered Response.”</w:t>
+      </w:r>
+      <w:r>
+        <w:t xml:space="preserve"> </w:t>
+      </w:r>
+      <w:r>
+        <w:rPr>
+          <w:i/>
+          <w:iCs/>
+        </w:rPr>
+        <w:t xml:space="preserve">Journal of Mathemathical Psychology</w:t>
+      </w:r>
+      <w:r>
+        <w:t xml:space="preserve"> </w:t>
+      </w:r>
+      <w:r>
+        <w:t xml:space="preserve">30 (3): 306–16.</w:t>
+      </w:r>
+      <w:r>
+        <w:t xml:space="preserve"> </w:t>
+      </w:r>
+      <w:hyperlink r:id="rId66">
+        <w:r>
+          <w:rPr>
+            <w:rStyle w:val="Hyperlink"/>
+          </w:rPr>
+          <w:t xml:space="preserve">https://doi.org/10.1016/0022-2496(86)90034-9</w:t>
+        </w:r>
+      </w:hyperlink>
+      <w:r>
+        <w:t xml:space="preserve">.</w:t>
+      </w:r>
+    </w:p>
+    <w:bookmarkEnd w:id="67"/>
+    <w:bookmarkStart w:id="68" w:name="ref-vanDaal_2020"/>
+    <w:p>
+      <w:pPr>
+        <w:pStyle w:val="Bibliography"/>
+      </w:pPr>
+      <w:r>
+        <w:t xml:space="preserve">van Daal, T. 2020.</w:t>
+      </w:r>
+      <w:r>
+        <w:t xml:space="preserve"> </w:t>
+      </w:r>
+      <w:r>
+        <w:t xml:space="preserve">“Making a Choice Is Not Easy?!: Unravelling the Task Difficulty of Comparative Judgement to Assess Student Work.”</w:t>
+      </w:r>
+      <w:r>
+        <w:t xml:space="preserve"> </w:t>
+      </w:r>
+      <w:r>
+        <w:t xml:space="preserve">PhD thesis, University of Antwerp.</w:t>
+      </w:r>
+    </w:p>
+    <w:bookmarkEnd w:id="68"/>
+    <w:bookmarkStart w:id="70" w:name="ref-vanDaal_et_al_2016"/>
+    <w:p>
+      <w:pPr>
+        <w:pStyle w:val="Bibliography"/>
+      </w:pPr>
+      <w:r>
+        <w:t xml:space="preserve">van Daal, T., M. Lesterhuis, L. Coertjens, V. Donche, and S. De Maeyer. 2019.</w:t>
       </w:r>
       <w:r>
         <w:t xml:space="preserve"> </w:t>
@@ -936,7 +1573,7 @@
       <w:r>
         <w:t xml:space="preserve"> </w:t>
       </w:r>
-      <w:hyperlink r:id="rId45">
+      <w:hyperlink r:id="rId69">
         <w:r>
           <w:rPr>
             <w:rStyle w:val="Hyperlink"/>
@@ -948,42 +1585,20 @@
         <w:t xml:space="preserve">.</w:t>
       </w:r>
     </w:p>
-    <w:bookmarkEnd w:id="46"/>
-    <w:bookmarkStart w:id="47" w:name="ref-Lesterhuis_2018"/>
+    <w:bookmarkEnd w:id="70"/>
+    <w:bookmarkStart w:id="72" w:name="ref-vanDaal_et_al_2017"/>
     <w:p>
       <w:pPr>
         <w:pStyle w:val="Bibliography"/>
       </w:pPr>
       <w:r>
-        <w:t xml:space="preserve">Lesterhuis, M. 2018.</w:t>
-      </w:r>
-      <w:r>
-        <w:t xml:space="preserve"> </w:t>
-      </w:r>
-      <w:r>
-        <w:t xml:space="preserve">“The Validity of Comparative Judgement for Assessing Text Quality: An Assessor’s Perspective.”</w:t>
-      </w:r>
-      <w:r>
-        <w:t xml:space="preserve"> </w:t>
-      </w:r>
-      <w:r>
-        <w:t xml:space="preserve">PhD thesis, University of Antwerp.</w:t>
-      </w:r>
-    </w:p>
-    <w:bookmarkEnd w:id="47"/>
-    <w:bookmarkStart w:id="49" w:name="ref-Luce_1959"/>
-    <w:p>
-      <w:pPr>
-        <w:pStyle w:val="Bibliography"/>
-      </w:pPr>
-      <w:r>
-        <w:t xml:space="preserve">Luce, R. 1959.</w:t>
-      </w:r>
-      <w:r>
-        <w:t xml:space="preserve"> </w:t>
-      </w:r>
-      <w:r>
-        <w:t xml:space="preserve">“On the Possible Psychophysical Laws.”</w:t>
+        <w:t xml:space="preserve">van Daal, T., M. Lesterhuis, L. Coertjens, MT. van de Kamp, V. Donche, and Sven de Maeyer. 2017.</w:t>
+      </w:r>
+      <w:r>
+        <w:t xml:space="preserve"> </w:t>
+      </w:r>
+      <w:r>
+        <w:t xml:space="preserve">“The Complexity of Assessing Student Work Using Comparative Judgment: The Moderating Role of Decision Accuracy.”</w:t>
       </w:r>
       <w:r>
         <w:t xml:space="preserve"> </w:t>
@@ -993,181 +1608,43 @@
           <w:i/>
           <w:iCs/>
         </w:rPr>
-        <w:t xml:space="preserve">The Psychologcal Review</w:t>
-      </w:r>
-      <w:r>
-        <w:t xml:space="preserve"> </w:t>
-      </w:r>
-      <w:r>
-        <w:t xml:space="preserve">66 (2): 482–99.</w:t>
-      </w:r>
-      <w:r>
-        <w:t xml:space="preserve"> </w:t>
-      </w:r>
-      <w:hyperlink r:id="rId48">
+        <w:t xml:space="preserve">Frontiers in Education</w:t>
+      </w:r>
+      <w:r>
+        <w:t xml:space="preserve"> </w:t>
+      </w:r>
+      <w:r>
+        <w:t xml:space="preserve">2.</w:t>
+      </w:r>
+      <w:r>
+        <w:t xml:space="preserve"> </w:t>
+      </w:r>
+      <w:hyperlink r:id="rId71">
         <w:r>
           <w:rPr>
             <w:rStyle w:val="Hyperlink"/>
           </w:rPr>
-          <w:t xml:space="preserve">https://doi.org/10.1037/h0043178</w:t>
+          <w:t xml:space="preserve">https://doi.org/10.3389/feduc.2017.00044</w:t>
         </w:r>
       </w:hyperlink>
       <w:r>
         <w:t xml:space="preserve">.</w:t>
       </w:r>
     </w:p>
-    <w:bookmarkEnd w:id="49"/>
-    <w:bookmarkStart w:id="51" w:name="ref-Marshall_et_al_2020"/>
+    <w:bookmarkEnd w:id="72"/>
+    <w:bookmarkStart w:id="74" w:name="ref-Verhavert_et_al_2019"/>
     <w:p>
       <w:pPr>
         <w:pStyle w:val="Bibliography"/>
       </w:pPr>
       <w:r>
-        <w:t xml:space="preserve">Marshall, N., K Shaw, J. Hunter, and I. Jones. 2020.</w:t>
-      </w:r>
-      <w:r>
-        <w:t xml:space="preserve"> </w:t>
-      </w:r>
-      <w:r>
-        <w:t xml:space="preserve">“Assessment by Comparative Judgement: An Application to Secondary Statistics and English in New Zealand.”</w:t>
-      </w:r>
-      <w:r>
-        <w:t xml:space="preserve"> </w:t>
-      </w:r>
-      <w:r>
-        <w:rPr>
-          <w:i/>
-          <w:iCs/>
-        </w:rPr>
-        <w:t xml:space="preserve">New Zealand Journal of Educational Studies</w:t>
-      </w:r>
-      <w:r>
-        <w:t xml:space="preserve"> </w:t>
-      </w:r>
-      <w:r>
-        <w:t xml:space="preserve">55: 49–71.</w:t>
-      </w:r>
-      <w:r>
-        <w:t xml:space="preserve"> </w:t>
-      </w:r>
-      <w:hyperlink r:id="rId50">
-        <w:r>
-          <w:rPr>
-            <w:rStyle w:val="Hyperlink"/>
-          </w:rPr>
-          <w:t xml:space="preserve">https://doi.org/10.1007/s40841-020-00163-3</w:t>
-        </w:r>
-      </w:hyperlink>
-      <w:r>
-        <w:t xml:space="preserve">.</w:t>
-      </w:r>
-    </w:p>
-    <w:bookmarkEnd w:id="51"/>
-    <w:bookmarkStart w:id="53" w:name="ref-Placket_1975"/>
-    <w:p>
-      <w:pPr>
-        <w:pStyle w:val="Bibliography"/>
-      </w:pPr>
-      <w:r>
-        <w:t xml:space="preserve">Plackett, R. 1975.</w:t>
-      </w:r>
-      <w:r>
-        <w:t xml:space="preserve"> </w:t>
-      </w:r>
-      <w:r>
-        <w:t xml:space="preserve">“The Analysis of Permutations.”</w:t>
-      </w:r>
-      <w:r>
-        <w:t xml:space="preserve"> </w:t>
-      </w:r>
-      <w:r>
-        <w:rPr>
-          <w:i/>
-          <w:iCs/>
-        </w:rPr>
-        <w:t xml:space="preserve">Journal of the Royal Statistical Society</w:t>
-      </w:r>
-      <w:r>
-        <w:t xml:space="preserve"> </w:t>
-      </w:r>
-      <w:r>
-        <w:t xml:space="preserve">24 (2): 193–202.</w:t>
-      </w:r>
-      <w:r>
-        <w:t xml:space="preserve"> </w:t>
-      </w:r>
-      <w:hyperlink r:id="rId52">
-        <w:r>
-          <w:rPr>
-            <w:rStyle w:val="Hyperlink"/>
-          </w:rPr>
-          <w:t xml:space="preserve">https://doi.org/10.2307/2346567</w:t>
-        </w:r>
-      </w:hyperlink>
-      <w:r>
-        <w:t xml:space="preserve">.</w:t>
-      </w:r>
-    </w:p>
-    <w:bookmarkEnd w:id="53"/>
-    <w:bookmarkStart w:id="55" w:name="ref-Pollitt_2012a"/>
-    <w:p>
-      <w:pPr>
-        <w:pStyle w:val="Bibliography"/>
-      </w:pPr>
-      <w:r>
-        <w:t xml:space="preserve">Pollitt, A. 2012a.</w:t>
-      </w:r>
-      <w:r>
-        <w:t xml:space="preserve"> </w:t>
-      </w:r>
-      <w:r>
-        <w:t xml:space="preserve">“Comparative Judgement for Assessment.”</w:t>
-      </w:r>
-      <w:r>
-        <w:t xml:space="preserve"> </w:t>
-      </w:r>
-      <w:r>
-        <w:rPr>
-          <w:i/>
-          <w:iCs/>
-        </w:rPr>
-        <w:t xml:space="preserve">International Journal of Technology and Design Education</w:t>
-      </w:r>
-      <w:r>
-        <w:t xml:space="preserve"> </w:t>
-      </w:r>
-      <w:r>
-        <w:t xml:space="preserve">22 (2): 157--170.</w:t>
-      </w:r>
-      <w:r>
-        <w:t xml:space="preserve"> </w:t>
-      </w:r>
-      <w:hyperlink r:id="rId54">
-        <w:r>
-          <w:rPr>
-            <w:rStyle w:val="Hyperlink"/>
-          </w:rPr>
-          <w:t xml:space="preserve">https://doi.org/10.1007/s10798-011-9189-x</w:t>
-        </w:r>
-      </w:hyperlink>
-      <w:r>
-        <w:t xml:space="preserve">.</w:t>
-      </w:r>
-    </w:p>
-    <w:bookmarkEnd w:id="55"/>
-    <w:bookmarkStart w:id="57" w:name="ref-Pollitt_2012b"/>
-    <w:p>
-      <w:pPr>
-        <w:pStyle w:val="Bibliography"/>
-      </w:pPr>
-      <w:r>
-        <w:t xml:space="preserve">———. 2012b.</w:t>
-      </w:r>
-      <w:r>
-        <w:t xml:space="preserve"> </w:t>
-      </w:r>
-      <w:r>
-        <w:t xml:space="preserve">“The Method of Adaptive Comparative Judgement.”</w:t>
+        <w:t xml:space="preserve">Verhavert, S., R. Bouwer, V Donche, and S. De Maeyer. 2019.</w:t>
+      </w:r>
+      <w:r>
+        <w:t xml:space="preserve"> </w:t>
+      </w:r>
+      <w:r>
+        <w:t xml:space="preserve">“A Meta-Analysis on the Reliability of Comparative Judgement.”</w:t>
       </w:r>
       <w:r>
         <w:t xml:space="preserve"> </w:t>
@@ -1183,140 +1660,26 @@
         <w:t xml:space="preserve"> </w:t>
       </w:r>
       <w:r>
-        <w:t xml:space="preserve">19 (3): 281--300.</w:t>
-      </w:r>
-      <w:r>
-        <w:t xml:space="preserve"> </w:t>
-      </w:r>
-      <w:hyperlink r:id="rId56">
+        <w:t xml:space="preserve">26 (5): 541–62.</w:t>
+      </w:r>
+      <w:r>
+        <w:t xml:space="preserve"> </w:t>
+      </w:r>
+      <w:hyperlink r:id="rId73">
         <w:r>
           <w:rPr>
             <w:rStyle w:val="Hyperlink"/>
           </w:rPr>
-          <w:t xml:space="preserve">https://doi.org/10.1080/0969594X.2012.665354</w:t>
+          <w:t xml:space="preserve">https://doi.org/10.1080/0969594X.2019.1602027</w:t>
         </w:r>
       </w:hyperlink>
       <w:r>
         <w:t xml:space="preserve">.</w:t>
       </w:r>
     </w:p>
-    <w:bookmarkEnd w:id="57"/>
-    <w:bookmarkStart w:id="59" w:name="ref-Thurstone_1927"/>
-    <w:p>
-      <w:pPr>
-        <w:pStyle w:val="Bibliography"/>
-      </w:pPr>
-      <w:r>
-        <w:t xml:space="preserve">Thurstone, L. 1927.</w:t>
-      </w:r>
-      <w:r>
-        <w:t xml:space="preserve"> </w:t>
-      </w:r>
-      <w:r>
-        <w:t xml:space="preserve">“A Law of Comparative Judgment.”</w:t>
-      </w:r>
-      <w:r>
-        <w:t xml:space="preserve"> </w:t>
-      </w:r>
-      <w:r>
-        <w:rPr>
-          <w:i/>
-          <w:iCs/>
-        </w:rPr>
-        <w:t xml:space="preserve">Psychological Review</w:t>
-      </w:r>
-      <w:r>
-        <w:t xml:space="preserve"> </w:t>
-      </w:r>
-      <w:r>
-        <w:t xml:space="preserve">34 (4): 482–99.</w:t>
-      </w:r>
-      <w:r>
-        <w:t xml:space="preserve"> </w:t>
-      </w:r>
-      <w:hyperlink r:id="rId58">
-        <w:r>
-          <w:rPr>
-            <w:rStyle w:val="Hyperlink"/>
-          </w:rPr>
-          <w:t xml:space="preserve">https://doi.org/10.1037/h0070288</w:t>
-        </w:r>
-      </w:hyperlink>
-      <w:r>
-        <w:t xml:space="preserve">.</w:t>
-      </w:r>
-    </w:p>
-    <w:bookmarkEnd w:id="59"/>
-    <w:bookmarkStart w:id="61" w:name="ref-Tutz_1986"/>
-    <w:p>
-      <w:pPr>
-        <w:pStyle w:val="Bibliography"/>
-      </w:pPr>
-      <w:r>
-        <w:t xml:space="preserve">Tutz, G. 1986.</w:t>
-      </w:r>
-      <w:r>
-        <w:t xml:space="preserve"> </w:t>
-      </w:r>
-      <w:r>
-        <w:t xml:space="preserve">“Bradley-Terry-Luce Model with an Ordered Response.”</w:t>
-      </w:r>
-      <w:r>
-        <w:t xml:space="preserve"> </w:t>
-      </w:r>
-      <w:r>
-        <w:rPr>
-          <w:i/>
-          <w:iCs/>
-        </w:rPr>
-        <w:t xml:space="preserve">Journal of Mathemathical Psychology</w:t>
-      </w:r>
-      <w:r>
-        <w:t xml:space="preserve"> </w:t>
-      </w:r>
-      <w:r>
-        <w:t xml:space="preserve">30 (3): 306–16.</w:t>
-      </w:r>
-      <w:r>
-        <w:t xml:space="preserve"> </w:t>
-      </w:r>
-      <w:hyperlink r:id="rId60">
-        <w:r>
-          <w:rPr>
-            <w:rStyle w:val="Hyperlink"/>
-          </w:rPr>
-          <w:t xml:space="preserve">https://doi.org/10.1016/0022-2496(86)90034-9</w:t>
-        </w:r>
-      </w:hyperlink>
-      <w:r>
-        <w:t xml:space="preserve">.</w:t>
-      </w:r>
-    </w:p>
-    <w:bookmarkEnd w:id="61"/>
-    <w:bookmarkStart w:id="62" w:name="ref-vanDaal_2020"/>
-    <w:p>
-      <w:pPr>
-        <w:pStyle w:val="Bibliography"/>
-      </w:pPr>
-      <w:r>
-        <w:t xml:space="preserve">van Daal, T. 2020.</w:t>
-      </w:r>
-      <w:r>
-        <w:t xml:space="preserve"> </w:t>
-      </w:r>
-      <w:r>
-        <w:t xml:space="preserve">“Making a Choice Is Not Easy?!: Unravelling the Task Difficulty of Comparative Judgement to Assess Student Work.”</w:t>
-      </w:r>
-      <w:r>
-        <w:t xml:space="preserve"> </w:t>
-      </w:r>
-      <w:r>
-        <w:t xml:space="preserve">PhD thesis, University of Antwerp.</w:t>
-      </w:r>
-    </w:p>
-    <w:bookmarkEnd w:id="62"/>
-    <w:bookmarkEnd w:id="63"/>
-    <w:bookmarkEnd w:id="64"/>
+    <w:bookmarkEnd w:id="74"/>
+    <w:bookmarkEnd w:id="75"/>
+    <w:bookmarkEnd w:id="76"/>
     <w:sectPr/>
   </w:body>
 </w:document>

--- a/index.docx
+++ b/index.docx
@@ -93,6 +93,12 @@
         <w:t xml:space="preserve"> </w:t>
       </w:r>
       <w:r>
+        <w:t xml:space="preserve">assessment</w:t>
+      </w:r>
+      <w:r>
+        <w:t xml:space="preserve"> </w:t>
+      </w:r>
+      <w:r>
         <w:t xml:space="preserve">factors</w:t>
       </w:r>
       <w:r>
@@ -179,7 +185,7 @@
         <w:pStyle w:val="Date"/>
       </w:pPr>
       <w:r>
-        <w:t xml:space="preserve">2024-03-15</w:t>
+        <w:t xml:space="preserve">2024-03-18</w:t>
       </w:r>
     </w:p>
     <w:p>
@@ -320,7 +326,7 @@
         <w:t xml:space="preserve">Bartholomew and Williams (2020)</w:t>
       </w:r>
       <w:r>
-        <w:t xml:space="preserve">. However, its application transcends education, as exemplified by</w:t>
+        <w:t xml:space="preserve">. However, its application transcends education, as exemplified by the work of</w:t>
       </w:r>
       <w:r>
         <w:t xml:space="preserve"> </w:t>
@@ -359,7 +365,7 @@
         <w:t xml:space="preserve">(Lesterhuis 2018; van Daal 2020; Marshall et al. 2020)</w:t>
       </w:r>
       <w:r>
-        <w:t xml:space="preserve">. Nevertheless, there has been limited investigation into the specific factors contributing to the method’s reliability.</w:t>
+        <w:t xml:space="preserve">. Nevertheless, there has been limited investigation into the interplay of the multiple assessment factors and their contribution to the method’s reliability.</w:t>
       </w:r>
     </w:p>
     <w:p>
@@ -376,7 +382,19 @@
         <w:t xml:space="preserve">Verhavert et al. (2019)</w:t>
       </w:r>
       <w:r>
-        <w:t xml:space="preserve">, several factors contribute to the reliability of the DCJ method. These factors include the number of stimuli, the characteristics of the stimuli, their</w:t>
+        <w:t xml:space="preserve"> </w:t>
+      </w:r>
+      <w:r>
+        <w:t xml:space="preserve">and</w:t>
+      </w:r>
+      <w:r>
+        <w:t xml:space="preserve"> </w:t>
+      </w:r>
+      <w:r>
+        <w:t xml:space="preserve">van Daal (2020)</w:t>
+      </w:r>
+      <w:r>
+        <w:t xml:space="preserve">, several assessment factors interplay and contribute to the reliability of the DCJ method. These factors include the number of stimuli, the characteristics of the stimuli, their</w:t>
       </w:r>
       <w:r>
         <w:t xml:space="preserve"> </w:t>
@@ -408,7 +426,7 @@
         <w:t xml:space="preserve"> </w:t>
       </w:r>
       <w:r>
-        <w:t xml:space="preserve">abilities, and the number of comparisons per judge also play pivotal roles. Additionally, in cases where the stimuli represent sub-units of higher levels units, in which the research is focused, then the number of units, the characteristics of the units and their</w:t>
+        <w:t xml:space="preserve">abilities, and the number of comparisons per judge also play pivotal roles. Additionally, in cases where the stimuli represent sub-units of higher levels units, then the number of units, the characteristics of the units, and their</w:t>
       </w:r>
       <w:r>
         <w:t xml:space="preserve"> </w:t>
@@ -424,7 +442,15 @@
         <w:t xml:space="preserve"> </w:t>
       </w:r>
       <w:r>
-        <w:t xml:space="preserve">in terms of the trait can also significantly influence the assessment outcome. The research of</w:t>
+        <w:t xml:space="preserve">in terms of the trait can also significantly influence the assessment outcome.</w:t>
+      </w:r>
+    </w:p>
+    <w:p>
+      <w:pPr>
+        <w:pStyle w:val="BodyText"/>
+      </w:pPr>
+      <w:r>
+        <w:t xml:space="preserve">The research of</w:t>
       </w:r>
       <w:r>
         <w:t xml:space="preserve"> </w:t>
@@ -436,7 +462,7 @@
         <w:t xml:space="preserve"> </w:t>
       </w:r>
       <w:r>
-        <w:t xml:space="preserve">offers a clear illustration of these factors. In their study, they focused on assessing children’s</w:t>
+        <w:t xml:space="preserve">offers a clear illustration of these factors and their interplay. In their study, the authors focused on assessing children’s</w:t>
       </w:r>
       <w:r>
         <w:t xml:space="preserve"> </w:t>
@@ -446,7 +472,7 @@
           <w:i/>
           <w:iCs/>
         </w:rPr>
-        <w:t xml:space="preserve">speech intelligibility</w:t>
+        <w:t xml:space="preserve">overall perceived speech quality</w:t>
       </w:r>
       <w:r>
         <w:t xml:space="preserve">. They evaluated this trait using six utterances (sub-units), each originating from</w:t>
@@ -505,7 +531,7 @@
         <w:t xml:space="preserve"> </w:t>
       </w:r>
       <w:r>
-        <w:t xml:space="preserve">listeners (judges) compared each stimulus approximately</w:t>
+        <w:t xml:space="preserve">listeners (judges) evaluated</w:t>
       </w:r>
       <w:r>
         <w:t xml:space="preserve"> </w:t>
@@ -519,7 +545,23 @@
         <w:t xml:space="preserve"> </w:t>
       </w:r>
       <w:r>
-        <w:t xml:space="preserve">times. The judges were selected from three distinct groups, each possessing varying degrees of experience with the speech of hearing-impaired children: audiologists, primary school teachers and inexperienced listeners.</w:t>
+        <w:t xml:space="preserve">pairs of stimuli. The judges were selected from three distinct groups, each possessing varying degrees of experience with the speech of hearing-impaired children: audiologists, primary school teachers and inexperienced listeners. Ultimately, the authors were interested in assessing if there were differences in the</w:t>
+      </w:r>
+      <w:r>
+        <w:t xml:space="preserve"> </w:t>
+      </w:r>
+      <w:r>
+        <w:rPr>
+          <w:i/>
+          <w:iCs/>
+        </w:rPr>
+        <w:t xml:space="preserve">overall perceived speech quality</w:t>
+      </w:r>
+      <w:r>
+        <w:t xml:space="preserve"> </w:t>
+      </w:r>
+      <w:r>
+        <w:t xml:space="preserve">between groups of subjects and judges.</w:t>
       </w:r>
     </w:p>
     <w:p>
@@ -527,7 +569,7 @@
         <w:pStyle w:val="BodyText"/>
       </w:pPr>
       <w:r>
-        <w:t xml:space="preserve">Previous research have investigated some of the factors and their impact on the reliability of the method.</w:t>
+        <w:t xml:space="preserve">Previous studies have primarily focused on examining the individual impact of assessment factors on the reliability of the method. For instance,</w:t>
       </w:r>
       <w:r>
         <w:t xml:space="preserve"> </w:t>
@@ -539,7 +581,16 @@
         <w:t xml:space="preserve"> </w:t>
       </w:r>
       <w:r>
-        <w:t xml:space="preserve">conducted a simulation-based study to explore the impact originated from using random versus adaptive pairing algorithms. On the other hand,</w:t>
+        <w:t xml:space="preserve">conducted a simulation-based study to investigate the effects of using random versus adaptive pairing algorithms on the Scale Separation Reliability</w:t>
+      </w:r>
+      <w:r>
+        <w:t xml:space="preserve"> </w:t>
+      </w:r>
+      <w:r>
+        <w:t xml:space="preserve">(SSR, Pollitt 2012b)</w:t>
+      </w:r>
+      <w:r>
+        <w:t xml:space="preserve">. Similarly,</w:t>
       </w:r>
       <w:r>
         <w:t xml:space="preserve"> </w:t>
@@ -551,7 +602,7 @@
         <w:t xml:space="preserve"> </w:t>
       </w:r>
       <w:r>
-        <w:t xml:space="preserve">explore the impact of adaptive algorithms on a more realistic setting. The study used autobiographical essays written by candidates as part of their English Language course, where the essay worth half of the total marks for the final exam. In contrast,</w:t>
+        <w:t xml:space="preserve">explored the influence of adaptive algorithms on the SSR using autobiographical essays from candidates in an English Language course, where the essays constituted half of the total marks for the final exam. In contrast,</w:t>
       </w:r>
       <w:r>
         <w:t xml:space="preserve"> </w:t>
@@ -563,7 +614,7 @@
         <w:t xml:space="preserve"> </w:t>
       </w:r>
       <w:r>
-        <w:t xml:space="preserve">conducted a meta-analysis exploring the impact of the number of stimuli, the format of the stimuli, the number of comparisons per stimulus, the number of judges, the judges’ expertise, and feedback on reliability. Conversely,</w:t>
+        <w:t xml:space="preserve">conducted a meta-analysis examining the individual effects of various assessment factors on the SSR, including the number of stimuli, the format of stimuli, the number of comparisons per stimulus, the number of judges, the judges’ expertise, and feedback. Conversely,</w:t>
       </w:r>
       <w:r>
         <w:t xml:space="preserve"> </w:t>
@@ -575,19 +626,7 @@
         <w:t xml:space="preserve"> </w:t>
       </w:r>
       <w:r>
-        <w:t xml:space="preserve">conducted a simulation-based study investigating the bias and stability of the components of reliability in relation to the number of comparisons per stimulus. In all previous cases, reliability was measured by the scale Separation Reliability</w:t>
-      </w:r>
-      <w:r>
-        <w:t xml:space="preserve"> </w:t>
-      </w:r>
-      <w:r>
-        <w:t xml:space="preserve">(SSR , Pollitt 2012b)</w:t>
-      </w:r>
-      <w:r>
-        <w:t xml:space="preserve"> </w:t>
-      </w:r>
-      <w:r>
-        <w:t xml:space="preserve">either on simulated or estimated data. Lastly,</w:t>
+        <w:t xml:space="preserve">conducted a simulation-based study to investigate the bias and stability of SSR components concerning the number of comparisons per stimulus. Lastly,</w:t>
       </w:r>
       <w:r>
         <w:t xml:space="preserve"> </w:t>
@@ -599,7 +638,7 @@
         <w:t xml:space="preserve"> </w:t>
       </w:r>
       <w:r>
-        <w:t xml:space="preserve">explored the role of objective complexity in the comparison of two stimuli and decision accuracy of judges and on the reliability. While,</w:t>
+        <w:t xml:space="preserve">and</w:t>
       </w:r>
       <w:r>
         <w:t xml:space="preserve"> </w:t>
@@ -611,7 +650,7 @@
         <w:t xml:space="preserve"> </w:t>
       </w:r>
       <w:r>
-        <w:t xml:space="preserve">used eye-tracking data to explore similar objectives as the latter study.</w:t>
+        <w:t xml:space="preserve">explored the moderating role of judges’ decision accuracy on the perceived complexity during the comparison of two stimuli.</w:t>
       </w:r>
     </w:p>
     <w:p>
@@ -619,36 +658,45 @@
         <w:pStyle w:val="BodyText"/>
       </w:pPr>
       <w:r>
-        <w:t xml:space="preserve">In summary, the studies have …</w:t>
+        <w:t xml:space="preserve">However, no study to the authors’ knowledge has explored in a principled manner the interplay of assessment factors and their impact on the reliability of specific research or analysis queries. Consequently, this study aims to close this gap by conducting a Bayesian simulation-based investigation. Additionally, to conceptualize DCJ, the research will introduce the framework of Structural Causal Models (SCM) and Directed Acyclic Graphs (DAG)</w:t>
+      </w:r>
+      <w:r>
+        <w:t xml:space="preserve"> </w:t>
+      </w:r>
+      <w:r>
+        <w:t xml:space="preserve">Cinelli, Forney, and Pearl (2022)</w:t>
+      </w:r>
+      <w:r>
+        <w:t xml:space="preserve">. This theoretical framework facilitates the visualization and translation of the assumptions underlying the DCJ procedure into causal assumptions and statistical models. Ultimately, the results of this study will have implications for planning DCJ experiments, and will hold significance for researchers or analysts implementing DCJ procedures, as well as methodologists in education and assessment procedures.</w:t>
       </w:r>
     </w:p>
     <w:bookmarkEnd w:id="20"/>
-    <w:bookmarkStart w:id="21" w:name="sec-ResearchQuestions"/>
+    <w:bookmarkStart w:id="24" w:name="sec-TheoreticalFramework"/>
     <w:p>
       <w:pPr>
         <w:pStyle w:val="Heading2"/>
       </w:pPr>
       <w:r>
-        <w:t xml:space="preserve">2 Research questions</w:t>
+        <w:t xml:space="preserve">2 Theoretical framework</w:t>
+      </w:r>
+    </w:p>
+    <w:bookmarkStart w:id="21" w:name="sec-DCJcomp"/>
+    <w:p>
+      <w:pPr>
+        <w:pStyle w:val="Heading3"/>
+      </w:pPr>
+      <w:r>
+        <w:t xml:space="preserve">2.1 The compexity of DCJ</w:t>
       </w:r>
     </w:p>
     <w:bookmarkEnd w:id="21"/>
-    <w:bookmarkStart w:id="27" w:name="sec-methods"/>
-    <w:p>
-      <w:pPr>
-        <w:pStyle w:val="Heading2"/>
-      </w:pPr>
-      <w:r>
-        <w:t xml:space="preserve">3 Methods</w:t>
-      </w:r>
-    </w:p>
-    <w:bookmarkStart w:id="22" w:name="sec-TF"/>
+    <w:bookmarkStart w:id="22" w:name="sec-DCJrethink"/>
     <w:p>
       <w:pPr>
         <w:pStyle w:val="Heading3"/>
       </w:pPr>
       <w:r>
-        <w:t xml:space="preserve">3.1 Theoretical framework</w:t>
+        <w:t xml:space="preserve">2.2 Rethinking DCJ</w:t>
       </w:r>
     </w:p>
     <w:bookmarkEnd w:id="22"/>
@@ -658,112 +706,122 @@
         <w:pStyle w:val="Heading3"/>
       </w:pPr>
       <w:r>
-        <w:t xml:space="preserve">3.2 Statistical model</w:t>
+        <w:t xml:space="preserve">2.3 Statistical model</w:t>
       </w:r>
     </w:p>
     <w:bookmarkEnd w:id="23"/>
-    <w:bookmarkStart w:id="26" w:name="power-analysis"/>
+    <w:bookmarkEnd w:id="24"/>
+    <w:bookmarkStart w:id="25" w:name="sec-ResearchQuestions"/>
+    <w:p>
+      <w:pPr>
+        <w:pStyle w:val="Heading2"/>
+      </w:pPr>
+      <w:r>
+        <w:t xml:space="preserve">3 Research questions</w:t>
+      </w:r>
+    </w:p>
+    <w:bookmarkEnd w:id="25"/>
+    <w:bookmarkStart w:id="28" w:name="sec-methods"/>
+    <w:p>
+      <w:pPr>
+        <w:pStyle w:val="Heading2"/>
+      </w:pPr>
+      <w:r>
+        <w:t xml:space="preserve">4 Methods</w:t>
+      </w:r>
+    </w:p>
+    <w:bookmarkStart w:id="27" w:name="bayesian-simulation-and-power-analysis"/>
     <w:p>
       <w:pPr>
         <w:pStyle w:val="Heading3"/>
       </w:pPr>
       <w:r>
-        <w:t xml:space="preserve">3.3 Power analysis</w:t>
-      </w:r>
-    </w:p>
-    <w:bookmarkStart w:id="24" w:name="sec-FI"/>
+        <w:t xml:space="preserve">4.1 Bayesian simulation and power analysis</w:t>
+      </w:r>
+    </w:p>
+    <w:bookmarkStart w:id="26" w:name="sec-D"/>
     <w:p>
       <w:pPr>
         <w:pStyle w:val="Heading4"/>
       </w:pPr>
       <w:r>
-        <w:t xml:space="preserve">3.3.1 Factors of interest</w:t>
-      </w:r>
-    </w:p>
-    <w:bookmarkEnd w:id="24"/>
-    <w:bookmarkStart w:id="25" w:name="sec-D"/>
-    <w:p>
-      <w:pPr>
-        <w:pStyle w:val="Heading4"/>
-      </w:pPr>
-      <w:r>
-        <w:t xml:space="preserve">3.3.2 Data</w:t>
-      </w:r>
-    </w:p>
-    <w:bookmarkEnd w:id="25"/>
+        <w:t xml:space="preserve">4.1.1 Data</w:t>
+      </w:r>
+    </w:p>
     <w:bookmarkEnd w:id="26"/>
     <w:bookmarkEnd w:id="27"/>
-    <w:bookmarkStart w:id="31" w:name="sec-results"/>
+    <w:bookmarkEnd w:id="28"/>
+    <w:bookmarkStart w:id="32" w:name="sec-results"/>
     <w:p>
       <w:pPr>
         <w:pStyle w:val="Heading2"/>
       </w:pPr>
       <w:r>
-        <w:t xml:space="preserve">4 Results</w:t>
-      </w:r>
-    </w:p>
-    <w:bookmarkStart w:id="28" w:name="sec-RQ1"/>
+        <w:t xml:space="preserve">5 Results</w:t>
+      </w:r>
+    </w:p>
+    <w:bookmarkStart w:id="29" w:name="sec-RQ1"/>
     <w:p>
       <w:pPr>
         <w:pStyle w:val="Heading3"/>
       </w:pPr>
       <w:r>
-        <w:t xml:space="preserve">4.1 Research question 1</w:t>
-      </w:r>
-    </w:p>
-    <w:bookmarkEnd w:id="28"/>
-    <w:bookmarkStart w:id="29" w:name="sec-RQ2"/>
+        <w:t xml:space="preserve">5.1 Research question 1</w:t>
+      </w:r>
+    </w:p>
+    <w:bookmarkEnd w:id="29"/>
+    <w:bookmarkStart w:id="30" w:name="sec-RQ2"/>
     <w:p>
       <w:pPr>
         <w:pStyle w:val="Heading3"/>
       </w:pPr>
       <w:r>
-        <w:t xml:space="preserve">4.2 Research question 2</w:t>
-      </w:r>
-    </w:p>
-    <w:bookmarkEnd w:id="29"/>
-    <w:bookmarkStart w:id="30" w:name="sec-RQ3"/>
+        <w:t xml:space="preserve">5.2 Research question 2</w:t>
+      </w:r>
+    </w:p>
+    <w:bookmarkEnd w:id="30"/>
+    <w:bookmarkStart w:id="31" w:name="sec-RQ3"/>
     <w:p>
       <w:pPr>
         <w:pStyle w:val="Heading3"/>
       </w:pPr>
       <w:r>
-        <w:t xml:space="preserve">4.3 Research question 3</w:t>
-      </w:r>
-    </w:p>
-    <w:bookmarkEnd w:id="30"/>
+        <w:t xml:space="preserve">5.3 Research question 3</w:t>
+      </w:r>
+    </w:p>
     <w:bookmarkEnd w:id="31"/>
-    <w:bookmarkStart w:id="33" w:name="sec-discussion"/>
+    <w:bookmarkEnd w:id="32"/>
+    <w:bookmarkStart w:id="34" w:name="sec-discussion"/>
     <w:p>
       <w:pPr>
         <w:pStyle w:val="Heading2"/>
       </w:pPr>
       <w:r>
-        <w:t xml:space="preserve">5 Discussion</w:t>
-      </w:r>
-    </w:p>
-    <w:bookmarkStart w:id="32" w:name="sec-LFR"/>
+        <w:t xml:space="preserve">6 Discussion</w:t>
+      </w:r>
+    </w:p>
+    <w:bookmarkStart w:id="33" w:name="sec-LFR"/>
     <w:p>
       <w:pPr>
         <w:pStyle w:val="Heading3"/>
       </w:pPr>
       <w:r>
-        <w:t xml:space="preserve">5.1 Limitations and further research</w:t>
-      </w:r>
-    </w:p>
-    <w:bookmarkEnd w:id="32"/>
+        <w:t xml:space="preserve">6.1 Limitations and further research</w:t>
+      </w:r>
+    </w:p>
     <w:bookmarkEnd w:id="33"/>
-    <w:bookmarkStart w:id="34" w:name="sec-conclusion"/>
+    <w:bookmarkEnd w:id="34"/>
+    <w:bookmarkStart w:id="35" w:name="sec-conclusion"/>
     <w:p>
       <w:pPr>
         <w:pStyle w:val="Heading2"/>
       </w:pPr>
       <w:r>
-        <w:t xml:space="preserve">6 Conclusion</w:t>
-      </w:r>
-    </w:p>
-    <w:bookmarkEnd w:id="34"/>
-    <w:bookmarkStart w:id="76" w:name="references"/>
+        <w:t xml:space="preserve">7 Conclusion</w:t>
+      </w:r>
+    </w:p>
+    <w:bookmarkEnd w:id="35"/>
+    <w:bookmarkStart w:id="82" w:name="references"/>
     <w:p>
       <w:pPr>
         <w:pStyle w:val="Heading2"/>
@@ -772,8 +830,8 @@
         <w:t xml:space="preserve">References</w:t>
       </w:r>
     </w:p>
-    <w:bookmarkStart w:id="75" w:name="refs"/>
-    <w:bookmarkStart w:id="36" w:name="ref-Agresti_1992"/>
+    <w:bookmarkStart w:id="81" w:name="refs"/>
+    <w:bookmarkStart w:id="37" w:name="ref-Agresti_1992"/>
     <w:p>
       <w:pPr>
         <w:pStyle w:val="Bibliography"/>
@@ -806,7 +864,7 @@
       <w:r>
         <w:t xml:space="preserve"> </w:t>
       </w:r>
-      <w:hyperlink r:id="rId35">
+      <w:hyperlink r:id="rId36">
         <w:r>
           <w:rPr>
             <w:rStyle w:val="Hyperlink"/>
@@ -818,8 +876,8 @@
         <w:t xml:space="preserve">.</w:t>
       </w:r>
     </w:p>
-    <w:bookmarkEnd w:id="36"/>
-    <w:bookmarkStart w:id="38" w:name="ref-Bartholomew_et_al_2018"/>
+    <w:bookmarkEnd w:id="37"/>
+    <w:bookmarkStart w:id="39" w:name="ref-Bartholomew_et_al_2018"/>
     <w:p>
       <w:pPr>
         <w:pStyle w:val="Bibliography"/>
@@ -852,7 +910,7 @@
       <w:r>
         <w:t xml:space="preserve"> </w:t>
       </w:r>
-      <w:hyperlink r:id="rId37">
+      <w:hyperlink r:id="rId38">
         <w:r>
           <w:rPr>
             <w:rStyle w:val="Hyperlink"/>
@@ -864,8 +922,8 @@
         <w:t xml:space="preserve">.</w:t>
       </w:r>
     </w:p>
-    <w:bookmarkEnd w:id="38"/>
-    <w:bookmarkStart w:id="40" w:name="ref-Bartholomew_et_al_2020"/>
+    <w:bookmarkEnd w:id="39"/>
+    <w:bookmarkStart w:id="41" w:name="ref-Bartholomew_et_al_2020"/>
     <w:p>
       <w:pPr>
         <w:pStyle w:val="Bibliography"/>
@@ -901,7 +959,7 @@
       <w:r>
         <w:t xml:space="preserve"> </w:t>
       </w:r>
-      <w:hyperlink r:id="rId39">
+      <w:hyperlink r:id="rId40">
         <w:r>
           <w:rPr>
             <w:rStyle w:val="Hyperlink"/>
@@ -913,8 +971,8 @@
         <w:t xml:space="preserve">.</w:t>
       </w:r>
     </w:p>
-    <w:bookmarkEnd w:id="40"/>
-    <w:bookmarkStart w:id="42" w:name="ref-Boonen_et_al_2020"/>
+    <w:bookmarkEnd w:id="41"/>
+    <w:bookmarkStart w:id="43" w:name="ref-Boonen_et_al_2020"/>
     <w:p>
       <w:pPr>
         <w:pStyle w:val="Bibliography"/>
@@ -947,7 +1005,7 @@
       <w:r>
         <w:t xml:space="preserve"> </w:t>
       </w:r>
-      <w:hyperlink r:id="rId41">
+      <w:hyperlink r:id="rId42">
         <w:r>
           <w:rPr>
             <w:rStyle w:val="Hyperlink"/>
@@ -959,8 +1017,8 @@
         <w:t xml:space="preserve">.</w:t>
       </w:r>
     </w:p>
-    <w:bookmarkEnd w:id="42"/>
-    <w:bookmarkStart w:id="44" w:name="ref-Bradley_et_al_1952"/>
+    <w:bookmarkEnd w:id="43"/>
+    <w:bookmarkStart w:id="45" w:name="ref-Bradley_et_al_1952"/>
     <w:p>
       <w:pPr>
         <w:pStyle w:val="Bibliography"/>
@@ -993,7 +1051,7 @@
       <w:r>
         <w:t xml:space="preserve"> </w:t>
       </w:r>
-      <w:hyperlink r:id="rId43">
+      <w:hyperlink r:id="rId44">
         <w:r>
           <w:rPr>
             <w:rStyle w:val="Hyperlink"/>
@@ -1005,8 +1063,8 @@
         <w:t xml:space="preserve">.</w:t>
       </w:r>
     </w:p>
-    <w:bookmarkEnd w:id="44"/>
-    <w:bookmarkStart w:id="46" w:name="ref-Bramley_2015"/>
+    <w:bookmarkEnd w:id="45"/>
+    <w:bookmarkStart w:id="47" w:name="ref-Bramley_2015"/>
     <w:p>
       <w:pPr>
         <w:pStyle w:val="Bibliography"/>
@@ -1023,7 +1081,7 @@
       <w:r>
         <w:t xml:space="preserve"> </w:t>
       </w:r>
-      <w:hyperlink r:id="rId45">
+      <w:hyperlink r:id="rId46">
         <w:r>
           <w:rPr>
             <w:rStyle w:val="Hyperlink"/>
@@ -1035,8 +1093,8 @@
         <w:t xml:space="preserve">.</w:t>
       </w:r>
     </w:p>
-    <w:bookmarkEnd w:id="46"/>
-    <w:bookmarkStart w:id="48" w:name="ref-Bramley_et_al_2019"/>
+    <w:bookmarkEnd w:id="47"/>
+    <w:bookmarkStart w:id="49" w:name="ref-Bramley_et_al_2019"/>
     <w:p>
       <w:pPr>
         <w:pStyle w:val="Bibliography"/>
@@ -1069,7 +1127,7 @@
       <w:r>
         <w:t xml:space="preserve"> </w:t>
       </w:r>
-      <w:hyperlink r:id="rId47">
+      <w:hyperlink r:id="rId48">
         <w:r>
           <w:rPr>
             <w:rStyle w:val="Hyperlink"/>
@@ -1081,8 +1139,48 @@
         <w:t xml:space="preserve">.</w:t>
       </w:r>
     </w:p>
-    <w:bookmarkEnd w:id="48"/>
-    <w:bookmarkStart w:id="50" w:name="ref-Crompvoets_et_al_2022"/>
+    <w:bookmarkEnd w:id="49"/>
+    <w:bookmarkStart w:id="51" w:name="ref-Cinelli_et_al_2021"/>
+    <w:p>
+      <w:pPr>
+        <w:pStyle w:val="Bibliography"/>
+      </w:pPr>
+      <w:r>
+        <w:t xml:space="preserve">Cinelli, C., A. Forney, and J. Pearl. 2022.</w:t>
+      </w:r>
+      <w:r>
+        <w:t xml:space="preserve"> </w:t>
+      </w:r>
+      <w:r>
+        <w:t xml:space="preserve">“A Crash Course in Good and Bad Controls.”</w:t>
+      </w:r>
+      <w:r>
+        <w:t xml:space="preserve"> </w:t>
+      </w:r>
+      <w:r>
+        <w:rPr>
+          <w:i/>
+          <w:iCs/>
+        </w:rPr>
+        <w:t xml:space="preserve">SSRN</w:t>
+      </w:r>
+      <w:r>
+        <w:t xml:space="preserve">, September. https://doi.org/</w:t>
+      </w:r>
+      <w:hyperlink r:id="rId50">
+        <w:r>
+          <w:rPr>
+            <w:rStyle w:val="Hyperlink"/>
+          </w:rPr>
+          <w:t xml:space="preserve">http://dx.doi.org/10.2139/ssrn.3689437</w:t>
+        </w:r>
+      </w:hyperlink>
+      <w:r>
+        <w:t xml:space="preserve">.</w:t>
+      </w:r>
+    </w:p>
+    <w:bookmarkEnd w:id="51"/>
+    <w:bookmarkStart w:id="53" w:name="ref-Crompvoets_et_al_2022"/>
     <w:p>
       <w:pPr>
         <w:pStyle w:val="Bibliography"/>
@@ -1115,7 +1213,7 @@
       <w:r>
         <w:t xml:space="preserve"> </w:t>
       </w:r>
-      <w:hyperlink r:id="rId49">
+      <w:hyperlink r:id="rId52">
         <w:r>
           <w:rPr>
             <w:rStyle w:val="Hyperlink"/>
@@ -1127,8 +1225,8 @@
         <w:t xml:space="preserve">.</w:t>
       </w:r>
     </w:p>
-    <w:bookmarkEnd w:id="50"/>
-    <w:bookmarkStart w:id="52" w:name="ref-Gijsen_et_al_2021"/>
+    <w:bookmarkEnd w:id="53"/>
+    <w:bookmarkStart w:id="55" w:name="ref-Gijsen_et_al_2021"/>
     <w:p>
       <w:pPr>
         <w:pStyle w:val="Bibliography"/>
@@ -1161,7 +1259,7 @@
       <w:r>
         <w:t xml:space="preserve"> </w:t>
       </w:r>
-      <w:hyperlink r:id="rId51">
+      <w:hyperlink r:id="rId54">
         <w:r>
           <w:rPr>
             <w:rStyle w:val="Hyperlink"/>
@@ -1173,8 +1271,8 @@
         <w:t xml:space="preserve">.</w:t>
       </w:r>
     </w:p>
-    <w:bookmarkEnd w:id="52"/>
-    <w:bookmarkStart w:id="53" w:name="ref-Lesterhuis_2018"/>
+    <w:bookmarkEnd w:id="55"/>
+    <w:bookmarkStart w:id="56" w:name="ref-Lesterhuis_2018"/>
     <w:p>
       <w:pPr>
         <w:pStyle w:val="Bibliography"/>
@@ -1195,8 +1293,8 @@
         <w:t xml:space="preserve">PhD thesis, University of Antwerp.</w:t>
       </w:r>
     </w:p>
-    <w:bookmarkEnd w:id="53"/>
-    <w:bookmarkStart w:id="55" w:name="ref-Luce_1959"/>
+    <w:bookmarkEnd w:id="56"/>
+    <w:bookmarkStart w:id="58" w:name="ref-Luce_1959"/>
     <w:p>
       <w:pPr>
         <w:pStyle w:val="Bibliography"/>
@@ -1229,7 +1327,7 @@
       <w:r>
         <w:t xml:space="preserve"> </w:t>
       </w:r>
-      <w:hyperlink r:id="rId54">
+      <w:hyperlink r:id="rId57">
         <w:r>
           <w:rPr>
             <w:rStyle w:val="Hyperlink"/>
@@ -1241,8 +1339,8 @@
         <w:t xml:space="preserve">.</w:t>
       </w:r>
     </w:p>
-    <w:bookmarkEnd w:id="55"/>
-    <w:bookmarkStart w:id="57" w:name="ref-Marshall_et_al_2020"/>
+    <w:bookmarkEnd w:id="58"/>
+    <w:bookmarkStart w:id="60" w:name="ref-Marshall_et_al_2020"/>
     <w:p>
       <w:pPr>
         <w:pStyle w:val="Bibliography"/>
@@ -1275,7 +1373,7 @@
       <w:r>
         <w:t xml:space="preserve"> </w:t>
       </w:r>
-      <w:hyperlink r:id="rId56">
+      <w:hyperlink r:id="rId59">
         <w:r>
           <w:rPr>
             <w:rStyle w:val="Hyperlink"/>
@@ -1287,8 +1385,60 @@
         <w:t xml:space="preserve">.</w:t>
       </w:r>
     </w:p>
-    <w:bookmarkEnd w:id="57"/>
-    <w:bookmarkStart w:id="59" w:name="ref-Placket_1975"/>
+    <w:bookmarkEnd w:id="60"/>
+    <w:bookmarkStart w:id="62" w:name="ref-Pearl_2009"/>
+    <w:p>
+      <w:pPr>
+        <w:pStyle w:val="Bibliography"/>
+      </w:pPr>
+      <w:r>
+        <w:t xml:space="preserve">Pearl, J. 2009.</w:t>
+      </w:r>
+      <w:r>
+        <w:t xml:space="preserve"> </w:t>
+      </w:r>
+      <w:hyperlink r:id="rId61">
+        <w:r>
+          <w:rPr>
+            <w:rStyle w:val="Hyperlink"/>
+            <w:i/>
+            <w:iCs/>
+          </w:rPr>
+          <w:t xml:space="preserve">Causality: Models, Reasoning and Inference</w:t>
+        </w:r>
+      </w:hyperlink>
+      <w:r>
+        <w:t xml:space="preserve">. Cambrige University Press.</w:t>
+      </w:r>
+    </w:p>
+    <w:bookmarkEnd w:id="62"/>
+    <w:bookmarkStart w:id="63" w:name="ref-Pearl_et_al_2016"/>
+    <w:p>
+      <w:pPr>
+        <w:pStyle w:val="Bibliography"/>
+      </w:pPr>
+      <w:r>
+        <w:t xml:space="preserve">Pearl, J., M. Glymour, and N. Jewell. 2016.</w:t>
+      </w:r>
+      <w:r>
+        <w:t xml:space="preserve"> </w:t>
+      </w:r>
+      <w:hyperlink r:id="rId61">
+        <w:r>
+          <w:rPr>
+            <w:rStyle w:val="Hyperlink"/>
+            <w:i/>
+            <w:iCs/>
+          </w:rPr>
+          <w:t xml:space="preserve">Causal Inference in Statistics: A Primer</w:t>
+        </w:r>
+      </w:hyperlink>
+      <w:r>
+        <w:t xml:space="preserve">. John Wiley &amp; Sons, Inc.</w:t>
+      </w:r>
+    </w:p>
+    <w:bookmarkEnd w:id="63"/>
+    <w:bookmarkStart w:id="65" w:name="ref-Placket_1975"/>
     <w:p>
       <w:pPr>
         <w:pStyle w:val="Bibliography"/>
@@ -1321,7 +1471,7 @@
       <w:r>
         <w:t xml:space="preserve"> </w:t>
       </w:r>
-      <w:hyperlink r:id="rId58">
+      <w:hyperlink r:id="rId64">
         <w:r>
           <w:rPr>
             <w:rStyle w:val="Hyperlink"/>
@@ -1333,8 +1483,8 @@
         <w:t xml:space="preserve">.</w:t>
       </w:r>
     </w:p>
-    <w:bookmarkEnd w:id="59"/>
-    <w:bookmarkStart w:id="61" w:name="ref-Pollitt_2012a"/>
+    <w:bookmarkEnd w:id="65"/>
+    <w:bookmarkStart w:id="67" w:name="ref-Pollitt_2012a"/>
     <w:p>
       <w:pPr>
         <w:pStyle w:val="Bibliography"/>
@@ -1367,7 +1517,7 @@
       <w:r>
         <w:t xml:space="preserve"> </w:t>
       </w:r>
-      <w:hyperlink r:id="rId60">
+      <w:hyperlink r:id="rId66">
         <w:r>
           <w:rPr>
             <w:rStyle w:val="Hyperlink"/>
@@ -1379,8 +1529,8 @@
         <w:t xml:space="preserve">.</w:t>
       </w:r>
     </w:p>
-    <w:bookmarkEnd w:id="61"/>
-    <w:bookmarkStart w:id="63" w:name="ref-Pollitt_2012b"/>
+    <w:bookmarkEnd w:id="67"/>
+    <w:bookmarkStart w:id="69" w:name="ref-Pollitt_2012b"/>
     <w:p>
       <w:pPr>
         <w:pStyle w:val="Bibliography"/>
@@ -1413,7 +1563,7 @@
       <w:r>
         <w:t xml:space="preserve"> </w:t>
       </w:r>
-      <w:hyperlink r:id="rId62">
+      <w:hyperlink r:id="rId68">
         <w:r>
           <w:rPr>
             <w:rStyle w:val="Hyperlink"/>
@@ -1425,8 +1575,8 @@
         <w:t xml:space="preserve">.</w:t>
       </w:r>
     </w:p>
-    <w:bookmarkEnd w:id="63"/>
-    <w:bookmarkStart w:id="65" w:name="ref-Thurstone_1927"/>
+    <w:bookmarkEnd w:id="69"/>
+    <w:bookmarkStart w:id="71" w:name="ref-Thurstone_1927"/>
     <w:p>
       <w:pPr>
         <w:pStyle w:val="Bibliography"/>
@@ -1459,7 +1609,7 @@
       <w:r>
         <w:t xml:space="preserve"> </w:t>
       </w:r>
-      <w:hyperlink r:id="rId64">
+      <w:hyperlink r:id="rId70">
         <w:r>
           <w:rPr>
             <w:rStyle w:val="Hyperlink"/>
@@ -1471,8 +1621,8 @@
         <w:t xml:space="preserve">.</w:t>
       </w:r>
     </w:p>
-    <w:bookmarkEnd w:id="65"/>
-    <w:bookmarkStart w:id="67" w:name="ref-Tutz_1986"/>
+    <w:bookmarkEnd w:id="71"/>
+    <w:bookmarkStart w:id="73" w:name="ref-Tutz_1986"/>
     <w:p>
       <w:pPr>
         <w:pStyle w:val="Bibliography"/>
@@ -1505,7 +1655,7 @@
       <w:r>
         <w:t xml:space="preserve"> </w:t>
       </w:r>
-      <w:hyperlink r:id="rId66">
+      <w:hyperlink r:id="rId72">
         <w:r>
           <w:rPr>
             <w:rStyle w:val="Hyperlink"/>
@@ -1517,8 +1667,8 @@
         <w:t xml:space="preserve">.</w:t>
       </w:r>
     </w:p>
-    <w:bookmarkEnd w:id="67"/>
-    <w:bookmarkStart w:id="68" w:name="ref-vanDaal_2020"/>
+    <w:bookmarkEnd w:id="73"/>
+    <w:bookmarkStart w:id="74" w:name="ref-vanDaal_2020"/>
     <w:p>
       <w:pPr>
         <w:pStyle w:val="Bibliography"/>
@@ -1539,8 +1689,8 @@
         <w:t xml:space="preserve">PhD thesis, University of Antwerp.</w:t>
       </w:r>
     </w:p>
-    <w:bookmarkEnd w:id="68"/>
-    <w:bookmarkStart w:id="70" w:name="ref-vanDaal_et_al_2016"/>
+    <w:bookmarkEnd w:id="74"/>
+    <w:bookmarkStart w:id="76" w:name="ref-vanDaal_et_al_2016"/>
     <w:p>
       <w:pPr>
         <w:pStyle w:val="Bibliography"/>
@@ -1573,7 +1723,7 @@
       <w:r>
         <w:t xml:space="preserve"> </w:t>
       </w:r>
-      <w:hyperlink r:id="rId69">
+      <w:hyperlink r:id="rId75">
         <w:r>
           <w:rPr>
             <w:rStyle w:val="Hyperlink"/>
@@ -1585,8 +1735,8 @@
         <w:t xml:space="preserve">.</w:t>
       </w:r>
     </w:p>
-    <w:bookmarkEnd w:id="70"/>
-    <w:bookmarkStart w:id="72" w:name="ref-vanDaal_et_al_2017"/>
+    <w:bookmarkEnd w:id="76"/>
+    <w:bookmarkStart w:id="78" w:name="ref-vanDaal_et_al_2017"/>
     <w:p>
       <w:pPr>
         <w:pStyle w:val="Bibliography"/>
@@ -1619,7 +1769,7 @@
       <w:r>
         <w:t xml:space="preserve"> </w:t>
       </w:r>
-      <w:hyperlink r:id="rId71">
+      <w:hyperlink r:id="rId77">
         <w:r>
           <w:rPr>
             <w:rStyle w:val="Hyperlink"/>
@@ -1631,8 +1781,8 @@
         <w:t xml:space="preserve">.</w:t>
       </w:r>
     </w:p>
-    <w:bookmarkEnd w:id="72"/>
-    <w:bookmarkStart w:id="74" w:name="ref-Verhavert_et_al_2019"/>
+    <w:bookmarkEnd w:id="78"/>
+    <w:bookmarkStart w:id="80" w:name="ref-Verhavert_et_al_2019"/>
     <w:p>
       <w:pPr>
         <w:pStyle w:val="Bibliography"/>
@@ -1665,7 +1815,7 @@
       <w:r>
         <w:t xml:space="preserve"> </w:t>
       </w:r>
-      <w:hyperlink r:id="rId73">
+      <w:hyperlink r:id="rId79">
         <w:r>
           <w:rPr>
             <w:rStyle w:val="Hyperlink"/>
@@ -1677,9 +1827,9 @@
         <w:t xml:space="preserve">.</w:t>
       </w:r>
     </w:p>
-    <w:bookmarkEnd w:id="74"/>
-    <w:bookmarkEnd w:id="75"/>
-    <w:bookmarkEnd w:id="76"/>
+    <w:bookmarkEnd w:id="80"/>
+    <w:bookmarkEnd w:id="81"/>
+    <w:bookmarkEnd w:id="82"/>
     <w:sectPr/>
   </w:body>
 </w:document>

--- a/index.docx
+++ b/index.docx
@@ -185,7 +185,7 @@
         <w:pStyle w:val="Date"/>
       </w:pPr>
       <w:r>
-        <w:t xml:space="preserve">2024-03-18</w:t>
+        <w:t xml:space="preserve">2024-03-19</w:t>
       </w:r>
     </w:p>
     <w:p>
@@ -365,7 +365,7 @@
         <w:t xml:space="preserve">(Lesterhuis 2018; van Daal 2020; Marshall et al. 2020)</w:t>
       </w:r>
       <w:r>
-        <w:t xml:space="preserve">. Nevertheless, there has been limited investigation into the interplay of the multiple assessment factors and their contribution to the method’s reliability.</w:t>
+        <w:t xml:space="preserve">. Nevertheless, there has been limited investigation about the interplay of the different assessment factors and their contribution to the consistency of the method (i.e., its reliability).</w:t>
       </w:r>
     </w:p>
     <w:p>
@@ -426,7 +426,7 @@
         <w:t xml:space="preserve"> </w:t>
       </w:r>
       <w:r>
-        <w:t xml:space="preserve">abilities, and the number of comparisons per judge also play pivotal roles. Additionally, in cases where the stimuli represent sub-units of higher levels units, then the number of units, the characteristics of the units, and their</w:t>
+        <w:t xml:space="preserve">abilities, and the number of comparisons per judge also play pivotal roles. Additionally, in cases where the stimuli represent sub-units of higher-levels units, then the number of units, the characteristics of the units, and their</w:t>
       </w:r>
       <w:r>
         <w:t xml:space="preserve"> </w:t>
@@ -569,7 +569,7 @@
         <w:pStyle w:val="BodyText"/>
       </w:pPr>
       <w:r>
-        <w:t xml:space="preserve">Previous studies have primarily focused on examining the individual impact of assessment factors on the reliability of the method. For instance,</w:t>
+        <w:t xml:space="preserve">Previous studies have primarily focused on examining the individual impact of the different assessment factors on the reliability of the method. For instance,</w:t>
       </w:r>
       <w:r>
         <w:t xml:space="preserve"> </w:t>
@@ -602,7 +602,7 @@
         <w:t xml:space="preserve"> </w:t>
       </w:r>
       <w:r>
-        <w:t xml:space="preserve">explored the influence of adaptive algorithms on the SSR using autobiographical essays from candidates in an English Language course, where the essays constituted half of the total marks for the final exam. In contrast,</w:t>
+        <w:t xml:space="preserve">explored the influence of adaptive algorithms on the SSR, using autobiographical essays from candidates in an English Language course, where the essays constituted half of the total marks for the final exam. In contrast,</w:t>
       </w:r>
       <w:r>
         <w:t xml:space="preserve"> </w:t>
@@ -626,7 +626,7 @@
         <w:t xml:space="preserve"> </w:t>
       </w:r>
       <w:r>
-        <w:t xml:space="preserve">conducted a simulation-based study to investigate the bias and stability of SSR components concerning the number of comparisons per stimulus. Lastly,</w:t>
+        <w:t xml:space="preserve">conducted a simulation-based study to investigate the bias and stability of the SSR components under different number of comparisons per stimulus. Lastly,</w:t>
       </w:r>
       <w:r>
         <w:t xml:space="preserve"> </w:t>
@@ -658,20 +658,121 @@
         <w:pStyle w:val="BodyText"/>
       </w:pPr>
       <w:r>
-        <w:t xml:space="preserve">However, no study to the authors’ knowledge has explored in a principled manner the interplay of assessment factors and their impact on the reliability of specific research or analysis queries. Consequently, this study aims to close this gap by conducting a Bayesian simulation-based investigation. Additionally, to conceptualize DCJ, the research will introduce the framework of Structural Causal Models (SCM) and Directed Acyclic Graphs (DAG)</w:t>
-      </w:r>
-      <w:r>
-        <w:t xml:space="preserve"> </w:t>
-      </w:r>
-      <w:r>
-        <w:t xml:space="preserve">Cinelli, Forney, and Pearl (2022)</w:t>
-      </w:r>
-      <w:r>
-        <w:t xml:space="preserve">. This theoretical framework facilitates the visualization and translation of the assumptions underlying the DCJ procedure into causal assumptions and statistical models. Ultimately, the results of this study will have implications for planning DCJ experiments, and will hold significance for researchers or analysts implementing DCJ procedures, as well as methodologists in education and assessment procedures.</w:t>
+        <w:t xml:space="preserve">Considering the method’s sophistication and data complexity, it is surprising that no study has explored in a principled manner the interplay between the different relevant assessment factors and their impact on the reliability of the DCJ method. This study aims to address this gap by conducting a Bayesian simulation-based power analysis. The research will follow the workflow outlined by McElreath</w:t>
+      </w:r>
+      <w:r>
+        <w:t xml:space="preserve"> </w:t>
+      </w:r>
+      <w:r>
+        <w:t xml:space="preserve">(2020)</w:t>
+      </w:r>
+      <w:r>
+        <w:t xml:space="preserve"> </w:t>
+      </w:r>
+      <w:r>
+        <w:t xml:space="preserve">and Neal</w:t>
+      </w:r>
+      <w:r>
+        <w:t xml:space="preserve"> </w:t>
+      </w:r>
+      <w:r>
+        <w:t xml:space="preserve">(2020)</w:t>
+      </w:r>
+      <w:r>
+        <w:t xml:space="preserve">. First, the study defines the targets of inference, commonly known as the</w:t>
+      </w:r>
+      <w:r>
+        <w:t xml:space="preserve"> </w:t>
+      </w:r>
+      <w:r>
+        <w:rPr>
+          <w:i/>
+          <w:iCs/>
+        </w:rPr>
+        <w:t xml:space="preserve">estimands</w:t>
+      </w:r>
+      <w:r>
+        <w:t xml:space="preserve">. These estimands are described in three research questions, over which the reliability of the DCJ method is evaluated. Next, the study constructs a</w:t>
+      </w:r>
+      <w:r>
+        <w:t xml:space="preserve"> </w:t>
+      </w:r>
+      <w:r>
+        <w:rPr>
+          <w:i/>
+          <w:iCs/>
+        </w:rPr>
+        <w:t xml:space="preserve">scientific model</w:t>
+      </w:r>
+      <w:r>
+        <w:t xml:space="preserve"> </w:t>
+      </w:r>
+      <w:r>
+        <w:t xml:space="preserve">for the DCJ procedure. Scientific (causal) models describe the causal assumptions and mechanisms underlying a system, and facilitate inferences about causal relationships from data</w:t>
+      </w:r>
+      <w:r>
+        <w:t xml:space="preserve"> </w:t>
+      </w:r>
+      <w:r>
+        <w:t xml:space="preserve">(Hitchcock 2023)</w:t>
+      </w:r>
+      <w:r>
+        <w:t xml:space="preserve">. To facilitate the translation and visualization of the assumptions underlying the DCJ procedure, this study uses Directed Acyclic Graphs (DAG) and Structural Causal Models (SCM)</w:t>
+      </w:r>
+      <w:r>
+        <w:t xml:space="preserve"> </w:t>
+      </w:r>
+      <w:r>
+        <w:t xml:space="preserve">(Pearl 2009; Pearl, Glymour, and Jewell 2016; Cinelli, Forney, and Pearl 2022)</w:t>
+      </w:r>
+      <w:r>
+        <w:t xml:space="preserve">. Subsequently, a statistical model (i.e., an</w:t>
+      </w:r>
+      <w:r>
+        <w:t xml:space="preserve"> </w:t>
+      </w:r>
+      <w:r>
+        <w:rPr>
+          <w:i/>
+          <w:iCs/>
+        </w:rPr>
+        <w:t xml:space="preserve">estimator</w:t>
+      </w:r>
+      <w:r>
+        <w:t xml:space="preserve">) is used to obtain an approximation of the target of inference (i.e., an</w:t>
+      </w:r>
+      <w:r>
+        <w:t xml:space="preserve"> </w:t>
+      </w:r>
+      <w:r>
+        <w:rPr>
+          <w:i/>
+          <w:iCs/>
+        </w:rPr>
+        <w:t xml:space="preserve">estimate</w:t>
+      </w:r>
+      <w:r>
+        <w:t xml:space="preserve">). Bayesian statistical methods provide an intuitive way to translate estimands and scientific models into probabilistic statistical models. Lastly, using the statistical model and simulated data, the study provides an</w:t>
+      </w:r>
+      <w:r>
+        <w:t xml:space="preserve"> </w:t>
+      </w:r>
+      <w:r>
+        <w:rPr>
+          <w:i/>
+          <w:iCs/>
+        </w:rPr>
+        <w:t xml:space="preserve">estimate</w:t>
+      </w:r>
+      <w:r>
+        <w:t xml:space="preserve"> </w:t>
+      </w:r>
+      <w:r>
+        <w:t xml:space="preserve">for the different targets of inference. The study repeats this final step of the workflow for different combinations of assessment factors multiple times. Since the estimands in simulated data are known, assesses the proximity between the estimates derived from the true estimands, which constitutes a power analysis. Ultimately, the results of this study will have implications for planning DCJ experiments, and will hold significance for researchers or analysts, in education and assessment procedures, implementing the DCJ method.</w:t>
       </w:r>
     </w:p>
     <w:bookmarkEnd w:id="20"/>
-    <w:bookmarkStart w:id="24" w:name="sec-TheoreticalFramework"/>
+    <w:bookmarkStart w:id="23" w:name="sec-TheoreticalFramework"/>
     <w:p>
       <w:pPr>
         <w:pStyle w:val="Heading2"/>
@@ -680,158 +781,138 @@
         <w:t xml:space="preserve">2 Theoretical framework</w:t>
       </w:r>
     </w:p>
-    <w:bookmarkStart w:id="21" w:name="sec-DCJcomp"/>
+    <w:bookmarkStart w:id="21" w:name="sec-SciMod"/>
     <w:p>
       <w:pPr>
         <w:pStyle w:val="Heading3"/>
       </w:pPr>
       <w:r>
-        <w:t xml:space="preserve">2.1 The compexity of DCJ</w:t>
+        <w:t xml:space="preserve">2.1 A scientific model for the DCJ procedure</w:t>
       </w:r>
     </w:p>
     <w:bookmarkEnd w:id="21"/>
-    <w:bookmarkStart w:id="22" w:name="sec-DCJrethink"/>
+    <w:bookmarkStart w:id="22" w:name="sec-Sci2StatMod"/>
     <w:p>
       <w:pPr>
         <w:pStyle w:val="Heading3"/>
       </w:pPr>
       <w:r>
-        <w:t xml:space="preserve">2.2 Rethinking DCJ</w:t>
+        <w:t xml:space="preserve">2.2 From the scientific to the statistical DCJ model</w:t>
       </w:r>
     </w:p>
     <w:bookmarkEnd w:id="22"/>
-    <w:bookmarkStart w:id="23" w:name="sec-SM"/>
+    <w:bookmarkEnd w:id="23"/>
+    <w:bookmarkStart w:id="24" w:name="sec-ResearchQuestions"/>
+    <w:p>
+      <w:pPr>
+        <w:pStyle w:val="Heading2"/>
+      </w:pPr>
+      <w:r>
+        <w:t xml:space="preserve">3 Research questions</w:t>
+      </w:r>
+    </w:p>
+    <w:bookmarkEnd w:id="24"/>
+    <w:bookmarkStart w:id="26" w:name="sec-methods"/>
+    <w:p>
+      <w:pPr>
+        <w:pStyle w:val="Heading2"/>
+      </w:pPr>
+      <w:r>
+        <w:t xml:space="preserve">4 Methods</w:t>
+      </w:r>
+    </w:p>
+    <w:bookmarkStart w:id="25" w:name="bayesian-simulation-and-power-analysis"/>
     <w:p>
       <w:pPr>
         <w:pStyle w:val="Heading3"/>
       </w:pPr>
       <w:r>
-        <w:t xml:space="preserve">2.3 Statistical model</w:t>
-      </w:r>
-    </w:p>
-    <w:bookmarkEnd w:id="23"/>
-    <w:bookmarkEnd w:id="24"/>
-    <w:bookmarkStart w:id="25" w:name="sec-ResearchQuestions"/>
+        <w:t xml:space="preserve">4.1 Bayesian simulation and power analysis</w:t>
+      </w:r>
+    </w:p>
+    <w:bookmarkEnd w:id="25"/>
+    <w:bookmarkEnd w:id="26"/>
+    <w:bookmarkStart w:id="30" w:name="sec-results"/>
     <w:p>
       <w:pPr>
         <w:pStyle w:val="Heading2"/>
       </w:pPr>
       <w:r>
-        <w:t xml:space="preserve">3 Research questions</w:t>
-      </w:r>
-    </w:p>
-    <w:bookmarkEnd w:id="25"/>
-    <w:bookmarkStart w:id="28" w:name="sec-methods"/>
+        <w:t xml:space="preserve">5 Results</w:t>
+      </w:r>
+    </w:p>
+    <w:bookmarkStart w:id="27" w:name="sec-RQ1"/>
+    <w:p>
+      <w:pPr>
+        <w:pStyle w:val="Heading3"/>
+      </w:pPr>
+      <w:r>
+        <w:t xml:space="preserve">5.1 Research question 1</w:t>
+      </w:r>
+    </w:p>
+    <w:bookmarkEnd w:id="27"/>
+    <w:bookmarkStart w:id="28" w:name="sec-RQ2"/>
+    <w:p>
+      <w:pPr>
+        <w:pStyle w:val="Heading3"/>
+      </w:pPr>
+      <w:r>
+        <w:t xml:space="preserve">5.2 Research question 2</w:t>
+      </w:r>
+    </w:p>
+    <w:bookmarkEnd w:id="28"/>
+    <w:bookmarkStart w:id="29" w:name="sec-RQ3"/>
+    <w:p>
+      <w:pPr>
+        <w:pStyle w:val="Heading3"/>
+      </w:pPr>
+      <w:r>
+        <w:t xml:space="preserve">5.3 Research question 3</w:t>
+      </w:r>
+    </w:p>
+    <w:bookmarkEnd w:id="29"/>
+    <w:bookmarkEnd w:id="30"/>
+    <w:bookmarkStart w:id="32" w:name="sec-discussion"/>
     <w:p>
       <w:pPr>
         <w:pStyle w:val="Heading2"/>
       </w:pPr>
       <w:r>
-        <w:t xml:space="preserve">4 Methods</w:t>
-      </w:r>
-    </w:p>
-    <w:bookmarkStart w:id="27" w:name="bayesian-simulation-and-power-analysis"/>
+        <w:t xml:space="preserve">6 Discussion</w:t>
+      </w:r>
+    </w:p>
+    <w:bookmarkStart w:id="31" w:name="sec-LFR"/>
     <w:p>
       <w:pPr>
         <w:pStyle w:val="Heading3"/>
       </w:pPr>
       <w:r>
-        <w:t xml:space="preserve">4.1 Bayesian simulation and power analysis</w:t>
-      </w:r>
-    </w:p>
-    <w:bookmarkStart w:id="26" w:name="sec-D"/>
-    <w:p>
-      <w:pPr>
-        <w:pStyle w:val="Heading4"/>
-      </w:pPr>
-      <w:r>
-        <w:t xml:space="preserve">4.1.1 Data</w:t>
-      </w:r>
-    </w:p>
-    <w:bookmarkEnd w:id="26"/>
-    <w:bookmarkEnd w:id="27"/>
-    <w:bookmarkEnd w:id="28"/>
-    <w:bookmarkStart w:id="32" w:name="sec-results"/>
-    <w:p>
-      <w:pPr>
-        <w:pStyle w:val="Heading2"/>
-      </w:pPr>
-      <w:r>
-        <w:t xml:space="preserve">5 Results</w:t>
-      </w:r>
-    </w:p>
-    <w:bookmarkStart w:id="29" w:name="sec-RQ1"/>
-    <w:p>
-      <w:pPr>
-        <w:pStyle w:val="Heading3"/>
-      </w:pPr>
-      <w:r>
-        <w:t xml:space="preserve">5.1 Research question 1</w:t>
-      </w:r>
-    </w:p>
-    <w:bookmarkEnd w:id="29"/>
-    <w:bookmarkStart w:id="30" w:name="sec-RQ2"/>
-    <w:p>
-      <w:pPr>
-        <w:pStyle w:val="Heading3"/>
-      </w:pPr>
-      <w:r>
-        <w:t xml:space="preserve">5.2 Research question 2</w:t>
-      </w:r>
-    </w:p>
-    <w:bookmarkEnd w:id="30"/>
-    <w:bookmarkStart w:id="31" w:name="sec-RQ3"/>
-    <w:p>
-      <w:pPr>
-        <w:pStyle w:val="Heading3"/>
-      </w:pPr>
-      <w:r>
-        <w:t xml:space="preserve">5.3 Research question 3</w:t>
+        <w:t xml:space="preserve">6.1 Limitations and further research</w:t>
       </w:r>
     </w:p>
     <w:bookmarkEnd w:id="31"/>
     <w:bookmarkEnd w:id="32"/>
-    <w:bookmarkStart w:id="34" w:name="sec-discussion"/>
+    <w:bookmarkStart w:id="33" w:name="sec-conclusion"/>
     <w:p>
       <w:pPr>
         <w:pStyle w:val="Heading2"/>
       </w:pPr>
       <w:r>
-        <w:t xml:space="preserve">6 Discussion</w:t>
-      </w:r>
-    </w:p>
-    <w:bookmarkStart w:id="33" w:name="sec-LFR"/>
-    <w:p>
-      <w:pPr>
-        <w:pStyle w:val="Heading3"/>
-      </w:pPr>
-      <w:r>
-        <w:t xml:space="preserve">6.1 Limitations and further research</w:t>
+        <w:t xml:space="preserve">7 Conclusion</w:t>
       </w:r>
     </w:p>
     <w:bookmarkEnd w:id="33"/>
-    <w:bookmarkEnd w:id="34"/>
-    <w:bookmarkStart w:id="35" w:name="sec-conclusion"/>
+    <w:bookmarkStart w:id="85" w:name="references"/>
     <w:p>
       <w:pPr>
         <w:pStyle w:val="Heading2"/>
       </w:pPr>
       <w:r>
-        <w:t xml:space="preserve">7 Conclusion</w:t>
-      </w:r>
-    </w:p>
-    <w:bookmarkEnd w:id="35"/>
-    <w:bookmarkStart w:id="82" w:name="references"/>
-    <w:p>
-      <w:pPr>
-        <w:pStyle w:val="Heading2"/>
-      </w:pPr>
-      <w:r>
         <w:t xml:space="preserve">References</w:t>
       </w:r>
     </w:p>
-    <w:bookmarkStart w:id="81" w:name="refs"/>
-    <w:bookmarkStart w:id="37" w:name="ref-Agresti_1992"/>
+    <w:bookmarkStart w:id="84" w:name="refs"/>
+    <w:bookmarkStart w:id="35" w:name="ref-Agresti_1992"/>
     <w:p>
       <w:pPr>
         <w:pStyle w:val="Bibliography"/>
@@ -864,7 +945,7 @@
       <w:r>
         <w:t xml:space="preserve"> </w:t>
       </w:r>
-      <w:hyperlink r:id="rId36">
+      <w:hyperlink r:id="rId34">
         <w:r>
           <w:rPr>
             <w:rStyle w:val="Hyperlink"/>
@@ -876,8 +957,8 @@
         <w:t xml:space="preserve">.</w:t>
       </w:r>
     </w:p>
-    <w:bookmarkEnd w:id="37"/>
-    <w:bookmarkStart w:id="39" w:name="ref-Bartholomew_et_al_2018"/>
+    <w:bookmarkEnd w:id="35"/>
+    <w:bookmarkStart w:id="37" w:name="ref-Bartholomew_et_al_2018"/>
     <w:p>
       <w:pPr>
         <w:pStyle w:val="Bibliography"/>
@@ -910,7 +991,7 @@
       <w:r>
         <w:t xml:space="preserve"> </w:t>
       </w:r>
-      <w:hyperlink r:id="rId38">
+      <w:hyperlink r:id="rId36">
         <w:r>
           <w:rPr>
             <w:rStyle w:val="Hyperlink"/>
@@ -922,8 +1003,8 @@
         <w:t xml:space="preserve">.</w:t>
       </w:r>
     </w:p>
-    <w:bookmarkEnd w:id="39"/>
-    <w:bookmarkStart w:id="41" w:name="ref-Bartholomew_et_al_2020"/>
+    <w:bookmarkEnd w:id="37"/>
+    <w:bookmarkStart w:id="39" w:name="ref-Bartholomew_et_al_2020"/>
     <w:p>
       <w:pPr>
         <w:pStyle w:val="Bibliography"/>
@@ -959,7 +1040,7 @@
       <w:r>
         <w:t xml:space="preserve"> </w:t>
       </w:r>
-      <w:hyperlink r:id="rId40">
+      <w:hyperlink r:id="rId38">
         <w:r>
           <w:rPr>
             <w:rStyle w:val="Hyperlink"/>
@@ -971,8 +1052,8 @@
         <w:t xml:space="preserve">.</w:t>
       </w:r>
     </w:p>
-    <w:bookmarkEnd w:id="41"/>
-    <w:bookmarkStart w:id="43" w:name="ref-Boonen_et_al_2020"/>
+    <w:bookmarkEnd w:id="39"/>
+    <w:bookmarkStart w:id="41" w:name="ref-Boonen_et_al_2020"/>
     <w:p>
       <w:pPr>
         <w:pStyle w:val="Bibliography"/>
@@ -1005,7 +1086,7 @@
       <w:r>
         <w:t xml:space="preserve"> </w:t>
       </w:r>
-      <w:hyperlink r:id="rId42">
+      <w:hyperlink r:id="rId40">
         <w:r>
           <w:rPr>
             <w:rStyle w:val="Hyperlink"/>
@@ -1017,8 +1098,8 @@
         <w:t xml:space="preserve">.</w:t>
       </w:r>
     </w:p>
-    <w:bookmarkEnd w:id="43"/>
-    <w:bookmarkStart w:id="45" w:name="ref-Bradley_et_al_1952"/>
+    <w:bookmarkEnd w:id="41"/>
+    <w:bookmarkStart w:id="43" w:name="ref-Bradley_et_al_1952"/>
     <w:p>
       <w:pPr>
         <w:pStyle w:val="Bibliography"/>
@@ -1051,7 +1132,7 @@
       <w:r>
         <w:t xml:space="preserve"> </w:t>
       </w:r>
-      <w:hyperlink r:id="rId44">
+      <w:hyperlink r:id="rId42">
         <w:r>
           <w:rPr>
             <w:rStyle w:val="Hyperlink"/>
@@ -1063,8 +1144,8 @@
         <w:t xml:space="preserve">.</w:t>
       </w:r>
     </w:p>
-    <w:bookmarkEnd w:id="45"/>
-    <w:bookmarkStart w:id="47" w:name="ref-Bramley_2015"/>
+    <w:bookmarkEnd w:id="43"/>
+    <w:bookmarkStart w:id="45" w:name="ref-Bramley_2015"/>
     <w:p>
       <w:pPr>
         <w:pStyle w:val="Bibliography"/>
@@ -1081,7 +1162,7 @@
       <w:r>
         <w:t xml:space="preserve"> </w:t>
       </w:r>
-      <w:hyperlink r:id="rId46">
+      <w:hyperlink r:id="rId44">
         <w:r>
           <w:rPr>
             <w:rStyle w:val="Hyperlink"/>
@@ -1093,8 +1174,8 @@
         <w:t xml:space="preserve">.</w:t>
       </w:r>
     </w:p>
-    <w:bookmarkEnd w:id="47"/>
-    <w:bookmarkStart w:id="49" w:name="ref-Bramley_et_al_2019"/>
+    <w:bookmarkEnd w:id="45"/>
+    <w:bookmarkStart w:id="47" w:name="ref-Bramley_et_al_2019"/>
     <w:p>
       <w:pPr>
         <w:pStyle w:val="Bibliography"/>
@@ -1127,7 +1208,7 @@
       <w:r>
         <w:t xml:space="preserve"> </w:t>
       </w:r>
-      <w:hyperlink r:id="rId48">
+      <w:hyperlink r:id="rId46">
         <w:r>
           <w:rPr>
             <w:rStyle w:val="Hyperlink"/>
@@ -1139,8 +1220,8 @@
         <w:t xml:space="preserve">.</w:t>
       </w:r>
     </w:p>
-    <w:bookmarkEnd w:id="49"/>
-    <w:bookmarkStart w:id="51" w:name="ref-Cinelli_et_al_2021"/>
+    <w:bookmarkEnd w:id="47"/>
+    <w:bookmarkStart w:id="49" w:name="ref-Cinelli_et_al_2021"/>
     <w:p>
       <w:pPr>
         <w:pStyle w:val="Bibliography"/>
@@ -1167,7 +1248,7 @@
       <w:r>
         <w:t xml:space="preserve">, September. https://doi.org/</w:t>
       </w:r>
-      <w:hyperlink r:id="rId50">
+      <w:hyperlink r:id="rId48">
         <w:r>
           <w:rPr>
             <w:rStyle w:val="Hyperlink"/>
@@ -1179,8 +1260,8 @@
         <w:t xml:space="preserve">.</w:t>
       </w:r>
     </w:p>
-    <w:bookmarkEnd w:id="51"/>
-    <w:bookmarkStart w:id="53" w:name="ref-Crompvoets_et_al_2022"/>
+    <w:bookmarkEnd w:id="49"/>
+    <w:bookmarkStart w:id="51" w:name="ref-Crompvoets_et_al_2022"/>
     <w:p>
       <w:pPr>
         <w:pStyle w:val="Bibliography"/>
@@ -1213,7 +1294,7 @@
       <w:r>
         <w:t xml:space="preserve"> </w:t>
       </w:r>
-      <w:hyperlink r:id="rId52">
+      <w:hyperlink r:id="rId50">
         <w:r>
           <w:rPr>
             <w:rStyle w:val="Hyperlink"/>
@@ -1225,36 +1306,128 @@
         <w:t xml:space="preserve">.</w:t>
       </w:r>
     </w:p>
+    <w:bookmarkEnd w:id="51"/>
+    <w:bookmarkStart w:id="53" w:name="ref-Gijsen_et_al_2021"/>
+    <w:p>
+      <w:pPr>
+        <w:pStyle w:val="Bibliography"/>
+      </w:pPr>
+      <w:r>
+        <w:t xml:space="preserve">Gijsen, M., T. van Daal, Marije Lesterhuis, David Gijbels, and Sven de Maeyer. 2021.</w:t>
+      </w:r>
+      <w:r>
+        <w:t xml:space="preserve"> </w:t>
+      </w:r>
+      <w:r>
+        <w:t xml:space="preserve">“The Complexity of Comparative Judgments in Assessing Argumentative Writing: An Eye Tracking Study.”</w:t>
+      </w:r>
+      <w:r>
+        <w:t xml:space="preserve"> </w:t>
+      </w:r>
+      <w:r>
+        <w:rPr>
+          <w:i/>
+          <w:iCs/>
+        </w:rPr>
+        <w:t xml:space="preserve">Frontiers in Education</w:t>
+      </w:r>
+      <w:r>
+        <w:t xml:space="preserve"> </w:t>
+      </w:r>
+      <w:r>
+        <w:t xml:space="preserve">5.</w:t>
+      </w:r>
+      <w:r>
+        <w:t xml:space="preserve"> </w:t>
+      </w:r>
+      <w:hyperlink r:id="rId52">
+        <w:r>
+          <w:rPr>
+            <w:rStyle w:val="Hyperlink"/>
+          </w:rPr>
+          <w:t xml:space="preserve">https://doi.org/10.3389/feduc.2020.582800</w:t>
+        </w:r>
+      </w:hyperlink>
+      <w:r>
+        <w:t xml:space="preserve">.</w:t>
+      </w:r>
+    </w:p>
     <w:bookmarkEnd w:id="53"/>
-    <w:bookmarkStart w:id="55" w:name="ref-Gijsen_et_al_2021"/>
+    <w:bookmarkStart w:id="55" w:name="ref-Hitchcock_2023"/>
     <w:p>
       <w:pPr>
         <w:pStyle w:val="Bibliography"/>
       </w:pPr>
       <w:r>
-        <w:t xml:space="preserve">Gijsen, M., T. van Daal, Marije Lesterhuis, David Gijbels, and Sven de Maeyer. 2021.</w:t>
-      </w:r>
-      <w:r>
-        <w:t xml:space="preserve"> </w:t>
-      </w:r>
-      <w:r>
-        <w:t xml:space="preserve">“The Complexity of Comparative Judgments in Assessing Argumentative Writing: An Eye Tracking Study.”</w:t>
-      </w:r>
-      <w:r>
-        <w:t xml:space="preserve"> </w:t>
-      </w:r>
-      <w:r>
-        <w:rPr>
-          <w:i/>
-          <w:iCs/>
-        </w:rPr>
-        <w:t xml:space="preserve">Frontiers in Education</w:t>
-      </w:r>
-      <w:r>
-        <w:t xml:space="preserve"> </w:t>
-      </w:r>
-      <w:r>
-        <w:t xml:space="preserve">5.</w:t>
+        <w:t xml:space="preserve">Hitchcock, C. 2023.</w:t>
+      </w:r>
+      <w:r>
+        <w:t xml:space="preserve"> </w:t>
+      </w:r>
+      <w:r>
+        <w:t xml:space="preserve">“</w:t>
+      </w:r>
+      <w:r>
+        <w:t xml:space="preserve">Causal Models</w:t>
+      </w:r>
+      <w:r>
+        <w:t xml:space="preserve">.”</w:t>
+      </w:r>
+      <w:r>
+        <w:t xml:space="preserve"> </w:t>
+      </w:r>
+      <w:r>
+        <w:t xml:space="preserve">In</w:t>
+      </w:r>
+      <w:r>
+        <w:t xml:space="preserve"> </w:t>
+      </w:r>
+      <w:r>
+        <w:rPr>
+          <w:i/>
+          <w:iCs/>
+        </w:rPr>
+        <w:t xml:space="preserve">The</w:t>
+      </w:r>
+      <w:r>
+        <w:rPr>
+          <w:i/>
+          <w:iCs/>
+        </w:rPr>
+        <w:t xml:space="preserve"> </w:t>
+      </w:r>
+      <w:r>
+        <w:rPr>
+          <w:i/>
+          <w:iCs/>
+        </w:rPr>
+        <w:t xml:space="preserve">Stanford</w:t>
+      </w:r>
+      <w:r>
+        <w:rPr>
+          <w:i/>
+          <w:iCs/>
+        </w:rPr>
+        <w:t xml:space="preserve"> </w:t>
+      </w:r>
+      <w:r>
+        <w:rPr>
+          <w:i/>
+          <w:iCs/>
+        </w:rPr>
+        <w:t xml:space="preserve">Encyclopedia of Philosophy</w:t>
+      </w:r>
+      <w:r>
+        <w:t xml:space="preserve">, edited by Edward N. Zalta and Uri Nodelman,</w:t>
+      </w:r>
+      <w:r>
+        <w:t xml:space="preserve"> </w:t>
+      </w:r>
+      <w:r>
+        <w:t xml:space="preserve">S</w:t>
+      </w:r>
+      <w:r>
+        <w:t xml:space="preserve">pring 2023. Metaphysics Research Lab, Stanford University.</w:t>
       </w:r>
       <w:r>
         <w:t xml:space="preserve"> </w:t>
@@ -1264,7 +1437,7 @@
           <w:rPr>
             <w:rStyle w:val="Hyperlink"/>
           </w:rPr>
-          <w:t xml:space="preserve">https://doi.org/10.3389/feduc.2020.582800</w:t>
+          <w:t xml:space="preserve">https://plato.stanford.edu/archives/spr2023/entries/causal-models/</w:t>
         </w:r>
       </w:hyperlink>
       <w:r>
@@ -1386,7 +1559,63 @@
       </w:r>
     </w:p>
     <w:bookmarkEnd w:id="60"/>
-    <w:bookmarkStart w:id="62" w:name="ref-Pearl_2009"/>
+    <w:bookmarkStart w:id="62" w:name="ref-McElreath_2020"/>
+    <w:p>
+      <w:pPr>
+        <w:pStyle w:val="Bibliography"/>
+      </w:pPr>
+      <w:r>
+        <w:t xml:space="preserve">McElreath, R. 2020.</w:t>
+      </w:r>
+      <w:r>
+        <w:t xml:space="preserve"> </w:t>
+      </w:r>
+      <w:hyperlink r:id="rId61">
+        <w:r>
+          <w:rPr>
+            <w:rStyle w:val="Hyperlink"/>
+            <w:i/>
+            <w:iCs/>
+          </w:rPr>
+          <w:t xml:space="preserve">Statistical Rethinking: A Bayesian Course with Examples in r and STAN</w:t>
+        </w:r>
+      </w:hyperlink>
+      <w:r>
+        <w:t xml:space="preserve">. Chapman; Hall/CRC.</w:t>
+      </w:r>
+    </w:p>
+    <w:bookmarkEnd w:id="62"/>
+    <w:bookmarkStart w:id="64" w:name="ref-Neal_2020"/>
+    <w:p>
+      <w:pPr>
+        <w:pStyle w:val="Bibliography"/>
+      </w:pPr>
+      <w:r>
+        <w:t xml:space="preserve">Neal, B. 2020.</w:t>
+      </w:r>
+      <w:r>
+        <w:t xml:space="preserve"> </w:t>
+      </w:r>
+      <w:r>
+        <w:t xml:space="preserve">“Introduction to Causal Inference from a Machine Learning Perspective.”</w:t>
+      </w:r>
+      <w:r>
+        <w:t xml:space="preserve"> </w:t>
+      </w:r>
+      <w:hyperlink r:id="rId63">
+        <w:r>
+          <w:rPr>
+            <w:rStyle w:val="Hyperlink"/>
+          </w:rPr>
+          <w:t xml:space="preserve">https://www.bradyneal.com/Introduction_to_Causal_Inference-Dec17_2020-Neal.pdf2</w:t>
+        </w:r>
+      </w:hyperlink>
+      <w:r>
+        <w:t xml:space="preserve">.</w:t>
+      </w:r>
+    </w:p>
+    <w:bookmarkEnd w:id="64"/>
+    <w:bookmarkStart w:id="65" w:name="ref-Pearl_2009"/>
     <w:p>
       <w:pPr>
         <w:pStyle w:val="Bibliography"/>
@@ -1411,8 +1640,8 @@
         <w:t xml:space="preserve">. Cambrige University Press.</w:t>
       </w:r>
     </w:p>
-    <w:bookmarkEnd w:id="62"/>
-    <w:bookmarkStart w:id="63" w:name="ref-Pearl_et_al_2016"/>
+    <w:bookmarkEnd w:id="65"/>
+    <w:bookmarkStart w:id="66" w:name="ref-Pearl_et_al_2016"/>
     <w:p>
       <w:pPr>
         <w:pStyle w:val="Bibliography"/>
@@ -1437,8 +1666,8 @@
         <w:t xml:space="preserve">. John Wiley &amp; Sons, Inc.</w:t>
       </w:r>
     </w:p>
-    <w:bookmarkEnd w:id="63"/>
-    <w:bookmarkStart w:id="65" w:name="ref-Placket_1975"/>
+    <w:bookmarkEnd w:id="66"/>
+    <w:bookmarkStart w:id="68" w:name="ref-Placket_1975"/>
     <w:p>
       <w:pPr>
         <w:pStyle w:val="Bibliography"/>
@@ -1471,7 +1700,7 @@
       <w:r>
         <w:t xml:space="preserve"> </w:t>
       </w:r>
-      <w:hyperlink r:id="rId64">
+      <w:hyperlink r:id="rId67">
         <w:r>
           <w:rPr>
             <w:rStyle w:val="Hyperlink"/>
@@ -1483,8 +1712,8 @@
         <w:t xml:space="preserve">.</w:t>
       </w:r>
     </w:p>
-    <w:bookmarkEnd w:id="65"/>
-    <w:bookmarkStart w:id="67" w:name="ref-Pollitt_2012a"/>
+    <w:bookmarkEnd w:id="68"/>
+    <w:bookmarkStart w:id="70" w:name="ref-Pollitt_2012a"/>
     <w:p>
       <w:pPr>
         <w:pStyle w:val="Bibliography"/>
@@ -1517,7 +1746,7 @@
       <w:r>
         <w:t xml:space="preserve"> </w:t>
       </w:r>
-      <w:hyperlink r:id="rId66">
+      <w:hyperlink r:id="rId69">
         <w:r>
           <w:rPr>
             <w:rStyle w:val="Hyperlink"/>
@@ -1529,8 +1758,8 @@
         <w:t xml:space="preserve">.</w:t>
       </w:r>
     </w:p>
-    <w:bookmarkEnd w:id="67"/>
-    <w:bookmarkStart w:id="69" w:name="ref-Pollitt_2012b"/>
+    <w:bookmarkEnd w:id="70"/>
+    <w:bookmarkStart w:id="72" w:name="ref-Pollitt_2012b"/>
     <w:p>
       <w:pPr>
         <w:pStyle w:val="Bibliography"/>
@@ -1563,7 +1792,7 @@
       <w:r>
         <w:t xml:space="preserve"> </w:t>
       </w:r>
-      <w:hyperlink r:id="rId68">
+      <w:hyperlink r:id="rId71">
         <w:r>
           <w:rPr>
             <w:rStyle w:val="Hyperlink"/>
@@ -1575,8 +1804,8 @@
         <w:t xml:space="preserve">.</w:t>
       </w:r>
     </w:p>
-    <w:bookmarkEnd w:id="69"/>
-    <w:bookmarkStart w:id="71" w:name="ref-Thurstone_1927"/>
+    <w:bookmarkEnd w:id="72"/>
+    <w:bookmarkStart w:id="74" w:name="ref-Thurstone_1927"/>
     <w:p>
       <w:pPr>
         <w:pStyle w:val="Bibliography"/>
@@ -1609,7 +1838,7 @@
       <w:r>
         <w:t xml:space="preserve"> </w:t>
       </w:r>
-      <w:hyperlink r:id="rId70">
+      <w:hyperlink r:id="rId73">
         <w:r>
           <w:rPr>
             <w:rStyle w:val="Hyperlink"/>
@@ -1621,8 +1850,8 @@
         <w:t xml:space="preserve">.</w:t>
       </w:r>
     </w:p>
-    <w:bookmarkEnd w:id="71"/>
-    <w:bookmarkStart w:id="73" w:name="ref-Tutz_1986"/>
+    <w:bookmarkEnd w:id="74"/>
+    <w:bookmarkStart w:id="76" w:name="ref-Tutz_1986"/>
     <w:p>
       <w:pPr>
         <w:pStyle w:val="Bibliography"/>
@@ -1655,7 +1884,7 @@
       <w:r>
         <w:t xml:space="preserve"> </w:t>
       </w:r>
-      <w:hyperlink r:id="rId72">
+      <w:hyperlink r:id="rId75">
         <w:r>
           <w:rPr>
             <w:rStyle w:val="Hyperlink"/>
@@ -1667,8 +1896,8 @@
         <w:t xml:space="preserve">.</w:t>
       </w:r>
     </w:p>
-    <w:bookmarkEnd w:id="73"/>
-    <w:bookmarkStart w:id="74" w:name="ref-vanDaal_2020"/>
+    <w:bookmarkEnd w:id="76"/>
+    <w:bookmarkStart w:id="77" w:name="ref-vanDaal_2020"/>
     <w:p>
       <w:pPr>
         <w:pStyle w:val="Bibliography"/>
@@ -1689,8 +1918,8 @@
         <w:t xml:space="preserve">PhD thesis, University of Antwerp.</w:t>
       </w:r>
     </w:p>
-    <w:bookmarkEnd w:id="74"/>
-    <w:bookmarkStart w:id="76" w:name="ref-vanDaal_et_al_2016"/>
+    <w:bookmarkEnd w:id="77"/>
+    <w:bookmarkStart w:id="79" w:name="ref-vanDaal_et_al_2016"/>
     <w:p>
       <w:pPr>
         <w:pStyle w:val="Bibliography"/>
@@ -1723,7 +1952,7 @@
       <w:r>
         <w:t xml:space="preserve"> </w:t>
       </w:r>
-      <w:hyperlink r:id="rId75">
+      <w:hyperlink r:id="rId78">
         <w:r>
           <w:rPr>
             <w:rStyle w:val="Hyperlink"/>
@@ -1735,8 +1964,8 @@
         <w:t xml:space="preserve">.</w:t>
       </w:r>
     </w:p>
-    <w:bookmarkEnd w:id="76"/>
-    <w:bookmarkStart w:id="78" w:name="ref-vanDaal_et_al_2017"/>
+    <w:bookmarkEnd w:id="79"/>
+    <w:bookmarkStart w:id="81" w:name="ref-vanDaal_et_al_2017"/>
     <w:p>
       <w:pPr>
         <w:pStyle w:val="Bibliography"/>
@@ -1769,7 +1998,7 @@
       <w:r>
         <w:t xml:space="preserve"> </w:t>
       </w:r>
-      <w:hyperlink r:id="rId77">
+      <w:hyperlink r:id="rId80">
         <w:r>
           <w:rPr>
             <w:rStyle w:val="Hyperlink"/>
@@ -1781,8 +2010,8 @@
         <w:t xml:space="preserve">.</w:t>
       </w:r>
     </w:p>
-    <w:bookmarkEnd w:id="78"/>
-    <w:bookmarkStart w:id="80" w:name="ref-Verhavert_et_al_2019"/>
+    <w:bookmarkEnd w:id="81"/>
+    <w:bookmarkStart w:id="83" w:name="ref-Verhavert_et_al_2019"/>
     <w:p>
       <w:pPr>
         <w:pStyle w:val="Bibliography"/>
@@ -1815,7 +2044,7 @@
       <w:r>
         <w:t xml:space="preserve"> </w:t>
       </w:r>
-      <w:hyperlink r:id="rId79">
+      <w:hyperlink r:id="rId82">
         <w:r>
           <w:rPr>
             <w:rStyle w:val="Hyperlink"/>
@@ -1827,9 +2056,9 @@
         <w:t xml:space="preserve">.</w:t>
       </w:r>
     </w:p>
-    <w:bookmarkEnd w:id="80"/>
-    <w:bookmarkEnd w:id="81"/>
-    <w:bookmarkEnd w:id="82"/>
+    <w:bookmarkEnd w:id="83"/>
+    <w:bookmarkEnd w:id="84"/>
+    <w:bookmarkEnd w:id="85"/>
     <w:sectPr/>
   </w:body>
 </w:document>

--- a/index.docx
+++ b/index.docx
@@ -365,7 +365,7 @@
         <w:t xml:space="preserve">(Lesterhuis 2018; van Daal 2020; Marshall et al. 2020)</w:t>
       </w:r>
       <w:r>
-        <w:t xml:space="preserve">. Nevertheless, there has been limited investigation about the interplay of the different assessment factors and their contribution to the consistency of the method (i.e., its reliability).</w:t>
+        <w:t xml:space="preserve">. Nevertheless, considering the method’s sophistication, there has been limited investigation about the interplay of the different assessment factors and their contribution to the method’s reliability.</w:t>
       </w:r>
     </w:p>
     <w:p>
@@ -426,7 +426,7 @@
         <w:t xml:space="preserve"> </w:t>
       </w:r>
       <w:r>
-        <w:t xml:space="preserve">abilities, and the number of comparisons per judge also play pivotal roles. Additionally, in cases where the stimuli represent sub-units of higher-levels units, then the number of units, the characteristics of the units, and their</w:t>
+        <w:t xml:space="preserve">abilities, and the number of comparisons per judge also play pivotal roles. Additionally, in cases where the stimuli represent sub-units or objects from higher-levels units or subjects, then the number of subjects, the characteristics of the subjects, and their</w:t>
       </w:r>
       <w:r>
         <w:t xml:space="preserve"> </w:t>
@@ -462,7 +462,7 @@
         <w:t xml:space="preserve"> </w:t>
       </w:r>
       <w:r>
-        <w:t xml:space="preserve">offers a clear illustration of these factors and their interplay. In their study, the authors focused on assessing children’s</w:t>
+        <w:t xml:space="preserve">offers a clear illustration of these factors and their interplay in a DCJ procedure. In their study, the authors evaluated the</w:t>
       </w:r>
       <w:r>
         <w:t xml:space="preserve"> </w:t>
@@ -475,7 +475,10 @@
         <w:t xml:space="preserve">overall perceived speech quality</w:t>
       </w:r>
       <w:r>
-        <w:t xml:space="preserve">. They evaluated this trait using six utterances (sub-units), each originating from</w:t>
+        <w:t xml:space="preserve"> </w:t>
+      </w:r>
+      <w:r>
+        <w:t xml:space="preserve">(i.e., the trait) using six utterances (objects), each originating from</w:t>
       </w:r>
       <w:r>
         <w:t xml:space="preserve"> </w:t>
@@ -489,7 +492,7 @@
         <w:t xml:space="preserve"> </w:t>
       </w:r>
       <w:r>
-        <w:t xml:space="preserve">children (units). The utterances were derived from an imitation task, while the children were evenly distributed across three groups: those with cochlear implants, those with hearing aids, and normal hearing children. To establish pairwise comparisons for the</w:t>
+        <w:t xml:space="preserve">children (subjects). The utterances were derived from an imitation task, while the children were evenly distributed across three groups: those with cochlear implants, those with hearing aids, and normal hearing children. To establish pairwise comparisons for the</w:t>
       </w:r>
       <w:r>
         <w:t xml:space="preserve"> </w:t>
@@ -590,7 +593,7 @@
         <w:t xml:space="preserve">(SSR, Pollitt 2012b)</w:t>
       </w:r>
       <w:r>
-        <w:t xml:space="preserve">. Similarly,</w:t>
+        <w:t xml:space="preserve">. In a similar vein,</w:t>
       </w:r>
       <w:r>
         <w:t xml:space="preserve"> </w:t>
@@ -602,7 +605,7 @@
         <w:t xml:space="preserve"> </w:t>
       </w:r>
       <w:r>
-        <w:t xml:space="preserve">explored the influence of adaptive algorithms on the SSR, using autobiographical essays from candidates in an English Language course, where the essays constituted half of the total marks for the final exam. In contrast,</w:t>
+        <w:t xml:space="preserve">explored the influence of adaptive algorithms on the SSR using autobiographical essays from candidates in an English Language course, where the essays constituted half of the total marks for the final exam. In contrast,</w:t>
       </w:r>
       <w:r>
         <w:t xml:space="preserve"> </w:t>
@@ -614,7 +617,7 @@
         <w:t xml:space="preserve"> </w:t>
       </w:r>
       <w:r>
-        <w:t xml:space="preserve">conducted a meta-analysis examining the individual effects of various assessment factors on the SSR, including the number of stimuli, the format of stimuli, the number of comparisons per stimulus, the number of judges, the judges’ expertise, and feedback. Conversely,</w:t>
+        <w:t xml:space="preserve">conducted a meta-analysis examining the individual effects of various assessment factors on the SSR, including the number of stimuli, the format of stimuli, the number of comparisons per stimulus, the number of judges, the judges’ expertise, and feedback.</w:t>
       </w:r>
       <w:r>
         <w:t xml:space="preserve"> </w:t>
@@ -626,7 +629,7 @@
         <w:t xml:space="preserve"> </w:t>
       </w:r>
       <w:r>
-        <w:t xml:space="preserve">conducted a simulation-based study to investigate the bias and stability of the SSR components under different number of comparisons per stimulus. Lastly,</w:t>
+        <w:t xml:space="preserve">then examined how variations in the number of comparisons per stimulus affect the bias and stability of SSR components through a simulation study. Additionally,</w:t>
       </w:r>
       <w:r>
         <w:t xml:space="preserve"> </w:t>
@@ -650,7 +653,7 @@
         <w:t xml:space="preserve"> </w:t>
       </w:r>
       <w:r>
-        <w:t xml:space="preserve">explored the moderating role of judges’ decision accuracy on the perceived complexity during the comparison of two stimuli.</w:t>
+        <w:t xml:space="preserve">explored the moderating role of judges’ decision accuracy on the perceived complexity when comparing two stimuli. However, to the best of the author’s knowledge, there has been no systematic investigation into how different relevant assessment factors interact and what is their collective effect on the reliability of the DCJ method.</w:t>
       </w:r>
     </w:p>
     <w:p>
@@ -658,7 +661,7 @@
         <w:pStyle w:val="BodyText"/>
       </w:pPr>
       <w:r>
-        <w:t xml:space="preserve">Considering the method’s sophistication and data complexity, it is surprising that no study has explored in a principled manner the interplay between the different relevant assessment factors and their impact on the reliability of the DCJ method. This study aims to address this gap by conducting a Bayesian simulation-based power analysis. The research will follow the workflow outlined by McElreath</w:t>
+        <w:t xml:space="preserve">This study aims to address this gap by conducting a Bayesian simulation-based power analysis. The research will follow the workflow outlined by McElreath</w:t>
       </w:r>
       <w:r>
         <w:t xml:space="preserve"> </w:t>
@@ -726,7 +729,7 @@
         <w:t xml:space="preserve">(Pearl 2009; Pearl, Glymour, and Jewell 2016; Cinelli, Forney, and Pearl 2022)</w:t>
       </w:r>
       <w:r>
-        <w:t xml:space="preserve">. Subsequently, a statistical model (i.e., an</w:t>
+        <w:t xml:space="preserve">. Subsequently, an</w:t>
       </w:r>
       <w:r>
         <w:t xml:space="preserve"> </w:t>
@@ -739,7 +742,10 @@
         <w:t xml:space="preserve">estimator</w:t>
       </w:r>
       <w:r>
-        <w:t xml:space="preserve">) is used to obtain an approximation of the target of inference (i.e., an</w:t>
+        <w:t xml:space="preserve"> </w:t>
+      </w:r>
+      <w:r>
+        <w:t xml:space="preserve">in the form of a statistical model is used to obtain an</w:t>
       </w:r>
       <w:r>
         <w:t xml:space="preserve"> </w:t>
@@ -752,23 +758,34 @@
         <w:t xml:space="preserve">estimate</w:t>
       </w:r>
       <w:r>
-        <w:t xml:space="preserve">). Bayesian statistical methods provide an intuitive way to translate estimands and scientific models into probabilistic statistical models. Lastly, using the statistical model and simulated data, the study provides an</w:t>
-      </w:r>
-      <w:r>
-        <w:t xml:space="preserve"> </w:t>
-      </w:r>
-      <w:r>
-        <w:rPr>
-          <w:i/>
-          <w:iCs/>
-        </w:rPr>
-        <w:t xml:space="preserve">estimate</w:t>
-      </w:r>
-      <w:r>
-        <w:t xml:space="preserve"> </w:t>
-      </w:r>
-      <w:r>
-        <w:t xml:space="preserve">for the different targets of inference. The study repeats this final step of the workflow for different combinations of assessment factors multiple times. Since the estimands in simulated data are known, assesses the proximity between the estimates derived from the true estimands, which constitutes a power analysis. Ultimately, the results of this study will have implications for planning DCJ experiments, and will hold significance for researchers or analysts, in education and assessment procedures, implementing the DCJ method.</w:t>
+        <w:t xml:space="preserve"> </w:t>
+      </w:r>
+      <w:r>
+        <w:t xml:space="preserve">for the different targets of inference. Bayesian statistical method provide an intuitive way to translate estimands and scientific models into (probabilistic) statistical models. Lastly, using multiple simulated data for different combinations of the relevant assessment factors, the study will produce multiple estimates for the different estimands. Since the estimands in simulated data are known, assessing their</w:t>
+      </w:r>
+      <w:r>
+        <w:t xml:space="preserve"> </w:t>
+      </w:r>
+      <w:r>
+        <w:rPr>
+          <w:i/>
+          <w:iCs/>
+        </w:rPr>
+        <w:t xml:space="preserve">proximity</w:t>
+      </w:r>
+      <w:r>
+        <w:t xml:space="preserve"> </w:t>
+      </w:r>
+      <w:r>
+        <w:t xml:space="preserve">to the generated estimates will allow to test the reliability of the DCJ method. This last step is akin to a power analysis.</w:t>
+      </w:r>
+    </w:p>
+    <w:p>
+      <w:pPr>
+        <w:pStyle w:val="BodyText"/>
+      </w:pPr>
+      <w:r>
+        <w:t xml:space="preserve">Ultimately, the results of this study will have implications for planning DCJ experiments, and will hold significance for researchers or analysts, in education and assessment procedures, implementing DCJ procedures.</w:t>
       </w:r>
     </w:p>
     <w:bookmarkEnd w:id="20"/>

--- a/index.docx
+++ b/index.docx
@@ -185,7 +185,7 @@
         <w:pStyle w:val="Date"/>
       </w:pPr>
       <w:r>
-        <w:t xml:space="preserve">2024-03-19</w:t>
+        <w:t xml:space="preserve">2024-03-20</w:t>
       </w:r>
     </w:p>
     <w:p>
@@ -572,7 +572,7 @@
         <w:pStyle w:val="BodyText"/>
       </w:pPr>
       <w:r>
-        <w:t xml:space="preserve">Previous studies have primarily focused on examining the individual impact of the different assessment factors on the reliability of the method. For instance,</w:t>
+        <w:t xml:space="preserve">Previous studies have primarily focused on examining the individual impact of the different assessment factors on the reliability of DCJ. For instance,</w:t>
       </w:r>
       <w:r>
         <w:t xml:space="preserve"> </w:t>
@@ -661,7 +661,7 @@
         <w:pStyle w:val="BodyText"/>
       </w:pPr>
       <w:r>
-        <w:t xml:space="preserve">This study aims to address this gap by conducting a Bayesian simulation-based power analysis. The research will follow the workflow outlined by McElreath</w:t>
+        <w:t xml:space="preserve">This study aims to address this gap by conducting a Bayesian simulation-based power analysis, following the Identification-Estimation workflow outlined by McElreath</w:t>
       </w:r>
       <w:r>
         <w:t xml:space="preserve"> </w:t>
@@ -682,7 +682,7 @@
         <w:t xml:space="preserve">(2020)</w:t>
       </w:r>
       <w:r>
-        <w:t xml:space="preserve">. First, the study defines the targets of inference, commonly known as the</w:t>
+        <w:t xml:space="preserve">. First, it defines the different targets of inference (i.e., the</w:t>
       </w:r>
       <w:r>
         <w:t xml:space="preserve"> </w:t>
@@ -695,7 +695,7 @@
         <w:t xml:space="preserve">estimands</w:t>
       </w:r>
       <w:r>
-        <w:t xml:space="preserve">. These estimands are described in three research questions, over which the reliability of the DCJ method is evaluated. Next, the study constructs a</w:t>
+        <w:t xml:space="preserve">), which are articulated through three research questions, over which the reliability of the DCJ method is evaluated. Subsequently, a</w:t>
       </w:r>
       <w:r>
         <w:t xml:space="preserve"> </w:t>
@@ -711,7 +711,7 @@
         <w:t xml:space="preserve"> </w:t>
       </w:r>
       <w:r>
-        <w:t xml:space="preserve">for the DCJ procedure. Scientific (causal) models describe the causal assumptions and mechanisms underlying a system, and facilitate inferences about causal relationships from data</w:t>
+        <w:t xml:space="preserve">for the DCJ procedure is constructed. These models describe the causal assumptions and mechanisms underlying the system, and facilitate inferences about causal relationships from data</w:t>
       </w:r>
       <w:r>
         <w:t xml:space="preserve"> </w:t>
@@ -720,7 +720,7 @@
         <w:t xml:space="preserve">(Hitchcock 2023)</w:t>
       </w:r>
       <w:r>
-        <w:t xml:space="preserve">. To facilitate the translation and visualization of the assumptions underlying the DCJ procedure, this study uses Directed Acyclic Graphs (DAG) and Structural Causal Models (SCM)</w:t>
+        <w:t xml:space="preserve">. To aid in the translation and visualization of the assumption underlying the DCJ procedure, Directed Acyclic Graphs (DAG) and Structural Causal Models (SCM)</w:t>
       </w:r>
       <w:r>
         <w:t xml:space="preserve"> </w:t>
@@ -729,7 +729,10 @@
         <w:t xml:space="preserve">(Pearl 2009; Pearl, Glymour, and Jewell 2016; Cinelli, Forney, and Pearl 2022)</w:t>
       </w:r>
       <w:r>
-        <w:t xml:space="preserve">. Subsequently, an</w:t>
+        <w:t xml:space="preserve"> </w:t>
+      </w:r>
+      <w:r>
+        <w:t xml:space="preserve">are employed. Next, an</w:t>
       </w:r>
       <w:r>
         <w:t xml:space="preserve"> </w:t>
@@ -745,7 +748,7 @@
         <w:t xml:space="preserve"> </w:t>
       </w:r>
       <w:r>
-        <w:t xml:space="preserve">in the form of a statistical model is used to obtain an</w:t>
+        <w:t xml:space="preserve">in the form of a statistical model is utilized to derive an</w:t>
       </w:r>
       <w:r>
         <w:t xml:space="preserve"> </w:t>
@@ -761,7 +764,7 @@
         <w:t xml:space="preserve"> </w:t>
       </w:r>
       <w:r>
-        <w:t xml:space="preserve">for the different targets of inference. Bayesian statistical method provide an intuitive way to translate estimands and scientific models into (probabilistic) statistical models. Lastly, using multiple simulated data for different combinations of the relevant assessment factors, the study will produce multiple estimates for the different estimands. Since the estimands in simulated data are known, assessing their</w:t>
+        <w:t xml:space="preserve">for the various targets of inference. Bayesian statistical method offer an intuitive approach to translate scientific models into probabilistic estimators. Finally, employing multiple simulated datasets for different combinations of the relevant assessment factors, the study generates multiple estimates for the targets of inference. Notably, since the targets of inference in simulated data are known, the study can assess the DCJ reliability by evaluating the</w:t>
       </w:r>
       <w:r>
         <w:t xml:space="preserve"> </w:t>
@@ -777,15 +780,7 @@
         <w:t xml:space="preserve"> </w:t>
       </w:r>
       <w:r>
-        <w:t xml:space="preserve">to the generated estimates will allow to test the reliability of the DCJ method. This last step is akin to a power analysis.</w:t>
-      </w:r>
-    </w:p>
-    <w:p>
-      <w:pPr>
-        <w:pStyle w:val="BodyText"/>
-      </w:pPr>
-      <w:r>
-        <w:t xml:space="preserve">Ultimately, the results of this study will have implications for planning DCJ experiments, and will hold significance for researchers or analysts, in education and assessment procedures, implementing DCJ procedures.</w:t>
+        <w:t xml:space="preserve">to these estimands to the generated estimates. This final step resembles a power analysis. Ultimately, the outcomes of this study will inform the planning of DCJ experiments and hold significance for researchers or analysts involved in education and assessment procedures who implement DCJ methodologies.</w:t>
       </w:r>
     </w:p>
     <w:bookmarkEnd w:id="20"/>

--- a/index.docx
+++ b/index.docx
@@ -426,7 +426,7 @@
         <w:t xml:space="preserve"> </w:t>
       </w:r>
       <w:r>
-        <w:t xml:space="preserve">abilities, and the number of comparisons per judge also play pivotal roles. Additionally, in cases where the stimuli represent sub-units or objects from higher-levels units or subjects, then the number of subjects, the characteristics of the subjects, and their</w:t>
+        <w:t xml:space="preserve">abilities, and the number of comparisons per judge also play pivotal roles. Additionally, in cases where the stimuli represent sub-units (e.g., objects) from higher-levels units (e.g., subjects), then the number of units, the characteristics of the units, and their</w:t>
       </w:r>
       <w:r>
         <w:t xml:space="preserve"> </w:t>
@@ -629,7 +629,7 @@
         <w:t xml:space="preserve"> </w:t>
       </w:r>
       <w:r>
-        <w:t xml:space="preserve">then examined how variations in the number of comparisons per stimulus affect the bias and stability of SSR components through a simulation study. Additionally,</w:t>
+        <w:t xml:space="preserve">then examined through a simulation study how variations in the number of comparisons per stimulus affect the bias and stability of SSR components. Additionally,</w:t>
       </w:r>
       <w:r>
         <w:t xml:space="preserve"> </w:t>

--- a/index.docx
+++ b/index.docx
@@ -7,7 +7,81 @@
         <w:pStyle w:val="Title"/>
       </w:pPr>
       <w:r>
-        <w:t xml:space="preserve">Power</w:t>
+        <w:t xml:space="preserve">The</w:t>
+      </w:r>
+      <w:r>
+        <w:t xml:space="preserve"> </w:t>
+      </w:r>
+      <w:r>
+        <w:t xml:space="preserve">interplay</w:t>
+      </w:r>
+      <w:r>
+        <w:t xml:space="preserve"> </w:t>
+      </w:r>
+      <w:r>
+        <w:t xml:space="preserve">of</w:t>
+      </w:r>
+      <w:r>
+        <w:t xml:space="preserve"> </w:t>
+      </w:r>
+      <w:r>
+        <w:t xml:space="preserve">assessment</w:t>
+      </w:r>
+      <w:r>
+        <w:t xml:space="preserve"> </w:t>
+      </w:r>
+      <w:r>
+        <w:t xml:space="preserve">factors</w:t>
+      </w:r>
+      <w:r>
+        <w:t xml:space="preserve"> </w:t>
+      </w:r>
+      <w:r>
+        <w:t xml:space="preserve">in</w:t>
+      </w:r>
+      <w:r>
+        <w:t xml:space="preserve"> </w:t>
+      </w:r>
+      <w:r>
+        <w:t xml:space="preserve">Dichotomous</w:t>
+      </w:r>
+      <w:r>
+        <w:t xml:space="preserve"> </w:t>
+      </w:r>
+      <w:r>
+        <w:t xml:space="preserve">Comparative</w:t>
+      </w:r>
+      <w:r>
+        <w:t xml:space="preserve"> </w:t>
+      </w:r>
+      <w:r>
+        <w:t xml:space="preserve">Judgments</w:t>
+      </w:r>
+    </w:p>
+    <w:p>
+      <w:pPr>
+        <w:pStyle w:val="Subtitle"/>
+      </w:pPr>
+      <w:r>
+        <w:t xml:space="preserve">A</w:t>
+      </w:r>
+      <w:r>
+        <w:t xml:space="preserve"> </w:t>
+      </w:r>
+      <w:r>
+        <w:t xml:space="preserve">Bayesian</w:t>
+      </w:r>
+      <w:r>
+        <w:t xml:space="preserve"> </w:t>
+      </w:r>
+      <w:r>
+        <w:t xml:space="preserve">simulation-based</w:t>
+      </w:r>
+      <w:r>
+        <w:t xml:space="preserve"> </w:t>
+      </w:r>
+      <w:r>
+        <w:t xml:space="preserve">power</w:t>
       </w:r>
       <w:r>
         <w:t xml:space="preserve"> </w:t>
@@ -19,105 +93,55 @@
         <w:t xml:space="preserve"> </w:t>
       </w:r>
       <w:r>
-        <w:t xml:space="preserve">for</w:t>
-      </w:r>
-      <w:r>
-        <w:t xml:space="preserve"> </w:t>
-      </w:r>
-      <w:r>
-        <w:t xml:space="preserve">Dichotomous</w:t>
-      </w:r>
-      <w:r>
-        <w:t xml:space="preserve"> </w:t>
-      </w:r>
-      <w:r>
-        <w:t xml:space="preserve">Comparative</w:t>
-      </w:r>
-      <w:r>
-        <w:t xml:space="preserve"> </w:t>
-      </w:r>
-      <w:r>
-        <w:t xml:space="preserve">Judgment</w:t>
-      </w:r>
-      <w:r>
-        <w:t xml:space="preserve"> </w:t>
-      </w:r>
-      <w:r>
-        <w:t xml:space="preserve">experiments</w:t>
-      </w:r>
-      <w:r>
-        <w:t xml:space="preserve"> </w:t>
-      </w:r>
-      <w:r>
-        <w:t xml:space="preserve">(DCJ)</w:t>
-      </w:r>
-    </w:p>
-    <w:p>
-      <w:pPr>
-        <w:pStyle w:val="Subtitle"/>
-      </w:pPr>
-      <w:r>
-        <w:t xml:space="preserve">A</w:t>
-      </w:r>
-      <w:r>
-        <w:t xml:space="preserve"> </w:t>
-      </w:r>
-      <w:r>
-        <w:t xml:space="preserve">Bayesian</w:t>
-      </w:r>
-      <w:r>
-        <w:t xml:space="preserve"> </w:t>
-      </w:r>
-      <w:r>
-        <w:t xml:space="preserve">simulation-based</w:t>
-      </w:r>
-      <w:r>
-        <w:t xml:space="preserve"> </w:t>
-      </w:r>
-      <w:r>
-        <w:t xml:space="preserve">study</w:t>
-      </w:r>
-      <w:r>
-        <w:t xml:space="preserve"> </w:t>
-      </w:r>
-      <w:r>
         <w:t xml:space="preserve">exploring</w:t>
       </w:r>
       <w:r>
         <w:t xml:space="preserve"> </w:t>
       </w:r>
       <w:r>
+        <w:t xml:space="preserve">their</w:t>
+      </w:r>
+      <w:r>
+        <w:t xml:space="preserve"> </w:t>
+      </w:r>
+      <w:r>
+        <w:t xml:space="preserve">impacts</w:t>
+      </w:r>
+      <w:r>
+        <w:t xml:space="preserve"> </w:t>
+      </w:r>
+      <w:r>
+        <w:t xml:space="preserve">on</w:t>
+      </w:r>
+      <w:r>
+        <w:t xml:space="preserve"> </w:t>
+      </w:r>
+      <w:r>
         <w:t xml:space="preserve">the</w:t>
       </w:r>
       <w:r>
         <w:t xml:space="preserve"> </w:t>
       </w:r>
       <w:r>
-        <w:t xml:space="preserve">assessment</w:t>
-      </w:r>
-      <w:r>
-        <w:t xml:space="preserve"> </w:t>
-      </w:r>
-      <w:r>
-        <w:t xml:space="preserve">factors</w:t>
-      </w:r>
-      <w:r>
-        <w:t xml:space="preserve"> </w:t>
-      </w:r>
-      <w:r>
-        <w:t xml:space="preserve">that</w:t>
-      </w:r>
-      <w:r>
-        <w:t xml:space="preserve"> </w:t>
-      </w:r>
-      <w:r>
-        <w:t xml:space="preserve">impact</w:t>
-      </w:r>
-      <w:r>
-        <w:t xml:space="preserve"> </w:t>
-      </w:r>
-      <w:r>
-        <w:t xml:space="preserve">DCJ</w:t>
+        <w:t xml:space="preserve">reliability</w:t>
+      </w:r>
+      <w:r>
+        <w:t xml:space="preserve"> </w:t>
+      </w:r>
+      <w:r>
+        <w:t xml:space="preserve">of</w:t>
+      </w:r>
+      <w:r>
+        <w:t xml:space="preserve"> </w:t>
+      </w:r>
+      <w:r>
+        <w:t xml:space="preserve">the</w:t>
+      </w:r>
+      <w:r>
+        <w:t xml:space="preserve"> </w:t>
+      </w:r>
+      <w:r>
+        <w:t xml:space="preserve">methodology</w:t>
       </w:r>
     </w:p>
     <w:p>

--- a/index.docx
+++ b/index.docx
@@ -123,26 +123,14 @@
         <w:t xml:space="preserve"> </w:t>
       </w:r>
       <w:r>
+        <w:t xml:space="preserve">method’s</w:t>
+      </w:r>
+      <w:r>
+        <w:t xml:space="preserve"> </w:t>
+      </w:r>
+      <w:r>
         <w:t xml:space="preserve">reliability</w:t>
       </w:r>
-      <w:r>
-        <w:t xml:space="preserve"> </w:t>
-      </w:r>
-      <w:r>
-        <w:t xml:space="preserve">of</w:t>
-      </w:r>
-      <w:r>
-        <w:t xml:space="preserve"> </w:t>
-      </w:r>
-      <w:r>
-        <w:t xml:space="preserve">the</w:t>
-      </w:r>
-      <w:r>
-        <w:t xml:space="preserve"> </w:t>
-      </w:r>
-      <w:r>
-        <w:t xml:space="preserve">methodology</w:t>
-      </w:r>
     </w:p>
     <w:p>
       <w:pPr>
@@ -246,7 +234,7 @@
         <w:pStyle w:val="Heading2"/>
       </w:pPr>
       <w:r>
-        <w:t xml:space="preserve">1 Introduction</w:t>
+        <w:t xml:space="preserve">Introduction</w:t>
       </w:r>
     </w:p>
     <w:p>
@@ -572,7 +560,7 @@
         <w:t xml:space="preserve"> </w:t>
       </w:r>
       <w:r>
-        <w:t xml:space="preserve">pairs of stimuli. The judges were selected from three distinct groups, each possessing varying degrees of experience with the speech of hearing-impaired children: audiologists, primary school teachers and inexperienced listeners. Ultimately, the authors were interested in assessing if there were differences in the</w:t>
+        <w:t xml:space="preserve">pairs of stimuli. The judges were equally selected from three distinct groups, each possessing varying degrees of experience with the speech of hearing-impaired children: audiologists, primary school teachers and inexperienced listeners. Ultimately, the authors were interested in assessing if there were differences in the</w:t>
       </w:r>
       <w:r>
         <w:t xml:space="preserve"> </w:t>
@@ -685,7 +673,7 @@
         <w:pStyle w:val="BodyText"/>
       </w:pPr>
       <w:r>
-        <w:t xml:space="preserve">This study aims to address this gap by conducting a Bayesian simulation-based power analysis, following the Identification-Estimation workflow outlined by McElreath</w:t>
+        <w:t xml:space="preserve">This study aims to address this gap by conducting a Bayesian simulation-based power analysis, following the Identification-Estimation flowchart outlined by McElreath</w:t>
       </w:r>
       <w:r>
         <w:t xml:space="preserve"> </w:t>
@@ -782,173 +770,493 @@
           <w:i/>
           <w:iCs/>
         </w:rPr>
+        <w:t xml:space="preserve">statistical estimand</w:t>
+      </w:r>
+      <w:r>
+        <w:t xml:space="preserve"> </w:t>
+      </w:r>
+      <w:r>
+        <w:t xml:space="preserve">for the various targets of inference. Bayesian statistical method offer an intuitive approach to translate scientific models into probabilistic estimators. Finally, employing multiple simulated datasets for different combinations of the relevant assessment factors, the study generates multiple</w:t>
+      </w:r>
+      <w:r>
+        <w:t xml:space="preserve"> </w:t>
+      </w:r>
+      <w:r>
+        <w:rPr>
+          <w:i/>
+          <w:iCs/>
+        </w:rPr>
+        <w:t xml:space="preserve">estimates</w:t>
+      </w:r>
+      <w:r>
+        <w:t xml:space="preserve"> </w:t>
+      </w:r>
+      <w:r>
+        <w:t xml:space="preserve">for the statistical estimands. Notably, the statistical estimands in simulated data are known, consequently, the study can assess the DCJ reliability by evaluating the</w:t>
+      </w:r>
+      <w:r>
+        <w:t xml:space="preserve"> </w:t>
+      </w:r>
+      <w:r>
+        <w:rPr>
+          <w:i/>
+          <w:iCs/>
+        </w:rPr>
+        <w:t xml:space="preserve">proximity</w:t>
+      </w:r>
+      <w:r>
+        <w:t xml:space="preserve"> </w:t>
+      </w:r>
+      <w:r>
+        <w:t xml:space="preserve">to these estimands to the generated estimates. This final step resembles a power analysis. Ultimately, the outcomes of this study will inform the planning of DCJ experiments and hold significance for researchers or analysts involved in education and assessment procedures who implement DCJ methodologies.</w:t>
+      </w:r>
+    </w:p>
+    <w:bookmarkEnd w:id="20"/>
+    <w:bookmarkStart w:id="29" w:name="sec-TheoreticalFramework"/>
+    <w:p>
+      <w:pPr>
+        <w:pStyle w:val="Heading2"/>
+      </w:pPr>
+      <w:r>
+        <w:t xml:space="preserve">Theoretical framework</w:t>
+      </w:r>
+    </w:p>
+    <w:p>
+      <w:pPr>
+        <w:pStyle w:val="FirstParagraph"/>
+      </w:pPr>
+      <w:r>
+        <w:t xml:space="preserve">In order to evaluate the reliability of the DCJ method, first the study need to define certain terminology. This study uses the Identification-Estimation flowchart</w:t>
+      </w:r>
+      <w:r>
+        <w:t xml:space="preserve"> </w:t>
+      </w:r>
+      <w:r>
+        <w:t xml:space="preserve">(McElreath 2020; Neal 2020)</w:t>
+      </w:r>
+      <w:r>
+        <w:t xml:space="preserve">. The flowchart illustrates the process of moving from a target (causal)</w:t>
+      </w:r>
+      <w:r>
+        <w:t xml:space="preserve"> </w:t>
+      </w:r>
+      <w:r>
+        <w:rPr>
+          <w:i/>
+          <w:iCs/>
+        </w:rPr>
+        <w:t xml:space="preserve">estimand</w:t>
+      </w:r>
+      <w:r>
+        <w:t xml:space="preserve"> </w:t>
+      </w:r>
+      <w:r>
+        <w:t xml:space="preserve">to a corresponding</w:t>
+      </w:r>
+      <w:r>
+        <w:t xml:space="preserve"> </w:t>
+      </w:r>
+      <w:r>
+        <w:rPr>
+          <w:i/>
+          <w:iCs/>
+        </w:rPr>
         <w:t xml:space="preserve">estimate</w:t>
       </w:r>
       <w:r>
-        <w:t xml:space="preserve"> </w:t>
-      </w:r>
-      <w:r>
-        <w:t xml:space="preserve">for the various targets of inference. Bayesian statistical method offer an intuitive approach to translate scientific models into probabilistic estimators. Finally, employing multiple simulated datasets for different combinations of the relevant assessment factors, the study generates multiple estimates for the targets of inference. Notably, since the targets of inference in simulated data are known, the study can assess the DCJ reliability by evaluating the</w:t>
-      </w:r>
-      <w:r>
-        <w:t xml:space="preserve"> </w:t>
-      </w:r>
-      <w:r>
-        <w:rPr>
-          <w:i/>
-          <w:iCs/>
-        </w:rPr>
-        <w:t xml:space="preserve">proximity</w:t>
-      </w:r>
-      <w:r>
-        <w:t xml:space="preserve"> </w:t>
-      </w:r>
-      <w:r>
-        <w:t xml:space="preserve">to these estimands to the generated estimates. This final step resembles a power analysis. Ultimately, the outcomes of this study will inform the planning of DCJ experiments and hold significance for researchers or analysts involved in education and assessment procedures who implement DCJ methodologies.</w:t>
-      </w:r>
-    </w:p>
-    <w:bookmarkEnd w:id="20"/>
-    <w:bookmarkStart w:id="23" w:name="sec-TheoreticalFramework"/>
+        <w:t xml:space="preserve">, through identification and estimation (</w:t>
+      </w:r>
+      <w:hyperlink w:anchor="fig-IEflowchart">
+        <w:r>
+          <w:rPr>
+            <w:rStyle w:val="Hyperlink"/>
+          </w:rPr>
+          <w:t xml:space="preserve">Figure 1</w:t>
+        </w:r>
+      </w:hyperlink>
+      <w:r>
+        <w:t xml:space="preserve">). An</w:t>
+      </w:r>
+      <w:r>
+        <w:t xml:space="preserve"> </w:t>
+      </w:r>
+      <w:r>
+        <w:rPr>
+          <w:i/>
+          <w:iCs/>
+        </w:rPr>
+        <w:t xml:space="preserve">estimand</w:t>
+      </w:r>
+      <w:r>
+        <w:t xml:space="preserve"> </w:t>
+      </w:r>
+      <w:r>
+        <w:t xml:space="preserve">is the target of inference of the quantity that we want to estimate. An</w:t>
+      </w:r>
+      <w:r>
+        <w:t xml:space="preserve"> </w:t>
+      </w:r>
+      <w:r>
+        <w:rPr>
+          <w:i/>
+          <w:iCs/>
+        </w:rPr>
+        <w:t xml:space="preserve">estimate</w:t>
+      </w:r>
+      <w:r>
+        <w:t xml:space="preserve"> </w:t>
+      </w:r>
+      <w:r>
+        <w:t xml:space="preserve">is an approximation of the</w:t>
+      </w:r>
+      <w:r>
+        <w:t xml:space="preserve"> </w:t>
+      </w:r>
+      <w:r>
+        <w:rPr>
+          <w:i/>
+          <w:iCs/>
+        </w:rPr>
+        <w:t xml:space="preserve">estimand</w:t>
+      </w:r>
+      <w:r>
+        <w:t xml:space="preserve">, which is obtained by using data. Moreover, identification refers to the process of moving from a (causal)</w:t>
+      </w:r>
+      <w:r>
+        <w:t xml:space="preserve"> </w:t>
+      </w:r>
+      <w:r>
+        <w:rPr>
+          <w:i/>
+          <w:iCs/>
+        </w:rPr>
+        <w:t xml:space="preserve">estimand</w:t>
+      </w:r>
+      <w:r>
+        <w:t xml:space="preserve"> </w:t>
+      </w:r>
+      <w:r>
+        <w:t xml:space="preserve">to an equivalent</w:t>
+      </w:r>
+      <w:r>
+        <w:t xml:space="preserve"> </w:t>
+      </w:r>
+      <w:r>
+        <w:rPr>
+          <w:i/>
+          <w:iCs/>
+        </w:rPr>
+        <w:t xml:space="preserve">statistical estimand</w:t>
+      </w:r>
+      <w:r>
+        <w:t xml:space="preserve">, and estimation refers to the process of moving from a</w:t>
+      </w:r>
+      <w:r>
+        <w:t xml:space="preserve"> </w:t>
+      </w:r>
+      <w:r>
+        <w:rPr>
+          <w:i/>
+          <w:iCs/>
+        </w:rPr>
+        <w:t xml:space="preserve">statistical estimand</w:t>
+      </w:r>
+      <w:r>
+        <w:t xml:space="preserve"> </w:t>
+      </w:r>
+      <w:r>
+        <w:t xml:space="preserve">to an</w:t>
+      </w:r>
+      <w:r>
+        <w:t xml:space="preserve"> </w:t>
+      </w:r>
+      <w:r>
+        <w:rPr>
+          <w:i/>
+          <w:iCs/>
+        </w:rPr>
+        <w:t xml:space="preserve">estimate</w:t>
+      </w:r>
+      <w:r>
+        <w:t xml:space="preserve">.</w:t>
+      </w:r>
+    </w:p>
+    <w:tbl>
+      <w:tblPr>
+        <w:tblStyle w:val="Table"/>
+        <w:tblW w:type="pct" w:w="5000"/>
+        <w:jc w:val="left"/>
+        <w:tblLayout w:type="fixed"/>
+        <w:tblLook w:firstRow="0" w:lastRow="0" w:firstColumn="0" w:lastColumn="0" w:noHBand="0" w:noVBand="0" w:val="0000"/>
+      </w:tblPr>
+      <w:tblGrid>
+        <w:gridCol w:w="7920"/>
+      </w:tblGrid>
+      <w:tr>
+        <w:tc>
+          <w:tcPr/>
+          <w:bookmarkStart w:id="24" w:name="fig-IEflowchart"/>
+          <w:p>
+            <w:pPr>
+              <w:jc w:val="center"/>
+            </w:pPr>
+            <w:r>
+              <w:drawing>
+                <wp:inline>
+                  <wp:extent cx="3657600" cy="3657600"/>
+                  <wp:effectExtent b="0" l="0" r="0" t="0"/>
+                  <wp:docPr descr="" title="" id="22" name="Picture"/>
+                  <a:graphic>
+                    <a:graphicData uri="http://schemas.openxmlformats.org/drawingml/2006/picture">
+                      <pic:pic>
+                        <pic:nvPicPr>
+                          <pic:cNvPr descr="index_files/figure-docx/dot-figure-1.png" id="23" name="Picture"/>
+                          <pic:cNvPicPr>
+                            <a:picLocks noChangeArrowheads="1" noChangeAspect="1"/>
+                          </pic:cNvPicPr>
+                        </pic:nvPicPr>
+                        <pic:blipFill>
+                          <a:blip r:embed="rId21"/>
+                          <a:stretch>
+                            <a:fillRect/>
+                          </a:stretch>
+                        </pic:blipFill>
+                        <pic:spPr bwMode="auto">
+                          <a:xfrm>
+                            <a:off x="0" y="0"/>
+                            <a:ext cx="3657600" cy="3657600"/>
+                          </a:xfrm>
+                          <a:prstGeom prst="rect">
+                            <a:avLst/>
+                          </a:prstGeom>
+                          <a:noFill/>
+                          <a:ln w="9525">
+                            <a:noFill/>
+                            <a:headEnd/>
+                            <a:tailEnd/>
+                          </a:ln>
+                        </pic:spPr>
+                      </pic:pic>
+                    </a:graphicData>
+                  </a:graphic>
+                </wp:inline>
+              </w:drawing>
+            </w:r>
+          </w:p>
+          <w:p>
+            <w:pPr>
+              <w:jc w:val="center"/>
+            </w:pPr>
+            <w:pPr>
+              <w:jc w:val="start"/>
+              <w:spacing w:before="200"/>
+              <w:pStyle w:val="ImageCaption"/>
+            </w:pPr>
+            <w:r>
+              <w:t xml:space="preserve">Figure 1: Identification-Estimation flowchart. Extracted from</w:t>
+            </w:r>
+            <w:r>
+              <w:t xml:space="preserve"> </w:t>
+            </w:r>
+            <w:r>
+              <w:t xml:space="preserve">Neal (2020)</w:t>
+            </w:r>
+          </w:p>
+          <w:bookmarkEnd w:id="24"/>
+        </w:tc>
+      </w:tr>
+    </w:tbl>
+    <w:p>
+      <w:pPr>
+        <w:pStyle w:val="BodyText"/>
+      </w:pPr>
+      <w:r>
+        <w:rPr>
+          <w:vertAlign w:val="subscript"/>
+        </w:rPr>
+        <w:t xml:space="preserve">Source:</w:t>
+      </w:r>
+      <w:r>
+        <w:rPr>
+          <w:vertAlign w:val="subscript"/>
+        </w:rPr>
+        <w:t xml:space="preserve"> </w:t>
+      </w:r>
+      <w:hyperlink r:id="rId25">
+        <w:r>
+          <w:rPr>
+            <w:rStyle w:val="Hyperlink"/>
+            <w:vertAlign w:val="subscript"/>
+          </w:rPr>
+          <w:t xml:space="preserve">Article Notebook</w:t>
+        </w:r>
+      </w:hyperlink>
+    </w:p>
+    <w:bookmarkStart w:id="26" w:name="sec-ResearchQuestions"/>
+    <w:p>
+      <w:pPr>
+        <w:pStyle w:val="Heading3"/>
+      </w:pPr>
+      <w:r>
+        <w:t xml:space="preserve">Research questions and their estimands</w:t>
+      </w:r>
+    </w:p>
+    <w:bookmarkEnd w:id="26"/>
+    <w:bookmarkStart w:id="27" w:name="sec-SciMod"/>
+    <w:p>
+      <w:pPr>
+        <w:pStyle w:val="Heading3"/>
+      </w:pPr>
+      <w:r>
+        <w:t xml:space="preserve">A scientific model for the DCJ procedure</w:t>
+      </w:r>
+    </w:p>
+    <w:p>
+      <w:pPr>
+        <w:pStyle w:val="FirstParagraph"/>
+      </w:pPr>
+      <w:r>
+        <w:t xml:space="preserve">A</w:t>
+      </w:r>
+      <w:r>
+        <w:t xml:space="preserve"> </w:t>
+      </w:r>
+      <w:r>
+        <w:rPr>
+          <w:i/>
+          <w:iCs/>
+        </w:rPr>
+        <w:t xml:space="preserve">scientific (causal) model</w:t>
+      </w:r>
+      <w:r>
+        <w:t xml:space="preserve"> </w:t>
+      </w:r>
+      <w:r>
+        <w:t xml:space="preserve">describe the causal assumptions and mechanisms underlying a system, and facilitate inferences about causal relationships from data</w:t>
+      </w:r>
+      <w:r>
+        <w:t xml:space="preserve"> </w:t>
+      </w:r>
+      <w:r>
+        <w:t xml:space="preserve">(Hitchcock 2023)</w:t>
+      </w:r>
+      <w:r>
+        <w:t xml:space="preserve">.</w:t>
+      </w:r>
+    </w:p>
+    <w:bookmarkEnd w:id="27"/>
+    <w:bookmarkStart w:id="28" w:name="sec-Sci2StatMod"/>
+    <w:p>
+      <w:pPr>
+        <w:pStyle w:val="Heading3"/>
+      </w:pPr>
+      <w:r>
+        <w:t xml:space="preserve">From the scientific to the statistical DCJ model</w:t>
+      </w:r>
+    </w:p>
+    <w:bookmarkEnd w:id="28"/>
+    <w:bookmarkEnd w:id="29"/>
+    <w:bookmarkStart w:id="31" w:name="sec-methods"/>
     <w:p>
       <w:pPr>
         <w:pStyle w:val="Heading2"/>
       </w:pPr>
       <w:r>
-        <w:t xml:space="preserve">2 Theoretical framework</w:t>
-      </w:r>
-    </w:p>
-    <w:bookmarkStart w:id="21" w:name="sec-SciMod"/>
+        <w:t xml:space="preserve">Methods</w:t>
+      </w:r>
+    </w:p>
+    <w:bookmarkStart w:id="30" w:name="bayesian-simulation-and-power-analysis"/>
     <w:p>
       <w:pPr>
         <w:pStyle w:val="Heading3"/>
       </w:pPr>
       <w:r>
-        <w:t xml:space="preserve">2.1 A scientific model for the DCJ procedure</w:t>
-      </w:r>
-    </w:p>
-    <w:bookmarkEnd w:id="21"/>
-    <w:bookmarkStart w:id="22" w:name="sec-Sci2StatMod"/>
+        <w:t xml:space="preserve">Bayesian simulation and power analysis</w:t>
+      </w:r>
+    </w:p>
+    <w:bookmarkEnd w:id="30"/>
+    <w:bookmarkEnd w:id="31"/>
+    <w:bookmarkStart w:id="35" w:name="sec-results"/>
+    <w:p>
+      <w:pPr>
+        <w:pStyle w:val="Heading2"/>
+      </w:pPr>
+      <w:r>
+        <w:t xml:space="preserve">Results</w:t>
+      </w:r>
+    </w:p>
+    <w:bookmarkStart w:id="32" w:name="sec-RQ1"/>
     <w:p>
       <w:pPr>
         <w:pStyle w:val="Heading3"/>
       </w:pPr>
       <w:r>
-        <w:t xml:space="preserve">2.2 From the scientific to the statistical DCJ model</w:t>
-      </w:r>
-    </w:p>
-    <w:bookmarkEnd w:id="22"/>
-    <w:bookmarkEnd w:id="23"/>
-    <w:bookmarkStart w:id="24" w:name="sec-ResearchQuestions"/>
+        <w:t xml:space="preserve">Research question 1</w:t>
+      </w:r>
+    </w:p>
+    <w:bookmarkEnd w:id="32"/>
+    <w:bookmarkStart w:id="33" w:name="sec-RQ2"/>
+    <w:p>
+      <w:pPr>
+        <w:pStyle w:val="Heading3"/>
+      </w:pPr>
+      <w:r>
+        <w:t xml:space="preserve">Research question 2</w:t>
+      </w:r>
+    </w:p>
+    <w:bookmarkEnd w:id="33"/>
+    <w:bookmarkStart w:id="34" w:name="sec-RQ3"/>
+    <w:p>
+      <w:pPr>
+        <w:pStyle w:val="Heading3"/>
+      </w:pPr>
+      <w:r>
+        <w:t xml:space="preserve">Research question 3</w:t>
+      </w:r>
+    </w:p>
+    <w:bookmarkEnd w:id="34"/>
+    <w:bookmarkEnd w:id="35"/>
+    <w:bookmarkStart w:id="37" w:name="sec-discussion"/>
     <w:p>
       <w:pPr>
         <w:pStyle w:val="Heading2"/>
       </w:pPr>
       <w:r>
-        <w:t xml:space="preserve">3 Research questions</w:t>
-      </w:r>
-    </w:p>
-    <w:bookmarkEnd w:id="24"/>
-    <w:bookmarkStart w:id="26" w:name="sec-methods"/>
+        <w:t xml:space="preserve">Discussion</w:t>
+      </w:r>
+    </w:p>
+    <w:bookmarkStart w:id="36" w:name="sec-LFR"/>
+    <w:p>
+      <w:pPr>
+        <w:pStyle w:val="Heading3"/>
+      </w:pPr>
+      <w:r>
+        <w:t xml:space="preserve">Limitations and further research</w:t>
+      </w:r>
+    </w:p>
+    <w:bookmarkEnd w:id="36"/>
+    <w:bookmarkEnd w:id="37"/>
+    <w:bookmarkStart w:id="38" w:name="sec-conclusion"/>
     <w:p>
       <w:pPr>
         <w:pStyle w:val="Heading2"/>
       </w:pPr>
       <w:r>
-        <w:t xml:space="preserve">4 Methods</w:t>
-      </w:r>
-    </w:p>
-    <w:bookmarkStart w:id="25" w:name="bayesian-simulation-and-power-analysis"/>
-    <w:p>
-      <w:pPr>
-        <w:pStyle w:val="Heading3"/>
-      </w:pPr>
-      <w:r>
-        <w:t xml:space="preserve">4.1 Bayesian simulation and power analysis</w:t>
-      </w:r>
-    </w:p>
-    <w:bookmarkEnd w:id="25"/>
-    <w:bookmarkEnd w:id="26"/>
-    <w:bookmarkStart w:id="30" w:name="sec-results"/>
+        <w:t xml:space="preserve">Conclusion</w:t>
+      </w:r>
+    </w:p>
+    <w:bookmarkEnd w:id="38"/>
+    <w:bookmarkStart w:id="90" w:name="references"/>
     <w:p>
       <w:pPr>
         <w:pStyle w:val="Heading2"/>
       </w:pPr>
       <w:r>
-        <w:t xml:space="preserve">5 Results</w:t>
-      </w:r>
-    </w:p>
-    <w:bookmarkStart w:id="27" w:name="sec-RQ1"/>
-    <w:p>
-      <w:pPr>
-        <w:pStyle w:val="Heading3"/>
-      </w:pPr>
-      <w:r>
-        <w:t xml:space="preserve">5.1 Research question 1</w:t>
-      </w:r>
-    </w:p>
-    <w:bookmarkEnd w:id="27"/>
-    <w:bookmarkStart w:id="28" w:name="sec-RQ2"/>
-    <w:p>
-      <w:pPr>
-        <w:pStyle w:val="Heading3"/>
-      </w:pPr>
-      <w:r>
-        <w:t xml:space="preserve">5.2 Research question 2</w:t>
-      </w:r>
-    </w:p>
-    <w:bookmarkEnd w:id="28"/>
-    <w:bookmarkStart w:id="29" w:name="sec-RQ3"/>
-    <w:p>
-      <w:pPr>
-        <w:pStyle w:val="Heading3"/>
-      </w:pPr>
-      <w:r>
-        <w:t xml:space="preserve">5.3 Research question 3</w:t>
-      </w:r>
-    </w:p>
-    <w:bookmarkEnd w:id="29"/>
-    <w:bookmarkEnd w:id="30"/>
-    <w:bookmarkStart w:id="32" w:name="sec-discussion"/>
-    <w:p>
-      <w:pPr>
-        <w:pStyle w:val="Heading2"/>
-      </w:pPr>
-      <w:r>
-        <w:t xml:space="preserve">6 Discussion</w:t>
-      </w:r>
-    </w:p>
-    <w:bookmarkStart w:id="31" w:name="sec-LFR"/>
-    <w:p>
-      <w:pPr>
-        <w:pStyle w:val="Heading3"/>
-      </w:pPr>
-      <w:r>
-        <w:t xml:space="preserve">6.1 Limitations and further research</w:t>
-      </w:r>
-    </w:p>
-    <w:bookmarkEnd w:id="31"/>
-    <w:bookmarkEnd w:id="32"/>
-    <w:bookmarkStart w:id="33" w:name="sec-conclusion"/>
-    <w:p>
-      <w:pPr>
-        <w:pStyle w:val="Heading2"/>
-      </w:pPr>
-      <w:r>
-        <w:t xml:space="preserve">7 Conclusion</w:t>
-      </w:r>
-    </w:p>
-    <w:bookmarkEnd w:id="33"/>
-    <w:bookmarkStart w:id="85" w:name="references"/>
-    <w:p>
-      <w:pPr>
-        <w:pStyle w:val="Heading2"/>
-      </w:pPr>
-      <w:r>
         <w:t xml:space="preserve">References</w:t>
       </w:r>
     </w:p>
-    <w:bookmarkStart w:id="84" w:name="refs"/>
-    <w:bookmarkStart w:id="35" w:name="ref-Agresti_1992"/>
+    <w:bookmarkStart w:id="89" w:name="refs"/>
+    <w:bookmarkStart w:id="40" w:name="ref-Agresti_1992"/>
     <w:p>
       <w:pPr>
         <w:pStyle w:val="Bibliography"/>
@@ -981,7 +1289,7 @@
       <w:r>
         <w:t xml:space="preserve"> </w:t>
       </w:r>
-      <w:hyperlink r:id="rId34">
+      <w:hyperlink r:id="rId39">
         <w:r>
           <w:rPr>
             <w:rStyle w:val="Hyperlink"/>
@@ -993,8 +1301,8 @@
         <w:t xml:space="preserve">.</w:t>
       </w:r>
     </w:p>
-    <w:bookmarkEnd w:id="35"/>
-    <w:bookmarkStart w:id="37" w:name="ref-Bartholomew_et_al_2018"/>
+    <w:bookmarkEnd w:id="40"/>
+    <w:bookmarkStart w:id="42" w:name="ref-Bartholomew_et_al_2018"/>
     <w:p>
       <w:pPr>
         <w:pStyle w:val="Bibliography"/>
@@ -1027,7 +1335,7 @@
       <w:r>
         <w:t xml:space="preserve"> </w:t>
       </w:r>
-      <w:hyperlink r:id="rId36">
+      <w:hyperlink r:id="rId41">
         <w:r>
           <w:rPr>
             <w:rStyle w:val="Hyperlink"/>
@@ -1039,8 +1347,8 @@
         <w:t xml:space="preserve">.</w:t>
       </w:r>
     </w:p>
-    <w:bookmarkEnd w:id="37"/>
-    <w:bookmarkStart w:id="39" w:name="ref-Bartholomew_et_al_2020"/>
+    <w:bookmarkEnd w:id="42"/>
+    <w:bookmarkStart w:id="44" w:name="ref-Bartholomew_et_al_2020"/>
     <w:p>
       <w:pPr>
         <w:pStyle w:val="Bibliography"/>
@@ -1076,7 +1384,7 @@
       <w:r>
         <w:t xml:space="preserve"> </w:t>
       </w:r>
-      <w:hyperlink r:id="rId38">
+      <w:hyperlink r:id="rId43">
         <w:r>
           <w:rPr>
             <w:rStyle w:val="Hyperlink"/>
@@ -1088,8 +1396,8 @@
         <w:t xml:space="preserve">.</w:t>
       </w:r>
     </w:p>
-    <w:bookmarkEnd w:id="39"/>
-    <w:bookmarkStart w:id="41" w:name="ref-Boonen_et_al_2020"/>
+    <w:bookmarkEnd w:id="44"/>
+    <w:bookmarkStart w:id="46" w:name="ref-Boonen_et_al_2020"/>
     <w:p>
       <w:pPr>
         <w:pStyle w:val="Bibliography"/>
@@ -1122,7 +1430,7 @@
       <w:r>
         <w:t xml:space="preserve"> </w:t>
       </w:r>
-      <w:hyperlink r:id="rId40">
+      <w:hyperlink r:id="rId45">
         <w:r>
           <w:rPr>
             <w:rStyle w:val="Hyperlink"/>
@@ -1134,8 +1442,8 @@
         <w:t xml:space="preserve">.</w:t>
       </w:r>
     </w:p>
-    <w:bookmarkEnd w:id="41"/>
-    <w:bookmarkStart w:id="43" w:name="ref-Bradley_et_al_1952"/>
+    <w:bookmarkEnd w:id="46"/>
+    <w:bookmarkStart w:id="48" w:name="ref-Bradley_et_al_1952"/>
     <w:p>
       <w:pPr>
         <w:pStyle w:val="Bibliography"/>
@@ -1168,7 +1476,7 @@
       <w:r>
         <w:t xml:space="preserve"> </w:t>
       </w:r>
-      <w:hyperlink r:id="rId42">
+      <w:hyperlink r:id="rId47">
         <w:r>
           <w:rPr>
             <w:rStyle w:val="Hyperlink"/>
@@ -1180,8 +1488,8 @@
         <w:t xml:space="preserve">.</w:t>
       </w:r>
     </w:p>
-    <w:bookmarkEnd w:id="43"/>
-    <w:bookmarkStart w:id="45" w:name="ref-Bramley_2015"/>
+    <w:bookmarkEnd w:id="48"/>
+    <w:bookmarkStart w:id="50" w:name="ref-Bramley_2015"/>
     <w:p>
       <w:pPr>
         <w:pStyle w:val="Bibliography"/>
@@ -1198,7 +1506,7 @@
       <w:r>
         <w:t xml:space="preserve"> </w:t>
       </w:r>
-      <w:hyperlink r:id="rId44">
+      <w:hyperlink r:id="rId49">
         <w:r>
           <w:rPr>
             <w:rStyle w:val="Hyperlink"/>
@@ -1210,8 +1518,8 @@
         <w:t xml:space="preserve">.</w:t>
       </w:r>
     </w:p>
-    <w:bookmarkEnd w:id="45"/>
-    <w:bookmarkStart w:id="47" w:name="ref-Bramley_et_al_2019"/>
+    <w:bookmarkEnd w:id="50"/>
+    <w:bookmarkStart w:id="52" w:name="ref-Bramley_et_al_2019"/>
     <w:p>
       <w:pPr>
         <w:pStyle w:val="Bibliography"/>
@@ -1244,7 +1552,7 @@
       <w:r>
         <w:t xml:space="preserve"> </w:t>
       </w:r>
-      <w:hyperlink r:id="rId46">
+      <w:hyperlink r:id="rId51">
         <w:r>
           <w:rPr>
             <w:rStyle w:val="Hyperlink"/>
@@ -1256,8 +1564,8 @@
         <w:t xml:space="preserve">.</w:t>
       </w:r>
     </w:p>
-    <w:bookmarkEnd w:id="47"/>
-    <w:bookmarkStart w:id="49" w:name="ref-Cinelli_et_al_2021"/>
+    <w:bookmarkEnd w:id="52"/>
+    <w:bookmarkStart w:id="54" w:name="ref-Cinelli_et_al_2021"/>
     <w:p>
       <w:pPr>
         <w:pStyle w:val="Bibliography"/>
@@ -1284,7 +1592,7 @@
       <w:r>
         <w:t xml:space="preserve">, September. https://doi.org/</w:t>
       </w:r>
-      <w:hyperlink r:id="rId48">
+      <w:hyperlink r:id="rId53">
         <w:r>
           <w:rPr>
             <w:rStyle w:val="Hyperlink"/>
@@ -1296,8 +1604,8 @@
         <w:t xml:space="preserve">.</w:t>
       </w:r>
     </w:p>
-    <w:bookmarkEnd w:id="49"/>
-    <w:bookmarkStart w:id="51" w:name="ref-Crompvoets_et_al_2022"/>
+    <w:bookmarkEnd w:id="54"/>
+    <w:bookmarkStart w:id="56" w:name="ref-Crompvoets_et_al_2022"/>
     <w:p>
       <w:pPr>
         <w:pStyle w:val="Bibliography"/>
@@ -1330,7 +1638,7 @@
       <w:r>
         <w:t xml:space="preserve"> </w:t>
       </w:r>
-      <w:hyperlink r:id="rId50">
+      <w:hyperlink r:id="rId55">
         <w:r>
           <w:rPr>
             <w:rStyle w:val="Hyperlink"/>
@@ -1342,8 +1650,8 @@
         <w:t xml:space="preserve">.</w:t>
       </w:r>
     </w:p>
-    <w:bookmarkEnd w:id="51"/>
-    <w:bookmarkStart w:id="53" w:name="ref-Gijsen_et_al_2021"/>
+    <w:bookmarkEnd w:id="56"/>
+    <w:bookmarkStart w:id="58" w:name="ref-Gijsen_et_al_2021"/>
     <w:p>
       <w:pPr>
         <w:pStyle w:val="Bibliography"/>
@@ -1376,7 +1684,7 @@
       <w:r>
         <w:t xml:space="preserve"> </w:t>
       </w:r>
-      <w:hyperlink r:id="rId52">
+      <w:hyperlink r:id="rId57">
         <w:r>
           <w:rPr>
             <w:rStyle w:val="Hyperlink"/>
@@ -1388,8 +1696,8 @@
         <w:t xml:space="preserve">.</w:t>
       </w:r>
     </w:p>
-    <w:bookmarkEnd w:id="53"/>
-    <w:bookmarkStart w:id="55" w:name="ref-Hitchcock_2023"/>
+    <w:bookmarkEnd w:id="58"/>
+    <w:bookmarkStart w:id="60" w:name="ref-Hitchcock_2023"/>
     <w:p>
       <w:pPr>
         <w:pStyle w:val="Bibliography"/>
@@ -1468,7 +1776,7 @@
       <w:r>
         <w:t xml:space="preserve"> </w:t>
       </w:r>
-      <w:hyperlink r:id="rId54">
+      <w:hyperlink r:id="rId59">
         <w:r>
           <w:rPr>
             <w:rStyle w:val="Hyperlink"/>
@@ -1480,8 +1788,8 @@
         <w:t xml:space="preserve">.</w:t>
       </w:r>
     </w:p>
-    <w:bookmarkEnd w:id="55"/>
-    <w:bookmarkStart w:id="56" w:name="ref-Lesterhuis_2018"/>
+    <w:bookmarkEnd w:id="60"/>
+    <w:bookmarkStart w:id="61" w:name="ref-Lesterhuis_2018"/>
     <w:p>
       <w:pPr>
         <w:pStyle w:val="Bibliography"/>
@@ -1502,8 +1810,8 @@
         <w:t xml:space="preserve">PhD thesis, University of Antwerp.</w:t>
       </w:r>
     </w:p>
-    <w:bookmarkEnd w:id="56"/>
-    <w:bookmarkStart w:id="58" w:name="ref-Luce_1959"/>
+    <w:bookmarkEnd w:id="61"/>
+    <w:bookmarkStart w:id="63" w:name="ref-Luce_1959"/>
     <w:p>
       <w:pPr>
         <w:pStyle w:val="Bibliography"/>
@@ -1536,7 +1844,7 @@
       <w:r>
         <w:t xml:space="preserve"> </w:t>
       </w:r>
-      <w:hyperlink r:id="rId57">
+      <w:hyperlink r:id="rId62">
         <w:r>
           <w:rPr>
             <w:rStyle w:val="Hyperlink"/>
@@ -1548,8 +1856,8 @@
         <w:t xml:space="preserve">.</w:t>
       </w:r>
     </w:p>
-    <w:bookmarkEnd w:id="58"/>
-    <w:bookmarkStart w:id="60" w:name="ref-Marshall_et_al_2020"/>
+    <w:bookmarkEnd w:id="63"/>
+    <w:bookmarkStart w:id="65" w:name="ref-Marshall_et_al_2020"/>
     <w:p>
       <w:pPr>
         <w:pStyle w:val="Bibliography"/>
@@ -1582,7 +1890,7 @@
       <w:r>
         <w:t xml:space="preserve"> </w:t>
       </w:r>
-      <w:hyperlink r:id="rId59">
+      <w:hyperlink r:id="rId64">
         <w:r>
           <w:rPr>
             <w:rStyle w:val="Hyperlink"/>
@@ -1594,8 +1902,8 @@
         <w:t xml:space="preserve">.</w:t>
       </w:r>
     </w:p>
-    <w:bookmarkEnd w:id="60"/>
-    <w:bookmarkStart w:id="62" w:name="ref-McElreath_2020"/>
+    <w:bookmarkEnd w:id="65"/>
+    <w:bookmarkStart w:id="67" w:name="ref-McElreath_2020"/>
     <w:p>
       <w:pPr>
         <w:pStyle w:val="Bibliography"/>
@@ -1606,7 +1914,7 @@
       <w:r>
         <w:t xml:space="preserve"> </w:t>
       </w:r>
-      <w:hyperlink r:id="rId61">
+      <w:hyperlink r:id="rId66">
         <w:r>
           <w:rPr>
             <w:rStyle w:val="Hyperlink"/>
@@ -1620,8 +1928,8 @@
         <w:t xml:space="preserve">. Chapman; Hall/CRC.</w:t>
       </w:r>
     </w:p>
-    <w:bookmarkEnd w:id="62"/>
-    <w:bookmarkStart w:id="64" w:name="ref-Neal_2020"/>
+    <w:bookmarkEnd w:id="67"/>
+    <w:bookmarkStart w:id="69" w:name="ref-Neal_2020"/>
     <w:p>
       <w:pPr>
         <w:pStyle w:val="Bibliography"/>
@@ -1638,20 +1946,20 @@
       <w:r>
         <w:t xml:space="preserve"> </w:t>
       </w:r>
-      <w:hyperlink r:id="rId63">
+      <w:hyperlink r:id="rId68">
         <w:r>
           <w:rPr>
             <w:rStyle w:val="Hyperlink"/>
           </w:rPr>
-          <w:t xml:space="preserve">https://www.bradyneal.com/Introduction_to_Causal_Inference-Dec17_2020-Neal.pdf2</w:t>
+          <w:t xml:space="preserve">\url{https://www.bradyneal.com/Introduction_to_Causal_Inference-Dec17_2020-Neal.pdf}</w:t>
         </w:r>
       </w:hyperlink>
       <w:r>
         <w:t xml:space="preserve">.</w:t>
       </w:r>
     </w:p>
-    <w:bookmarkEnd w:id="64"/>
-    <w:bookmarkStart w:id="65" w:name="ref-Pearl_2009"/>
+    <w:bookmarkEnd w:id="69"/>
+    <w:bookmarkStart w:id="70" w:name="ref-Pearl_2009"/>
     <w:p>
       <w:pPr>
         <w:pStyle w:val="Bibliography"/>
@@ -1662,7 +1970,7 @@
       <w:r>
         <w:t xml:space="preserve"> </w:t>
       </w:r>
-      <w:hyperlink r:id="rId61">
+      <w:hyperlink r:id="rId66">
         <w:r>
           <w:rPr>
             <w:rStyle w:val="Hyperlink"/>
@@ -1676,8 +1984,8 @@
         <w:t xml:space="preserve">. Cambrige University Press.</w:t>
       </w:r>
     </w:p>
-    <w:bookmarkEnd w:id="65"/>
-    <w:bookmarkStart w:id="66" w:name="ref-Pearl_et_al_2016"/>
+    <w:bookmarkEnd w:id="70"/>
+    <w:bookmarkStart w:id="71" w:name="ref-Pearl_et_al_2016"/>
     <w:p>
       <w:pPr>
         <w:pStyle w:val="Bibliography"/>
@@ -1688,7 +1996,7 @@
       <w:r>
         <w:t xml:space="preserve"> </w:t>
       </w:r>
-      <w:hyperlink r:id="rId61">
+      <w:hyperlink r:id="rId66">
         <w:r>
           <w:rPr>
             <w:rStyle w:val="Hyperlink"/>
@@ -1702,8 +2010,8 @@
         <w:t xml:space="preserve">. John Wiley &amp; Sons, Inc.</w:t>
       </w:r>
     </w:p>
-    <w:bookmarkEnd w:id="66"/>
-    <w:bookmarkStart w:id="68" w:name="ref-Placket_1975"/>
+    <w:bookmarkEnd w:id="71"/>
+    <w:bookmarkStart w:id="73" w:name="ref-Placket_1975"/>
     <w:p>
       <w:pPr>
         <w:pStyle w:val="Bibliography"/>
@@ -1736,7 +2044,7 @@
       <w:r>
         <w:t xml:space="preserve"> </w:t>
       </w:r>
-      <w:hyperlink r:id="rId67">
+      <w:hyperlink r:id="rId72">
         <w:r>
           <w:rPr>
             <w:rStyle w:val="Hyperlink"/>
@@ -1748,8 +2056,8 @@
         <w:t xml:space="preserve">.</w:t>
       </w:r>
     </w:p>
-    <w:bookmarkEnd w:id="68"/>
-    <w:bookmarkStart w:id="70" w:name="ref-Pollitt_2012a"/>
+    <w:bookmarkEnd w:id="73"/>
+    <w:bookmarkStart w:id="75" w:name="ref-Pollitt_2012a"/>
     <w:p>
       <w:pPr>
         <w:pStyle w:val="Bibliography"/>
@@ -1782,7 +2090,7 @@
       <w:r>
         <w:t xml:space="preserve"> </w:t>
       </w:r>
-      <w:hyperlink r:id="rId69">
+      <w:hyperlink r:id="rId74">
         <w:r>
           <w:rPr>
             <w:rStyle w:val="Hyperlink"/>
@@ -1794,8 +2102,8 @@
         <w:t xml:space="preserve">.</w:t>
       </w:r>
     </w:p>
-    <w:bookmarkEnd w:id="70"/>
-    <w:bookmarkStart w:id="72" w:name="ref-Pollitt_2012b"/>
+    <w:bookmarkEnd w:id="75"/>
+    <w:bookmarkStart w:id="77" w:name="ref-Pollitt_2012b"/>
     <w:p>
       <w:pPr>
         <w:pStyle w:val="Bibliography"/>
@@ -1828,7 +2136,7 @@
       <w:r>
         <w:t xml:space="preserve"> </w:t>
       </w:r>
-      <w:hyperlink r:id="rId71">
+      <w:hyperlink r:id="rId76">
         <w:r>
           <w:rPr>
             <w:rStyle w:val="Hyperlink"/>
@@ -1840,8 +2148,8 @@
         <w:t xml:space="preserve">.</w:t>
       </w:r>
     </w:p>
-    <w:bookmarkEnd w:id="72"/>
-    <w:bookmarkStart w:id="74" w:name="ref-Thurstone_1927"/>
+    <w:bookmarkEnd w:id="77"/>
+    <w:bookmarkStart w:id="79" w:name="ref-Thurstone_1927"/>
     <w:p>
       <w:pPr>
         <w:pStyle w:val="Bibliography"/>
@@ -1874,7 +2182,7 @@
       <w:r>
         <w:t xml:space="preserve"> </w:t>
       </w:r>
-      <w:hyperlink r:id="rId73">
+      <w:hyperlink r:id="rId78">
         <w:r>
           <w:rPr>
             <w:rStyle w:val="Hyperlink"/>
@@ -1886,8 +2194,8 @@
         <w:t xml:space="preserve">.</w:t>
       </w:r>
     </w:p>
-    <w:bookmarkEnd w:id="74"/>
-    <w:bookmarkStart w:id="76" w:name="ref-Tutz_1986"/>
+    <w:bookmarkEnd w:id="79"/>
+    <w:bookmarkStart w:id="81" w:name="ref-Tutz_1986"/>
     <w:p>
       <w:pPr>
         <w:pStyle w:val="Bibliography"/>
@@ -1920,7 +2228,7 @@
       <w:r>
         <w:t xml:space="preserve"> </w:t>
       </w:r>
-      <w:hyperlink r:id="rId75">
+      <w:hyperlink r:id="rId80">
         <w:r>
           <w:rPr>
             <w:rStyle w:val="Hyperlink"/>
@@ -1932,8 +2240,8 @@
         <w:t xml:space="preserve">.</w:t>
       </w:r>
     </w:p>
-    <w:bookmarkEnd w:id="76"/>
-    <w:bookmarkStart w:id="77" w:name="ref-vanDaal_2020"/>
+    <w:bookmarkEnd w:id="81"/>
+    <w:bookmarkStart w:id="82" w:name="ref-vanDaal_2020"/>
     <w:p>
       <w:pPr>
         <w:pStyle w:val="Bibliography"/>
@@ -1954,8 +2262,8 @@
         <w:t xml:space="preserve">PhD thesis, University of Antwerp.</w:t>
       </w:r>
     </w:p>
-    <w:bookmarkEnd w:id="77"/>
-    <w:bookmarkStart w:id="79" w:name="ref-vanDaal_et_al_2016"/>
+    <w:bookmarkEnd w:id="82"/>
+    <w:bookmarkStart w:id="84" w:name="ref-vanDaal_et_al_2016"/>
     <w:p>
       <w:pPr>
         <w:pStyle w:val="Bibliography"/>
@@ -1988,7 +2296,7 @@
       <w:r>
         <w:t xml:space="preserve"> </w:t>
       </w:r>
-      <w:hyperlink r:id="rId78">
+      <w:hyperlink r:id="rId83">
         <w:r>
           <w:rPr>
             <w:rStyle w:val="Hyperlink"/>
@@ -2000,8 +2308,8 @@
         <w:t xml:space="preserve">.</w:t>
       </w:r>
     </w:p>
-    <w:bookmarkEnd w:id="79"/>
-    <w:bookmarkStart w:id="81" w:name="ref-vanDaal_et_al_2017"/>
+    <w:bookmarkEnd w:id="84"/>
+    <w:bookmarkStart w:id="86" w:name="ref-vanDaal_et_al_2017"/>
     <w:p>
       <w:pPr>
         <w:pStyle w:val="Bibliography"/>
@@ -2034,7 +2342,7 @@
       <w:r>
         <w:t xml:space="preserve"> </w:t>
       </w:r>
-      <w:hyperlink r:id="rId80">
+      <w:hyperlink r:id="rId85">
         <w:r>
           <w:rPr>
             <w:rStyle w:val="Hyperlink"/>
@@ -2046,8 +2354,8 @@
         <w:t xml:space="preserve">.</w:t>
       </w:r>
     </w:p>
-    <w:bookmarkEnd w:id="81"/>
-    <w:bookmarkStart w:id="83" w:name="ref-Verhavert_et_al_2019"/>
+    <w:bookmarkEnd w:id="86"/>
+    <w:bookmarkStart w:id="88" w:name="ref-Verhavert_et_al_2019"/>
     <w:p>
       <w:pPr>
         <w:pStyle w:val="Bibliography"/>
@@ -2080,7 +2388,7 @@
       <w:r>
         <w:t xml:space="preserve"> </w:t>
       </w:r>
-      <w:hyperlink r:id="rId82">
+      <w:hyperlink r:id="rId87">
         <w:r>
           <w:rPr>
             <w:rStyle w:val="Hyperlink"/>
@@ -2092,9 +2400,9 @@
         <w:t xml:space="preserve">.</w:t>
       </w:r>
     </w:p>
-    <w:bookmarkEnd w:id="83"/>
-    <w:bookmarkEnd w:id="84"/>
-    <w:bookmarkEnd w:id="85"/>
+    <w:bookmarkEnd w:id="88"/>
+    <w:bookmarkEnd w:id="89"/>
+    <w:bookmarkEnd w:id="90"/>
     <w:sectPr/>
   </w:body>
 </w:document>

--- a/index.docx
+++ b/index.docx
@@ -169,7 +169,7 @@
         <w:t xml:space="preserve"> </w:t>
       </w:r>
       <w:r>
-        <w:t xml:space="preserve">de</w:t>
+        <w:t xml:space="preserve">De</w:t>
       </w:r>
       <w:r>
         <w:t xml:space="preserve"> </w:t>
@@ -197,7 +197,7 @@
         <w:pStyle w:val="Date"/>
       </w:pPr>
       <w:r>
-        <w:t xml:space="preserve">2024-03-20</w:t>
+        <w:t xml:space="preserve">2024-03-21</w:t>
       </w:r>
     </w:p>
     <w:p>
@@ -270,16 +270,16 @@
         <w:t xml:space="preserve"> </w:t>
       </w:r>
       <w:r>
-        <w:t xml:space="preserve">Comparative Judgment (DCJ). Within DCJ, a judge assesses the relative manifestation of a trait within a pair of stimuli. This results in a dichotomous value indicating which stimulus appears to possess a higher degree of the trait</w:t>
-      </w:r>
-      <w:r>
-        <w:t xml:space="preserve"> </w:t>
-      </w:r>
-      <w:r>
-        <w:t xml:space="preserve">(Pollitt 2012a, 2012b)</w:t>
-      </w:r>
-      <w:r>
-        <w:t xml:space="preserve">. Following multiple rounds of pairwise comparisons made by different judges, an outcome vector is produced. Typically, this vector is modeled using the Bradley-Terry-Luce model</w:t>
+        <w:t xml:space="preserve">Comparative Judgment</w:t>
+      </w:r>
+      <w:r>
+        <w:t xml:space="preserve"> </w:t>
+      </w:r>
+      <w:r>
+        <w:t xml:space="preserve">(DCJ, Pollitt 2012a, 2012b)</w:t>
+      </w:r>
+      <w:r>
+        <w:t xml:space="preserve">. Within DCJ, a judge assesses the relative manifestation of a trait within a pair of stimuli. This results in a dichotomous value indicating which stimulus appears to possess a higher degree of the trait. Following multiple rounds of pairwise comparisons made by different judges, an outcome vector is produced. Typically, this vector is modeled using the Bradley-Terry-Luce model</w:t>
       </w:r>
       <w:r>
         <w:t xml:space="preserve"> </w:t>
@@ -288,7 +288,7 @@
         <w:t xml:space="preserve">(BTL model, Bradley and Terry 1952; Luce 1959; Pollitt 2012a)</w:t>
       </w:r>
       <w:r>
-        <w:t xml:space="preserve">. The set of latent variables produced by the model can then be utilized, for example, to rank the stimuli from lowest to highest, or to assess the impact of certain characteristics of the stimuli on their position in the ranking.</w:t>
+        <w:t xml:space="preserve">. The latent variable generated by the model can then be employed to rank the stimuli from lowest to highest or to evaluate the influence of specific characteristics of the stimuli on their positions in the ranking.</w:t>
       </w:r>
     </w:p>
     <w:p>
@@ -406,7 +406,7 @@
         <w:t xml:space="preserve">van Daal (2020)</w:t>
       </w:r>
       <w:r>
-        <w:t xml:space="preserve">, several assessment factors interplay and contribute to the reliability of the DCJ method. These factors include the number of stimuli, the characteristics of the stimuli, their</w:t>
+        <w:t xml:space="preserve">, several assessment factors interact and contribute to the reliability of the DCJ method. These factors include the number of stimuli, the characteristics of the stimuli, their</w:t>
       </w:r>
       <w:r>
         <w:t xml:space="preserve"> </w:t>
@@ -438,7 +438,7 @@
         <w:t xml:space="preserve"> </w:t>
       </w:r>
       <w:r>
-        <w:t xml:space="preserve">abilities, and the number of comparisons per judge also play pivotal roles. Additionally, in cases where the stimuli represent sub-units (e.g., objects) from higher-levels units (e.g., subjects), then the number of units, the characteristics of the units, and their</w:t>
+        <w:t xml:space="preserve">abilities, and the number of comparisons per judge also play pivotal roles. Moreover, in cases where the stimuli represent sub-units of higher-levels units, factors such as the number and characteristics of these units, along with their</w:t>
       </w:r>
       <w:r>
         <w:t xml:space="preserve"> </w:t>
@@ -454,7 +454,32 @@
         <w:t xml:space="preserve"> </w:t>
       </w:r>
       <w:r>
-        <w:t xml:space="preserve">in terms of the trait can also significantly influence the assessment outcome.</w:t>
+        <w:t xml:space="preserve">in terms of the assessed trait, can significantly influence the assessment outcome. An example of the latter can be found in the work of</w:t>
+      </w:r>
+      <w:r>
+        <w:t xml:space="preserve"> </w:t>
+      </w:r>
+      <w:r>
+        <w:t xml:space="preserve">Boonen, Kloots, and Gillis (2020)</w:t>
+      </w:r>
+      <w:r>
+        <w:t xml:space="preserve">. The study evaluated the</w:t>
+      </w:r>
+      <w:r>
+        <w:t xml:space="preserve"> </w:t>
+      </w:r>
+      <w:r>
+        <w:rPr>
+          <w:i/>
+          <w:iCs/>
+        </w:rPr>
+        <w:t xml:space="preserve">overall perceived speech quality</w:t>
+      </w:r>
+      <w:r>
+        <w:t xml:space="preserve"> </w:t>
+      </w:r>
+      <w:r>
+        <w:t xml:space="preserve">within a pair of stimuli. The stimuli comprised multiple utterances (sub-units) originating from multiple children (units). Ultimately, the research aimed to assess potential trait differences not among stimuli, but rather among groups of units and judges.</w:t>
       </w:r>
     </w:p>
     <w:p>
@@ -462,121 +487,88 @@
         <w:pStyle w:val="BodyText"/>
       </w:pPr>
       <w:r>
-        <w:t xml:space="preserve">The research of</w:t>
-      </w:r>
-      <w:r>
-        <w:t xml:space="preserve"> </w:t>
-      </w:r>
-      <w:r>
-        <w:t xml:space="preserve">Boonen, Kloots, and Gillis (2020)</w:t>
-      </w:r>
-      <w:r>
-        <w:t xml:space="preserve"> </w:t>
-      </w:r>
-      <w:r>
-        <w:t xml:space="preserve">offers a clear illustration of these factors and their interplay in a DCJ procedure. In their study, the authors evaluated the</w:t>
-      </w:r>
-      <w:r>
-        <w:t xml:space="preserve"> </w:t>
-      </w:r>
-      <w:r>
-        <w:rPr>
-          <w:i/>
-          <w:iCs/>
-        </w:rPr>
-        <w:t xml:space="preserve">overall perceived speech quality</w:t>
-      </w:r>
-      <w:r>
-        <w:t xml:space="preserve"> </w:t>
-      </w:r>
-      <w:r>
-        <w:t xml:space="preserve">(i.e., the trait) using six utterances (objects), each originating from</w:t>
-      </w:r>
-      <w:r>
-        <w:t xml:space="preserve"> </w:t>
-      </w:r>
-      <m:oMath>
-        <m:r>
-          <m:t>21</m:t>
-        </m:r>
-      </m:oMath>
-      <w:r>
-        <w:t xml:space="preserve"> </w:t>
-      </w:r>
-      <w:r>
-        <w:t xml:space="preserve">children (subjects). The utterances were derived from an imitation task, while the children were evenly distributed across three groups: those with cochlear implants, those with hearing aids, and normal hearing children. To establish pairwise comparisons for the</w:t>
-      </w:r>
-      <w:r>
-        <w:t xml:space="preserve"> </w:t>
-      </w:r>
-      <m:oMath>
-        <m:r>
-          <m:t>126</m:t>
-        </m:r>
-      </m:oMath>
-      <w:r>
-        <w:t xml:space="preserve"> </w:t>
-      </w:r>
-      <w:r>
-        <w:t xml:space="preserve">stimuli, a random pairing algorithm was employed, with</w:t>
-      </w:r>
-      <w:r>
-        <w:t xml:space="preserve"> </w:t>
-      </w:r>
-      <m:oMath>
-        <m:r>
-          <m:t>20</m:t>
-        </m:r>
-      </m:oMath>
-      <w:r>
-        <w:t xml:space="preserve"> </w:t>
-      </w:r>
-      <w:r>
-        <w:t xml:space="preserve">comparisons per stimulus. Lastly, a total of</w:t>
-      </w:r>
-      <w:r>
-        <w:t xml:space="preserve"> </w:t>
-      </w:r>
-      <m:oMath>
-        <m:r>
-          <m:t>60</m:t>
-        </m:r>
-      </m:oMath>
-      <w:r>
-        <w:t xml:space="preserve"> </w:t>
-      </w:r>
-      <w:r>
-        <w:t xml:space="preserve">listeners (judges) evaluated</w:t>
-      </w:r>
-      <w:r>
-        <w:t xml:space="preserve"> </w:t>
-      </w:r>
-      <m:oMath>
-        <m:r>
-          <m:t>65</m:t>
-        </m:r>
-      </m:oMath>
-      <w:r>
-        <w:t xml:space="preserve"> </w:t>
-      </w:r>
-      <w:r>
-        <w:t xml:space="preserve">pairs of stimuli. The judges were equally selected from three distinct groups, each possessing varying degrees of experience with the speech of hearing-impaired children: audiologists, primary school teachers and inexperienced listeners. Ultimately, the authors were interested in assessing if there were differences in the</w:t>
-      </w:r>
-      <w:r>
-        <w:t xml:space="preserve"> </w:t>
-      </w:r>
-      <w:r>
-        <w:rPr>
-          <w:i/>
-          <w:iCs/>
-        </w:rPr>
-        <w:t xml:space="preserve">overall perceived speech quality</w:t>
-      </w:r>
-      <w:r>
-        <w:t xml:space="preserve"> </w:t>
-      </w:r>
-      <w:r>
-        <w:t xml:space="preserve">between groups of subjects and judges.</w:t>
+        <w:t xml:space="preserve">Previous studies have primarily focused on examining the individual impact of the different assessment factors on the reliability of DCJ. For instance,</w:t>
+      </w:r>
+      <w:r>
+        <w:t xml:space="preserve"> </w:t>
+      </w:r>
+      <w:r>
+        <w:t xml:space="preserve">Bramley (2015)</w:t>
+      </w:r>
+      <w:r>
+        <w:t xml:space="preserve"> </w:t>
+      </w:r>
+      <w:r>
+        <w:t xml:space="preserve">conducted a simulation-based study to investigate the effects of random versus adaptive pairing algorithms on the Scale Separation Reliability</w:t>
+      </w:r>
+      <w:r>
+        <w:t xml:space="preserve"> </w:t>
+      </w:r>
+      <w:r>
+        <w:t xml:space="preserve">(SSR, Pollitt 2012b)</w:t>
+      </w:r>
+      <w:r>
+        <w:t xml:space="preserve">. Similarly,</w:t>
+      </w:r>
+      <w:r>
+        <w:t xml:space="preserve"> </w:t>
+      </w:r>
+      <w:r>
+        <w:t xml:space="preserve">Bramley and Vitello (2019)</w:t>
+      </w:r>
+      <w:r>
+        <w:t xml:space="preserve"> </w:t>
+      </w:r>
+      <w:r>
+        <w:t xml:space="preserve">explored the influence of adaptive algorithms on the SSR using autobiographical essays from candidates in an English Language course. In contrast,</w:t>
+      </w:r>
+      <w:r>
+        <w:t xml:space="preserve"> </w:t>
+      </w:r>
+      <w:r>
+        <w:t xml:space="preserve">Verhavert et al. (2019)</w:t>
+      </w:r>
+      <w:r>
+        <w:t xml:space="preserve"> </w:t>
+      </w:r>
+      <w:r>
+        <w:t xml:space="preserve">conducted a meta-analysis examining the individual effects of various assessment factors on the SSR, including the number of stimuli, the format of stimuli, the number of comparisons per stimulus, the number of judges, the judges’ expertise, and feedback.</w:t>
+      </w:r>
+      <w:r>
+        <w:t xml:space="preserve"> </w:t>
+      </w:r>
+      <w:r>
+        <w:t xml:space="preserve">Crompvoets, Béguin, and Sijtsma (2022)</w:t>
+      </w:r>
+      <w:r>
+        <w:t xml:space="preserve"> </w:t>
+      </w:r>
+      <w:r>
+        <w:t xml:space="preserve">then examined how variations in the number of comparisons per stimulus affect the bias and stability of SSR components through a simulation study. Lastly,</w:t>
+      </w:r>
+      <w:r>
+        <w:t xml:space="preserve"> </w:t>
+      </w:r>
+      <w:r>
+        <w:t xml:space="preserve">van Daal et al. (2017)</w:t>
+      </w:r>
+      <w:r>
+        <w:t xml:space="preserve"> </w:t>
+      </w:r>
+      <w:r>
+        <w:t xml:space="preserve">and</w:t>
+      </w:r>
+      <w:r>
+        <w:t xml:space="preserve"> </w:t>
+      </w:r>
+      <w:r>
+        <w:t xml:space="preserve">Gijsen et al. (2021)</w:t>
+      </w:r>
+      <w:r>
+        <w:t xml:space="preserve"> </w:t>
+      </w:r>
+      <w:r>
+        <w:t xml:space="preserve">explored the moderating role of judges’ decision accuracy on the perceived complexity when comparing two stimuli. However, to the best of the authors’ knowledge, there has been no systematic investigation into the interplay of the different relevant assessment factors and their contribution to the reliability of the method.</w:t>
       </w:r>
     </w:p>
     <w:p>
@@ -584,130 +576,7 @@
         <w:pStyle w:val="BodyText"/>
       </w:pPr>
       <w:r>
-        <w:t xml:space="preserve">Previous studies have primarily focused on examining the individual impact of the different assessment factors on the reliability of DCJ. For instance,</w:t>
-      </w:r>
-      <w:r>
-        <w:t xml:space="preserve"> </w:t>
-      </w:r>
-      <w:r>
-        <w:t xml:space="preserve">Bramley (2015)</w:t>
-      </w:r>
-      <w:r>
-        <w:t xml:space="preserve"> </w:t>
-      </w:r>
-      <w:r>
-        <w:t xml:space="preserve">conducted a simulation-based study to investigate the effects of using random versus adaptive pairing algorithms on the Scale Separation Reliability</w:t>
-      </w:r>
-      <w:r>
-        <w:t xml:space="preserve"> </w:t>
-      </w:r>
-      <w:r>
-        <w:t xml:space="preserve">(SSR, Pollitt 2012b)</w:t>
-      </w:r>
-      <w:r>
-        <w:t xml:space="preserve">. In a similar vein,</w:t>
-      </w:r>
-      <w:r>
-        <w:t xml:space="preserve"> </w:t>
-      </w:r>
-      <w:r>
-        <w:t xml:space="preserve">Bramley and Vitello (2019)</w:t>
-      </w:r>
-      <w:r>
-        <w:t xml:space="preserve"> </w:t>
-      </w:r>
-      <w:r>
-        <w:t xml:space="preserve">explored the influence of adaptive algorithms on the SSR using autobiographical essays from candidates in an English Language course, where the essays constituted half of the total marks for the final exam. In contrast,</w:t>
-      </w:r>
-      <w:r>
-        <w:t xml:space="preserve"> </w:t>
-      </w:r>
-      <w:r>
-        <w:t xml:space="preserve">Verhavert et al. (2019)</w:t>
-      </w:r>
-      <w:r>
-        <w:t xml:space="preserve"> </w:t>
-      </w:r>
-      <w:r>
-        <w:t xml:space="preserve">conducted a meta-analysis examining the individual effects of various assessment factors on the SSR, including the number of stimuli, the format of stimuli, the number of comparisons per stimulus, the number of judges, the judges’ expertise, and feedback.</w:t>
-      </w:r>
-      <w:r>
-        <w:t xml:space="preserve"> </w:t>
-      </w:r>
-      <w:r>
-        <w:t xml:space="preserve">Crompvoets, Béguin, and Sijtsma (2022)</w:t>
-      </w:r>
-      <w:r>
-        <w:t xml:space="preserve"> </w:t>
-      </w:r>
-      <w:r>
-        <w:t xml:space="preserve">then examined through a simulation study how variations in the number of comparisons per stimulus affect the bias and stability of SSR components. Additionally,</w:t>
-      </w:r>
-      <w:r>
-        <w:t xml:space="preserve"> </w:t>
-      </w:r>
-      <w:r>
-        <w:t xml:space="preserve">van Daal et al. (2017)</w:t>
-      </w:r>
-      <w:r>
-        <w:t xml:space="preserve"> </w:t>
-      </w:r>
-      <w:r>
-        <w:t xml:space="preserve">and</w:t>
-      </w:r>
-      <w:r>
-        <w:t xml:space="preserve"> </w:t>
-      </w:r>
-      <w:r>
-        <w:t xml:space="preserve">Gijsen et al. (2021)</w:t>
-      </w:r>
-      <w:r>
-        <w:t xml:space="preserve"> </w:t>
-      </w:r>
-      <w:r>
-        <w:t xml:space="preserve">explored the moderating role of judges’ decision accuracy on the perceived complexity when comparing two stimuli. However, to the best of the author’s knowledge, there has been no systematic investigation into how different relevant assessment factors interact and what is their collective effect on the reliability of the DCJ method.</w:t>
-      </w:r>
-    </w:p>
-    <w:p>
-      <w:pPr>
-        <w:pStyle w:val="BodyText"/>
-      </w:pPr>
-      <w:r>
-        <w:t xml:space="preserve">This study aims to address this gap by conducting a Bayesian simulation-based power analysis, following the Identification-Estimation flowchart outlined by McElreath</w:t>
-      </w:r>
-      <w:r>
-        <w:t xml:space="preserve"> </w:t>
-      </w:r>
-      <w:r>
-        <w:t xml:space="preserve">(2020)</w:t>
-      </w:r>
-      <w:r>
-        <w:t xml:space="preserve"> </w:t>
-      </w:r>
-      <w:r>
-        <w:t xml:space="preserve">and Neal</w:t>
-      </w:r>
-      <w:r>
-        <w:t xml:space="preserve"> </w:t>
-      </w:r>
-      <w:r>
-        <w:t xml:space="preserve">(2020)</w:t>
-      </w:r>
-      <w:r>
-        <w:t xml:space="preserve">. First, it defines the different targets of inference (i.e., the</w:t>
-      </w:r>
-      <w:r>
-        <w:t xml:space="preserve"> </w:t>
-      </w:r>
-      <w:r>
-        <w:rPr>
-          <w:i/>
-          <w:iCs/>
-        </w:rPr>
-        <w:t xml:space="preserve">estimands</w:t>
-      </w:r>
-      <w:r>
-        <w:t xml:space="preserve">), which are articulated through three research questions, over which the reliability of the DCJ method is evaluated. Subsequently, a</w:t>
+        <w:t xml:space="preserve">This study aims to address this gap by conducting a Bayesian simulation-based power analysis. Initially, it defines the different targets of inference, which form the basis for evaluating the reliability of the DCJ method. The targets are articulated through three research questions. Subsequently, the research constructs a</w:t>
       </w:r>
       <w:r>
         <w:t xml:space="preserve"> </w:t>
@@ -723,7 +592,7 @@
         <w:t xml:space="preserve"> </w:t>
       </w:r>
       <w:r>
-        <w:t xml:space="preserve">for the DCJ procedure is constructed. These models describe the causal assumptions and mechanisms underlying the system, and facilitate inferences about causal relationships from data</w:t>
+        <w:t xml:space="preserve">for the DCJ procedure, elucidating the causal assumptions and mechanisms underlying the system, aiding in drawing inferences about causal relationships from data</w:t>
       </w:r>
       <w:r>
         <w:t xml:space="preserve"> </w:t>
@@ -732,35 +601,7 @@
         <w:t xml:space="preserve">(Hitchcock 2023)</w:t>
       </w:r>
       <w:r>
-        <w:t xml:space="preserve">. To aid in the translation and visualization of the assumption underlying the DCJ procedure, Directed Acyclic Graphs (DAG) and Structural Causal Models (SCM)</w:t>
-      </w:r>
-      <w:r>
-        <w:t xml:space="preserve"> </w:t>
-      </w:r>
-      <w:r>
-        <w:t xml:space="preserve">(Pearl 2009; Pearl, Glymour, and Jewell 2016; Cinelli, Forney, and Pearl 2022)</w:t>
-      </w:r>
-      <w:r>
-        <w:t xml:space="preserve"> </w:t>
-      </w:r>
-      <w:r>
-        <w:t xml:space="preserve">are employed. Next, an</w:t>
-      </w:r>
-      <w:r>
-        <w:t xml:space="preserve"> </w:t>
-      </w:r>
-      <w:r>
-        <w:rPr>
-          <w:i/>
-          <w:iCs/>
-        </w:rPr>
-        <w:t xml:space="preserve">estimator</w:t>
-      </w:r>
-      <w:r>
-        <w:t xml:space="preserve"> </w:t>
-      </w:r>
-      <w:r>
-        <w:t xml:space="preserve">in the form of a statistical model is utilized to derive an</w:t>
+        <w:t xml:space="preserve">. Next, the study translates the scientific model into a probabilistic statistical model to derive a</w:t>
       </w:r>
       <w:r>
         <w:t xml:space="preserve"> </w:t>
@@ -776,7 +617,7 @@
         <w:t xml:space="preserve"> </w:t>
       </w:r>
       <w:r>
-        <w:t xml:space="preserve">for the various targets of inference. Bayesian statistical method offer an intuitive approach to translate scientific models into probabilistic estimators. Finally, employing multiple simulated datasets for different combinations of the relevant assessment factors, the study generates multiple</w:t>
+        <w:t xml:space="preserve">for the various inference targets. Bayesian statistical methods offer an intuitive approach for the task. Finally, employing multiple simulated datasets for different combinations of the relevant assessment factors, the study generates multiple</w:t>
       </w:r>
       <w:r>
         <w:t xml:space="preserve"> </w:t>
@@ -792,7 +633,7 @@
         <w:t xml:space="preserve"> </w:t>
       </w:r>
       <w:r>
-        <w:t xml:space="preserve">for the statistical estimands. Notably, the statistical estimands in simulated data are known, consequently, the study can assess the DCJ reliability by evaluating the</w:t>
+        <w:t xml:space="preserve">for the statistical estimands. Notably, the statistical estimands in simulated data are known, enabling the study to assess the reliability of DCJ by evaluating the</w:t>
       </w:r>
       <w:r>
         <w:t xml:space="preserve"> </w:t>
@@ -808,11 +649,11 @@
         <w:t xml:space="preserve"> </w:t>
       </w:r>
       <w:r>
-        <w:t xml:space="preserve">to these estimands to the generated estimates. This final step resembles a power analysis. Ultimately, the outcomes of this study will inform the planning of DCJ experiments and hold significance for researchers or analysts involved in education and assessment procedures who implement DCJ methodologies.</w:t>
+        <w:t xml:space="preserve">of these estimands to the generated estimates, resembling a power analysis. Ultimately, the outcomes of this study will inform the planning of DCJ experiments and hold significance for researchers or analysts involved in education and assessment procedures who implement the DCJ methodology.</w:t>
       </w:r>
     </w:p>
     <w:bookmarkEnd w:id="20"/>
-    <w:bookmarkStart w:id="29" w:name="sec-TheoreticalFramework"/>
+    <w:bookmarkStart w:id="24" w:name="sec-TheoreticalFramework"/>
     <w:p>
       <w:pPr>
         <w:pStyle w:val="Heading2"/>
@@ -826,437 +667,174 @@
         <w:pStyle w:val="FirstParagraph"/>
       </w:pPr>
       <w:r>
-        <w:t xml:space="preserve">In order to evaluate the reliability of the DCJ method, first the study need to define certain terminology. This study uses the Identification-Estimation flowchart</w:t>
-      </w:r>
-      <w:r>
-        <w:t xml:space="preserve"> </w:t>
-      </w:r>
-      <w:r>
-        <w:t xml:space="preserve">(McElreath 2020; Neal 2020)</w:t>
-      </w:r>
-      <w:r>
-        <w:t xml:space="preserve">. The flowchart illustrates the process of moving from a target (causal)</w:t>
-      </w:r>
-      <w:r>
-        <w:t xml:space="preserve"> </w:t>
-      </w:r>
-      <w:r>
-        <w:rPr>
-          <w:i/>
-          <w:iCs/>
-        </w:rPr>
-        <w:t xml:space="preserve">estimand</w:t>
-      </w:r>
-      <w:r>
-        <w:t xml:space="preserve"> </w:t>
-      </w:r>
-      <w:r>
-        <w:t xml:space="preserve">to a corresponding</w:t>
-      </w:r>
-      <w:r>
-        <w:t xml:space="preserve"> </w:t>
-      </w:r>
-      <w:r>
-        <w:rPr>
-          <w:i/>
-          <w:iCs/>
-        </w:rPr>
-        <w:t xml:space="preserve">estimate</w:t>
-      </w:r>
-      <w:r>
-        <w:t xml:space="preserve">, through identification and estimation (</w:t>
-      </w:r>
-      <w:hyperlink w:anchor="fig-IEflowchart">
-        <w:r>
-          <w:rPr>
-            <w:rStyle w:val="Hyperlink"/>
-          </w:rPr>
-          <w:t xml:space="preserve">Figure 1</w:t>
-        </w:r>
-      </w:hyperlink>
-      <w:r>
-        <w:t xml:space="preserve">). An</w:t>
-      </w:r>
-      <w:r>
-        <w:t xml:space="preserve"> </w:t>
-      </w:r>
-      <w:r>
-        <w:rPr>
-          <w:i/>
-          <w:iCs/>
-        </w:rPr>
-        <w:t xml:space="preserve">estimand</w:t>
-      </w:r>
-      <w:r>
-        <w:t xml:space="preserve"> </w:t>
-      </w:r>
-      <w:r>
-        <w:t xml:space="preserve">is the target of inference of the quantity that we want to estimate. An</w:t>
-      </w:r>
-      <w:r>
-        <w:t xml:space="preserve"> </w:t>
-      </w:r>
-      <w:r>
-        <w:rPr>
-          <w:i/>
-          <w:iCs/>
-        </w:rPr>
-        <w:t xml:space="preserve">estimate</w:t>
-      </w:r>
-      <w:r>
-        <w:t xml:space="preserve"> </w:t>
-      </w:r>
-      <w:r>
-        <w:t xml:space="preserve">is an approximation of the</w:t>
-      </w:r>
-      <w:r>
-        <w:t xml:space="preserve"> </w:t>
-      </w:r>
-      <w:r>
-        <w:rPr>
-          <w:i/>
-          <w:iCs/>
-        </w:rPr>
-        <w:t xml:space="preserve">estimand</w:t>
-      </w:r>
-      <w:r>
-        <w:t xml:space="preserve">, which is obtained by using data. Moreover, identification refers to the process of moving from a (causal)</w:t>
-      </w:r>
-      <w:r>
-        <w:t xml:space="preserve"> </w:t>
-      </w:r>
-      <w:r>
-        <w:rPr>
-          <w:i/>
-          <w:iCs/>
-        </w:rPr>
-        <w:t xml:space="preserve">estimand</w:t>
-      </w:r>
-      <w:r>
-        <w:t xml:space="preserve"> </w:t>
-      </w:r>
-      <w:r>
-        <w:t xml:space="preserve">to an equivalent</w:t>
-      </w:r>
-      <w:r>
-        <w:t xml:space="preserve"> </w:t>
-      </w:r>
-      <w:r>
-        <w:rPr>
-          <w:i/>
-          <w:iCs/>
-        </w:rPr>
-        <w:t xml:space="preserve">statistical estimand</w:t>
-      </w:r>
-      <w:r>
-        <w:t xml:space="preserve">, and estimation refers to the process of moving from a</w:t>
-      </w:r>
-      <w:r>
-        <w:t xml:space="preserve"> </w:t>
-      </w:r>
-      <w:r>
-        <w:rPr>
-          <w:i/>
-          <w:iCs/>
-        </w:rPr>
-        <w:t xml:space="preserve">statistical estimand</w:t>
-      </w:r>
-      <w:r>
-        <w:t xml:space="preserve"> </w:t>
-      </w:r>
-      <w:r>
-        <w:t xml:space="preserve">to an</w:t>
-      </w:r>
-      <w:r>
-        <w:t xml:space="preserve"> </w:t>
-      </w:r>
-      <w:r>
-        <w:rPr>
-          <w:i/>
-          <w:iCs/>
-        </w:rPr>
-        <w:t xml:space="preserve">estimate</w:t>
+        <w:t xml:space="preserve">To evaluate the reliability of the DCJ method, the study first need to define specific terminology.</w:t>
+      </w:r>
+    </w:p>
+    <w:bookmarkStart w:id="21" w:name="sec-ResearchQuestions"/>
+    <w:p>
+      <w:pPr>
+        <w:pStyle w:val="Heading3"/>
+      </w:pPr>
+      <w:r>
+        <w:t xml:space="preserve">Research questions and their estimands</w:t>
+      </w:r>
+    </w:p>
+    <w:bookmarkEnd w:id="21"/>
+    <w:bookmarkStart w:id="22" w:name="sec-SciMod"/>
+    <w:p>
+      <w:pPr>
+        <w:pStyle w:val="Heading3"/>
+      </w:pPr>
+      <w:r>
+        <w:t xml:space="preserve">A scientific model for the DCJ procedure</w:t>
+      </w:r>
+    </w:p>
+    <w:p>
+      <w:pPr>
+        <w:pStyle w:val="FirstParagraph"/>
+      </w:pPr>
+      <w:r>
+        <w:t xml:space="preserve">A</w:t>
+      </w:r>
+      <w:r>
+        <w:t xml:space="preserve"> </w:t>
+      </w:r>
+      <w:r>
+        <w:rPr>
+          <w:i/>
+          <w:iCs/>
+        </w:rPr>
+        <w:t xml:space="preserve">scientific (causal) model</w:t>
+      </w:r>
+      <w:r>
+        <w:t xml:space="preserve"> </w:t>
+      </w:r>
+      <w:r>
+        <w:t xml:space="preserve">describe the causal assumptions and mechanisms underlying a system, and facilitate inferences about causal relationships from data</w:t>
+      </w:r>
+      <w:r>
+        <w:t xml:space="preserve"> </w:t>
+      </w:r>
+      <w:r>
+        <w:t xml:space="preserve">(Hitchcock 2023)</w:t>
       </w:r>
       <w:r>
         <w:t xml:space="preserve">.</w:t>
       </w:r>
     </w:p>
-    <w:tbl>
-      <w:tblPr>
-        <w:tblStyle w:val="Table"/>
-        <w:tblW w:type="pct" w:w="5000"/>
-        <w:jc w:val="left"/>
-        <w:tblLayout w:type="fixed"/>
-        <w:tblLook w:firstRow="0" w:lastRow="0" w:firstColumn="0" w:lastColumn="0" w:noHBand="0" w:noVBand="0" w:val="0000"/>
-      </w:tblPr>
-      <w:tblGrid>
-        <w:gridCol w:w="7920"/>
-      </w:tblGrid>
-      <w:tr>
-        <w:tc>
-          <w:tcPr/>
-          <w:bookmarkStart w:id="24" w:name="fig-IEflowchart"/>
-          <w:p>
-            <w:pPr>
-              <w:jc w:val="center"/>
-            </w:pPr>
-            <w:r>
-              <w:drawing>
-                <wp:inline>
-                  <wp:extent cx="3657600" cy="3657600"/>
-                  <wp:effectExtent b="0" l="0" r="0" t="0"/>
-                  <wp:docPr descr="" title="" id="22" name="Picture"/>
-                  <a:graphic>
-                    <a:graphicData uri="http://schemas.openxmlformats.org/drawingml/2006/picture">
-                      <pic:pic>
-                        <pic:nvPicPr>
-                          <pic:cNvPr descr="index_files/figure-docx/dot-figure-1.png" id="23" name="Picture"/>
-                          <pic:cNvPicPr>
-                            <a:picLocks noChangeArrowheads="1" noChangeAspect="1"/>
-                          </pic:cNvPicPr>
-                        </pic:nvPicPr>
-                        <pic:blipFill>
-                          <a:blip r:embed="rId21"/>
-                          <a:stretch>
-                            <a:fillRect/>
-                          </a:stretch>
-                        </pic:blipFill>
-                        <pic:spPr bwMode="auto">
-                          <a:xfrm>
-                            <a:off x="0" y="0"/>
-                            <a:ext cx="3657600" cy="3657600"/>
-                          </a:xfrm>
-                          <a:prstGeom prst="rect">
-                            <a:avLst/>
-                          </a:prstGeom>
-                          <a:noFill/>
-                          <a:ln w="9525">
-                            <a:noFill/>
-                            <a:headEnd/>
-                            <a:tailEnd/>
-                          </a:ln>
-                        </pic:spPr>
-                      </pic:pic>
-                    </a:graphicData>
-                  </a:graphic>
-                </wp:inline>
-              </w:drawing>
-            </w:r>
-          </w:p>
-          <w:p>
-            <w:pPr>
-              <w:jc w:val="center"/>
-            </w:pPr>
-            <w:pPr>
-              <w:jc w:val="start"/>
-              <w:spacing w:before="200"/>
-              <w:pStyle w:val="ImageCaption"/>
-            </w:pPr>
-            <w:r>
-              <w:t xml:space="preserve">Figure 1: Identification-Estimation flowchart. Extracted from</w:t>
-            </w:r>
-            <w:r>
-              <w:t xml:space="preserve"> </w:t>
-            </w:r>
-            <w:r>
-              <w:t xml:space="preserve">Neal (2020)</w:t>
-            </w:r>
-          </w:p>
-          <w:bookmarkEnd w:id="24"/>
-        </w:tc>
-      </w:tr>
-    </w:tbl>
-    <w:p>
-      <w:pPr>
-        <w:pStyle w:val="BodyText"/>
-      </w:pPr>
-      <w:r>
-        <w:rPr>
-          <w:vertAlign w:val="subscript"/>
-        </w:rPr>
-        <w:t xml:space="preserve">Source:</w:t>
-      </w:r>
-      <w:r>
-        <w:rPr>
-          <w:vertAlign w:val="subscript"/>
-        </w:rPr>
-        <w:t xml:space="preserve"> </w:t>
-      </w:r>
-      <w:hyperlink r:id="rId25">
-        <w:r>
-          <w:rPr>
-            <w:rStyle w:val="Hyperlink"/>
-            <w:vertAlign w:val="subscript"/>
-          </w:rPr>
-          <w:t xml:space="preserve">Article Notebook</w:t>
-        </w:r>
-      </w:hyperlink>
-    </w:p>
-    <w:bookmarkStart w:id="26" w:name="sec-ResearchQuestions"/>
+    <w:bookmarkEnd w:id="22"/>
+    <w:bookmarkStart w:id="23" w:name="sec-Sci2StatMod"/>
     <w:p>
       <w:pPr>
         <w:pStyle w:val="Heading3"/>
       </w:pPr>
       <w:r>
-        <w:t xml:space="preserve">Research questions and their estimands</w:t>
-      </w:r>
-    </w:p>
+        <w:t xml:space="preserve">From the scientific to the statistical DCJ model</w:t>
+      </w:r>
+    </w:p>
+    <w:bookmarkEnd w:id="23"/>
+    <w:bookmarkEnd w:id="24"/>
+    <w:bookmarkStart w:id="26" w:name="sec-methods"/>
+    <w:p>
+      <w:pPr>
+        <w:pStyle w:val="Heading2"/>
+      </w:pPr>
+      <w:r>
+        <w:t xml:space="preserve">Methods</w:t>
+      </w:r>
+    </w:p>
+    <w:bookmarkStart w:id="25" w:name="bayesian-simulation-and-power-analysis"/>
+    <w:p>
+      <w:pPr>
+        <w:pStyle w:val="Heading3"/>
+      </w:pPr>
+      <w:r>
+        <w:t xml:space="preserve">Bayesian simulation and power analysis</w:t>
+      </w:r>
+    </w:p>
+    <w:bookmarkEnd w:id="25"/>
     <w:bookmarkEnd w:id="26"/>
-    <w:bookmarkStart w:id="27" w:name="sec-SciMod"/>
+    <w:bookmarkStart w:id="30" w:name="sec-results"/>
+    <w:p>
+      <w:pPr>
+        <w:pStyle w:val="Heading2"/>
+      </w:pPr>
+      <w:r>
+        <w:t xml:space="preserve">Results</w:t>
+      </w:r>
+    </w:p>
+    <w:bookmarkStart w:id="27" w:name="sec-RQ1"/>
     <w:p>
       <w:pPr>
         <w:pStyle w:val="Heading3"/>
       </w:pPr>
       <w:r>
-        <w:t xml:space="preserve">A scientific model for the DCJ procedure</w:t>
-      </w:r>
-    </w:p>
-    <w:p>
-      <w:pPr>
-        <w:pStyle w:val="FirstParagraph"/>
-      </w:pPr>
-      <w:r>
-        <w:t xml:space="preserve">A</w:t>
-      </w:r>
-      <w:r>
-        <w:t xml:space="preserve"> </w:t>
-      </w:r>
-      <w:r>
-        <w:rPr>
-          <w:i/>
-          <w:iCs/>
-        </w:rPr>
-        <w:t xml:space="preserve">scientific (causal) model</w:t>
-      </w:r>
-      <w:r>
-        <w:t xml:space="preserve"> </w:t>
-      </w:r>
-      <w:r>
-        <w:t xml:space="preserve">describe the causal assumptions and mechanisms underlying a system, and facilitate inferences about causal relationships from data</w:t>
-      </w:r>
-      <w:r>
-        <w:t xml:space="preserve"> </w:t>
-      </w:r>
-      <w:r>
-        <w:t xml:space="preserve">(Hitchcock 2023)</w:t>
-      </w:r>
-      <w:r>
-        <w:t xml:space="preserve">.</w:t>
+        <w:t xml:space="preserve">Research question 1</w:t>
       </w:r>
     </w:p>
     <w:bookmarkEnd w:id="27"/>
-    <w:bookmarkStart w:id="28" w:name="sec-Sci2StatMod"/>
+    <w:bookmarkStart w:id="28" w:name="sec-RQ2"/>
     <w:p>
       <w:pPr>
         <w:pStyle w:val="Heading3"/>
       </w:pPr>
       <w:r>
-        <w:t xml:space="preserve">From the scientific to the statistical DCJ model</w:t>
+        <w:t xml:space="preserve">Research question 2</w:t>
       </w:r>
     </w:p>
     <w:bookmarkEnd w:id="28"/>
+    <w:bookmarkStart w:id="29" w:name="sec-RQ3"/>
+    <w:p>
+      <w:pPr>
+        <w:pStyle w:val="Heading3"/>
+      </w:pPr>
+      <w:r>
+        <w:t xml:space="preserve">Research question 3</w:t>
+      </w:r>
+    </w:p>
     <w:bookmarkEnd w:id="29"/>
-    <w:bookmarkStart w:id="31" w:name="sec-methods"/>
+    <w:bookmarkEnd w:id="30"/>
+    <w:bookmarkStart w:id="32" w:name="sec-discussion"/>
     <w:p>
       <w:pPr>
         <w:pStyle w:val="Heading2"/>
       </w:pPr>
       <w:r>
-        <w:t xml:space="preserve">Methods</w:t>
-      </w:r>
-    </w:p>
-    <w:bookmarkStart w:id="30" w:name="bayesian-simulation-and-power-analysis"/>
+        <w:t xml:space="preserve">Discussion</w:t>
+      </w:r>
+    </w:p>
+    <w:bookmarkStart w:id="31" w:name="sec-LFR"/>
     <w:p>
       <w:pPr>
         <w:pStyle w:val="Heading3"/>
       </w:pPr>
       <w:r>
-        <w:t xml:space="preserve">Bayesian simulation and power analysis</w:t>
-      </w:r>
-    </w:p>
-    <w:bookmarkEnd w:id="30"/>
+        <w:t xml:space="preserve">Limitations and further research</w:t>
+      </w:r>
+    </w:p>
     <w:bookmarkEnd w:id="31"/>
-    <w:bookmarkStart w:id="35" w:name="sec-results"/>
+    <w:bookmarkEnd w:id="32"/>
+    <w:bookmarkStart w:id="33" w:name="sec-conclusion"/>
     <w:p>
       <w:pPr>
         <w:pStyle w:val="Heading2"/>
       </w:pPr>
       <w:r>
-        <w:t xml:space="preserve">Results</w:t>
-      </w:r>
-    </w:p>
-    <w:bookmarkStart w:id="32" w:name="sec-RQ1"/>
-    <w:p>
-      <w:pPr>
-        <w:pStyle w:val="Heading3"/>
-      </w:pPr>
-      <w:r>
-        <w:t xml:space="preserve">Research question 1</w:t>
-      </w:r>
-    </w:p>
-    <w:bookmarkEnd w:id="32"/>
-    <w:bookmarkStart w:id="33" w:name="sec-RQ2"/>
-    <w:p>
-      <w:pPr>
-        <w:pStyle w:val="Heading3"/>
-      </w:pPr>
-      <w:r>
-        <w:t xml:space="preserve">Research question 2</w:t>
+        <w:t xml:space="preserve">Conclusion</w:t>
       </w:r>
     </w:p>
     <w:bookmarkEnd w:id="33"/>
-    <w:bookmarkStart w:id="34" w:name="sec-RQ3"/>
-    <w:p>
-      <w:pPr>
-        <w:pStyle w:val="Heading3"/>
-      </w:pPr>
-      <w:r>
-        <w:t xml:space="preserve">Research question 3</w:t>
-      </w:r>
-    </w:p>
-    <w:bookmarkEnd w:id="34"/>
-    <w:bookmarkEnd w:id="35"/>
-    <w:bookmarkStart w:id="37" w:name="sec-discussion"/>
+    <w:bookmarkStart w:id="77" w:name="references"/>
     <w:p>
       <w:pPr>
         <w:pStyle w:val="Heading2"/>
       </w:pPr>
       <w:r>
-        <w:t xml:space="preserve">Discussion</w:t>
-      </w:r>
-    </w:p>
-    <w:bookmarkStart w:id="36" w:name="sec-LFR"/>
-    <w:p>
-      <w:pPr>
-        <w:pStyle w:val="Heading3"/>
-      </w:pPr>
-      <w:r>
-        <w:t xml:space="preserve">Limitations and further research</w:t>
-      </w:r>
-    </w:p>
-    <w:bookmarkEnd w:id="36"/>
-    <w:bookmarkEnd w:id="37"/>
-    <w:bookmarkStart w:id="38" w:name="sec-conclusion"/>
-    <w:p>
-      <w:pPr>
-        <w:pStyle w:val="Heading2"/>
-      </w:pPr>
-      <w:r>
-        <w:t xml:space="preserve">Conclusion</w:t>
-      </w:r>
-    </w:p>
-    <w:bookmarkEnd w:id="38"/>
-    <w:bookmarkStart w:id="90" w:name="references"/>
-    <w:p>
-      <w:pPr>
-        <w:pStyle w:val="Heading2"/>
-      </w:pPr>
-      <w:r>
         <w:t xml:space="preserve">References</w:t>
       </w:r>
     </w:p>
-    <w:bookmarkStart w:id="89" w:name="refs"/>
-    <w:bookmarkStart w:id="40" w:name="ref-Agresti_1992"/>
+    <w:bookmarkStart w:id="76" w:name="refs"/>
+    <w:bookmarkStart w:id="35" w:name="ref-Agresti_1992"/>
     <w:p>
       <w:pPr>
         <w:pStyle w:val="Bibliography"/>
@@ -1289,7 +867,7 @@
       <w:r>
         <w:t xml:space="preserve"> </w:t>
       </w:r>
-      <w:hyperlink r:id="rId39">
+      <w:hyperlink r:id="rId34">
         <w:r>
           <w:rPr>
             <w:rStyle w:val="Hyperlink"/>
@@ -1301,8 +879,8 @@
         <w:t xml:space="preserve">.</w:t>
       </w:r>
     </w:p>
-    <w:bookmarkEnd w:id="40"/>
-    <w:bookmarkStart w:id="42" w:name="ref-Bartholomew_et_al_2018"/>
+    <w:bookmarkEnd w:id="35"/>
+    <w:bookmarkStart w:id="37" w:name="ref-Bartholomew_et_al_2018"/>
     <w:p>
       <w:pPr>
         <w:pStyle w:val="Bibliography"/>
@@ -1335,7 +913,7 @@
       <w:r>
         <w:t xml:space="preserve"> </w:t>
       </w:r>
-      <w:hyperlink r:id="rId41">
+      <w:hyperlink r:id="rId36">
         <w:r>
           <w:rPr>
             <w:rStyle w:val="Hyperlink"/>
@@ -1347,8 +925,8 @@
         <w:t xml:space="preserve">.</w:t>
       </w:r>
     </w:p>
-    <w:bookmarkEnd w:id="42"/>
-    <w:bookmarkStart w:id="44" w:name="ref-Bartholomew_et_al_2020"/>
+    <w:bookmarkEnd w:id="37"/>
+    <w:bookmarkStart w:id="39" w:name="ref-Bartholomew_et_al_2020"/>
     <w:p>
       <w:pPr>
         <w:pStyle w:val="Bibliography"/>
@@ -1384,7 +962,7 @@
       <w:r>
         <w:t xml:space="preserve"> </w:t>
       </w:r>
-      <w:hyperlink r:id="rId43">
+      <w:hyperlink r:id="rId38">
         <w:r>
           <w:rPr>
             <w:rStyle w:val="Hyperlink"/>
@@ -1396,8 +974,8 @@
         <w:t xml:space="preserve">.</w:t>
       </w:r>
     </w:p>
-    <w:bookmarkEnd w:id="44"/>
-    <w:bookmarkStart w:id="46" w:name="ref-Boonen_et_al_2020"/>
+    <w:bookmarkEnd w:id="39"/>
+    <w:bookmarkStart w:id="41" w:name="ref-Boonen_et_al_2020"/>
     <w:p>
       <w:pPr>
         <w:pStyle w:val="Bibliography"/>
@@ -1430,7 +1008,7 @@
       <w:r>
         <w:t xml:space="preserve"> </w:t>
       </w:r>
-      <w:hyperlink r:id="rId45">
+      <w:hyperlink r:id="rId40">
         <w:r>
           <w:rPr>
             <w:rStyle w:val="Hyperlink"/>
@@ -1442,8 +1020,8 @@
         <w:t xml:space="preserve">.</w:t>
       </w:r>
     </w:p>
-    <w:bookmarkEnd w:id="46"/>
-    <w:bookmarkStart w:id="48" w:name="ref-Bradley_et_al_1952"/>
+    <w:bookmarkEnd w:id="41"/>
+    <w:bookmarkStart w:id="43" w:name="ref-Bradley_et_al_1952"/>
     <w:p>
       <w:pPr>
         <w:pStyle w:val="Bibliography"/>
@@ -1476,7 +1054,7 @@
       <w:r>
         <w:t xml:space="preserve"> </w:t>
       </w:r>
-      <w:hyperlink r:id="rId47">
+      <w:hyperlink r:id="rId42">
         <w:r>
           <w:rPr>
             <w:rStyle w:val="Hyperlink"/>
@@ -1488,8 +1066,8 @@
         <w:t xml:space="preserve">.</w:t>
       </w:r>
     </w:p>
-    <w:bookmarkEnd w:id="48"/>
-    <w:bookmarkStart w:id="50" w:name="ref-Bramley_2015"/>
+    <w:bookmarkEnd w:id="43"/>
+    <w:bookmarkStart w:id="45" w:name="ref-Bramley_2015"/>
     <w:p>
       <w:pPr>
         <w:pStyle w:val="Bibliography"/>
@@ -1506,20 +1084,20 @@
       <w:r>
         <w:t xml:space="preserve"> </w:t>
       </w:r>
-      <w:hyperlink r:id="rId49">
+      <w:hyperlink r:id="rId44">
         <w:r>
           <w:rPr>
             <w:rStyle w:val="Hyperlink"/>
           </w:rPr>
-          <w:t xml:space="preserve">http://www.cambridgeassessment.org.uk/Images/232694-investigating-the-reliability-of-adaptive-comparative-judgment.pdf</w:t>
+          <w:t xml:space="preserve">\url{http://www.cambridgeassessment.org.uk/Images/232694-investigating-the-reliability-of-adaptive-comparative-judgment.pdf}</w:t>
         </w:r>
       </w:hyperlink>
       <w:r>
         <w:t xml:space="preserve">.</w:t>
       </w:r>
     </w:p>
-    <w:bookmarkEnd w:id="50"/>
-    <w:bookmarkStart w:id="52" w:name="ref-Bramley_et_al_2019"/>
+    <w:bookmarkEnd w:id="45"/>
+    <w:bookmarkStart w:id="47" w:name="ref-Bramley_et_al_2019"/>
     <w:p>
       <w:pPr>
         <w:pStyle w:val="Bibliography"/>
@@ -1552,7 +1130,7 @@
       <w:r>
         <w:t xml:space="preserve"> </w:t>
       </w:r>
-      <w:hyperlink r:id="rId51">
+      <w:hyperlink r:id="rId46">
         <w:r>
           <w:rPr>
             <w:rStyle w:val="Hyperlink"/>
@@ -1564,53 +1142,13 @@
         <w:t xml:space="preserve">.</w:t>
       </w:r>
     </w:p>
-    <w:bookmarkEnd w:id="52"/>
-    <w:bookmarkStart w:id="54" w:name="ref-Cinelli_et_al_2021"/>
+    <w:bookmarkEnd w:id="47"/>
+    <w:bookmarkStart w:id="49" w:name="ref-Crompvoets_et_al_2022"/>
     <w:p>
       <w:pPr>
         <w:pStyle w:val="Bibliography"/>
       </w:pPr>
       <w:r>
-        <w:t xml:space="preserve">Cinelli, C., A. Forney, and J. Pearl. 2022.</w:t>
-      </w:r>
-      <w:r>
-        <w:t xml:space="preserve"> </w:t>
-      </w:r>
-      <w:r>
-        <w:t xml:space="preserve">“A Crash Course in Good and Bad Controls.”</w:t>
-      </w:r>
-      <w:r>
-        <w:t xml:space="preserve"> </w:t>
-      </w:r>
-      <w:r>
-        <w:rPr>
-          <w:i/>
-          <w:iCs/>
-        </w:rPr>
-        <w:t xml:space="preserve">SSRN</w:t>
-      </w:r>
-      <w:r>
-        <w:t xml:space="preserve">, September. https://doi.org/</w:t>
-      </w:r>
-      <w:hyperlink r:id="rId53">
-        <w:r>
-          <w:rPr>
-            <w:rStyle w:val="Hyperlink"/>
-          </w:rPr>
-          <w:t xml:space="preserve">http://dx.doi.org/10.2139/ssrn.3689437</w:t>
-        </w:r>
-      </w:hyperlink>
-      <w:r>
-        <w:t xml:space="preserve">.</w:t>
-      </w:r>
-    </w:p>
-    <w:bookmarkEnd w:id="54"/>
-    <w:bookmarkStart w:id="56" w:name="ref-Crompvoets_et_al_2022"/>
-    <w:p>
-      <w:pPr>
-        <w:pStyle w:val="Bibliography"/>
-      </w:pPr>
-      <w:r>
         <w:t xml:space="preserve">Crompvoets, Elise A. V., Anton A. Béguin, and Klaas Sijtsma. 2022.</w:t>
       </w:r>
       <w:r>
@@ -1638,7 +1176,7 @@
       <w:r>
         <w:t xml:space="preserve"> </w:t>
       </w:r>
-      <w:hyperlink r:id="rId55">
+      <w:hyperlink r:id="rId48">
         <w:r>
           <w:rPr>
             <w:rStyle w:val="Hyperlink"/>
@@ -1650,14 +1188,14 @@
         <w:t xml:space="preserve">.</w:t>
       </w:r>
     </w:p>
-    <w:bookmarkEnd w:id="56"/>
-    <w:bookmarkStart w:id="58" w:name="ref-Gijsen_et_al_2021"/>
+    <w:bookmarkEnd w:id="49"/>
+    <w:bookmarkStart w:id="51" w:name="ref-Gijsen_et_al_2021"/>
     <w:p>
       <w:pPr>
         <w:pStyle w:val="Bibliography"/>
       </w:pPr>
       <w:r>
-        <w:t xml:space="preserve">Gijsen, M., T. van Daal, Marije Lesterhuis, David Gijbels, and Sven de Maeyer. 2021.</w:t>
+        <w:t xml:space="preserve">Gijsen, M., T. van Daal, Marije Lesterhuis, David Gijbels, and Sven De Maeyer. 2021.</w:t>
       </w:r>
       <w:r>
         <w:t xml:space="preserve"> </w:t>
@@ -1684,7 +1222,7 @@
       <w:r>
         <w:t xml:space="preserve"> </w:t>
       </w:r>
-      <w:hyperlink r:id="rId57">
+      <w:hyperlink r:id="rId50">
         <w:r>
           <w:rPr>
             <w:rStyle w:val="Hyperlink"/>
@@ -1696,8 +1234,8 @@
         <w:t xml:space="preserve">.</w:t>
       </w:r>
     </w:p>
-    <w:bookmarkEnd w:id="58"/>
-    <w:bookmarkStart w:id="60" w:name="ref-Hitchcock_2023"/>
+    <w:bookmarkEnd w:id="51"/>
+    <w:bookmarkStart w:id="53" w:name="ref-Hitchcock_2023"/>
     <w:p>
       <w:pPr>
         <w:pStyle w:val="Bibliography"/>
@@ -1776,7 +1314,7 @@
       <w:r>
         <w:t xml:space="preserve"> </w:t>
       </w:r>
-      <w:hyperlink r:id="rId59">
+      <w:hyperlink r:id="rId52">
         <w:r>
           <w:rPr>
             <w:rStyle w:val="Hyperlink"/>
@@ -1788,8 +1326,8 @@
         <w:t xml:space="preserve">.</w:t>
       </w:r>
     </w:p>
-    <w:bookmarkEnd w:id="60"/>
-    <w:bookmarkStart w:id="61" w:name="ref-Lesterhuis_2018"/>
+    <w:bookmarkEnd w:id="53"/>
+    <w:bookmarkStart w:id="54" w:name="ref-Lesterhuis_2018"/>
     <w:p>
       <w:pPr>
         <w:pStyle w:val="Bibliography"/>
@@ -1810,8 +1348,8 @@
         <w:t xml:space="preserve">PhD thesis, University of Antwerp.</w:t>
       </w:r>
     </w:p>
-    <w:bookmarkEnd w:id="61"/>
-    <w:bookmarkStart w:id="63" w:name="ref-Luce_1959"/>
+    <w:bookmarkEnd w:id="54"/>
+    <w:bookmarkStart w:id="56" w:name="ref-Luce_1959"/>
     <w:p>
       <w:pPr>
         <w:pStyle w:val="Bibliography"/>
@@ -1844,7 +1382,7 @@
       <w:r>
         <w:t xml:space="preserve"> </w:t>
       </w:r>
-      <w:hyperlink r:id="rId62">
+      <w:hyperlink r:id="rId55">
         <w:r>
           <w:rPr>
             <w:rStyle w:val="Hyperlink"/>
@@ -1856,8 +1394,8 @@
         <w:t xml:space="preserve">.</w:t>
       </w:r>
     </w:p>
-    <w:bookmarkEnd w:id="63"/>
-    <w:bookmarkStart w:id="65" w:name="ref-Marshall_et_al_2020"/>
+    <w:bookmarkEnd w:id="56"/>
+    <w:bookmarkStart w:id="58" w:name="ref-Marshall_et_al_2020"/>
     <w:p>
       <w:pPr>
         <w:pStyle w:val="Bibliography"/>
@@ -1890,7 +1428,7 @@
       <w:r>
         <w:t xml:space="preserve"> </w:t>
       </w:r>
-      <w:hyperlink r:id="rId64">
+      <w:hyperlink r:id="rId57">
         <w:r>
           <w:rPr>
             <w:rStyle w:val="Hyperlink"/>
@@ -1902,121 +1440,13 @@
         <w:t xml:space="preserve">.</w:t>
       </w:r>
     </w:p>
-    <w:bookmarkEnd w:id="65"/>
-    <w:bookmarkStart w:id="67" w:name="ref-McElreath_2020"/>
+    <w:bookmarkEnd w:id="58"/>
+    <w:bookmarkStart w:id="60" w:name="ref-Placket_1975"/>
     <w:p>
       <w:pPr>
         <w:pStyle w:val="Bibliography"/>
       </w:pPr>
       <w:r>
-        <w:t xml:space="preserve">McElreath, R. 2020.</w:t>
-      </w:r>
-      <w:r>
-        <w:t xml:space="preserve"> </w:t>
-      </w:r>
-      <w:hyperlink r:id="rId66">
-        <w:r>
-          <w:rPr>
-            <w:rStyle w:val="Hyperlink"/>
-            <w:i/>
-            <w:iCs/>
-          </w:rPr>
-          <w:t xml:space="preserve">Statistical Rethinking: A Bayesian Course with Examples in r and STAN</w:t>
-        </w:r>
-      </w:hyperlink>
-      <w:r>
-        <w:t xml:space="preserve">. Chapman; Hall/CRC.</w:t>
-      </w:r>
-    </w:p>
-    <w:bookmarkEnd w:id="67"/>
-    <w:bookmarkStart w:id="69" w:name="ref-Neal_2020"/>
-    <w:p>
-      <w:pPr>
-        <w:pStyle w:val="Bibliography"/>
-      </w:pPr>
-      <w:r>
-        <w:t xml:space="preserve">Neal, B. 2020.</w:t>
-      </w:r>
-      <w:r>
-        <w:t xml:space="preserve"> </w:t>
-      </w:r>
-      <w:r>
-        <w:t xml:space="preserve">“Introduction to Causal Inference from a Machine Learning Perspective.”</w:t>
-      </w:r>
-      <w:r>
-        <w:t xml:space="preserve"> </w:t>
-      </w:r>
-      <w:hyperlink r:id="rId68">
-        <w:r>
-          <w:rPr>
-            <w:rStyle w:val="Hyperlink"/>
-          </w:rPr>
-          <w:t xml:space="preserve">\url{https://www.bradyneal.com/Introduction_to_Causal_Inference-Dec17_2020-Neal.pdf}</w:t>
-        </w:r>
-      </w:hyperlink>
-      <w:r>
-        <w:t xml:space="preserve">.</w:t>
-      </w:r>
-    </w:p>
-    <w:bookmarkEnd w:id="69"/>
-    <w:bookmarkStart w:id="70" w:name="ref-Pearl_2009"/>
-    <w:p>
-      <w:pPr>
-        <w:pStyle w:val="Bibliography"/>
-      </w:pPr>
-      <w:r>
-        <w:t xml:space="preserve">Pearl, J. 2009.</w:t>
-      </w:r>
-      <w:r>
-        <w:t xml:space="preserve"> </w:t>
-      </w:r>
-      <w:hyperlink r:id="rId66">
-        <w:r>
-          <w:rPr>
-            <w:rStyle w:val="Hyperlink"/>
-            <w:i/>
-            <w:iCs/>
-          </w:rPr>
-          <w:t xml:space="preserve">Causality: Models, Reasoning and Inference</w:t>
-        </w:r>
-      </w:hyperlink>
-      <w:r>
-        <w:t xml:space="preserve">. Cambrige University Press.</w:t>
-      </w:r>
-    </w:p>
-    <w:bookmarkEnd w:id="70"/>
-    <w:bookmarkStart w:id="71" w:name="ref-Pearl_et_al_2016"/>
-    <w:p>
-      <w:pPr>
-        <w:pStyle w:val="Bibliography"/>
-      </w:pPr>
-      <w:r>
-        <w:t xml:space="preserve">Pearl, J., M. Glymour, and N. Jewell. 2016.</w:t>
-      </w:r>
-      <w:r>
-        <w:t xml:space="preserve"> </w:t>
-      </w:r>
-      <w:hyperlink r:id="rId66">
-        <w:r>
-          <w:rPr>
-            <w:rStyle w:val="Hyperlink"/>
-            <w:i/>
-            <w:iCs/>
-          </w:rPr>
-          <w:t xml:space="preserve">Causal Inference in Statistics: A Primer</w:t>
-        </w:r>
-      </w:hyperlink>
-      <w:r>
-        <w:t xml:space="preserve">. John Wiley &amp; Sons, Inc.</w:t>
-      </w:r>
-    </w:p>
-    <w:bookmarkEnd w:id="71"/>
-    <w:bookmarkStart w:id="73" w:name="ref-Placket_1975"/>
-    <w:p>
-      <w:pPr>
-        <w:pStyle w:val="Bibliography"/>
-      </w:pPr>
-      <w:r>
         <w:t xml:space="preserve">Plackett, R. 1975.</w:t>
       </w:r>
       <w:r>
@@ -2044,7 +1474,7 @@
       <w:r>
         <w:t xml:space="preserve"> </w:t>
       </w:r>
-      <w:hyperlink r:id="rId72">
+      <w:hyperlink r:id="rId59">
         <w:r>
           <w:rPr>
             <w:rStyle w:val="Hyperlink"/>
@@ -2056,8 +1486,8 @@
         <w:t xml:space="preserve">.</w:t>
       </w:r>
     </w:p>
-    <w:bookmarkEnd w:id="73"/>
-    <w:bookmarkStart w:id="75" w:name="ref-Pollitt_2012a"/>
+    <w:bookmarkEnd w:id="60"/>
+    <w:bookmarkStart w:id="62" w:name="ref-Pollitt_2012a"/>
     <w:p>
       <w:pPr>
         <w:pStyle w:val="Bibliography"/>
@@ -2090,7 +1520,7 @@
       <w:r>
         <w:t xml:space="preserve"> </w:t>
       </w:r>
-      <w:hyperlink r:id="rId74">
+      <w:hyperlink r:id="rId61">
         <w:r>
           <w:rPr>
             <w:rStyle w:val="Hyperlink"/>
@@ -2102,8 +1532,8 @@
         <w:t xml:space="preserve">.</w:t>
       </w:r>
     </w:p>
-    <w:bookmarkEnd w:id="75"/>
-    <w:bookmarkStart w:id="77" w:name="ref-Pollitt_2012b"/>
+    <w:bookmarkEnd w:id="62"/>
+    <w:bookmarkStart w:id="64" w:name="ref-Pollitt_2012b"/>
     <w:p>
       <w:pPr>
         <w:pStyle w:val="Bibliography"/>
@@ -2136,7 +1566,7 @@
       <w:r>
         <w:t xml:space="preserve"> </w:t>
       </w:r>
-      <w:hyperlink r:id="rId76">
+      <w:hyperlink r:id="rId63">
         <w:r>
           <w:rPr>
             <w:rStyle w:val="Hyperlink"/>
@@ -2148,8 +1578,8 @@
         <w:t xml:space="preserve">.</w:t>
       </w:r>
     </w:p>
-    <w:bookmarkEnd w:id="77"/>
-    <w:bookmarkStart w:id="79" w:name="ref-Thurstone_1927"/>
+    <w:bookmarkEnd w:id="64"/>
+    <w:bookmarkStart w:id="66" w:name="ref-Thurstone_1927"/>
     <w:p>
       <w:pPr>
         <w:pStyle w:val="Bibliography"/>
@@ -2182,7 +1612,7 @@
       <w:r>
         <w:t xml:space="preserve"> </w:t>
       </w:r>
-      <w:hyperlink r:id="rId78">
+      <w:hyperlink r:id="rId65">
         <w:r>
           <w:rPr>
             <w:rStyle w:val="Hyperlink"/>
@@ -2194,8 +1624,8 @@
         <w:t xml:space="preserve">.</w:t>
       </w:r>
     </w:p>
-    <w:bookmarkEnd w:id="79"/>
-    <w:bookmarkStart w:id="81" w:name="ref-Tutz_1986"/>
+    <w:bookmarkEnd w:id="66"/>
+    <w:bookmarkStart w:id="68" w:name="ref-Tutz_1986"/>
     <w:p>
       <w:pPr>
         <w:pStyle w:val="Bibliography"/>
@@ -2228,7 +1658,7 @@
       <w:r>
         <w:t xml:space="preserve"> </w:t>
       </w:r>
-      <w:hyperlink r:id="rId80">
+      <w:hyperlink r:id="rId67">
         <w:r>
           <w:rPr>
             <w:rStyle w:val="Hyperlink"/>
@@ -2240,8 +1670,8 @@
         <w:t xml:space="preserve">.</w:t>
       </w:r>
     </w:p>
-    <w:bookmarkEnd w:id="81"/>
-    <w:bookmarkStart w:id="82" w:name="ref-vanDaal_2020"/>
+    <w:bookmarkEnd w:id="68"/>
+    <w:bookmarkStart w:id="69" w:name="ref-vanDaal_2020"/>
     <w:p>
       <w:pPr>
         <w:pStyle w:val="Bibliography"/>
@@ -2262,8 +1692,8 @@
         <w:t xml:space="preserve">PhD thesis, University of Antwerp.</w:t>
       </w:r>
     </w:p>
-    <w:bookmarkEnd w:id="82"/>
-    <w:bookmarkStart w:id="84" w:name="ref-vanDaal_et_al_2016"/>
+    <w:bookmarkEnd w:id="69"/>
+    <w:bookmarkStart w:id="71" w:name="ref-vanDaal_et_al_2016"/>
     <w:p>
       <w:pPr>
         <w:pStyle w:val="Bibliography"/>
@@ -2296,7 +1726,7 @@
       <w:r>
         <w:t xml:space="preserve"> </w:t>
       </w:r>
-      <w:hyperlink r:id="rId83">
+      <w:hyperlink r:id="rId70">
         <w:r>
           <w:rPr>
             <w:rStyle w:val="Hyperlink"/>
@@ -2308,14 +1738,14 @@
         <w:t xml:space="preserve">.</w:t>
       </w:r>
     </w:p>
-    <w:bookmarkEnd w:id="84"/>
-    <w:bookmarkStart w:id="86" w:name="ref-vanDaal_et_al_2017"/>
+    <w:bookmarkEnd w:id="71"/>
+    <w:bookmarkStart w:id="73" w:name="ref-vanDaal_et_al_2017"/>
     <w:p>
       <w:pPr>
         <w:pStyle w:val="Bibliography"/>
       </w:pPr>
       <w:r>
-        <w:t xml:space="preserve">van Daal, T., M. Lesterhuis, L. Coertjens, MT. van de Kamp, V. Donche, and Sven de Maeyer. 2017.</w:t>
+        <w:t xml:space="preserve">van Daal, T., M. Lesterhuis, L. Coertjens, MT. van de Kamp, V. Donche, and Sven De Maeyer. 2017.</w:t>
       </w:r>
       <w:r>
         <w:t xml:space="preserve"> </w:t>
@@ -2342,7 +1772,7 @@
       <w:r>
         <w:t xml:space="preserve"> </w:t>
       </w:r>
-      <w:hyperlink r:id="rId85">
+      <w:hyperlink r:id="rId72">
         <w:r>
           <w:rPr>
             <w:rStyle w:val="Hyperlink"/>
@@ -2354,8 +1784,8 @@
         <w:t xml:space="preserve">.</w:t>
       </w:r>
     </w:p>
-    <w:bookmarkEnd w:id="86"/>
-    <w:bookmarkStart w:id="88" w:name="ref-Verhavert_et_al_2019"/>
+    <w:bookmarkEnd w:id="73"/>
+    <w:bookmarkStart w:id="75" w:name="ref-Verhavert_et_al_2019"/>
     <w:p>
       <w:pPr>
         <w:pStyle w:val="Bibliography"/>
@@ -2388,7 +1818,7 @@
       <w:r>
         <w:t xml:space="preserve"> </w:t>
       </w:r>
-      <w:hyperlink r:id="rId87">
+      <w:hyperlink r:id="rId74">
         <w:r>
           <w:rPr>
             <w:rStyle w:val="Hyperlink"/>
@@ -2400,9 +1830,9 @@
         <w:t xml:space="preserve">.</w:t>
       </w:r>
     </w:p>
-    <w:bookmarkEnd w:id="88"/>
-    <w:bookmarkEnd w:id="89"/>
-    <w:bookmarkEnd w:id="90"/>
+    <w:bookmarkEnd w:id="75"/>
+    <w:bookmarkEnd w:id="76"/>
+    <w:bookmarkEnd w:id="77"/>
     <w:sectPr/>
   </w:body>
 </w:document>

--- a/index.docx
+++ b/index.docx
@@ -197,7 +197,7 @@
         <w:pStyle w:val="Date"/>
       </w:pPr>
       <w:r>
-        <w:t xml:space="preserve">2024-03-21</w:t>
+        <w:t xml:space="preserve">2024-03-23</w:t>
       </w:r>
     </w:p>
     <w:p>
@@ -406,7 +406,7 @@
         <w:t xml:space="preserve">van Daal (2020)</w:t>
       </w:r>
       <w:r>
-        <w:t xml:space="preserve">, several assessment factors interact and contribute to the reliability of the DCJ method. These factors include the number of stimuli, the characteristics of the stimuli, their</w:t>
+        <w:t xml:space="preserve">, several assessment factors interact and contribute to the reliability of the DCJ method. These factors include the number and characteristics of the stimuli, their</w:t>
       </w:r>
       <w:r>
         <w:t xml:space="preserve"> </w:t>
@@ -422,7 +422,7 @@
         <w:t xml:space="preserve"> </w:t>
       </w:r>
       <w:r>
-        <w:t xml:space="preserve">in terms of the assessed trait, the number of comparison per stimulus, and the pairing algorithm used. Furthermore, since the method relies on judges’ assessments, the number of judges, the characteristics of judges, their</w:t>
+        <w:t xml:space="preserve">in terms of the assessed trait, the number of comparison per stimulus, and the pairing algorithm used. Furthermore, since the method relies on judges’ assessments, the number and characteristics of judges, their</w:t>
       </w:r>
       <w:r>
         <w:t xml:space="preserve"> </w:t>
@@ -592,7 +592,213 @@
         <w:t xml:space="preserve"> </w:t>
       </w:r>
       <w:r>
-        <w:t xml:space="preserve">for the DCJ procedure, elucidating the causal assumptions and mechanisms underlying the system, aiding in drawing inferences about causal relationships from data</w:t>
+        <w:t xml:space="preserve">for the DCJ procedure, elucidating the causal assumptions and mechanisms underlying the system, aiding in drawing inferences about causal relationships from DCJ data. Next, the study translates the scientific model into a probabilistic statistical model to derive a</w:t>
+      </w:r>
+      <w:r>
+        <w:t xml:space="preserve"> </w:t>
+      </w:r>
+      <w:r>
+        <w:rPr>
+          <w:i/>
+          <w:iCs/>
+        </w:rPr>
+        <w:t xml:space="preserve">statistical estimand</w:t>
+      </w:r>
+      <w:r>
+        <w:t xml:space="preserve"> </w:t>
+      </w:r>
+      <w:r>
+        <w:t xml:space="preserve">for the various inference targets. Bayesian statistical methods offer an intuitive approach for the task. Finally, employing multiple simulated datasets for different combinations of the relevant assessment factors, the study generates multiple</w:t>
+      </w:r>
+      <w:r>
+        <w:t xml:space="preserve"> </w:t>
+      </w:r>
+      <w:r>
+        <w:rPr>
+          <w:i/>
+          <w:iCs/>
+        </w:rPr>
+        <w:t xml:space="preserve">estimates</w:t>
+      </w:r>
+      <w:r>
+        <w:t xml:space="preserve"> </w:t>
+      </w:r>
+      <w:r>
+        <w:t xml:space="preserve">for the statistical estimands. Notably, the statistical estimands in simulated data are known, enabling the study to assess the reliability of DCJ by evaluating the</w:t>
+      </w:r>
+      <w:r>
+        <w:t xml:space="preserve"> </w:t>
+      </w:r>
+      <w:r>
+        <w:rPr>
+          <w:i/>
+          <w:iCs/>
+        </w:rPr>
+        <w:t xml:space="preserve">proximity</w:t>
+      </w:r>
+      <w:r>
+        <w:t xml:space="preserve"> </w:t>
+      </w:r>
+      <w:r>
+        <w:t xml:space="preserve">of these estimands to the generated estimates, resembling a power analysis. Ultimately, the outcomes of this study will inform the planning of DCJ experiments and hold significance for researchers or analysts involved in education and assessment procedures who implement the DCJ methodology.</w:t>
+      </w:r>
+    </w:p>
+    <w:bookmarkEnd w:id="20"/>
+    <w:bookmarkStart w:id="28" w:name="sec-TheoreticalFramework"/>
+    <w:p>
+      <w:pPr>
+        <w:pStyle w:val="Heading2"/>
+      </w:pPr>
+      <w:r>
+        <w:t xml:space="preserve">Theoretical framework</w:t>
+      </w:r>
+    </w:p>
+    <w:p>
+      <w:pPr>
+        <w:pStyle w:val="FirstParagraph"/>
+      </w:pPr>
+      <w:r>
+        <w:t xml:space="preserve">To evaluate the reliability of the DCJ method, the study first need to define specific terminology.</w:t>
+      </w:r>
+      <w:r>
+        <w:t xml:space="preserve"> </w:t>
+      </w:r>
+      <w:hyperlink w:anchor="fig-IEflowchart">
+        <w:r>
+          <w:rPr>
+            <w:rStyle w:val="Hyperlink"/>
+          </w:rPr>
+          <w:t xml:space="preserve">Figure 1</w:t>
+        </w:r>
+      </w:hyperlink>
+    </w:p>
+    <w:tbl>
+      <w:tblPr>
+        <w:tblStyle w:val="Table"/>
+        <w:tblW w:type="pct" w:w="5000"/>
+        <w:jc w:val="left"/>
+        <w:tblLayout w:type="fixed"/>
+        <w:tblLook w:firstRow="0" w:lastRow="0" w:firstColumn="0" w:lastColumn="0" w:noHBand="0" w:noVBand="0" w:val="0000"/>
+      </w:tblPr>
+      <w:tblGrid>
+        <w:gridCol w:w="7920"/>
+      </w:tblGrid>
+      <w:tr>
+        <w:tc>
+          <w:tcPr/>
+          <w:bookmarkStart w:id="24" w:name="fig-IEflowchart"/>
+          <w:p>
+            <w:pPr>
+              <w:pStyle w:val="Compact"/>
+              <w:jc w:val="center"/>
+            </w:pPr>
+            <w:r>
+              <w:drawing>
+                <wp:inline>
+                  <wp:extent cx="2667000" cy="1758134"/>
+                  <wp:effectExtent b="0" l="0" r="0" t="0"/>
+                  <wp:docPr descr="" title="" id="22" name="Picture"/>
+                  <a:graphic>
+                    <a:graphicData uri="http://schemas.openxmlformats.org/drawingml/2006/picture">
+                      <pic:pic>
+                        <pic:nvPicPr>
+                          <pic:cNvPr descr="notebooks/graphviz_figures_files/figure-ipynb/dot-figure-1.png" id="23" name="Picture"/>
+                          <pic:cNvPicPr>
+                            <a:picLocks noChangeArrowheads="1" noChangeAspect="1"/>
+                          </pic:cNvPicPr>
+                        </pic:nvPicPr>
+                        <pic:blipFill>
+                          <a:blip r:embed="rId21"/>
+                          <a:stretch>
+                            <a:fillRect/>
+                          </a:stretch>
+                        </pic:blipFill>
+                        <pic:spPr bwMode="auto">
+                          <a:xfrm>
+                            <a:off x="0" y="0"/>
+                            <a:ext cx="2667000" cy="1758134"/>
+                          </a:xfrm>
+                          <a:prstGeom prst="rect">
+                            <a:avLst/>
+                          </a:prstGeom>
+                          <a:noFill/>
+                          <a:ln w="9525">
+                            <a:noFill/>
+                            <a:headEnd/>
+                            <a:tailEnd/>
+                          </a:ln>
+                        </pic:spPr>
+                      </pic:pic>
+                    </a:graphicData>
+                  </a:graphic>
+                </wp:inline>
+              </w:drawing>
+            </w:r>
+          </w:p>
+          <w:p>
+            <w:pPr>
+              <w:jc w:val="center"/>
+            </w:pPr>
+            <w:pPr>
+              <w:jc w:val="start"/>
+              <w:spacing w:before="200"/>
+              <w:pStyle w:val="ImageCaption"/>
+            </w:pPr>
+            <w:r>
+              <w:t xml:space="preserve">Figure 1: Identification-Estimation flowchart. Extracted from</w:t>
+            </w:r>
+            <w:r>
+              <w:t xml:space="preserve"> </w:t>
+            </w:r>
+            <w:r>
+              <w:t xml:space="preserve">Neal (2020, 32)</w:t>
+            </w:r>
+          </w:p>
+          <w:bookmarkEnd w:id="24"/>
+        </w:tc>
+      </w:tr>
+    </w:tbl>
+    <w:bookmarkStart w:id="25" w:name="sec-ResearchQuestions"/>
+    <w:p>
+      <w:pPr>
+        <w:pStyle w:val="Heading3"/>
+      </w:pPr>
+      <w:r>
+        <w:t xml:space="preserve">Research questions and their estimands</w:t>
+      </w:r>
+    </w:p>
+    <w:bookmarkEnd w:id="25"/>
+    <w:bookmarkStart w:id="26" w:name="sec-SciMod"/>
+    <w:p>
+      <w:pPr>
+        <w:pStyle w:val="Heading3"/>
+      </w:pPr>
+      <w:r>
+        <w:t xml:space="preserve">A scientific model for the DCJ procedure</w:t>
+      </w:r>
+    </w:p>
+    <w:p>
+      <w:pPr>
+        <w:pStyle w:val="FirstParagraph"/>
+      </w:pPr>
+      <w:r>
+        <w:t xml:space="preserve">A</w:t>
+      </w:r>
+      <w:r>
+        <w:t xml:space="preserve"> </w:t>
+      </w:r>
+      <w:r>
+        <w:rPr>
+          <w:i/>
+          <w:iCs/>
+        </w:rPr>
+        <w:t xml:space="preserve">scientific (causal) model</w:t>
+      </w:r>
+      <w:r>
+        <w:t xml:space="preserve"> </w:t>
+      </w:r>
+      <w:r>
+        <w:t xml:space="preserve">describe the causal assumptions and mechanisms underlying a system, and facilitate inferences about causal relationships from data</w:t>
       </w:r>
       <w:r>
         <w:t xml:space="preserve"> </w:t>
@@ -601,209 +807,91 @@
         <w:t xml:space="preserve">(Hitchcock 2023)</w:t>
       </w:r>
       <w:r>
-        <w:t xml:space="preserve">. Next, the study translates the scientific model into a probabilistic statistical model to derive a</w:t>
-      </w:r>
-      <w:r>
-        <w:t xml:space="preserve"> </w:t>
-      </w:r>
-      <w:r>
-        <w:rPr>
-          <w:i/>
-          <w:iCs/>
-        </w:rPr>
-        <w:t xml:space="preserve">statistical estimand</w:t>
-      </w:r>
-      <w:r>
-        <w:t xml:space="preserve"> </w:t>
-      </w:r>
-      <w:r>
-        <w:t xml:space="preserve">for the various inference targets. Bayesian statistical methods offer an intuitive approach for the task. Finally, employing multiple simulated datasets for different combinations of the relevant assessment factors, the study generates multiple</w:t>
-      </w:r>
-      <w:r>
-        <w:t xml:space="preserve"> </w:t>
-      </w:r>
-      <w:r>
-        <w:rPr>
-          <w:i/>
-          <w:iCs/>
-        </w:rPr>
-        <w:t xml:space="preserve">estimates</w:t>
-      </w:r>
-      <w:r>
-        <w:t xml:space="preserve"> </w:t>
-      </w:r>
-      <w:r>
-        <w:t xml:space="preserve">for the statistical estimands. Notably, the statistical estimands in simulated data are known, enabling the study to assess the reliability of DCJ by evaluating the</w:t>
-      </w:r>
-      <w:r>
-        <w:t xml:space="preserve"> </w:t>
-      </w:r>
-      <w:r>
-        <w:rPr>
-          <w:i/>
-          <w:iCs/>
-        </w:rPr>
-        <w:t xml:space="preserve">proximity</w:t>
-      </w:r>
-      <w:r>
-        <w:t xml:space="preserve"> </w:t>
-      </w:r>
-      <w:r>
-        <w:t xml:space="preserve">of these estimands to the generated estimates, resembling a power analysis. Ultimately, the outcomes of this study will inform the planning of DCJ experiments and hold significance for researchers or analysts involved in education and assessment procedures who implement the DCJ methodology.</w:t>
-      </w:r>
-    </w:p>
-    <w:bookmarkEnd w:id="20"/>
-    <w:bookmarkStart w:id="24" w:name="sec-TheoreticalFramework"/>
+        <w:t xml:space="preserve">.</w:t>
+      </w:r>
+    </w:p>
+    <w:bookmarkEnd w:id="26"/>
+    <w:bookmarkStart w:id="27" w:name="sec-Sci2StatMod"/>
+    <w:p>
+      <w:pPr>
+        <w:pStyle w:val="Heading3"/>
+      </w:pPr>
+      <w:r>
+        <w:t xml:space="preserve">From the scientific to the Bradley-Terry-Luce model</w:t>
+      </w:r>
+    </w:p>
+    <w:bookmarkEnd w:id="27"/>
+    <w:bookmarkEnd w:id="28"/>
+    <w:bookmarkStart w:id="30" w:name="sec-methods"/>
     <w:p>
       <w:pPr>
         <w:pStyle w:val="Heading2"/>
       </w:pPr>
       <w:r>
-        <w:t xml:space="preserve">Theoretical framework</w:t>
-      </w:r>
-    </w:p>
-    <w:p>
-      <w:pPr>
-        <w:pStyle w:val="FirstParagraph"/>
-      </w:pPr>
-      <w:r>
-        <w:t xml:space="preserve">To evaluate the reliability of the DCJ method, the study first need to define specific terminology.</w:t>
-      </w:r>
-    </w:p>
-    <w:bookmarkStart w:id="21" w:name="sec-ResearchQuestions"/>
+        <w:t xml:space="preserve">Methods</w:t>
+      </w:r>
+    </w:p>
+    <w:bookmarkStart w:id="29" w:name="bayesian-simulation-and-power-analysis"/>
     <w:p>
       <w:pPr>
         <w:pStyle w:val="Heading3"/>
       </w:pPr>
       <w:r>
-        <w:t xml:space="preserve">Research questions and their estimands</w:t>
-      </w:r>
-    </w:p>
-    <w:bookmarkEnd w:id="21"/>
-    <w:bookmarkStart w:id="22" w:name="sec-SciMod"/>
-    <w:p>
-      <w:pPr>
-        <w:pStyle w:val="Heading3"/>
-      </w:pPr>
-      <w:r>
-        <w:t xml:space="preserve">A scientific model for the DCJ procedure</w:t>
-      </w:r>
-    </w:p>
-    <w:p>
-      <w:pPr>
-        <w:pStyle w:val="FirstParagraph"/>
-      </w:pPr>
-      <w:r>
-        <w:t xml:space="preserve">A</w:t>
-      </w:r>
-      <w:r>
-        <w:t xml:space="preserve"> </w:t>
-      </w:r>
-      <w:r>
-        <w:rPr>
-          <w:i/>
-          <w:iCs/>
-        </w:rPr>
-        <w:t xml:space="preserve">scientific (causal) model</w:t>
-      </w:r>
-      <w:r>
-        <w:t xml:space="preserve"> </w:t>
-      </w:r>
-      <w:r>
-        <w:t xml:space="preserve">describe the causal assumptions and mechanisms underlying a system, and facilitate inferences about causal relationships from data</w:t>
-      </w:r>
-      <w:r>
-        <w:t xml:space="preserve"> </w:t>
-      </w:r>
-      <w:r>
-        <w:t xml:space="preserve">(Hitchcock 2023)</w:t>
-      </w:r>
-      <w:r>
-        <w:t xml:space="preserve">.</w:t>
-      </w:r>
-    </w:p>
-    <w:bookmarkEnd w:id="22"/>
-    <w:bookmarkStart w:id="23" w:name="sec-Sci2StatMod"/>
-    <w:p>
-      <w:pPr>
-        <w:pStyle w:val="Heading3"/>
-      </w:pPr>
-      <w:r>
-        <w:t xml:space="preserve">From the scientific to the statistical DCJ model</w:t>
-      </w:r>
-    </w:p>
-    <w:bookmarkEnd w:id="23"/>
-    <w:bookmarkEnd w:id="24"/>
-    <w:bookmarkStart w:id="26" w:name="sec-methods"/>
-    <w:p>
-      <w:pPr>
-        <w:pStyle w:val="Heading2"/>
-      </w:pPr>
-      <w:r>
-        <w:t xml:space="preserve">Methods</w:t>
-      </w:r>
-    </w:p>
-    <w:bookmarkStart w:id="25" w:name="bayesian-simulation-and-power-analysis"/>
-    <w:p>
-      <w:pPr>
-        <w:pStyle w:val="Heading3"/>
-      </w:pPr>
-      <w:r>
         <w:t xml:space="preserve">Bayesian simulation and power analysis</w:t>
-      </w:r>
-    </w:p>
-    <w:bookmarkEnd w:id="25"/>
-    <w:bookmarkEnd w:id="26"/>
-    <w:bookmarkStart w:id="30" w:name="sec-results"/>
-    <w:p>
-      <w:pPr>
-        <w:pStyle w:val="Heading2"/>
-      </w:pPr>
-      <w:r>
-        <w:t xml:space="preserve">Results</w:t>
-      </w:r>
-    </w:p>
-    <w:bookmarkStart w:id="27" w:name="sec-RQ1"/>
-    <w:p>
-      <w:pPr>
-        <w:pStyle w:val="Heading3"/>
-      </w:pPr>
-      <w:r>
-        <w:t xml:space="preserve">Research question 1</w:t>
-      </w:r>
-    </w:p>
-    <w:bookmarkEnd w:id="27"/>
-    <w:bookmarkStart w:id="28" w:name="sec-RQ2"/>
-    <w:p>
-      <w:pPr>
-        <w:pStyle w:val="Heading3"/>
-      </w:pPr>
-      <w:r>
-        <w:t xml:space="preserve">Research question 2</w:t>
-      </w:r>
-    </w:p>
-    <w:bookmarkEnd w:id="28"/>
-    <w:bookmarkStart w:id="29" w:name="sec-RQ3"/>
-    <w:p>
-      <w:pPr>
-        <w:pStyle w:val="Heading3"/>
-      </w:pPr>
-      <w:r>
-        <w:t xml:space="preserve">Research question 3</w:t>
       </w:r>
     </w:p>
     <w:bookmarkEnd w:id="29"/>
     <w:bookmarkEnd w:id="30"/>
-    <w:bookmarkStart w:id="32" w:name="sec-discussion"/>
+    <w:bookmarkStart w:id="34" w:name="sec-results"/>
     <w:p>
       <w:pPr>
         <w:pStyle w:val="Heading2"/>
       </w:pPr>
       <w:r>
+        <w:t xml:space="preserve">Results</w:t>
+      </w:r>
+    </w:p>
+    <w:bookmarkStart w:id="31" w:name="sec-RQ1"/>
+    <w:p>
+      <w:pPr>
+        <w:pStyle w:val="Heading3"/>
+      </w:pPr>
+      <w:r>
+        <w:t xml:space="preserve">Research question 1</w:t>
+      </w:r>
+    </w:p>
+    <w:bookmarkEnd w:id="31"/>
+    <w:bookmarkStart w:id="32" w:name="sec-RQ2"/>
+    <w:p>
+      <w:pPr>
+        <w:pStyle w:val="Heading3"/>
+      </w:pPr>
+      <w:r>
+        <w:t xml:space="preserve">Research question 2</w:t>
+      </w:r>
+    </w:p>
+    <w:bookmarkEnd w:id="32"/>
+    <w:bookmarkStart w:id="33" w:name="sec-RQ3"/>
+    <w:p>
+      <w:pPr>
+        <w:pStyle w:val="Heading3"/>
+      </w:pPr>
+      <w:r>
+        <w:t xml:space="preserve">Research question 3</w:t>
+      </w:r>
+    </w:p>
+    <w:bookmarkEnd w:id="33"/>
+    <w:bookmarkEnd w:id="34"/>
+    <w:bookmarkStart w:id="36" w:name="sec-discussion"/>
+    <w:p>
+      <w:pPr>
+        <w:pStyle w:val="Heading2"/>
+      </w:pPr>
+      <w:r>
         <w:t xml:space="preserve">Discussion</w:t>
       </w:r>
     </w:p>
-    <w:bookmarkStart w:id="31" w:name="sec-LFR"/>
+    <w:bookmarkStart w:id="35" w:name="sec-LFR"/>
     <w:p>
       <w:pPr>
         <w:pStyle w:val="Heading3"/>
@@ -812,9 +900,9 @@
         <w:t xml:space="preserve">Limitations and further research</w:t>
       </w:r>
     </w:p>
-    <w:bookmarkEnd w:id="31"/>
-    <w:bookmarkEnd w:id="32"/>
-    <w:bookmarkStart w:id="33" w:name="sec-conclusion"/>
+    <w:bookmarkEnd w:id="35"/>
+    <w:bookmarkEnd w:id="36"/>
+    <w:bookmarkStart w:id="37" w:name="sec-conclusion"/>
     <w:p>
       <w:pPr>
         <w:pStyle w:val="Heading2"/>
@@ -823,8 +911,8 @@
         <w:t xml:space="preserve">Conclusion</w:t>
       </w:r>
     </w:p>
-    <w:bookmarkEnd w:id="33"/>
-    <w:bookmarkStart w:id="77" w:name="references"/>
+    <w:bookmarkEnd w:id="37"/>
+    <w:bookmarkStart w:id="83" w:name="references"/>
     <w:p>
       <w:pPr>
         <w:pStyle w:val="Heading2"/>
@@ -833,8 +921,8 @@
         <w:t xml:space="preserve">References</w:t>
       </w:r>
     </w:p>
-    <w:bookmarkStart w:id="76" w:name="refs"/>
-    <w:bookmarkStart w:id="35" w:name="ref-Agresti_1992"/>
+    <w:bookmarkStart w:id="82" w:name="refs"/>
+    <w:bookmarkStart w:id="39" w:name="ref-Agresti_1992"/>
     <w:p>
       <w:pPr>
         <w:pStyle w:val="Bibliography"/>
@@ -867,7 +955,7 @@
       <w:r>
         <w:t xml:space="preserve"> </w:t>
       </w:r>
-      <w:hyperlink r:id="rId34">
+      <w:hyperlink r:id="rId38">
         <w:r>
           <w:rPr>
             <w:rStyle w:val="Hyperlink"/>
@@ -879,8 +967,8 @@
         <w:t xml:space="preserve">.</w:t>
       </w:r>
     </w:p>
-    <w:bookmarkEnd w:id="35"/>
-    <w:bookmarkStart w:id="37" w:name="ref-Bartholomew_et_al_2018"/>
+    <w:bookmarkEnd w:id="39"/>
+    <w:bookmarkStart w:id="41" w:name="ref-Bartholomew_et_al_2018"/>
     <w:p>
       <w:pPr>
         <w:pStyle w:val="Bibliography"/>
@@ -913,7 +1001,7 @@
       <w:r>
         <w:t xml:space="preserve"> </w:t>
       </w:r>
-      <w:hyperlink r:id="rId36">
+      <w:hyperlink r:id="rId40">
         <w:r>
           <w:rPr>
             <w:rStyle w:val="Hyperlink"/>
@@ -925,8 +1013,8 @@
         <w:t xml:space="preserve">.</w:t>
       </w:r>
     </w:p>
-    <w:bookmarkEnd w:id="37"/>
-    <w:bookmarkStart w:id="39" w:name="ref-Bartholomew_et_al_2020"/>
+    <w:bookmarkEnd w:id="41"/>
+    <w:bookmarkStart w:id="43" w:name="ref-Bartholomew_et_al_2020"/>
     <w:p>
       <w:pPr>
         <w:pStyle w:val="Bibliography"/>
@@ -962,7 +1050,7 @@
       <w:r>
         <w:t xml:space="preserve"> </w:t>
       </w:r>
-      <w:hyperlink r:id="rId38">
+      <w:hyperlink r:id="rId42">
         <w:r>
           <w:rPr>
             <w:rStyle w:val="Hyperlink"/>
@@ -974,8 +1062,8 @@
         <w:t xml:space="preserve">.</w:t>
       </w:r>
     </w:p>
-    <w:bookmarkEnd w:id="39"/>
-    <w:bookmarkStart w:id="41" w:name="ref-Boonen_et_al_2020"/>
+    <w:bookmarkEnd w:id="43"/>
+    <w:bookmarkStart w:id="45" w:name="ref-Boonen_et_al_2020"/>
     <w:p>
       <w:pPr>
         <w:pStyle w:val="Bibliography"/>
@@ -1008,7 +1096,7 @@
       <w:r>
         <w:t xml:space="preserve"> </w:t>
       </w:r>
-      <w:hyperlink r:id="rId40">
+      <w:hyperlink r:id="rId44">
         <w:r>
           <w:rPr>
             <w:rStyle w:val="Hyperlink"/>
@@ -1020,8 +1108,8 @@
         <w:t xml:space="preserve">.</w:t>
       </w:r>
     </w:p>
-    <w:bookmarkEnd w:id="41"/>
-    <w:bookmarkStart w:id="43" w:name="ref-Bradley_et_al_1952"/>
+    <w:bookmarkEnd w:id="45"/>
+    <w:bookmarkStart w:id="47" w:name="ref-Bradley_et_al_1952"/>
     <w:p>
       <w:pPr>
         <w:pStyle w:val="Bibliography"/>
@@ -1054,7 +1142,7 @@
       <w:r>
         <w:t xml:space="preserve"> </w:t>
       </w:r>
-      <w:hyperlink r:id="rId42">
+      <w:hyperlink r:id="rId46">
         <w:r>
           <w:rPr>
             <w:rStyle w:val="Hyperlink"/>
@@ -1066,8 +1154,8 @@
         <w:t xml:space="preserve">.</w:t>
       </w:r>
     </w:p>
-    <w:bookmarkEnd w:id="43"/>
-    <w:bookmarkStart w:id="45" w:name="ref-Bramley_2015"/>
+    <w:bookmarkEnd w:id="47"/>
+    <w:bookmarkStart w:id="49" w:name="ref-Bramley_2015"/>
     <w:p>
       <w:pPr>
         <w:pStyle w:val="Bibliography"/>
@@ -1084,7 +1172,7 @@
       <w:r>
         <w:t xml:space="preserve"> </w:t>
       </w:r>
-      <w:hyperlink r:id="rId44">
+      <w:hyperlink r:id="rId48">
         <w:r>
           <w:rPr>
             <w:rStyle w:val="Hyperlink"/>
@@ -1096,8 +1184,8 @@
         <w:t xml:space="preserve">.</w:t>
       </w:r>
     </w:p>
-    <w:bookmarkEnd w:id="45"/>
-    <w:bookmarkStart w:id="47" w:name="ref-Bramley_et_al_2019"/>
+    <w:bookmarkEnd w:id="49"/>
+    <w:bookmarkStart w:id="51" w:name="ref-Bramley_et_al_2019"/>
     <w:p>
       <w:pPr>
         <w:pStyle w:val="Bibliography"/>
@@ -1130,7 +1218,7 @@
       <w:r>
         <w:t xml:space="preserve"> </w:t>
       </w:r>
-      <w:hyperlink r:id="rId46">
+      <w:hyperlink r:id="rId50">
         <w:r>
           <w:rPr>
             <w:rStyle w:val="Hyperlink"/>
@@ -1142,8 +1230,8 @@
         <w:t xml:space="preserve">.</w:t>
       </w:r>
     </w:p>
-    <w:bookmarkEnd w:id="47"/>
-    <w:bookmarkStart w:id="49" w:name="ref-Crompvoets_et_al_2022"/>
+    <w:bookmarkEnd w:id="51"/>
+    <w:bookmarkStart w:id="53" w:name="ref-Crompvoets_et_al_2022"/>
     <w:p>
       <w:pPr>
         <w:pStyle w:val="Bibliography"/>
@@ -1176,7 +1264,7 @@
       <w:r>
         <w:t xml:space="preserve"> </w:t>
       </w:r>
-      <w:hyperlink r:id="rId48">
+      <w:hyperlink r:id="rId52">
         <w:r>
           <w:rPr>
             <w:rStyle w:val="Hyperlink"/>
@@ -1188,8 +1276,8 @@
         <w:t xml:space="preserve">.</w:t>
       </w:r>
     </w:p>
-    <w:bookmarkEnd w:id="49"/>
-    <w:bookmarkStart w:id="51" w:name="ref-Gijsen_et_al_2021"/>
+    <w:bookmarkEnd w:id="53"/>
+    <w:bookmarkStart w:id="55" w:name="ref-Gijsen_et_al_2021"/>
     <w:p>
       <w:pPr>
         <w:pStyle w:val="Bibliography"/>
@@ -1222,7 +1310,7 @@
       <w:r>
         <w:t xml:space="preserve"> </w:t>
       </w:r>
-      <w:hyperlink r:id="rId50">
+      <w:hyperlink r:id="rId54">
         <w:r>
           <w:rPr>
             <w:rStyle w:val="Hyperlink"/>
@@ -1234,8 +1322,8 @@
         <w:t xml:space="preserve">.</w:t>
       </w:r>
     </w:p>
-    <w:bookmarkEnd w:id="51"/>
-    <w:bookmarkStart w:id="53" w:name="ref-Hitchcock_2023"/>
+    <w:bookmarkEnd w:id="55"/>
+    <w:bookmarkStart w:id="57" w:name="ref-Hitchcock_2023"/>
     <w:p>
       <w:pPr>
         <w:pStyle w:val="Bibliography"/>
@@ -1314,7 +1402,7 @@
       <w:r>
         <w:t xml:space="preserve"> </w:t>
       </w:r>
-      <w:hyperlink r:id="rId52">
+      <w:hyperlink r:id="rId56">
         <w:r>
           <w:rPr>
             <w:rStyle w:val="Hyperlink"/>
@@ -1326,8 +1414,8 @@
         <w:t xml:space="preserve">.</w:t>
       </w:r>
     </w:p>
-    <w:bookmarkEnd w:id="53"/>
-    <w:bookmarkStart w:id="54" w:name="ref-Lesterhuis_2018"/>
+    <w:bookmarkEnd w:id="57"/>
+    <w:bookmarkStart w:id="58" w:name="ref-Lesterhuis_2018"/>
     <w:p>
       <w:pPr>
         <w:pStyle w:val="Bibliography"/>
@@ -1348,8 +1436,8 @@
         <w:t xml:space="preserve">PhD thesis, University of Antwerp.</w:t>
       </w:r>
     </w:p>
-    <w:bookmarkEnd w:id="54"/>
-    <w:bookmarkStart w:id="56" w:name="ref-Luce_1959"/>
+    <w:bookmarkEnd w:id="58"/>
+    <w:bookmarkStart w:id="60" w:name="ref-Luce_1959"/>
     <w:p>
       <w:pPr>
         <w:pStyle w:val="Bibliography"/>
@@ -1382,7 +1470,7 @@
       <w:r>
         <w:t xml:space="preserve"> </w:t>
       </w:r>
-      <w:hyperlink r:id="rId55">
+      <w:hyperlink r:id="rId59">
         <w:r>
           <w:rPr>
             <w:rStyle w:val="Hyperlink"/>
@@ -1394,8 +1482,8 @@
         <w:t xml:space="preserve">.</w:t>
       </w:r>
     </w:p>
-    <w:bookmarkEnd w:id="56"/>
-    <w:bookmarkStart w:id="58" w:name="ref-Marshall_et_al_2020"/>
+    <w:bookmarkEnd w:id="60"/>
+    <w:bookmarkStart w:id="62" w:name="ref-Marshall_et_al_2020"/>
     <w:p>
       <w:pPr>
         <w:pStyle w:val="Bibliography"/>
@@ -1428,7 +1516,7 @@
       <w:r>
         <w:t xml:space="preserve"> </w:t>
       </w:r>
-      <w:hyperlink r:id="rId57">
+      <w:hyperlink r:id="rId61">
         <w:r>
           <w:rPr>
             <w:rStyle w:val="Hyperlink"/>
@@ -1440,13 +1528,43 @@
         <w:t xml:space="preserve">.</w:t>
       </w:r>
     </w:p>
-    <w:bookmarkEnd w:id="58"/>
-    <w:bookmarkStart w:id="60" w:name="ref-Placket_1975"/>
+    <w:bookmarkEnd w:id="62"/>
+    <w:bookmarkStart w:id="64" w:name="ref-Neal_2020"/>
     <w:p>
       <w:pPr>
         <w:pStyle w:val="Bibliography"/>
       </w:pPr>
       <w:r>
+        <w:t xml:space="preserve">Neal, B. 2020.</w:t>
+      </w:r>
+      <w:r>
+        <w:t xml:space="preserve"> </w:t>
+      </w:r>
+      <w:r>
+        <w:t xml:space="preserve">“Introduction to Causal Inference from a Machine Learning Perspective.”</w:t>
+      </w:r>
+      <w:r>
+        <w:t xml:space="preserve"> </w:t>
+      </w:r>
+      <w:hyperlink r:id="rId63">
+        <w:r>
+          <w:rPr>
+            <w:rStyle w:val="Hyperlink"/>
+          </w:rPr>
+          <w:t xml:space="preserve">\url{https://www.bradyneal.com/Introduction_to_Causal_Inference-Dec17_2020-Neal.pdf}</w:t>
+        </w:r>
+      </w:hyperlink>
+      <w:r>
+        <w:t xml:space="preserve">.</w:t>
+      </w:r>
+    </w:p>
+    <w:bookmarkEnd w:id="64"/>
+    <w:bookmarkStart w:id="66" w:name="ref-Placket_1975"/>
+    <w:p>
+      <w:pPr>
+        <w:pStyle w:val="Bibliography"/>
+      </w:pPr>
+      <w:r>
         <w:t xml:space="preserve">Plackett, R. 1975.</w:t>
       </w:r>
       <w:r>
@@ -1474,7 +1592,7 @@
       <w:r>
         <w:t xml:space="preserve"> </w:t>
       </w:r>
-      <w:hyperlink r:id="rId59">
+      <w:hyperlink r:id="rId65">
         <w:r>
           <w:rPr>
             <w:rStyle w:val="Hyperlink"/>
@@ -1486,8 +1604,8 @@
         <w:t xml:space="preserve">.</w:t>
       </w:r>
     </w:p>
-    <w:bookmarkEnd w:id="60"/>
-    <w:bookmarkStart w:id="62" w:name="ref-Pollitt_2012a"/>
+    <w:bookmarkEnd w:id="66"/>
+    <w:bookmarkStart w:id="68" w:name="ref-Pollitt_2012a"/>
     <w:p>
       <w:pPr>
         <w:pStyle w:val="Bibliography"/>
@@ -1520,7 +1638,7 @@
       <w:r>
         <w:t xml:space="preserve"> </w:t>
       </w:r>
-      <w:hyperlink r:id="rId61">
+      <w:hyperlink r:id="rId67">
         <w:r>
           <w:rPr>
             <w:rStyle w:val="Hyperlink"/>
@@ -1532,8 +1650,8 @@
         <w:t xml:space="preserve">.</w:t>
       </w:r>
     </w:p>
-    <w:bookmarkEnd w:id="62"/>
-    <w:bookmarkStart w:id="64" w:name="ref-Pollitt_2012b"/>
+    <w:bookmarkEnd w:id="68"/>
+    <w:bookmarkStart w:id="70" w:name="ref-Pollitt_2012b"/>
     <w:p>
       <w:pPr>
         <w:pStyle w:val="Bibliography"/>
@@ -1566,7 +1684,7 @@
       <w:r>
         <w:t xml:space="preserve"> </w:t>
       </w:r>
-      <w:hyperlink r:id="rId63">
+      <w:hyperlink r:id="rId69">
         <w:r>
           <w:rPr>
             <w:rStyle w:val="Hyperlink"/>
@@ -1578,8 +1696,8 @@
         <w:t xml:space="preserve">.</w:t>
       </w:r>
     </w:p>
-    <w:bookmarkEnd w:id="64"/>
-    <w:bookmarkStart w:id="66" w:name="ref-Thurstone_1927"/>
+    <w:bookmarkEnd w:id="70"/>
+    <w:bookmarkStart w:id="72" w:name="ref-Thurstone_1927"/>
     <w:p>
       <w:pPr>
         <w:pStyle w:val="Bibliography"/>
@@ -1612,7 +1730,7 @@
       <w:r>
         <w:t xml:space="preserve"> </w:t>
       </w:r>
-      <w:hyperlink r:id="rId65">
+      <w:hyperlink r:id="rId71">
         <w:r>
           <w:rPr>
             <w:rStyle w:val="Hyperlink"/>
@@ -1624,8 +1742,8 @@
         <w:t xml:space="preserve">.</w:t>
       </w:r>
     </w:p>
-    <w:bookmarkEnd w:id="66"/>
-    <w:bookmarkStart w:id="68" w:name="ref-Tutz_1986"/>
+    <w:bookmarkEnd w:id="72"/>
+    <w:bookmarkStart w:id="74" w:name="ref-Tutz_1986"/>
     <w:p>
       <w:pPr>
         <w:pStyle w:val="Bibliography"/>
@@ -1658,7 +1776,7 @@
       <w:r>
         <w:t xml:space="preserve"> </w:t>
       </w:r>
-      <w:hyperlink r:id="rId67">
+      <w:hyperlink r:id="rId73">
         <w:r>
           <w:rPr>
             <w:rStyle w:val="Hyperlink"/>
@@ -1670,8 +1788,8 @@
         <w:t xml:space="preserve">.</w:t>
       </w:r>
     </w:p>
-    <w:bookmarkEnd w:id="68"/>
-    <w:bookmarkStart w:id="69" w:name="ref-vanDaal_2020"/>
+    <w:bookmarkEnd w:id="74"/>
+    <w:bookmarkStart w:id="75" w:name="ref-vanDaal_2020"/>
     <w:p>
       <w:pPr>
         <w:pStyle w:val="Bibliography"/>
@@ -1692,8 +1810,8 @@
         <w:t xml:space="preserve">PhD thesis, University of Antwerp.</w:t>
       </w:r>
     </w:p>
-    <w:bookmarkEnd w:id="69"/>
-    <w:bookmarkStart w:id="71" w:name="ref-vanDaal_et_al_2016"/>
+    <w:bookmarkEnd w:id="75"/>
+    <w:bookmarkStart w:id="77" w:name="ref-vanDaal_et_al_2016"/>
     <w:p>
       <w:pPr>
         <w:pStyle w:val="Bibliography"/>
@@ -1726,7 +1844,7 @@
       <w:r>
         <w:t xml:space="preserve"> </w:t>
       </w:r>
-      <w:hyperlink r:id="rId70">
+      <w:hyperlink r:id="rId76">
         <w:r>
           <w:rPr>
             <w:rStyle w:val="Hyperlink"/>
@@ -1738,8 +1856,8 @@
         <w:t xml:space="preserve">.</w:t>
       </w:r>
     </w:p>
-    <w:bookmarkEnd w:id="71"/>
-    <w:bookmarkStart w:id="73" w:name="ref-vanDaal_et_al_2017"/>
+    <w:bookmarkEnd w:id="77"/>
+    <w:bookmarkStart w:id="79" w:name="ref-vanDaal_et_al_2017"/>
     <w:p>
       <w:pPr>
         <w:pStyle w:val="Bibliography"/>
@@ -1772,7 +1890,7 @@
       <w:r>
         <w:t xml:space="preserve"> </w:t>
       </w:r>
-      <w:hyperlink r:id="rId72">
+      <w:hyperlink r:id="rId78">
         <w:r>
           <w:rPr>
             <w:rStyle w:val="Hyperlink"/>
@@ -1784,8 +1902,8 @@
         <w:t xml:space="preserve">.</w:t>
       </w:r>
     </w:p>
-    <w:bookmarkEnd w:id="73"/>
-    <w:bookmarkStart w:id="75" w:name="ref-Verhavert_et_al_2019"/>
+    <w:bookmarkEnd w:id="79"/>
+    <w:bookmarkStart w:id="81" w:name="ref-Verhavert_et_al_2019"/>
     <w:p>
       <w:pPr>
         <w:pStyle w:val="Bibliography"/>
@@ -1818,7 +1936,7 @@
       <w:r>
         <w:t xml:space="preserve"> </w:t>
       </w:r>
-      <w:hyperlink r:id="rId74">
+      <w:hyperlink r:id="rId80">
         <w:r>
           <w:rPr>
             <w:rStyle w:val="Hyperlink"/>
@@ -1830,9 +1948,9 @@
         <w:t xml:space="preserve">.</w:t>
       </w:r>
     </w:p>
-    <w:bookmarkEnd w:id="75"/>
-    <w:bookmarkEnd w:id="76"/>
-    <w:bookmarkEnd w:id="77"/>
+    <w:bookmarkEnd w:id="81"/>
+    <w:bookmarkEnd w:id="82"/>
+    <w:bookmarkEnd w:id="83"/>
     <w:sectPr/>
   </w:body>
 </w:document>

--- a/index.docx
+++ b/index.docx
@@ -644,7 +644,7 @@
       </w:r>
     </w:p>
     <w:bookmarkEnd w:id="20"/>
-    <w:bookmarkStart w:id="28" w:name="sec-TheoreticalFramework"/>
+    <w:bookmarkStart w:id="33" w:name="sec-TheoreticalFramework"/>
     <w:p>
       <w:pPr>
         <w:pStyle w:val="Heading2"/>
@@ -658,19 +658,8 @@
         <w:pStyle w:val="FirstParagraph"/>
       </w:pPr>
       <w:r>
-        <w:t xml:space="preserve">To evaluate the reliability of the DCJ method, the study first need to define specific terminology.</w:t>
-      </w:r>
-      <w:r>
-        <w:t xml:space="preserve"> </w:t>
-      </w:r>
-      <w:hyperlink w:anchor="fig-IEflowchart">
-        <w:r>
-          <w:rPr>
-            <w:rStyle w:val="Hyperlink"/>
-          </w:rPr>
-          <w:t xml:space="preserve">Figure 1</w:t>
-        </w:r>
-      </w:hyperlink>
+        <w:t xml:space="preserve">To evaluate the reliability of the DCJ method, this study first define specific terminology.</w:t>
+      </w:r>
     </w:p>
     <w:tbl>
       <w:tblPr>
@@ -695,14 +684,14 @@
             <w:r>
               <w:drawing>
                 <wp:inline>
-                  <wp:extent cx="2667000" cy="1758134"/>
+                  <wp:extent cx="2448628" cy="1724472"/>
                   <wp:effectExtent b="0" l="0" r="0" t="0"/>
                   <wp:docPr descr="" title="" id="22" name="Picture"/>
                   <a:graphic>
                     <a:graphicData uri="http://schemas.openxmlformats.org/drawingml/2006/picture">
                       <pic:pic>
                         <pic:nvPicPr>
-                          <pic:cNvPr descr="notebooks/graphviz_figures_files/figure-ipynb/dot-figure-1.png" id="23" name="Picture"/>
+                          <pic:cNvPr descr="images/tex/IEflowchart.png" id="23" name="Picture"/>
                           <pic:cNvPicPr>
                             <a:picLocks noChangeArrowheads="1" noChangeAspect="1"/>
                           </pic:cNvPicPr>
@@ -716,7 +705,7 @@
                         <pic:spPr bwMode="auto">
                           <a:xfrm>
                             <a:off x="0" y="0"/>
-                            <a:ext cx="2667000" cy="1758134"/>
+                            <a:ext cx="2448628" cy="1724472"/>
                           </a:xfrm>
                           <a:prstGeom prst="rect">
                             <a:avLst/>
@@ -768,7 +757,7 @@
       </w:r>
     </w:p>
     <w:bookmarkEnd w:id="25"/>
-    <w:bookmarkStart w:id="26" w:name="sec-SciMod"/>
+    <w:bookmarkStart w:id="31" w:name="sec-SciMod"/>
     <w:p>
       <w:pPr>
         <w:pStyle w:val="Heading3"/>
@@ -810,8 +799,785 @@
         <w:t xml:space="preserve">.</w:t>
       </w:r>
     </w:p>
-    <w:bookmarkEnd w:id="26"/>
-    <w:bookmarkStart w:id="27" w:name="sec-Sci2StatMod"/>
+    <w:p>
+      <w:pPr>
+        <w:pStyle w:val="BodyText"/>
+      </w:pPr>
+      <w:r>
+        <w:t xml:space="preserve">To aid in the translation and visualization of the assumption underlying the DCJ procedure, Directed Acyclic Graphs (DAG) and Structural Causal Models (SCM)</w:t>
+      </w:r>
+      <w:r>
+        <w:t xml:space="preserve"> </w:t>
+      </w:r>
+      <w:r>
+        <w:t xml:space="preserve">(Pearl 2009; Pearl, Glymour, and Jewell 2016; Cinelli, Forney, and Pearl 2022)</w:t>
+      </w:r>
+      <w:r>
+        <w:t xml:space="preserve"> </w:t>
+      </w:r>
+      <w:r>
+        <w:t xml:space="preserve">are employed. DAG are</w:t>
+      </w:r>
+      <w:r>
+        <w:t xml:space="preserve"> </w:t>
+      </w:r>
+      <w:r>
+        <w:t xml:space="preserve">(…)</w:t>
+      </w:r>
+      <w:r>
+        <w:t xml:space="preserve">. While SCM are</w:t>
+      </w:r>
+      <w:r>
+        <w:t xml:space="preserve"> </w:t>
+      </w:r>
+      <w:r>
+        <w:t xml:space="preserve">(…)</w:t>
+      </w:r>
+      <w:r>
+        <w:t xml:space="preserve">.</w:t>
+      </w:r>
+    </w:p>
+    <w:tbl>
+      <w:tblPr>
+        <w:tblStyle w:val="Table"/>
+        <w:tblW w:type="pct" w:w="5000"/>
+        <w:jc w:val="left"/>
+        <w:tblLayout w:type="fixed"/>
+        <w:tblLook w:firstRow="0" w:lastRow="0" w:firstColumn="0" w:lastColumn="0" w:noHBand="0" w:noVBand="0" w:val="0000"/>
+      </w:tblPr>
+      <w:tblGrid>
+        <w:gridCol w:w="7920"/>
+      </w:tblGrid>
+      <w:tr>
+        <w:tc>
+          <w:tcPr/>
+          <w:bookmarkStart w:id="29" w:name="fig-IEflowchart"/>
+          <w:p>
+            <w:pPr>
+              <w:pStyle w:val="Compact"/>
+              <w:jc w:val="center"/>
+            </w:pPr>
+            <w:r>
+              <w:drawing>
+                <wp:inline>
+                  <wp:extent cx="2595914" cy="1742883"/>
+                  <wp:effectExtent b="0" l="0" r="0" t="0"/>
+                  <wp:docPr descr="" title="" id="27" name="Picture"/>
+                  <a:graphic>
+                    <a:graphicData uri="http://schemas.openxmlformats.org/drawingml/2006/picture">
+                      <pic:pic>
+                        <pic:nvPicPr>
+                          <pic:cNvPr descr="images/tex/SciMod.png" id="28" name="Picture"/>
+                          <pic:cNvPicPr>
+                            <a:picLocks noChangeArrowheads="1" noChangeAspect="1"/>
+                          </pic:cNvPicPr>
+                        </pic:nvPicPr>
+                        <pic:blipFill>
+                          <a:blip r:embed="rId26"/>
+                          <a:stretch>
+                            <a:fillRect/>
+                          </a:stretch>
+                        </pic:blipFill>
+                        <pic:spPr bwMode="auto">
+                          <a:xfrm>
+                            <a:off x="0" y="0"/>
+                            <a:ext cx="2595914" cy="1742883"/>
+                          </a:xfrm>
+                          <a:prstGeom prst="rect">
+                            <a:avLst/>
+                          </a:prstGeom>
+                          <a:noFill/>
+                          <a:ln w="9525">
+                            <a:noFill/>
+                            <a:headEnd/>
+                            <a:tailEnd/>
+                          </a:ln>
+                        </pic:spPr>
+                      </pic:pic>
+                    </a:graphicData>
+                  </a:graphic>
+                </wp:inline>
+              </w:drawing>
+            </w:r>
+          </w:p>
+          <w:p>
+            <w:pPr>
+              <w:jc w:val="center"/>
+            </w:pPr>
+            <w:pPr>
+              <w:jc w:val="start"/>
+              <w:spacing w:before="200"/>
+              <w:pStyle w:val="ImageCaption"/>
+            </w:pPr>
+            <w:r>
+              <w:t xml:space="preserve">Figure 2: Scientific model for the DCJ method</w:t>
+            </w:r>
+          </w:p>
+          <w:bookmarkEnd w:id="29"/>
+        </w:tc>
+      </w:tr>
+    </w:tbl>
+    <w:p>
+      <w:pPr>
+        <w:pStyle w:val="BodyText"/>
+      </w:pPr>
+      <w:r>
+        <w:t xml:space="preserve">where</w:t>
+      </w:r>
+      <w:r>
+        <w:t xml:space="preserve"> </w:t>
+      </w:r>
+      <m:oMath>
+        <m:sSub>
+          <m:e>
+            <m:r>
+              <m:t>X</m:t>
+            </m:r>
+          </m:e>
+          <m:sub>
+            <m:r>
+              <m:t>i</m:t>
+            </m:r>
+          </m:sub>
+        </m:sSub>
+      </m:oMath>
+      <w:r>
+        <w:t xml:space="preserve"> </w:t>
+      </w:r>
+      <w:r>
+        <w:t xml:space="preserve">describe the background variables for the units (</w:t>
+      </w:r>
+      <m:oMath>
+        <m:r>
+          <m:t>i</m:t>
+        </m:r>
+        <m:r>
+          <m:rPr>
+            <m:sty m:val="p"/>
+          </m:rPr>
+          <m:t>=</m:t>
+        </m:r>
+        <m:r>
+          <m:t>1</m:t>
+        </m:r>
+        <m:r>
+          <m:rPr>
+            <m:sty m:val="p"/>
+          </m:rPr>
+          <m:t>,</m:t>
+        </m:r>
+        <m:r>
+          <m:rPr>
+            <m:sty m:val="p"/>
+          </m:rPr>
+          <m:t>…</m:t>
+        </m:r>
+        <m:r>
+          <m:rPr>
+            <m:sty m:val="p"/>
+          </m:rPr>
+          <m:t>,</m:t>
+        </m:r>
+        <m:r>
+          <m:t>j</m:t>
+        </m:r>
+        <m:r>
+          <m:rPr>
+            <m:sty m:val="p"/>
+          </m:rPr>
+          <m:t>,</m:t>
+        </m:r>
+        <m:r>
+          <m:rPr>
+            <m:sty m:val="p"/>
+          </m:rPr>
+          <m:t>…</m:t>
+        </m:r>
+        <m:r>
+          <m:rPr>
+            <m:sty m:val="p"/>
+          </m:rPr>
+          <m:t>,</m:t>
+        </m:r>
+        <m:r>
+          <m:t>N</m:t>
+        </m:r>
+      </m:oMath>
+      <w:r>
+        <w:t xml:space="preserve">),</w:t>
+      </w:r>
+      <w:r>
+        <w:t xml:space="preserve"> </w:t>
+      </w:r>
+      <m:oMath>
+        <m:sSub>
+          <m:e>
+            <m:r>
+              <m:t>Z</m:t>
+            </m:r>
+          </m:e>
+          <m:sub>
+            <m:r>
+              <m:t>k</m:t>
+            </m:r>
+          </m:sub>
+        </m:sSub>
+      </m:oMath>
+      <w:r>
+        <w:t xml:space="preserve"> </w:t>
+      </w:r>
+      <w:r>
+        <w:t xml:space="preserve">background variables for the judges (</w:t>
+      </w:r>
+      <m:oMath>
+        <m:r>
+          <m:t>k</m:t>
+        </m:r>
+        <m:r>
+          <m:rPr>
+            <m:sty m:val="p"/>
+          </m:rPr>
+          <m:t>=</m:t>
+        </m:r>
+        <m:r>
+          <m:t>1</m:t>
+        </m:r>
+        <m:r>
+          <m:rPr>
+            <m:sty m:val="p"/>
+          </m:rPr>
+          <m:t>,</m:t>
+        </m:r>
+        <m:r>
+          <m:rPr>
+            <m:sty m:val="p"/>
+          </m:rPr>
+          <m:t>…</m:t>
+        </m:r>
+        <m:r>
+          <m:rPr>
+            <m:sty m:val="p"/>
+          </m:rPr>
+          <m:t>,</m:t>
+        </m:r>
+        <m:r>
+          <m:t>K</m:t>
+        </m:r>
+      </m:oMath>
+      <w:r>
+        <w:t xml:space="preserve">), and</w:t>
+      </w:r>
+      <w:r>
+        <w:t xml:space="preserve"> </w:t>
+      </w:r>
+      <m:oMath>
+        <m:sSub>
+          <m:e>
+            <m:r>
+              <m:t>Y</m:t>
+            </m:r>
+          </m:e>
+          <m:sub>
+            <m:r>
+              <m:t>r</m:t>
+            </m:r>
+          </m:sub>
+        </m:sSub>
+      </m:oMath>
+      <w:r>
+        <w:t xml:space="preserve"> </w:t>
+      </w:r>
+      <w:r>
+        <w:t xml:space="preserve">the background variables for the sub-units (</w:t>
+      </w:r>
+      <m:oMath>
+        <m:sSub>
+          <m:e>
+            <m:r>
+              <m:t>r</m:t>
+            </m:r>
+          </m:e>
+          <m:sub>
+            <m:r>
+              <m:t>i</m:t>
+            </m:r>
+          </m:sub>
+        </m:sSub>
+        <m:r>
+          <m:rPr>
+            <m:sty m:val="p"/>
+          </m:rPr>
+          <m:t>=</m:t>
+        </m:r>
+        <m:r>
+          <m:t>1</m:t>
+        </m:r>
+        <m:r>
+          <m:rPr>
+            <m:sty m:val="p"/>
+          </m:rPr>
+          <m:t>,</m:t>
+        </m:r>
+        <m:r>
+          <m:rPr>
+            <m:sty m:val="p"/>
+          </m:rPr>
+          <m:t>…</m:t>
+        </m:r>
+        <m:r>
+          <m:rPr>
+            <m:sty m:val="p"/>
+          </m:rPr>
+          <m:t>,</m:t>
+        </m:r>
+        <m:sSub>
+          <m:e>
+            <m:r>
+              <m:t>R</m:t>
+            </m:r>
+          </m:e>
+          <m:sub>
+            <m:r>
+              <m:t>i</m:t>
+            </m:r>
+          </m:sub>
+        </m:sSub>
+      </m:oMath>
+      <w:r>
+        <w:t xml:space="preserve">). Furthermore,</w:t>
+      </w:r>
+      <w:r>
+        <w:t xml:space="preserve"> </w:t>
+      </w:r>
+      <m:oMath>
+        <m:sSub>
+          <m:e>
+            <m:r>
+              <m:t>θ</m:t>
+            </m:r>
+          </m:e>
+          <m:sub>
+            <m:r>
+              <m:t>i</m:t>
+            </m:r>
+          </m:sub>
+        </m:sSub>
+      </m:oMath>
+      <w:r>
+        <w:t xml:space="preserve"> </w:t>
+      </w:r>
+      <w:r>
+        <w:t xml:space="preserve">denotes the trait of unit</w:t>
+      </w:r>
+      <w:r>
+        <w:t xml:space="preserve"> </w:t>
+      </w:r>
+      <m:oMath>
+        <m:r>
+          <m:t>i</m:t>
+        </m:r>
+      </m:oMath>
+      <w:r>
+        <w:t xml:space="preserve">,</w:t>
+      </w:r>
+      <w:r>
+        <w:t xml:space="preserve"> </w:t>
+      </w:r>
+      <m:oMath>
+        <m:sSub>
+          <m:e>
+            <m:r>
+              <m:t>γ</m:t>
+            </m:r>
+          </m:e>
+          <m:sub>
+            <m:r>
+              <m:t>k</m:t>
+            </m:r>
+          </m:sub>
+        </m:sSub>
+      </m:oMath>
+      <w:r>
+        <w:t xml:space="preserve"> </w:t>
+      </w:r>
+      <w:r>
+        <w:t xml:space="preserve">the judges’</w:t>
+      </w:r>
+      <w:r>
+        <w:t xml:space="preserve"> </w:t>
+      </w:r>
+      <w:r>
+        <w:rPr>
+          <w:i/>
+          <w:iCs/>
+        </w:rPr>
+        <w:t xml:space="preserve">discrimination</w:t>
+      </w:r>
+      <w:r>
+        <w:t xml:space="preserve"> </w:t>
+      </w:r>
+      <w:r>
+        <w:t xml:space="preserve">ability,</w:t>
+      </w:r>
+      <w:r>
+        <w:t xml:space="preserve"> </w:t>
+      </w:r>
+      <m:oMath>
+        <m:sSub>
+          <m:e>
+            <m:r>
+              <m:t>θ</m:t>
+            </m:r>
+          </m:e>
+          <m:sub>
+            <m:r>
+              <m:t>i</m:t>
+            </m:r>
+            <m:sSub>
+              <m:e>
+                <m:r>
+                  <m:t>r</m:t>
+                </m:r>
+              </m:e>
+              <m:sub>
+                <m:r>
+                  <m:t>i</m:t>
+                </m:r>
+              </m:sub>
+            </m:sSub>
+          </m:sub>
+        </m:sSub>
+      </m:oMath>
+      <w:r>
+        <w:t xml:space="preserve"> </w:t>
+      </w:r>
+      <w:r>
+        <w:t xml:space="preserve">the trait of sub-unit</w:t>
+      </w:r>
+      <w:r>
+        <w:t xml:space="preserve"> </w:t>
+      </w:r>
+      <m:oMath>
+        <m:sSub>
+          <m:e>
+            <m:r>
+              <m:t>r</m:t>
+            </m:r>
+          </m:e>
+          <m:sub>
+            <m:r>
+              <m:t>i</m:t>
+            </m:r>
+          </m:sub>
+        </m:sSub>
+      </m:oMath>
+      <w:r>
+        <w:t xml:space="preserve"> </w:t>
+      </w:r>
+      <w:r>
+        <w:t xml:space="preserve">from unit</w:t>
+      </w:r>
+      <w:r>
+        <w:t xml:space="preserve"> </w:t>
+      </w:r>
+      <m:oMath>
+        <m:r>
+          <m:t>i</m:t>
+        </m:r>
+      </m:oMath>
+      <w:r>
+        <w:t xml:space="preserve">,</w:t>
+      </w:r>
+      <w:r>
+        <w:t xml:space="preserve"> </w:t>
+      </w:r>
+      <m:oMath>
+        <m:sSub>
+          <m:e>
+            <m:r>
+              <m:t>δ</m:t>
+            </m:r>
+          </m:e>
+          <m:sub>
+            <m:r>
+              <m:t>k</m:t>
+            </m:r>
+            <m:r>
+              <m:t>i</m:t>
+            </m:r>
+            <m:r>
+              <m:t>j</m:t>
+            </m:r>
+            <m:sSub>
+              <m:e>
+                <m:r>
+                  <m:t>r</m:t>
+                </m:r>
+              </m:e>
+              <m:sub>
+                <m:r>
+                  <m:t>i</m:t>
+                </m:r>
+                <m:r>
+                  <m:t>j</m:t>
+                </m:r>
+              </m:sub>
+            </m:sSub>
+          </m:sub>
+        </m:sSub>
+      </m:oMath>
+      <w:r>
+        <w:t xml:space="preserve"> </w:t>
+      </w:r>
+      <w:r>
+        <w:t xml:space="preserve">the judge</w:t>
+      </w:r>
+      <w:r>
+        <w:t xml:space="preserve"> </w:t>
+      </w:r>
+      <m:oMath>
+        <m:r>
+          <m:t>k</m:t>
+        </m:r>
+      </m:oMath>
+      <w:r>
+        <w:t xml:space="preserve"> </w:t>
+      </w:r>
+      <w:r>
+        <w:t xml:space="preserve">perception of trait differences between objects</w:t>
+      </w:r>
+      <w:r>
+        <w:t xml:space="preserve"> </w:t>
+      </w:r>
+      <m:oMath>
+        <m:sSub>
+          <m:e>
+            <m:r>
+              <m:t>r</m:t>
+            </m:r>
+          </m:e>
+          <m:sub>
+            <m:r>
+              <m:t>i</m:t>
+            </m:r>
+          </m:sub>
+        </m:sSub>
+      </m:oMath>
+      <w:r>
+        <w:t xml:space="preserve"> </w:t>
+      </w:r>
+      <w:r>
+        <w:t xml:space="preserve">and</w:t>
+      </w:r>
+      <w:r>
+        <w:t xml:space="preserve"> </w:t>
+      </w:r>
+      <m:oMath>
+        <m:sSub>
+          <m:e>
+            <m:r>
+              <m:t>r</m:t>
+            </m:r>
+          </m:e>
+          <m:sub>
+            <m:r>
+              <m:t>j</m:t>
+            </m:r>
+          </m:sub>
+        </m:sSub>
+      </m:oMath>
+      <w:r>
+        <w:t xml:space="preserve">, from subjects</w:t>
+      </w:r>
+      <w:r>
+        <w:t xml:space="preserve"> </w:t>
+      </w:r>
+      <m:oMath>
+        <m:r>
+          <m:t>i</m:t>
+        </m:r>
+      </m:oMath>
+      <w:r>
+        <w:t xml:space="preserve"> </w:t>
+      </w:r>
+      <w:r>
+        <w:t xml:space="preserve">and</w:t>
+      </w:r>
+      <w:r>
+        <w:t xml:space="preserve"> </w:t>
+      </w:r>
+      <m:oMath>
+        <m:r>
+          <m:t>j</m:t>
+        </m:r>
+      </m:oMath>
+      <w:r>
+        <w:t xml:space="preserve">, respectively. Additionally,</w:t>
+      </w:r>
+      <w:r>
+        <w:t xml:space="preserve"> </w:t>
+      </w:r>
+      <m:oMath>
+        <m:sSub>
+          <m:e>
+            <m:r>
+              <m:t>e</m:t>
+            </m:r>
+          </m:e>
+          <m:sub>
+            <m:r>
+              <m:t>k</m:t>
+            </m:r>
+          </m:sub>
+        </m:sSub>
+      </m:oMath>
+      <w:r>
+        <w:t xml:space="preserve">,</w:t>
+      </w:r>
+      <w:r>
+        <w:t xml:space="preserve"> </w:t>
+      </w:r>
+      <m:oMath>
+        <m:sSub>
+          <m:e>
+            <m:r>
+              <m:t>e</m:t>
+            </m:r>
+          </m:e>
+          <m:sub>
+            <m:r>
+              <m:t>i</m:t>
+            </m:r>
+          </m:sub>
+        </m:sSub>
+      </m:oMath>
+      <w:r>
+        <w:t xml:space="preserve">, and</w:t>
+      </w:r>
+      <w:r>
+        <w:t xml:space="preserve"> </w:t>
+      </w:r>
+      <m:oMath>
+        <m:sSub>
+          <m:e>
+            <m:r>
+              <m:t>e</m:t>
+            </m:r>
+          </m:e>
+          <m:sub>
+            <m:sSub>
+              <m:e>
+                <m:r>
+                  <m:t>r</m:t>
+                </m:r>
+              </m:e>
+              <m:sub>
+                <m:r>
+                  <m:t>i</m:t>
+                </m:r>
+              </m:sub>
+            </m:sSub>
+          </m:sub>
+        </m:sSub>
+      </m:oMath>
+      <w:r>
+        <w:t xml:space="preserve"> </w:t>
+      </w:r>
+      <w:r>
+        <w:t xml:space="preserve">are the judges, units and sub-units idiosyncratic deviations. Lastly,</w:t>
+      </w:r>
+      <w:r>
+        <w:t xml:space="preserve"> </w:t>
+      </w:r>
+      <m:oMath>
+        <m:sSub>
+          <m:e>
+            <m:r>
+              <m:t>O</m:t>
+            </m:r>
+          </m:e>
+          <m:sub>
+            <m:r>
+              <m:t>k</m:t>
+            </m:r>
+            <m:r>
+              <m:t>i</m:t>
+            </m:r>
+            <m:r>
+              <m:t>j</m:t>
+            </m:r>
+            <m:sSub>
+              <m:e>
+                <m:r>
+                  <m:t>r</m:t>
+                </m:r>
+              </m:e>
+              <m:sub>
+                <m:r>
+                  <m:t>i</m:t>
+                </m:r>
+                <m:r>
+                  <m:t>j</m:t>
+                </m:r>
+              </m:sub>
+            </m:sSub>
+          </m:sub>
+        </m:sSub>
+      </m:oMath>
+      <w:r>
+        <w:t xml:space="preserve"> </w:t>
+      </w:r>
+      <w:r>
+        <w:t xml:space="preserve">describes the dichotomous</w:t>
+      </w:r>
+      <w:r>
+        <w:t xml:space="preserve"> </w:t>
+      </w:r>
+      <w:r>
+        <w:rPr>
+          <w:i/>
+          <w:iCs/>
+        </w:rPr>
+        <w:t xml:space="preserve">observed</w:t>
+      </w:r>
+      <w:r>
+        <w:t xml:space="preserve"> </w:t>
+      </w:r>
+      <w:r>
+        <w:t xml:space="preserve">outcome.</w:t>
+      </w:r>
+    </w:p>
+    <w:p>
+      <w:pPr>
+        <w:pStyle w:val="BodyText"/>
+      </w:pPr>
+      <w:r>
+        <w:t xml:space="preserve">Following what it is stated by the DAG, we can transform it into an SCM, in the following way</w:t>
+      </w:r>
+    </w:p>
+    <w:p>
+      <w:pPr>
+        <w:pStyle w:val="BodyText"/>
+      </w:pPr>
+      <w:bookmarkStart w:id="30" w:name="eq-StructuralModel"/>
+      <w:r>
+        <w:t xml:space="preserve">$$
+\begin{aligned}
+  O_{kijr_{ij}} := &amp; \; f_{O}( \delta_{kijr_{ij}} ) \\
+  \delta_{kijr_{ij}} := &amp; \; f_{D}( \gamma_{k}, \theta_{ir_{i}} ) \\
+  \gamma_{k} := &amp; \; f_{G}( Z_{k}, e_{k} ) \\
+  \theta_{ir_{i}} := &amp; \; f_{R}( \theta_{i}, Y_{r}, e_{r_{i}} ) \\
+  \theta_{i} := &amp; \; f_{T}( X_{i}, e_{i} ) \\
+  &amp; \; e_{k} \perp\kern-5pt\perp e_{i} \\
+  &amp; \; e_{k} \perp\kern-5pt\perp e_{r_{i}} \\
+  &amp; \; e_{i} \perp\kern-5pt\perp e_{r_{i}}
+\end{aligned}
+ \qquad(1)$$</w:t>
+      </w:r>
+      <w:bookmarkEnd w:id="30"/>
+    </w:p>
+    <w:bookmarkEnd w:id="31"/>
+    <w:bookmarkStart w:id="32" w:name="sec-Sci2StatMod"/>
     <w:p>
       <w:pPr>
         <w:pStyle w:val="Heading3"/>
@@ -820,9 +1586,23 @@
         <w:t xml:space="preserve">From the scientific to the Bradley-Terry-Luce model</w:t>
       </w:r>
     </w:p>
-    <w:bookmarkEnd w:id="27"/>
-    <w:bookmarkEnd w:id="28"/>
-    <w:bookmarkStart w:id="30" w:name="sec-methods"/>
+    <w:p>
+      <w:pPr>
+        <w:pStyle w:val="FirstParagraph"/>
+      </w:pPr>
+      <w:r>
+        <w:t xml:space="preserve">Bayesian Bradley-Terry-Luce model (BTL)</w:t>
+      </w:r>
+      <w:r>
+        <w:t xml:space="preserve"> </w:t>
+      </w:r>
+      <w:r>
+        <w:t xml:space="preserve">Turner and Firth (2012)</w:t>
+      </w:r>
+    </w:p>
+    <w:bookmarkEnd w:id="32"/>
+    <w:bookmarkEnd w:id="33"/>
+    <w:bookmarkStart w:id="35" w:name="sec-methods"/>
     <w:p>
       <w:pPr>
         <w:pStyle w:val="Heading2"/>
@@ -831,7 +1611,7 @@
         <w:t xml:space="preserve">Methods</w:t>
       </w:r>
     </w:p>
-    <w:bookmarkStart w:id="29" w:name="bayesian-simulation-and-power-analysis"/>
+    <w:bookmarkStart w:id="34" w:name="bayesian-simulation-and-power-analysis"/>
     <w:p>
       <w:pPr>
         <w:pStyle w:val="Heading3"/>
@@ -840,9 +1620,9 @@
         <w:t xml:space="preserve">Bayesian simulation and power analysis</w:t>
       </w:r>
     </w:p>
-    <w:bookmarkEnd w:id="29"/>
-    <w:bookmarkEnd w:id="30"/>
-    <w:bookmarkStart w:id="34" w:name="sec-results"/>
+    <w:bookmarkEnd w:id="34"/>
+    <w:bookmarkEnd w:id="35"/>
+    <w:bookmarkStart w:id="39" w:name="sec-results"/>
     <w:p>
       <w:pPr>
         <w:pStyle w:val="Heading2"/>
@@ -851,7 +1631,7 @@
         <w:t xml:space="preserve">Results</w:t>
       </w:r>
     </w:p>
-    <w:bookmarkStart w:id="31" w:name="sec-RQ1"/>
+    <w:bookmarkStart w:id="36" w:name="sec-RQ1"/>
     <w:p>
       <w:pPr>
         <w:pStyle w:val="Heading3"/>
@@ -860,8 +1640,8 @@
         <w:t xml:space="preserve">Research question 1</w:t>
       </w:r>
     </w:p>
-    <w:bookmarkEnd w:id="31"/>
-    <w:bookmarkStart w:id="32" w:name="sec-RQ2"/>
+    <w:bookmarkEnd w:id="36"/>
+    <w:bookmarkStart w:id="37" w:name="sec-RQ2"/>
     <w:p>
       <w:pPr>
         <w:pStyle w:val="Heading3"/>
@@ -870,8 +1650,8 @@
         <w:t xml:space="preserve">Research question 2</w:t>
       </w:r>
     </w:p>
-    <w:bookmarkEnd w:id="32"/>
-    <w:bookmarkStart w:id="33" w:name="sec-RQ3"/>
+    <w:bookmarkEnd w:id="37"/>
+    <w:bookmarkStart w:id="38" w:name="sec-RQ3"/>
     <w:p>
       <w:pPr>
         <w:pStyle w:val="Heading3"/>
@@ -880,9 +1660,9 @@
         <w:t xml:space="preserve">Research question 3</w:t>
       </w:r>
     </w:p>
-    <w:bookmarkEnd w:id="33"/>
-    <w:bookmarkEnd w:id="34"/>
-    <w:bookmarkStart w:id="36" w:name="sec-discussion"/>
+    <w:bookmarkEnd w:id="38"/>
+    <w:bookmarkEnd w:id="39"/>
+    <w:bookmarkStart w:id="41" w:name="sec-discussion"/>
     <w:p>
       <w:pPr>
         <w:pStyle w:val="Heading2"/>
@@ -891,7 +1671,7 @@
         <w:t xml:space="preserve">Discussion</w:t>
       </w:r>
     </w:p>
-    <w:bookmarkStart w:id="35" w:name="sec-LFR"/>
+    <w:bookmarkStart w:id="40" w:name="sec-LFR"/>
     <w:p>
       <w:pPr>
         <w:pStyle w:val="Heading3"/>
@@ -900,9 +1680,9 @@
         <w:t xml:space="preserve">Limitations and further research</w:t>
       </w:r>
     </w:p>
-    <w:bookmarkEnd w:id="35"/>
-    <w:bookmarkEnd w:id="36"/>
-    <w:bookmarkStart w:id="37" w:name="sec-conclusion"/>
+    <w:bookmarkEnd w:id="40"/>
+    <w:bookmarkEnd w:id="41"/>
+    <w:bookmarkStart w:id="42" w:name="sec-conclusion"/>
     <w:p>
       <w:pPr>
         <w:pStyle w:val="Heading2"/>
@@ -911,8 +1691,8 @@
         <w:t xml:space="preserve">Conclusion</w:t>
       </w:r>
     </w:p>
-    <w:bookmarkEnd w:id="37"/>
-    <w:bookmarkStart w:id="83" w:name="references"/>
+    <w:bookmarkEnd w:id="42"/>
+    <w:bookmarkStart w:id="95" w:name="references"/>
     <w:p>
       <w:pPr>
         <w:pStyle w:val="Heading2"/>
@@ -921,8 +1701,8 @@
         <w:t xml:space="preserve">References</w:t>
       </w:r>
     </w:p>
-    <w:bookmarkStart w:id="82" w:name="refs"/>
-    <w:bookmarkStart w:id="39" w:name="ref-Agresti_1992"/>
+    <w:bookmarkStart w:id="94" w:name="refs"/>
+    <w:bookmarkStart w:id="44" w:name="ref-Agresti_1992"/>
     <w:p>
       <w:pPr>
         <w:pStyle w:val="Bibliography"/>
@@ -955,7 +1735,7 @@
       <w:r>
         <w:t xml:space="preserve"> </w:t>
       </w:r>
-      <w:hyperlink r:id="rId38">
+      <w:hyperlink r:id="rId43">
         <w:r>
           <w:rPr>
             <w:rStyle w:val="Hyperlink"/>
@@ -967,8 +1747,8 @@
         <w:t xml:space="preserve">.</w:t>
       </w:r>
     </w:p>
-    <w:bookmarkEnd w:id="39"/>
-    <w:bookmarkStart w:id="41" w:name="ref-Bartholomew_et_al_2018"/>
+    <w:bookmarkEnd w:id="44"/>
+    <w:bookmarkStart w:id="46" w:name="ref-Bartholomew_et_al_2018"/>
     <w:p>
       <w:pPr>
         <w:pStyle w:val="Bibliography"/>
@@ -1001,7 +1781,7 @@
       <w:r>
         <w:t xml:space="preserve"> </w:t>
       </w:r>
-      <w:hyperlink r:id="rId40">
+      <w:hyperlink r:id="rId45">
         <w:r>
           <w:rPr>
             <w:rStyle w:val="Hyperlink"/>
@@ -1013,8 +1793,8 @@
         <w:t xml:space="preserve">.</w:t>
       </w:r>
     </w:p>
-    <w:bookmarkEnd w:id="41"/>
-    <w:bookmarkStart w:id="43" w:name="ref-Bartholomew_et_al_2020"/>
+    <w:bookmarkEnd w:id="46"/>
+    <w:bookmarkStart w:id="48" w:name="ref-Bartholomew_et_al_2020"/>
     <w:p>
       <w:pPr>
         <w:pStyle w:val="Bibliography"/>
@@ -1050,7 +1830,7 @@
       <w:r>
         <w:t xml:space="preserve"> </w:t>
       </w:r>
-      <w:hyperlink r:id="rId42">
+      <w:hyperlink r:id="rId47">
         <w:r>
           <w:rPr>
             <w:rStyle w:val="Hyperlink"/>
@@ -1062,8 +1842,8 @@
         <w:t xml:space="preserve">.</w:t>
       </w:r>
     </w:p>
-    <w:bookmarkEnd w:id="43"/>
-    <w:bookmarkStart w:id="45" w:name="ref-Boonen_et_al_2020"/>
+    <w:bookmarkEnd w:id="48"/>
+    <w:bookmarkStart w:id="50" w:name="ref-Boonen_et_al_2020"/>
     <w:p>
       <w:pPr>
         <w:pStyle w:val="Bibliography"/>
@@ -1096,7 +1876,7 @@
       <w:r>
         <w:t xml:space="preserve"> </w:t>
       </w:r>
-      <w:hyperlink r:id="rId44">
+      <w:hyperlink r:id="rId49">
         <w:r>
           <w:rPr>
             <w:rStyle w:val="Hyperlink"/>
@@ -1108,8 +1888,8 @@
         <w:t xml:space="preserve">.</w:t>
       </w:r>
     </w:p>
-    <w:bookmarkEnd w:id="45"/>
-    <w:bookmarkStart w:id="47" w:name="ref-Bradley_et_al_1952"/>
+    <w:bookmarkEnd w:id="50"/>
+    <w:bookmarkStart w:id="52" w:name="ref-Bradley_et_al_1952"/>
     <w:p>
       <w:pPr>
         <w:pStyle w:val="Bibliography"/>
@@ -1142,7 +1922,7 @@
       <w:r>
         <w:t xml:space="preserve"> </w:t>
       </w:r>
-      <w:hyperlink r:id="rId46">
+      <w:hyperlink r:id="rId51">
         <w:r>
           <w:rPr>
             <w:rStyle w:val="Hyperlink"/>
@@ -1154,8 +1934,8 @@
         <w:t xml:space="preserve">.</w:t>
       </w:r>
     </w:p>
-    <w:bookmarkEnd w:id="47"/>
-    <w:bookmarkStart w:id="49" w:name="ref-Bramley_2015"/>
+    <w:bookmarkEnd w:id="52"/>
+    <w:bookmarkStart w:id="54" w:name="ref-Bramley_2015"/>
     <w:p>
       <w:pPr>
         <w:pStyle w:val="Bibliography"/>
@@ -1172,7 +1952,7 @@
       <w:r>
         <w:t xml:space="preserve"> </w:t>
       </w:r>
-      <w:hyperlink r:id="rId48">
+      <w:hyperlink r:id="rId53">
         <w:r>
           <w:rPr>
             <w:rStyle w:val="Hyperlink"/>
@@ -1184,8 +1964,8 @@
         <w:t xml:space="preserve">.</w:t>
       </w:r>
     </w:p>
-    <w:bookmarkEnd w:id="49"/>
-    <w:bookmarkStart w:id="51" w:name="ref-Bramley_et_al_2019"/>
+    <w:bookmarkEnd w:id="54"/>
+    <w:bookmarkStart w:id="56" w:name="ref-Bramley_et_al_2019"/>
     <w:p>
       <w:pPr>
         <w:pStyle w:val="Bibliography"/>
@@ -1218,7 +1998,7 @@
       <w:r>
         <w:t xml:space="preserve"> </w:t>
       </w:r>
-      <w:hyperlink r:id="rId50">
+      <w:hyperlink r:id="rId55">
         <w:r>
           <w:rPr>
             <w:rStyle w:val="Hyperlink"/>
@@ -1230,8 +2010,48 @@
         <w:t xml:space="preserve">.</w:t>
       </w:r>
     </w:p>
-    <w:bookmarkEnd w:id="51"/>
-    <w:bookmarkStart w:id="53" w:name="ref-Crompvoets_et_al_2022"/>
+    <w:bookmarkEnd w:id="56"/>
+    <w:bookmarkStart w:id="58" w:name="ref-Cinelli_et_al_2021"/>
+    <w:p>
+      <w:pPr>
+        <w:pStyle w:val="Bibliography"/>
+      </w:pPr>
+      <w:r>
+        <w:t xml:space="preserve">Cinelli, C., A. Forney, and J. Pearl. 2022.</w:t>
+      </w:r>
+      <w:r>
+        <w:t xml:space="preserve"> </w:t>
+      </w:r>
+      <w:r>
+        <w:t xml:space="preserve">“A Crash Course in Good and Bad Controls.”</w:t>
+      </w:r>
+      <w:r>
+        <w:t xml:space="preserve"> </w:t>
+      </w:r>
+      <w:r>
+        <w:rPr>
+          <w:i/>
+          <w:iCs/>
+        </w:rPr>
+        <w:t xml:space="preserve">SSRN</w:t>
+      </w:r>
+      <w:r>
+        <w:t xml:space="preserve">, September. https://doi.org/</w:t>
+      </w:r>
+      <w:hyperlink r:id="rId57">
+        <w:r>
+          <w:rPr>
+            <w:rStyle w:val="Hyperlink"/>
+          </w:rPr>
+          <w:t xml:space="preserve">http://dx.doi.org/10.2139/ssrn.3689437</w:t>
+        </w:r>
+      </w:hyperlink>
+      <w:r>
+        <w:t xml:space="preserve">.</w:t>
+      </w:r>
+    </w:p>
+    <w:bookmarkEnd w:id="58"/>
+    <w:bookmarkStart w:id="60" w:name="ref-Crompvoets_et_al_2022"/>
     <w:p>
       <w:pPr>
         <w:pStyle w:val="Bibliography"/>
@@ -1264,7 +2084,7 @@
       <w:r>
         <w:t xml:space="preserve"> </w:t>
       </w:r>
-      <w:hyperlink r:id="rId52">
+      <w:hyperlink r:id="rId59">
         <w:r>
           <w:rPr>
             <w:rStyle w:val="Hyperlink"/>
@@ -1276,8 +2096,8 @@
         <w:t xml:space="preserve">.</w:t>
       </w:r>
     </w:p>
-    <w:bookmarkEnd w:id="53"/>
-    <w:bookmarkStart w:id="55" w:name="ref-Gijsen_et_al_2021"/>
+    <w:bookmarkEnd w:id="60"/>
+    <w:bookmarkStart w:id="62" w:name="ref-Gijsen_et_al_2021"/>
     <w:p>
       <w:pPr>
         <w:pStyle w:val="Bibliography"/>
@@ -1310,7 +2130,7 @@
       <w:r>
         <w:t xml:space="preserve"> </w:t>
       </w:r>
-      <w:hyperlink r:id="rId54">
+      <w:hyperlink r:id="rId61">
         <w:r>
           <w:rPr>
             <w:rStyle w:val="Hyperlink"/>
@@ -1322,8 +2142,8 @@
         <w:t xml:space="preserve">.</w:t>
       </w:r>
     </w:p>
-    <w:bookmarkEnd w:id="55"/>
-    <w:bookmarkStart w:id="57" w:name="ref-Hitchcock_2023"/>
+    <w:bookmarkEnd w:id="62"/>
+    <w:bookmarkStart w:id="64" w:name="ref-Hitchcock_2023"/>
     <w:p>
       <w:pPr>
         <w:pStyle w:val="Bibliography"/>
@@ -1402,7 +2222,7 @@
       <w:r>
         <w:t xml:space="preserve"> </w:t>
       </w:r>
-      <w:hyperlink r:id="rId56">
+      <w:hyperlink r:id="rId63">
         <w:r>
           <w:rPr>
             <w:rStyle w:val="Hyperlink"/>
@@ -1414,8 +2234,8 @@
         <w:t xml:space="preserve">.</w:t>
       </w:r>
     </w:p>
-    <w:bookmarkEnd w:id="57"/>
-    <w:bookmarkStart w:id="58" w:name="ref-Lesterhuis_2018"/>
+    <w:bookmarkEnd w:id="64"/>
+    <w:bookmarkStart w:id="65" w:name="ref-Lesterhuis_2018"/>
     <w:p>
       <w:pPr>
         <w:pStyle w:val="Bibliography"/>
@@ -1436,8 +2256,8 @@
         <w:t xml:space="preserve">PhD thesis, University of Antwerp.</w:t>
       </w:r>
     </w:p>
-    <w:bookmarkEnd w:id="58"/>
-    <w:bookmarkStart w:id="60" w:name="ref-Luce_1959"/>
+    <w:bookmarkEnd w:id="65"/>
+    <w:bookmarkStart w:id="67" w:name="ref-Luce_1959"/>
     <w:p>
       <w:pPr>
         <w:pStyle w:val="Bibliography"/>
@@ -1470,7 +2290,7 @@
       <w:r>
         <w:t xml:space="preserve"> </w:t>
       </w:r>
-      <w:hyperlink r:id="rId59">
+      <w:hyperlink r:id="rId66">
         <w:r>
           <w:rPr>
             <w:rStyle w:val="Hyperlink"/>
@@ -1482,8 +2302,8 @@
         <w:t xml:space="preserve">.</w:t>
       </w:r>
     </w:p>
-    <w:bookmarkEnd w:id="60"/>
-    <w:bookmarkStart w:id="62" w:name="ref-Marshall_et_al_2020"/>
+    <w:bookmarkEnd w:id="67"/>
+    <w:bookmarkStart w:id="69" w:name="ref-Marshall_et_al_2020"/>
     <w:p>
       <w:pPr>
         <w:pStyle w:val="Bibliography"/>
@@ -1516,7 +2336,7 @@
       <w:r>
         <w:t xml:space="preserve"> </w:t>
       </w:r>
-      <w:hyperlink r:id="rId61">
+      <w:hyperlink r:id="rId68">
         <w:r>
           <w:rPr>
             <w:rStyle w:val="Hyperlink"/>
@@ -1528,8 +2348,8 @@
         <w:t xml:space="preserve">.</w:t>
       </w:r>
     </w:p>
-    <w:bookmarkEnd w:id="62"/>
-    <w:bookmarkStart w:id="64" w:name="ref-Neal_2020"/>
+    <w:bookmarkEnd w:id="69"/>
+    <w:bookmarkStart w:id="71" w:name="ref-Neal_2020"/>
     <w:p>
       <w:pPr>
         <w:pStyle w:val="Bibliography"/>
@@ -1546,7 +2366,7 @@
       <w:r>
         <w:t xml:space="preserve"> </w:t>
       </w:r>
-      <w:hyperlink r:id="rId63">
+      <w:hyperlink r:id="rId70">
         <w:r>
           <w:rPr>
             <w:rStyle w:val="Hyperlink"/>
@@ -1558,8 +2378,60 @@
         <w:t xml:space="preserve">.</w:t>
       </w:r>
     </w:p>
-    <w:bookmarkEnd w:id="64"/>
-    <w:bookmarkStart w:id="66" w:name="ref-Placket_1975"/>
+    <w:bookmarkEnd w:id="71"/>
+    <w:bookmarkStart w:id="73" w:name="ref-Pearl_2009"/>
+    <w:p>
+      <w:pPr>
+        <w:pStyle w:val="Bibliography"/>
+      </w:pPr>
+      <w:r>
+        <w:t xml:space="preserve">Pearl, J. 2009.</w:t>
+      </w:r>
+      <w:r>
+        <w:t xml:space="preserve"> </w:t>
+      </w:r>
+      <w:hyperlink r:id="rId72">
+        <w:r>
+          <w:rPr>
+            <w:rStyle w:val="Hyperlink"/>
+            <w:i/>
+            <w:iCs/>
+          </w:rPr>
+          <w:t xml:space="preserve">Causality: Models, Reasoning and Inference</w:t>
+        </w:r>
+      </w:hyperlink>
+      <w:r>
+        <w:t xml:space="preserve">. Cambrige University Press.</w:t>
+      </w:r>
+    </w:p>
+    <w:bookmarkEnd w:id="73"/>
+    <w:bookmarkStart w:id="74" w:name="ref-Pearl_et_al_2016"/>
+    <w:p>
+      <w:pPr>
+        <w:pStyle w:val="Bibliography"/>
+      </w:pPr>
+      <w:r>
+        <w:t xml:space="preserve">Pearl, J., M. Glymour, and N. Jewell. 2016.</w:t>
+      </w:r>
+      <w:r>
+        <w:t xml:space="preserve"> </w:t>
+      </w:r>
+      <w:hyperlink r:id="rId72">
+        <w:r>
+          <w:rPr>
+            <w:rStyle w:val="Hyperlink"/>
+            <w:i/>
+            <w:iCs/>
+          </w:rPr>
+          <w:t xml:space="preserve">Causal Inference in Statistics: A Primer</w:t>
+        </w:r>
+      </w:hyperlink>
+      <w:r>
+        <w:t xml:space="preserve">. John Wiley &amp; Sons, Inc.</w:t>
+      </w:r>
+    </w:p>
+    <w:bookmarkEnd w:id="74"/>
+    <w:bookmarkStart w:id="76" w:name="ref-Placket_1975"/>
     <w:p>
       <w:pPr>
         <w:pStyle w:val="Bibliography"/>
@@ -1592,7 +2464,7 @@
       <w:r>
         <w:t xml:space="preserve"> </w:t>
       </w:r>
-      <w:hyperlink r:id="rId65">
+      <w:hyperlink r:id="rId75">
         <w:r>
           <w:rPr>
             <w:rStyle w:val="Hyperlink"/>
@@ -1604,8 +2476,8 @@
         <w:t xml:space="preserve">.</w:t>
       </w:r>
     </w:p>
-    <w:bookmarkEnd w:id="66"/>
-    <w:bookmarkStart w:id="68" w:name="ref-Pollitt_2012a"/>
+    <w:bookmarkEnd w:id="76"/>
+    <w:bookmarkStart w:id="78" w:name="ref-Pollitt_2012a"/>
     <w:p>
       <w:pPr>
         <w:pStyle w:val="Bibliography"/>
@@ -1638,7 +2510,7 @@
       <w:r>
         <w:t xml:space="preserve"> </w:t>
       </w:r>
-      <w:hyperlink r:id="rId67">
+      <w:hyperlink r:id="rId77">
         <w:r>
           <w:rPr>
             <w:rStyle w:val="Hyperlink"/>
@@ -1650,8 +2522,8 @@
         <w:t xml:space="preserve">.</w:t>
       </w:r>
     </w:p>
-    <w:bookmarkEnd w:id="68"/>
-    <w:bookmarkStart w:id="70" w:name="ref-Pollitt_2012b"/>
+    <w:bookmarkEnd w:id="78"/>
+    <w:bookmarkStart w:id="80" w:name="ref-Pollitt_2012b"/>
     <w:p>
       <w:pPr>
         <w:pStyle w:val="Bibliography"/>
@@ -1684,7 +2556,7 @@
       <w:r>
         <w:t xml:space="preserve"> </w:t>
       </w:r>
-      <w:hyperlink r:id="rId69">
+      <w:hyperlink r:id="rId79">
         <w:r>
           <w:rPr>
             <w:rStyle w:val="Hyperlink"/>
@@ -1696,8 +2568,8 @@
         <w:t xml:space="preserve">.</w:t>
       </w:r>
     </w:p>
-    <w:bookmarkEnd w:id="70"/>
-    <w:bookmarkStart w:id="72" w:name="ref-Thurstone_1927"/>
+    <w:bookmarkEnd w:id="80"/>
+    <w:bookmarkStart w:id="82" w:name="ref-Thurstone_1927"/>
     <w:p>
       <w:pPr>
         <w:pStyle w:val="Bibliography"/>
@@ -1730,7 +2602,7 @@
       <w:r>
         <w:t xml:space="preserve"> </w:t>
       </w:r>
-      <w:hyperlink r:id="rId71">
+      <w:hyperlink r:id="rId81">
         <w:r>
           <w:rPr>
             <w:rStyle w:val="Hyperlink"/>
@@ -1742,8 +2614,45 @@
         <w:t xml:space="preserve">.</w:t>
       </w:r>
     </w:p>
-    <w:bookmarkEnd w:id="72"/>
-    <w:bookmarkStart w:id="74" w:name="ref-Tutz_1986"/>
+    <w:bookmarkEnd w:id="82"/>
+    <w:bookmarkStart w:id="84" w:name="ref-BradleyTerry2_2012"/>
+    <w:p>
+      <w:pPr>
+        <w:pStyle w:val="Bibliography"/>
+      </w:pPr>
+      <w:r>
+        <w:t xml:space="preserve">Turner, H., and D. Firth. 2012.</w:t>
+      </w:r>
+      <w:r>
+        <w:t xml:space="preserve"> </w:t>
+      </w:r>
+      <w:r>
+        <w:rPr>
+          <w:i/>
+          <w:iCs/>
+        </w:rPr>
+        <w:t xml:space="preserve">Bradley-Terry Models in r: The BradleyTerry2 Package</w:t>
+      </w:r>
+      <w:r>
+        <w:t xml:space="preserve">. University of Warwick.</w:t>
+      </w:r>
+      <w:r>
+        <w:t xml:space="preserve"> </w:t>
+      </w:r>
+      <w:hyperlink r:id="rId83">
+        <w:r>
+          <w:rPr>
+            <w:rStyle w:val="Hyperlink"/>
+          </w:rPr>
+          <w:t xml:space="preserve">\url{https://cran.r-project.org/web/packages/BradleyTerry2/vignettes/BradleyTerry.pdf}</w:t>
+        </w:r>
+      </w:hyperlink>
+      <w:r>
+        <w:t xml:space="preserve">.</w:t>
+      </w:r>
+    </w:p>
+    <w:bookmarkEnd w:id="84"/>
+    <w:bookmarkStart w:id="86" w:name="ref-Tutz_1986"/>
     <w:p>
       <w:pPr>
         <w:pStyle w:val="Bibliography"/>
@@ -1776,7 +2685,7 @@
       <w:r>
         <w:t xml:space="preserve"> </w:t>
       </w:r>
-      <w:hyperlink r:id="rId73">
+      <w:hyperlink r:id="rId85">
         <w:r>
           <w:rPr>
             <w:rStyle w:val="Hyperlink"/>
@@ -1788,8 +2697,8 @@
         <w:t xml:space="preserve">.</w:t>
       </w:r>
     </w:p>
-    <w:bookmarkEnd w:id="74"/>
-    <w:bookmarkStart w:id="75" w:name="ref-vanDaal_2020"/>
+    <w:bookmarkEnd w:id="86"/>
+    <w:bookmarkStart w:id="87" w:name="ref-vanDaal_2020"/>
     <w:p>
       <w:pPr>
         <w:pStyle w:val="Bibliography"/>
@@ -1810,8 +2719,8 @@
         <w:t xml:space="preserve">PhD thesis, University of Antwerp.</w:t>
       </w:r>
     </w:p>
-    <w:bookmarkEnd w:id="75"/>
-    <w:bookmarkStart w:id="77" w:name="ref-vanDaal_et_al_2016"/>
+    <w:bookmarkEnd w:id="87"/>
+    <w:bookmarkStart w:id="89" w:name="ref-vanDaal_et_al_2016"/>
     <w:p>
       <w:pPr>
         <w:pStyle w:val="Bibliography"/>
@@ -1844,7 +2753,7 @@
       <w:r>
         <w:t xml:space="preserve"> </w:t>
       </w:r>
-      <w:hyperlink r:id="rId76">
+      <w:hyperlink r:id="rId88">
         <w:r>
           <w:rPr>
             <w:rStyle w:val="Hyperlink"/>
@@ -1856,8 +2765,8 @@
         <w:t xml:space="preserve">.</w:t>
       </w:r>
     </w:p>
-    <w:bookmarkEnd w:id="77"/>
-    <w:bookmarkStart w:id="79" w:name="ref-vanDaal_et_al_2017"/>
+    <w:bookmarkEnd w:id="89"/>
+    <w:bookmarkStart w:id="91" w:name="ref-vanDaal_et_al_2017"/>
     <w:p>
       <w:pPr>
         <w:pStyle w:val="Bibliography"/>
@@ -1890,7 +2799,7 @@
       <w:r>
         <w:t xml:space="preserve"> </w:t>
       </w:r>
-      <w:hyperlink r:id="rId78">
+      <w:hyperlink r:id="rId90">
         <w:r>
           <w:rPr>
             <w:rStyle w:val="Hyperlink"/>
@@ -1902,8 +2811,8 @@
         <w:t xml:space="preserve">.</w:t>
       </w:r>
     </w:p>
-    <w:bookmarkEnd w:id="79"/>
-    <w:bookmarkStart w:id="81" w:name="ref-Verhavert_et_al_2019"/>
+    <w:bookmarkEnd w:id="91"/>
+    <w:bookmarkStart w:id="93" w:name="ref-Verhavert_et_al_2019"/>
     <w:p>
       <w:pPr>
         <w:pStyle w:val="Bibliography"/>
@@ -1936,7 +2845,7 @@
       <w:r>
         <w:t xml:space="preserve"> </w:t>
       </w:r>
-      <w:hyperlink r:id="rId80">
+      <w:hyperlink r:id="rId92">
         <w:r>
           <w:rPr>
             <w:rStyle w:val="Hyperlink"/>
@@ -1948,9 +2857,9 @@
         <w:t xml:space="preserve">.</w:t>
       </w:r>
     </w:p>
-    <w:bookmarkEnd w:id="81"/>
-    <w:bookmarkEnd w:id="82"/>
-    <w:bookmarkEnd w:id="83"/>
+    <w:bookmarkEnd w:id="93"/>
+    <w:bookmarkEnd w:id="94"/>
+    <w:bookmarkEnd w:id="95"/>
     <w:sectPr/>
   </w:body>
 </w:document>

--- a/index.docx
+++ b/index.docx
@@ -197,7 +197,7 @@
         <w:pStyle w:val="Date"/>
       </w:pPr>
       <w:r>
-        <w:t xml:space="preserve">2024-03-23</w:t>
+        <w:t xml:space="preserve">2024-03-27</w:t>
       </w:r>
     </w:p>
     <w:p>
@@ -860,14 +860,14 @@
             <w:r>
               <w:drawing>
                 <wp:inline>
-                  <wp:extent cx="2595914" cy="1742883"/>
+                  <wp:extent cx="3099140" cy="1742883"/>
                   <wp:effectExtent b="0" l="0" r="0" t="0"/>
                   <wp:docPr descr="" title="" id="27" name="Picture"/>
                   <a:graphic>
                     <a:graphicData uri="http://schemas.openxmlformats.org/drawingml/2006/picture">
                       <pic:pic>
                         <pic:nvPicPr>
-                          <pic:cNvPr descr="images/tex/SciMod.png" id="28" name="Picture"/>
+                          <pic:cNvPr descr="images/tex/SciMod_extended.png" id="28" name="Picture"/>
                           <pic:cNvPicPr>
                             <a:picLocks noChangeArrowheads="1" noChangeAspect="1"/>
                           </pic:cNvPicPr>
@@ -881,7 +881,7 @@
                         <pic:spPr bwMode="auto">
                           <a:xfrm>
                             <a:off x="0" y="0"/>
-                            <a:ext cx="2595914" cy="1742883"/>
+                            <a:ext cx="3099140" cy="1742883"/>
                           </a:xfrm>
                           <a:prstGeom prst="rect">
                             <a:avLst/>
@@ -1591,13 +1591,13 @@
         <w:pStyle w:val="FirstParagraph"/>
       </w:pPr>
       <w:r>
-        <w:t xml:space="preserve">Bayesian Bradley-Terry-Luce model (BTL)</w:t>
-      </w:r>
-      <w:r>
-        <w:t xml:space="preserve"> </w:t>
-      </w:r>
-      <w:r>
-        <w:t xml:space="preserve">Turner and Firth (2012)</w:t>
+        <w:t xml:space="preserve">Bayesian Bradley-Terry-Luce model</w:t>
+      </w:r>
+      <w:r>
+        <w:t xml:space="preserve"> </w:t>
+      </w:r>
+      <w:r>
+        <w:t xml:space="preserve">(BTL model, Bradley and Terry 1952; Luce 1959; Pollitt 2012b)</w:t>
       </w:r>
     </w:p>
     <w:bookmarkEnd w:id="32"/>
@@ -1692,7 +1692,7 @@
       </w:r>
     </w:p>
     <w:bookmarkEnd w:id="42"/>
-    <w:bookmarkStart w:id="95" w:name="references"/>
+    <w:bookmarkStart w:id="93" w:name="references"/>
     <w:p>
       <w:pPr>
         <w:pStyle w:val="Heading2"/>
@@ -1701,7 +1701,7 @@
         <w:t xml:space="preserve">References</w:t>
       </w:r>
     </w:p>
-    <w:bookmarkStart w:id="94" w:name="refs"/>
+    <w:bookmarkStart w:id="92" w:name="refs"/>
     <w:bookmarkStart w:id="44" w:name="ref-Agresti_1992"/>
     <w:p>
       <w:pPr>
@@ -2615,44 +2615,7 @@
       </w:r>
     </w:p>
     <w:bookmarkEnd w:id="82"/>
-    <w:bookmarkStart w:id="84" w:name="ref-BradleyTerry2_2012"/>
-    <w:p>
-      <w:pPr>
-        <w:pStyle w:val="Bibliography"/>
-      </w:pPr>
-      <w:r>
-        <w:t xml:space="preserve">Turner, H., and D. Firth. 2012.</w:t>
-      </w:r>
-      <w:r>
-        <w:t xml:space="preserve"> </w:t>
-      </w:r>
-      <w:r>
-        <w:rPr>
-          <w:i/>
-          <w:iCs/>
-        </w:rPr>
-        <w:t xml:space="preserve">Bradley-Terry Models in r: The BradleyTerry2 Package</w:t>
-      </w:r>
-      <w:r>
-        <w:t xml:space="preserve">. University of Warwick.</w:t>
-      </w:r>
-      <w:r>
-        <w:t xml:space="preserve"> </w:t>
-      </w:r>
-      <w:hyperlink r:id="rId83">
-        <w:r>
-          <w:rPr>
-            <w:rStyle w:val="Hyperlink"/>
-          </w:rPr>
-          <w:t xml:space="preserve">\url{https://cran.r-project.org/web/packages/BradleyTerry2/vignettes/BradleyTerry.pdf}</w:t>
-        </w:r>
-      </w:hyperlink>
-      <w:r>
-        <w:t xml:space="preserve">.</w:t>
-      </w:r>
-    </w:p>
-    <w:bookmarkEnd w:id="84"/>
-    <w:bookmarkStart w:id="86" w:name="ref-Tutz_1986"/>
+    <w:bookmarkStart w:id="84" w:name="ref-Tutz_1986"/>
     <w:p>
       <w:pPr>
         <w:pStyle w:val="Bibliography"/>
@@ -2685,7 +2648,7 @@
       <w:r>
         <w:t xml:space="preserve"> </w:t>
       </w:r>
-      <w:hyperlink r:id="rId85">
+      <w:hyperlink r:id="rId83">
         <w:r>
           <w:rPr>
             <w:rStyle w:val="Hyperlink"/>
@@ -2697,8 +2660,8 @@
         <w:t xml:space="preserve">.</w:t>
       </w:r>
     </w:p>
-    <w:bookmarkEnd w:id="86"/>
-    <w:bookmarkStart w:id="87" w:name="ref-vanDaal_2020"/>
+    <w:bookmarkEnd w:id="84"/>
+    <w:bookmarkStart w:id="85" w:name="ref-vanDaal_2020"/>
     <w:p>
       <w:pPr>
         <w:pStyle w:val="Bibliography"/>
@@ -2719,8 +2682,8 @@
         <w:t xml:space="preserve">PhD thesis, University of Antwerp.</w:t>
       </w:r>
     </w:p>
-    <w:bookmarkEnd w:id="87"/>
-    <w:bookmarkStart w:id="89" w:name="ref-vanDaal_et_al_2016"/>
+    <w:bookmarkEnd w:id="85"/>
+    <w:bookmarkStart w:id="87" w:name="ref-vanDaal_et_al_2016"/>
     <w:p>
       <w:pPr>
         <w:pStyle w:val="Bibliography"/>
@@ -2753,7 +2716,7 @@
       <w:r>
         <w:t xml:space="preserve"> </w:t>
       </w:r>
-      <w:hyperlink r:id="rId88">
+      <w:hyperlink r:id="rId86">
         <w:r>
           <w:rPr>
             <w:rStyle w:val="Hyperlink"/>
@@ -2765,8 +2728,8 @@
         <w:t xml:space="preserve">.</w:t>
       </w:r>
     </w:p>
-    <w:bookmarkEnd w:id="89"/>
-    <w:bookmarkStart w:id="91" w:name="ref-vanDaal_et_al_2017"/>
+    <w:bookmarkEnd w:id="87"/>
+    <w:bookmarkStart w:id="89" w:name="ref-vanDaal_et_al_2017"/>
     <w:p>
       <w:pPr>
         <w:pStyle w:val="Bibliography"/>
@@ -2799,7 +2762,7 @@
       <w:r>
         <w:t xml:space="preserve"> </w:t>
       </w:r>
-      <w:hyperlink r:id="rId90">
+      <w:hyperlink r:id="rId88">
         <w:r>
           <w:rPr>
             <w:rStyle w:val="Hyperlink"/>
@@ -2811,8 +2774,8 @@
         <w:t xml:space="preserve">.</w:t>
       </w:r>
     </w:p>
-    <w:bookmarkEnd w:id="91"/>
-    <w:bookmarkStart w:id="93" w:name="ref-Verhavert_et_al_2019"/>
+    <w:bookmarkEnd w:id="89"/>
+    <w:bookmarkStart w:id="91" w:name="ref-Verhavert_et_al_2019"/>
     <w:p>
       <w:pPr>
         <w:pStyle w:val="Bibliography"/>
@@ -2845,7 +2808,7 @@
       <w:r>
         <w:t xml:space="preserve"> </w:t>
       </w:r>
-      <w:hyperlink r:id="rId92">
+      <w:hyperlink r:id="rId90">
         <w:r>
           <w:rPr>
             <w:rStyle w:val="Hyperlink"/>
@@ -2857,9 +2820,9 @@
         <w:t xml:space="preserve">.</w:t>
       </w:r>
     </w:p>
+    <w:bookmarkEnd w:id="91"/>
+    <w:bookmarkEnd w:id="92"/>
     <w:bookmarkEnd w:id="93"/>
-    <w:bookmarkEnd w:id="94"/>
-    <w:bookmarkEnd w:id="95"/>
     <w:sectPr/>
   </w:body>
 </w:document>
